--- a/documentatie/Cosma_Rasvan_Casa.curs.valutar_BD.docx
+++ b/documentatie/Cosma_Rasvan_Casa.curs.valutar_BD.docx
@@ -4,98 +4,76 @@
   <w:body>
     <w:p>
       <w:pPr>
-        <w:spacing w:after="0"/>
+        <w:spacing w:after="0" w:line="360" w:lineRule="auto"/>
         <w:jc w:val="center"/>
         <w:rPr>
-          <w:b/>
-          <w:bCs/>
-        </w:rPr>
-      </w:pPr>
-    </w:p>
-    <w:p>
-      <w:pPr>
-        <w:spacing w:after="0"/>
+          <w:rFonts w:ascii="Times New Roman" w:hAnsi="Times New Roman" w:cs="Times New Roman"/>
+          <w:b/>
+          <w:bCs/>
+        </w:rPr>
+      </w:pPr>
+    </w:p>
+    <w:p>
+      <w:pPr>
+        <w:spacing w:after="0" w:line="360" w:lineRule="auto"/>
         <w:jc w:val="center"/>
         <w:rPr>
-          <w:b/>
-          <w:bCs/>
-        </w:rPr>
-      </w:pPr>
-    </w:p>
-    <w:p>
-      <w:pPr>
-        <w:spacing w:after="0"/>
+          <w:rFonts w:ascii="Times New Roman" w:hAnsi="Times New Roman" w:cs="Times New Roman"/>
+          <w:b/>
+          <w:bCs/>
+        </w:rPr>
+      </w:pPr>
+    </w:p>
+    <w:p>
+      <w:pPr>
+        <w:spacing w:after="0" w:line="360" w:lineRule="auto"/>
+        <w:rPr>
+          <w:rFonts w:ascii="Times New Roman" w:hAnsi="Times New Roman" w:cs="Times New Roman"/>
+          <w:b/>
+          <w:bCs/>
+        </w:rPr>
+      </w:pPr>
+    </w:p>
+    <w:p>
+      <w:pPr>
+        <w:spacing w:after="0" w:line="360" w:lineRule="auto"/>
         <w:jc w:val="center"/>
         <w:rPr>
-          <w:b/>
-          <w:bCs/>
-        </w:rPr>
-      </w:pPr>
-    </w:p>
-    <w:p>
-      <w:pPr>
-        <w:spacing w:after="0"/>
+          <w:rFonts w:ascii="Times New Roman" w:hAnsi="Times New Roman" w:cs="Times New Roman"/>
+          <w:b/>
+          <w:bCs/>
+        </w:rPr>
+      </w:pPr>
+      <w:r>
+        <w:rPr>
+          <w:rFonts w:ascii="Times New Roman" w:hAnsi="Times New Roman" w:cs="Times New Roman"/>
+          <w:b/>
+          <w:bCs/>
+        </w:rPr>
+        <w:t xml:space="preserve">Universitatea </w:t>
+      </w:r>
+      <w:r>
+        <w:rPr>
+          <w:rFonts w:ascii="Times New Roman" w:hAnsi="Times New Roman" w:cs="Times New Roman"/>
+          <w:b/>
+          <w:bCs/>
+        </w:rPr>
+        <w:t xml:space="preserve">Tehnică </w:t>
+      </w:r>
+    </w:p>
+    <w:p>
+      <w:pPr>
+        <w:spacing w:line="360" w:lineRule="auto"/>
         <w:jc w:val="center"/>
         <w:rPr>
-          <w:b/>
-          <w:bCs/>
-        </w:rPr>
-      </w:pPr>
-    </w:p>
-    <w:p>
-      <w:pPr>
-        <w:spacing w:after="0"/>
-        <w:jc w:val="center"/>
-        <w:rPr>
-          <w:b/>
-          <w:bCs/>
-        </w:rPr>
-      </w:pPr>
-    </w:p>
-    <w:p>
-      <w:pPr>
-        <w:spacing w:after="0"/>
-        <w:jc w:val="center"/>
-        <w:rPr>
-          <w:b/>
-          <w:bCs/>
-        </w:rPr>
-      </w:pPr>
-    </w:p>
-    <w:p>
-      <w:pPr>
-        <w:spacing w:after="0"/>
-        <w:jc w:val="center"/>
-        <w:rPr>
-          <w:b/>
-          <w:bCs/>
-        </w:rPr>
-      </w:pPr>
-      <w:r>
-        <w:rPr>
-          <w:b/>
-          <w:bCs/>
-        </w:rPr>
-        <w:t xml:space="preserve">Universitatea </w:t>
-      </w:r>
-      <w:r>
-        <w:rPr>
-          <w:b/>
-          <w:bCs/>
-        </w:rPr>
-        <w:t xml:space="preserve">Tehnică </w:t>
-      </w:r>
-    </w:p>
-    <w:p>
-      <w:pPr>
-        <w:jc w:val="center"/>
-        <w:rPr>
-          <w:b/>
-          <w:bCs/>
-        </w:rPr>
-      </w:pPr>
-      <w:r>
-        <w:rPr>
+          <w:rFonts w:ascii="Times New Roman" w:hAnsi="Times New Roman" w:cs="Times New Roman"/>
+          <w:b/>
+          <w:bCs/>
+        </w:rPr>
+      </w:pPr>
+      <w:r>
+        <w:rPr>
+          <w:rFonts w:ascii="Times New Roman" w:hAnsi="Times New Roman" w:cs="Times New Roman"/>
           <w:b/>
           <w:bCs/>
         </w:rPr>
@@ -103,6 +81,7 @@
       </w:r>
       <w:r>
         <w:rPr>
+          <w:rFonts w:ascii="Times New Roman" w:hAnsi="Times New Roman" w:cs="Times New Roman"/>
           <w:b/>
           <w:bCs/>
         </w:rPr>
@@ -111,6 +90,7 @@
       </w:r>
       <w:r>
         <w:rPr>
+          <w:rFonts w:ascii="Times New Roman" w:hAnsi="Times New Roman" w:cs="Times New Roman"/>
           <w:b/>
           <w:bCs/>
         </w:rPr>
@@ -118,6 +98,7 @@
       </w:r>
       <w:r>
         <w:rPr>
+          <w:rFonts w:ascii="Times New Roman" w:hAnsi="Times New Roman" w:cs="Times New Roman"/>
           <w:b/>
           <w:bCs/>
         </w:rPr>
@@ -126,6 +107,7 @@
       </w:r>
       <w:r>
         <w:rPr>
+          <w:rFonts w:ascii="Times New Roman" w:hAnsi="Times New Roman" w:cs="Times New Roman"/>
           <w:b/>
           <w:bCs/>
         </w:rPr>
@@ -134,71 +116,69 @@
     </w:p>
     <w:p>
       <w:pPr>
+        <w:spacing w:line="360" w:lineRule="auto"/>
         <w:jc w:val="center"/>
         <w:rPr>
-          <w:b/>
-          <w:bCs/>
-        </w:rPr>
-      </w:pPr>
-    </w:p>
-    <w:p>
-      <w:pPr>
+          <w:rFonts w:ascii="Times New Roman" w:hAnsi="Times New Roman" w:cs="Times New Roman"/>
+          <w:b/>
+          <w:bCs/>
+        </w:rPr>
+      </w:pPr>
+    </w:p>
+    <w:p>
+      <w:pPr>
+        <w:spacing w:line="360" w:lineRule="auto"/>
         <w:jc w:val="center"/>
         <w:rPr>
-          <w:b/>
-          <w:bCs/>
-        </w:rPr>
-      </w:pPr>
-    </w:p>
-    <w:p>
-      <w:pPr>
+          <w:rFonts w:ascii="Times New Roman" w:hAnsi="Times New Roman" w:cs="Times New Roman"/>
+          <w:b/>
+          <w:bCs/>
+        </w:rPr>
+      </w:pPr>
+    </w:p>
+    <w:p>
+      <w:pPr>
+        <w:spacing w:line="360" w:lineRule="auto"/>
         <w:jc w:val="center"/>
         <w:rPr>
-          <w:b/>
-          <w:bCs/>
-        </w:rPr>
-      </w:pPr>
-    </w:p>
-    <w:p>
-      <w:pPr>
+          <w:rFonts w:ascii="Times New Roman" w:hAnsi="Times New Roman" w:cs="Times New Roman"/>
+          <w:b/>
+          <w:bCs/>
+        </w:rPr>
+      </w:pPr>
+    </w:p>
+    <w:p>
+      <w:pPr>
+        <w:spacing w:line="360" w:lineRule="auto"/>
         <w:jc w:val="center"/>
         <w:rPr>
-          <w:b/>
-          <w:bCs/>
-        </w:rPr>
-      </w:pPr>
-      <w:r>
-        <w:rPr>
-          <w:b/>
-          <w:bCs/>
-        </w:rPr>
-        <w:t xml:space="preserve">— Disciplina: </w:t>
-      </w:r>
-      <w:r>
-        <w:rPr>
-          <w:b/>
-          <w:bCs/>
-        </w:rPr>
-        <w:t>Proiectarea</w:t>
-      </w:r>
-      <w:r>
-        <w:rPr>
-          <w:b/>
-          <w:bCs/>
-        </w:rPr>
-        <w:t xml:space="preserve"> Bazelor de Date —</w:t>
-      </w:r>
-    </w:p>
-    <w:p>
-      <w:pPr>
+          <w:rFonts w:ascii="Times New Roman" w:hAnsi="Times New Roman" w:cs="Times New Roman"/>
+          <w:b/>
+          <w:bCs/>
+        </w:rPr>
+      </w:pPr>
+      <w:r>
+        <w:rPr>
+          <w:rFonts w:ascii="Times New Roman" w:hAnsi="Times New Roman" w:cs="Times New Roman"/>
+          <w:b/>
+          <w:bCs/>
+        </w:rPr>
+        <w:t>— Disciplina: Proiectarea Bazelor de Date —</w:t>
+      </w:r>
+    </w:p>
+    <w:p>
+      <w:pPr>
+        <w:spacing w:line="360" w:lineRule="auto"/>
         <w:jc w:val="center"/>
         <w:rPr>
-          <w:b/>
-          <w:bCs/>
-        </w:rPr>
-      </w:pPr>
-      <w:r>
-        <w:rPr>
+          <w:rFonts w:ascii="Times New Roman" w:hAnsi="Times New Roman" w:cs="Times New Roman"/>
+          <w:b/>
+          <w:bCs/>
+        </w:rPr>
+      </w:pPr>
+      <w:r>
+        <w:rPr>
+          <w:rFonts w:ascii="Times New Roman" w:hAnsi="Times New Roman" w:cs="Times New Roman"/>
           <w:b/>
           <w:bCs/>
         </w:rPr>
@@ -206,6 +186,7 @@
       </w:r>
       <w:r>
         <w:rPr>
+          <w:rFonts w:ascii="Times New Roman" w:hAnsi="Times New Roman" w:cs="Times New Roman"/>
           <w:b/>
           <w:bCs/>
         </w:rPr>
@@ -213,6 +194,7 @@
       </w:r>
       <w:r>
         <w:rPr>
+          <w:rFonts w:ascii="Times New Roman" w:hAnsi="Times New Roman" w:cs="Times New Roman"/>
           <w:b/>
           <w:bCs/>
         </w:rPr>
@@ -220,6 +202,7 @@
       </w:r>
       <w:r>
         <w:rPr>
+          <w:rFonts w:ascii="Times New Roman" w:hAnsi="Times New Roman" w:cs="Times New Roman"/>
           <w:b/>
           <w:bCs/>
         </w:rPr>
@@ -227,6 +210,7 @@
       </w:r>
       <w:r>
         <w:rPr>
+          <w:rFonts w:ascii="Times New Roman" w:hAnsi="Times New Roman" w:cs="Times New Roman"/>
           <w:b/>
           <w:bCs/>
         </w:rPr>
@@ -234,6 +218,7 @@
       </w:r>
       <w:r>
         <w:rPr>
+          <w:rFonts w:ascii="Times New Roman" w:hAnsi="Times New Roman" w:cs="Times New Roman"/>
           <w:b/>
           <w:bCs/>
         </w:rPr>
@@ -241,6 +226,7 @@
       </w:r>
       <w:r>
         <w:rPr>
+          <w:rFonts w:ascii="Times New Roman" w:hAnsi="Times New Roman" w:cs="Times New Roman"/>
           <w:b/>
           <w:bCs/>
         </w:rPr>
@@ -249,66 +235,84 @@
     </w:p>
     <w:p>
       <w:pPr>
-        <w:rPr>
-          <w:b/>
-          <w:bCs/>
-        </w:rPr>
-      </w:pPr>
-    </w:p>
-    <w:p>
-      <w:pPr>
-        <w:rPr>
-          <w:b/>
-          <w:bCs/>
-        </w:rPr>
-      </w:pPr>
-    </w:p>
-    <w:p>
-      <w:pPr>
-        <w:rPr>
-          <w:b/>
-          <w:bCs/>
-        </w:rPr>
-      </w:pPr>
-    </w:p>
-    <w:p>
-      <w:pPr>
-        <w:rPr>
-          <w:b/>
-          <w:bCs/>
-        </w:rPr>
-      </w:pPr>
-    </w:p>
-    <w:p>
-      <w:pPr>
-        <w:rPr>
-          <w:b/>
-          <w:bCs/>
-        </w:rPr>
-      </w:pPr>
-    </w:p>
-    <w:p>
-      <w:pPr>
-        <w:rPr>
-          <w:b/>
-          <w:bCs/>
-        </w:rPr>
-      </w:pPr>
-    </w:p>
-    <w:p>
-      <w:pPr>
-        <w:rPr>
-          <w:b/>
-          <w:bCs/>
-        </w:rPr>
-      </w:pPr>
-    </w:p>
-    <w:p>
-      <w:pPr>
-        <w:spacing w:line="240" w:lineRule="auto"/>
-      </w:pPr>
-      <w:r>
-        <w:rPr>
+        <w:spacing w:line="360" w:lineRule="auto"/>
+        <w:rPr>
+          <w:rFonts w:ascii="Times New Roman" w:hAnsi="Times New Roman" w:cs="Times New Roman"/>
+          <w:b/>
+          <w:bCs/>
+        </w:rPr>
+      </w:pPr>
+    </w:p>
+    <w:p>
+      <w:pPr>
+        <w:spacing w:line="360" w:lineRule="auto"/>
+        <w:rPr>
+          <w:rFonts w:ascii="Times New Roman" w:hAnsi="Times New Roman" w:cs="Times New Roman"/>
+          <w:b/>
+          <w:bCs/>
+        </w:rPr>
+      </w:pPr>
+    </w:p>
+    <w:p>
+      <w:pPr>
+        <w:spacing w:line="360" w:lineRule="auto"/>
+        <w:rPr>
+          <w:rFonts w:ascii="Times New Roman" w:hAnsi="Times New Roman" w:cs="Times New Roman"/>
+          <w:b/>
+          <w:bCs/>
+        </w:rPr>
+      </w:pPr>
+    </w:p>
+    <w:p>
+      <w:pPr>
+        <w:spacing w:line="360" w:lineRule="auto"/>
+        <w:rPr>
+          <w:rFonts w:ascii="Times New Roman" w:hAnsi="Times New Roman" w:cs="Times New Roman"/>
+          <w:b/>
+          <w:bCs/>
+        </w:rPr>
+      </w:pPr>
+    </w:p>
+    <w:p>
+      <w:pPr>
+        <w:spacing w:line="360" w:lineRule="auto"/>
+        <w:rPr>
+          <w:rFonts w:ascii="Times New Roman" w:hAnsi="Times New Roman" w:cs="Times New Roman"/>
+          <w:b/>
+          <w:bCs/>
+        </w:rPr>
+      </w:pPr>
+    </w:p>
+    <w:p>
+      <w:pPr>
+        <w:spacing w:line="360" w:lineRule="auto"/>
+        <w:rPr>
+          <w:rFonts w:ascii="Times New Roman" w:hAnsi="Times New Roman" w:cs="Times New Roman"/>
+          <w:b/>
+          <w:bCs/>
+        </w:rPr>
+      </w:pPr>
+    </w:p>
+    <w:p>
+      <w:pPr>
+        <w:spacing w:line="360" w:lineRule="auto"/>
+        <w:rPr>
+          <w:rFonts w:ascii="Times New Roman" w:hAnsi="Times New Roman" w:cs="Times New Roman"/>
+          <w:b/>
+          <w:bCs/>
+        </w:rPr>
+      </w:pPr>
+    </w:p>
+    <w:p>
+      <w:pPr>
+        <w:spacing w:line="360" w:lineRule="auto"/>
+        <w:rPr>
+          <w:rFonts w:ascii="Times New Roman" w:hAnsi="Times New Roman" w:cs="Times New Roman"/>
+        </w:rPr>
+      </w:pPr>
+      <w:r>
+        <w:rPr>
+          <w:rFonts w:ascii="Times New Roman" w:hAnsi="Times New Roman" w:cs="Times New Roman"/>
           <w:b/>
           <w:bCs/>
         </w:rPr>
@@ -316,6 +320,7 @@
       </w:r>
       <w:r>
         <w:rPr>
+          <w:rFonts w:ascii="Times New Roman" w:hAnsi="Times New Roman" w:cs="Times New Roman"/>
           <w:b/>
           <w:bCs/>
         </w:rPr>
@@ -323,6 +328,7 @@
       </w:r>
       <w:r>
         <w:rPr>
+          <w:rFonts w:ascii="Times New Roman" w:hAnsi="Times New Roman" w:cs="Times New Roman"/>
           <w:b/>
           <w:bCs/>
         </w:rPr>
@@ -330,6 +336,7 @@
       </w:r>
       <w:r>
         <w:rPr>
+          <w:rFonts w:ascii="Times New Roman" w:hAnsi="Times New Roman" w:cs="Times New Roman"/>
           <w:b/>
           <w:bCs/>
         </w:rPr>
@@ -337,6 +344,7 @@
       </w:r>
       <w:r>
         <w:rPr>
+          <w:rFonts w:ascii="Times New Roman" w:hAnsi="Times New Roman" w:cs="Times New Roman"/>
           <w:b/>
           <w:bCs/>
         </w:rPr>
@@ -344,6 +352,7 @@
       </w:r>
       <w:r>
         <w:rPr>
+          <w:rFonts w:ascii="Times New Roman" w:hAnsi="Times New Roman" w:cs="Times New Roman"/>
           <w:b/>
           <w:bCs/>
         </w:rPr>
@@ -351,172 +360,207 @@
       </w:r>
       <w:r>
         <w:rPr>
+          <w:rFonts w:ascii="Times New Roman" w:hAnsi="Times New Roman" w:cs="Times New Roman"/>
           <w:b/>
           <w:bCs/>
         </w:rPr>
         <w:tab/>
-      </w:r>
-      <w:r>
-        <w:rPr>
-          <w:b/>
-          <w:bCs/>
-        </w:rPr>
-        <w:t xml:space="preserve"> </w:t>
-      </w:r>
-      <w:r>
-        <w:rPr>
-          <w:b/>
-          <w:bCs/>
-        </w:rPr>
-        <w:t>Student:</w:t>
-      </w:r>
-      <w:r>
+        <w:t xml:space="preserve"> Student:</w:t>
+      </w:r>
+      <w:r>
+        <w:rPr>
+          <w:rFonts w:ascii="Times New Roman" w:hAnsi="Times New Roman" w:cs="Times New Roman"/>
+        </w:rPr>
         <w:br/>
       </w:r>
       <w:r>
+        <w:rPr>
+          <w:rFonts w:ascii="Times New Roman" w:hAnsi="Times New Roman" w:cs="Times New Roman"/>
+        </w:rPr>
         <w:t>Văduva Bogdan</w:t>
       </w:r>
       <w:r>
+        <w:rPr>
+          <w:rFonts w:ascii="Times New Roman" w:hAnsi="Times New Roman" w:cs="Times New Roman"/>
+        </w:rPr>
         <w:tab/>
       </w:r>
       <w:r>
+        <w:rPr>
+          <w:rFonts w:ascii="Times New Roman" w:hAnsi="Times New Roman" w:cs="Times New Roman"/>
+        </w:rPr>
         <w:tab/>
       </w:r>
       <w:r>
+        <w:rPr>
+          <w:rFonts w:ascii="Times New Roman" w:hAnsi="Times New Roman" w:cs="Times New Roman"/>
+        </w:rPr>
         <w:tab/>
       </w:r>
       <w:r>
+        <w:rPr>
+          <w:rFonts w:ascii="Times New Roman" w:hAnsi="Times New Roman" w:cs="Times New Roman"/>
+        </w:rPr>
         <w:tab/>
       </w:r>
       <w:r>
+        <w:rPr>
+          <w:rFonts w:ascii="Times New Roman" w:hAnsi="Times New Roman" w:cs="Times New Roman"/>
+        </w:rPr>
         <w:tab/>
       </w:r>
       <w:r>
+        <w:rPr>
+          <w:rFonts w:ascii="Times New Roman" w:hAnsi="Times New Roman" w:cs="Times New Roman"/>
+        </w:rPr>
         <w:tab/>
       </w:r>
       <w:r>
+        <w:rPr>
+          <w:rFonts w:ascii="Times New Roman" w:hAnsi="Times New Roman" w:cs="Times New Roman"/>
+        </w:rPr>
         <w:tab/>
       </w:r>
       <w:r>
+        <w:rPr>
+          <w:rFonts w:ascii="Times New Roman" w:hAnsi="Times New Roman" w:cs="Times New Roman"/>
+        </w:rPr>
         <w:tab/>
         <w:t xml:space="preserve">Cosma Rasvan </w:t>
       </w:r>
     </w:p>
     <w:p>
       <w:pPr>
-        <w:rPr>
-          <w:b/>
-          <w:bCs/>
-        </w:rPr>
-      </w:pPr>
-      <w:r>
+        <w:spacing w:line="360" w:lineRule="auto"/>
+        <w:rPr>
+          <w:rFonts w:ascii="Times New Roman" w:hAnsi="Times New Roman" w:cs="Times New Roman"/>
+          <w:b/>
+          <w:bCs/>
+        </w:rPr>
+      </w:pPr>
+      <w:r>
+        <w:rPr>
+          <w:rFonts w:ascii="Times New Roman" w:hAnsi="Times New Roman" w:cs="Times New Roman"/>
+        </w:rPr>
         <w:tab/>
       </w:r>
       <w:r>
+        <w:rPr>
+          <w:rFonts w:ascii="Times New Roman" w:hAnsi="Times New Roman" w:cs="Times New Roman"/>
+        </w:rPr>
         <w:tab/>
       </w:r>
       <w:r>
+        <w:rPr>
+          <w:rFonts w:ascii="Times New Roman" w:hAnsi="Times New Roman" w:cs="Times New Roman"/>
+        </w:rPr>
         <w:tab/>
       </w:r>
       <w:r>
+        <w:rPr>
+          <w:rFonts w:ascii="Times New Roman" w:hAnsi="Times New Roman" w:cs="Times New Roman"/>
+        </w:rPr>
         <w:tab/>
       </w:r>
       <w:r>
+        <w:rPr>
+          <w:rFonts w:ascii="Times New Roman" w:hAnsi="Times New Roman" w:cs="Times New Roman"/>
+        </w:rPr>
         <w:tab/>
       </w:r>
       <w:r>
+        <w:rPr>
+          <w:rFonts w:ascii="Times New Roman" w:hAnsi="Times New Roman" w:cs="Times New Roman"/>
+        </w:rPr>
         <w:tab/>
       </w:r>
       <w:r>
+        <w:rPr>
+          <w:rFonts w:ascii="Times New Roman" w:hAnsi="Times New Roman" w:cs="Times New Roman"/>
+        </w:rPr>
         <w:tab/>
       </w:r>
       <w:r>
+        <w:rPr>
+          <w:rFonts w:ascii="Times New Roman" w:hAnsi="Times New Roman" w:cs="Times New Roman"/>
+        </w:rPr>
         <w:tab/>
       </w:r>
       <w:r>
+        <w:rPr>
+          <w:rFonts w:ascii="Times New Roman" w:hAnsi="Times New Roman" w:cs="Times New Roman"/>
+        </w:rPr>
         <w:tab/>
       </w:r>
       <w:r>
+        <w:rPr>
+          <w:rFonts w:ascii="Times New Roman" w:hAnsi="Times New Roman" w:cs="Times New Roman"/>
+        </w:rPr>
         <w:tab/>
       </w:r>
       <w:r>
         <w:rPr>
-          <w:b/>
-          <w:bCs/>
-        </w:rPr>
-        <w:t>Anul:</w:t>
-      </w:r>
-      <w:r>
-        <w:rPr>
-          <w:b/>
-          <w:bCs/>
-        </w:rPr>
-        <w:t xml:space="preserve"> </w:t>
-      </w:r>
-      <w:r>
+          <w:rFonts w:ascii="Times New Roman" w:hAnsi="Times New Roman" w:cs="Times New Roman"/>
+          <w:b/>
+          <w:bCs/>
+        </w:rPr>
+        <w:t xml:space="preserve">Anul: </w:t>
+      </w:r>
+      <w:r>
+        <w:rPr>
+          <w:rFonts w:ascii="Times New Roman" w:hAnsi="Times New Roman" w:cs="Times New Roman"/>
+        </w:rPr>
         <w:t>III</w:t>
       </w:r>
       <w:r>
+        <w:rPr>
+          <w:rFonts w:ascii="Times New Roman" w:hAnsi="Times New Roman" w:cs="Times New Roman"/>
+        </w:rPr>
         <w:br/>
       </w:r>
     </w:p>
     <w:p>
       <w:pPr>
-        <w:rPr>
-          <w:b/>
-          <w:bCs/>
-        </w:rPr>
-      </w:pPr>
-    </w:p>
-    <w:p>
-      <w:pPr>
-        <w:rPr>
-          <w:b/>
-          <w:bCs/>
-        </w:rPr>
-      </w:pPr>
-    </w:p>
-    <w:p>
-      <w:pPr>
-        <w:rPr>
-          <w:b/>
-          <w:bCs/>
-        </w:rPr>
-      </w:pPr>
-    </w:p>
-    <w:p>
-      <w:pPr>
-        <w:rPr>
-          <w:b/>
-          <w:bCs/>
-        </w:rPr>
-      </w:pPr>
-    </w:p>
-    <w:p>
-      <w:pPr>
-        <w:rPr>
-          <w:b/>
-          <w:bCs/>
-        </w:rPr>
-      </w:pPr>
-    </w:p>
-    <w:p>
-      <w:pPr>
-        <w:rPr>
-          <w:b/>
-          <w:bCs/>
-        </w:rPr>
-      </w:pPr>
-    </w:p>
-    <w:p>
-      <w:pPr>
-        <w:rPr>
-          <w:b/>
-          <w:bCs/>
-        </w:rPr>
-      </w:pPr>
-      <w:r>
-        <w:rPr>
+        <w:spacing w:line="360" w:lineRule="auto"/>
+        <w:rPr>
+          <w:rFonts w:ascii="Times New Roman" w:hAnsi="Times New Roman" w:cs="Times New Roman"/>
+          <w:b/>
+          <w:bCs/>
+        </w:rPr>
+      </w:pPr>
+    </w:p>
+    <w:p>
+      <w:pPr>
+        <w:spacing w:line="360" w:lineRule="auto"/>
+        <w:rPr>
+          <w:rFonts w:ascii="Times New Roman" w:hAnsi="Times New Roman" w:cs="Times New Roman"/>
+          <w:b/>
+          <w:bCs/>
+        </w:rPr>
+      </w:pPr>
+    </w:p>
+    <w:p>
+      <w:pPr>
+        <w:spacing w:line="360" w:lineRule="auto"/>
+        <w:rPr>
+          <w:rFonts w:ascii="Times New Roman" w:hAnsi="Times New Roman" w:cs="Times New Roman"/>
+          <w:b/>
+          <w:bCs/>
+        </w:rPr>
+      </w:pPr>
+    </w:p>
+    <w:p>
+      <w:pPr>
+        <w:spacing w:line="360" w:lineRule="auto"/>
+        <w:rPr>
+          <w:rFonts w:ascii="Times New Roman" w:hAnsi="Times New Roman" w:cs="Times New Roman"/>
+          <w:b/>
+          <w:bCs/>
+        </w:rPr>
+      </w:pPr>
+      <w:r>
+        <w:rPr>
+          <w:rFonts w:ascii="Times New Roman" w:hAnsi="Times New Roman" w:cs="Times New Roman"/>
           <w:b/>
           <w:bCs/>
         </w:rPr>
@@ -525,6 +569,7 @@
       </w:r>
       <w:r>
         <w:rPr>
+          <w:rFonts w:ascii="Times New Roman" w:hAnsi="Times New Roman" w:cs="Times New Roman"/>
           <w:b/>
           <w:bCs/>
           <w:lang w:val="en-US"/>
@@ -534,14 +579,17 @@
     </w:p>
     <w:p>
       <w:pPr>
+        <w:spacing w:line="360" w:lineRule="auto"/>
         <w:ind w:left="360"/>
         <w:rPr>
-          <w:sz w:val="26"/>
-          <w:szCs w:val="26"/>
-        </w:rPr>
-      </w:pPr>
-      <w:r>
-        <w:rPr>
+          <w:rFonts w:ascii="Times New Roman" w:hAnsi="Times New Roman" w:cs="Times New Roman"/>
+          <w:sz w:val="26"/>
+          <w:szCs w:val="26"/>
+        </w:rPr>
+      </w:pPr>
+      <w:r>
+        <w:rPr>
+          <w:rFonts w:ascii="Times New Roman" w:hAnsi="Times New Roman" w:cs="Times New Roman"/>
           <w:sz w:val="26"/>
           <w:szCs w:val="26"/>
         </w:rPr>
@@ -549,6 +597,7 @@
       </w:r>
       <w:r>
         <w:rPr>
+          <w:rFonts w:ascii="Times New Roman" w:hAnsi="Times New Roman" w:cs="Times New Roman"/>
           <w:sz w:val="26"/>
           <w:szCs w:val="26"/>
         </w:rPr>
@@ -557,14 +606,17 @@
     </w:p>
     <w:p>
       <w:pPr>
+        <w:spacing w:line="360" w:lineRule="auto"/>
         <w:ind w:left="360"/>
         <w:rPr>
-          <w:sz w:val="26"/>
-          <w:szCs w:val="26"/>
-        </w:rPr>
-      </w:pPr>
-      <w:r>
-        <w:rPr>
+          <w:rFonts w:ascii="Times New Roman" w:hAnsi="Times New Roman" w:cs="Times New Roman"/>
+          <w:sz w:val="26"/>
+          <w:szCs w:val="26"/>
+        </w:rPr>
+      </w:pPr>
+      <w:r>
+        <w:rPr>
+          <w:rFonts w:ascii="Times New Roman" w:hAnsi="Times New Roman" w:cs="Times New Roman"/>
           <w:sz w:val="26"/>
           <w:szCs w:val="26"/>
         </w:rPr>
@@ -573,14 +625,17 @@
     </w:p>
     <w:p>
       <w:pPr>
+        <w:spacing w:line="360" w:lineRule="auto"/>
         <w:ind w:left="360"/>
         <w:rPr>
-          <w:sz w:val="26"/>
-          <w:szCs w:val="26"/>
-        </w:rPr>
-      </w:pPr>
-      <w:r>
-        <w:rPr>
+          <w:rFonts w:ascii="Times New Roman" w:hAnsi="Times New Roman" w:cs="Times New Roman"/>
+          <w:sz w:val="26"/>
+          <w:szCs w:val="26"/>
+        </w:rPr>
+      </w:pPr>
+      <w:r>
+        <w:rPr>
+          <w:rFonts w:ascii="Times New Roman" w:hAnsi="Times New Roman" w:cs="Times New Roman"/>
           <w:sz w:val="26"/>
           <w:szCs w:val="26"/>
         </w:rPr>
@@ -588,6 +643,7 @@
       </w:r>
       <w:r>
         <w:rPr>
+          <w:rFonts w:ascii="Times New Roman" w:hAnsi="Times New Roman" w:cs="Times New Roman"/>
           <w:sz w:val="26"/>
           <w:szCs w:val="26"/>
         </w:rPr>
@@ -595,6 +651,7 @@
       </w:r>
       <w:r>
         <w:rPr>
+          <w:rFonts w:ascii="Times New Roman" w:hAnsi="Times New Roman" w:cs="Times New Roman"/>
           <w:sz w:val="26"/>
           <w:szCs w:val="26"/>
         </w:rPr>
@@ -603,14 +660,17 @@
     </w:p>
     <w:p>
       <w:pPr>
+        <w:spacing w:line="360" w:lineRule="auto"/>
         <w:ind w:left="360"/>
         <w:rPr>
-          <w:sz w:val="26"/>
-          <w:szCs w:val="26"/>
-        </w:rPr>
-      </w:pPr>
-      <w:r>
-        <w:rPr>
+          <w:rFonts w:ascii="Times New Roman" w:hAnsi="Times New Roman" w:cs="Times New Roman"/>
+          <w:sz w:val="26"/>
+          <w:szCs w:val="26"/>
+        </w:rPr>
+      </w:pPr>
+      <w:r>
+        <w:rPr>
+          <w:rFonts w:ascii="Times New Roman" w:hAnsi="Times New Roman" w:cs="Times New Roman"/>
           <w:sz w:val="26"/>
           <w:szCs w:val="26"/>
         </w:rPr>
@@ -619,14 +679,17 @@
     </w:p>
     <w:p>
       <w:pPr>
+        <w:spacing w:line="360" w:lineRule="auto"/>
         <w:ind w:left="360"/>
         <w:rPr>
-          <w:sz w:val="26"/>
-          <w:szCs w:val="26"/>
-        </w:rPr>
-      </w:pPr>
-      <w:r>
-        <w:rPr>
+          <w:rFonts w:ascii="Times New Roman" w:hAnsi="Times New Roman" w:cs="Times New Roman"/>
+          <w:sz w:val="26"/>
+          <w:szCs w:val="26"/>
+        </w:rPr>
+      </w:pPr>
+      <w:r>
+        <w:rPr>
+          <w:rFonts w:ascii="Times New Roman" w:hAnsi="Times New Roman" w:cs="Times New Roman"/>
           <w:sz w:val="26"/>
           <w:szCs w:val="26"/>
         </w:rPr>
@@ -635,14 +698,17 @@
     </w:p>
     <w:p>
       <w:pPr>
+        <w:spacing w:line="360" w:lineRule="auto"/>
         <w:ind w:left="360"/>
         <w:rPr>
-          <w:sz w:val="26"/>
-          <w:szCs w:val="26"/>
-        </w:rPr>
-      </w:pPr>
-      <w:r>
-        <w:rPr>
+          <w:rFonts w:ascii="Times New Roman" w:hAnsi="Times New Roman" w:cs="Times New Roman"/>
+          <w:sz w:val="26"/>
+          <w:szCs w:val="26"/>
+        </w:rPr>
+      </w:pPr>
+      <w:r>
+        <w:rPr>
+          <w:rFonts w:ascii="Times New Roman" w:hAnsi="Times New Roman" w:cs="Times New Roman"/>
           <w:sz w:val="26"/>
           <w:szCs w:val="26"/>
         </w:rPr>
@@ -650,6 +716,7 @@
       </w:r>
       <w:r>
         <w:rPr>
+          <w:rFonts w:ascii="Times New Roman" w:hAnsi="Times New Roman" w:cs="Times New Roman"/>
           <w:sz w:val="26"/>
           <w:szCs w:val="26"/>
         </w:rPr>
@@ -657,6 +724,7 @@
       </w:r>
       <w:r>
         <w:rPr>
+          <w:rFonts w:ascii="Times New Roman" w:hAnsi="Times New Roman" w:cs="Times New Roman"/>
           <w:sz w:val="26"/>
           <w:szCs w:val="26"/>
         </w:rPr>
@@ -665,14 +733,17 @@
     </w:p>
     <w:p>
       <w:pPr>
+        <w:spacing w:line="360" w:lineRule="auto"/>
         <w:ind w:left="360"/>
         <w:rPr>
-          <w:sz w:val="26"/>
-          <w:szCs w:val="26"/>
-        </w:rPr>
-      </w:pPr>
-      <w:r>
-        <w:rPr>
+          <w:rFonts w:ascii="Times New Roman" w:hAnsi="Times New Roman" w:cs="Times New Roman"/>
+          <w:sz w:val="26"/>
+          <w:szCs w:val="26"/>
+        </w:rPr>
+      </w:pPr>
+      <w:r>
+        <w:rPr>
+          <w:rFonts w:ascii="Times New Roman" w:hAnsi="Times New Roman" w:cs="Times New Roman"/>
           <w:sz w:val="26"/>
           <w:szCs w:val="26"/>
         </w:rPr>
@@ -680,6 +751,7 @@
       </w:r>
       <w:r>
         <w:rPr>
+          <w:rFonts w:ascii="Times New Roman" w:hAnsi="Times New Roman" w:cs="Times New Roman"/>
           <w:sz w:val="26"/>
           <w:szCs w:val="26"/>
         </w:rPr>
@@ -688,14 +760,17 @@
     </w:p>
     <w:p>
       <w:pPr>
+        <w:spacing w:line="360" w:lineRule="auto"/>
         <w:ind w:left="360"/>
         <w:rPr>
-          <w:sz w:val="26"/>
-          <w:szCs w:val="26"/>
-        </w:rPr>
-      </w:pPr>
-      <w:r>
-        <w:rPr>
+          <w:rFonts w:ascii="Times New Roman" w:hAnsi="Times New Roman" w:cs="Times New Roman"/>
+          <w:sz w:val="26"/>
+          <w:szCs w:val="26"/>
+        </w:rPr>
+      </w:pPr>
+      <w:r>
+        <w:rPr>
+          <w:rFonts w:ascii="Times New Roman" w:hAnsi="Times New Roman" w:cs="Times New Roman"/>
           <w:sz w:val="26"/>
           <w:szCs w:val="26"/>
         </w:rPr>
@@ -704,29 +779,27 @@
     </w:p>
     <w:p>
       <w:pPr>
-        <w:rPr>
-          <w:lang w:val="en-US"/>
-        </w:rPr>
-      </w:pPr>
-    </w:p>
-    <w:p>
-      <w:pPr>
-        <w:rPr>
-          <w:lang w:val="en-US"/>
-        </w:rPr>
-      </w:pPr>
-    </w:p>
-    <w:p>
-      <w:pPr>
-        <w:rPr>
-          <w:b/>
-          <w:bCs/>
-          <w:sz w:val="26"/>
-          <w:szCs w:val="26"/>
-        </w:rPr>
-      </w:pPr>
-      <w:r>
-        <w:rPr>
+        <w:spacing w:line="360" w:lineRule="auto"/>
+        <w:rPr>
+          <w:rFonts w:ascii="Times New Roman" w:hAnsi="Times New Roman" w:cs="Times New Roman"/>
+          <w:lang w:val="en-US"/>
+        </w:rPr>
+      </w:pPr>
+    </w:p>
+    <w:p>
+      <w:pPr>
+        <w:spacing w:line="360" w:lineRule="auto"/>
+        <w:rPr>
+          <w:rFonts w:ascii="Times New Roman" w:hAnsi="Times New Roman" w:cs="Times New Roman"/>
+          <w:b/>
+          <w:bCs/>
+          <w:sz w:val="26"/>
+          <w:szCs w:val="26"/>
+        </w:rPr>
+      </w:pPr>
+      <w:r>
+        <w:rPr>
+          <w:rFonts w:ascii="Times New Roman" w:hAnsi="Times New Roman" w:cs="Times New Roman"/>
           <w:b/>
           <w:bCs/>
           <w:sz w:val="26"/>
@@ -737,6 +810,7 @@
       </w:r>
       <w:r>
         <w:rPr>
+          <w:rFonts w:ascii="Times New Roman" w:hAnsi="Times New Roman" w:cs="Times New Roman"/>
           <w:sz w:val="26"/>
           <w:szCs w:val="26"/>
           <w:lang w:val="en-US"/>
@@ -745,6 +819,7 @@
       </w:r>
       <w:r>
         <w:rPr>
+          <w:rFonts w:ascii="Times New Roman" w:hAnsi="Times New Roman" w:cs="Times New Roman"/>
           <w:b/>
           <w:bCs/>
           <w:sz w:val="26"/>
@@ -754,6 +829,7 @@
       </w:r>
       <w:r>
         <w:rPr>
+          <w:rFonts w:ascii="Times New Roman" w:hAnsi="Times New Roman" w:cs="Times New Roman"/>
           <w:b/>
           <w:bCs/>
           <w:sz w:val="26"/>
@@ -764,26 +840,18 @@
     </w:p>
     <w:p>
       <w:pPr>
-        <w:ind w:left="360"/>
-        <w:rPr>
-          <w:b/>
-          <w:bCs/>
-          <w:sz w:val="26"/>
-          <w:szCs w:val="26"/>
-        </w:rPr>
-      </w:pPr>
-    </w:p>
-    <w:p>
-      <w:pPr>
-        <w:rPr>
-          <w:b/>
-          <w:bCs/>
-          <w:sz w:val="26"/>
-          <w:szCs w:val="26"/>
-        </w:rPr>
-      </w:pPr>
-      <w:r>
-        <w:rPr>
+        <w:spacing w:line="360" w:lineRule="auto"/>
+        <w:rPr>
+          <w:rFonts w:ascii="Times New Roman" w:hAnsi="Times New Roman" w:cs="Times New Roman"/>
+          <w:b/>
+          <w:bCs/>
+          <w:sz w:val="26"/>
+          <w:szCs w:val="26"/>
+        </w:rPr>
+      </w:pPr>
+      <w:r>
+        <w:rPr>
+          <w:rFonts w:ascii="Times New Roman" w:hAnsi="Times New Roman" w:cs="Times New Roman"/>
           <w:b/>
           <w:bCs/>
           <w:sz w:val="26"/>
@@ -793,6 +861,7 @@
       </w:r>
       <w:r>
         <w:rPr>
+          <w:rFonts w:ascii="Times New Roman" w:hAnsi="Times New Roman" w:cs="Times New Roman"/>
           <w:b/>
           <w:bCs/>
           <w:sz w:val="26"/>
@@ -803,13 +872,16 @@
     </w:p>
     <w:p>
       <w:pPr>
-        <w:rPr>
-          <w:sz w:val="26"/>
-          <w:szCs w:val="26"/>
-        </w:rPr>
-      </w:pPr>
-      <w:r>
-        <w:rPr>
+        <w:spacing w:line="360" w:lineRule="auto"/>
+        <w:rPr>
+          <w:rFonts w:ascii="Times New Roman" w:hAnsi="Times New Roman" w:cs="Times New Roman"/>
+          <w:sz w:val="26"/>
+          <w:szCs w:val="26"/>
+        </w:rPr>
+      </w:pPr>
+      <w:r>
+        <w:rPr>
+          <w:rFonts w:ascii="Times New Roman" w:hAnsi="Times New Roman" w:cs="Times New Roman"/>
           <w:sz w:val="26"/>
           <w:szCs w:val="26"/>
         </w:rPr>
@@ -817,6 +889,7 @@
       </w:r>
       <w:r>
         <w:rPr>
+          <w:rFonts w:ascii="Times New Roman" w:hAnsi="Times New Roman" w:cs="Times New Roman"/>
           <w:b/>
           <w:bCs/>
           <w:sz w:val="26"/>
@@ -826,6 +899,7 @@
       </w:r>
       <w:r>
         <w:rPr>
+          <w:rFonts w:ascii="Times New Roman" w:hAnsi="Times New Roman" w:cs="Times New Roman"/>
           <w:sz w:val="26"/>
           <w:szCs w:val="26"/>
         </w:rPr>
@@ -834,16 +908,19 @@
     </w:p>
     <w:p>
       <w:pPr>
-        <w:rPr>
-          <w:b/>
-          <w:bCs/>
-          <w:sz w:val="26"/>
-          <w:szCs w:val="26"/>
-          <w:lang w:val="en-US"/>
-        </w:rPr>
-      </w:pPr>
-      <w:r>
-        <w:rPr>
+        <w:spacing w:line="360" w:lineRule="auto"/>
+        <w:rPr>
+          <w:rFonts w:ascii="Times New Roman" w:hAnsi="Times New Roman" w:cs="Times New Roman"/>
+          <w:b/>
+          <w:bCs/>
+          <w:sz w:val="26"/>
+          <w:szCs w:val="26"/>
+          <w:lang w:val="en-US"/>
+        </w:rPr>
+      </w:pPr>
+      <w:r>
+        <w:rPr>
+          <w:rFonts w:ascii="Times New Roman" w:hAnsi="Times New Roman" w:cs="Times New Roman"/>
           <w:b/>
           <w:bCs/>
           <w:sz w:val="26"/>
@@ -853,6 +930,7 @@
       </w:r>
       <w:r>
         <w:rPr>
+          <w:rFonts w:ascii="Times New Roman" w:hAnsi="Times New Roman" w:cs="Times New Roman"/>
           <w:b/>
           <w:bCs/>
           <w:sz w:val="26"/>
@@ -864,14 +942,17 @@
     </w:p>
     <w:p>
       <w:pPr>
-        <w:rPr>
-          <w:sz w:val="26"/>
-          <w:szCs w:val="26"/>
-          <w:lang w:val="en-US"/>
-        </w:rPr>
-      </w:pPr>
-      <w:r>
-        <w:rPr>
+        <w:spacing w:line="360" w:lineRule="auto"/>
+        <w:rPr>
+          <w:rFonts w:ascii="Times New Roman" w:hAnsi="Times New Roman" w:cs="Times New Roman"/>
+          <w:sz w:val="26"/>
+          <w:szCs w:val="26"/>
+          <w:lang w:val="en-US"/>
+        </w:rPr>
+      </w:pPr>
+      <w:r>
+        <w:rPr>
+          <w:rFonts w:ascii="Times New Roman" w:hAnsi="Times New Roman" w:cs="Times New Roman"/>
           <w:sz w:val="26"/>
           <w:szCs w:val="26"/>
           <w:lang w:val="en-US"/>
@@ -881,6 +962,7 @@
       <w:proofErr w:type="spellStart"/>
       <w:r>
         <w:rPr>
+          <w:rFonts w:ascii="Times New Roman" w:hAnsi="Times New Roman" w:cs="Times New Roman"/>
           <w:sz w:val="26"/>
           <w:szCs w:val="26"/>
           <w:lang w:val="en-US"/>
@@ -890,6 +972,7 @@
       <w:proofErr w:type="spellEnd"/>
       <w:r>
         <w:rPr>
+          <w:rFonts w:ascii="Times New Roman" w:hAnsi="Times New Roman" w:cs="Times New Roman"/>
           <w:sz w:val="26"/>
           <w:szCs w:val="26"/>
           <w:lang w:val="en-US"/>
@@ -899,6 +982,7 @@
       <w:proofErr w:type="spellStart"/>
       <w:r>
         <w:rPr>
+          <w:rFonts w:ascii="Times New Roman" w:hAnsi="Times New Roman" w:cs="Times New Roman"/>
           <w:sz w:val="26"/>
           <w:szCs w:val="26"/>
           <w:lang w:val="en-US"/>
@@ -908,6 +992,7 @@
       <w:proofErr w:type="spellEnd"/>
       <w:r>
         <w:rPr>
+          <w:rFonts w:ascii="Times New Roman" w:hAnsi="Times New Roman" w:cs="Times New Roman"/>
           <w:sz w:val="26"/>
           <w:szCs w:val="26"/>
           <w:lang w:val="en-US"/>
@@ -917,6 +1002,7 @@
       <w:proofErr w:type="spellStart"/>
       <w:r>
         <w:rPr>
+          <w:rFonts w:ascii="Times New Roman" w:hAnsi="Times New Roman" w:cs="Times New Roman"/>
           <w:sz w:val="26"/>
           <w:szCs w:val="26"/>
           <w:lang w:val="en-US"/>
@@ -926,6 +1012,7 @@
       <w:proofErr w:type="spellEnd"/>
       <w:r>
         <w:rPr>
+          <w:rFonts w:ascii="Times New Roman" w:hAnsi="Times New Roman" w:cs="Times New Roman"/>
           <w:sz w:val="26"/>
           <w:szCs w:val="26"/>
           <w:lang w:val="en-US"/>
@@ -935,6 +1022,7 @@
       <w:proofErr w:type="spellStart"/>
       <w:r>
         <w:rPr>
+          <w:rFonts w:ascii="Times New Roman" w:hAnsi="Times New Roman" w:cs="Times New Roman"/>
           <w:sz w:val="26"/>
           <w:szCs w:val="26"/>
           <w:lang w:val="en-US"/>
@@ -944,6 +1032,7 @@
       <w:proofErr w:type="spellEnd"/>
       <w:r>
         <w:rPr>
+          <w:rFonts w:ascii="Times New Roman" w:hAnsi="Times New Roman" w:cs="Times New Roman"/>
           <w:sz w:val="26"/>
           <w:szCs w:val="26"/>
           <w:lang w:val="en-US"/>
@@ -953,6 +1042,7 @@
       <w:proofErr w:type="spellStart"/>
       <w:r>
         <w:rPr>
+          <w:rFonts w:ascii="Times New Roman" w:hAnsi="Times New Roman" w:cs="Times New Roman"/>
           <w:sz w:val="26"/>
           <w:szCs w:val="26"/>
           <w:lang w:val="en-US"/>
@@ -962,6 +1052,7 @@
       <w:proofErr w:type="spellEnd"/>
       <w:r>
         <w:rPr>
+          <w:rFonts w:ascii="Times New Roman" w:hAnsi="Times New Roman" w:cs="Times New Roman"/>
           <w:sz w:val="26"/>
           <w:szCs w:val="26"/>
           <w:lang w:val="en-US"/>
@@ -970,6 +1061,7 @@
       </w:r>
       <w:r>
         <w:rPr>
+          <w:rFonts w:ascii="Times New Roman" w:hAnsi="Times New Roman" w:cs="Times New Roman"/>
           <w:sz w:val="26"/>
           <w:szCs w:val="26"/>
           <w:lang w:val="en-US"/>
@@ -978,6 +1070,7 @@
       </w:r>
       <w:r>
         <w:rPr>
+          <w:rFonts w:ascii="Times New Roman" w:hAnsi="Times New Roman" w:cs="Times New Roman"/>
           <w:sz w:val="26"/>
           <w:szCs w:val="26"/>
           <w:lang w:val="en-US"/>
@@ -987,6 +1080,7 @@
       <w:proofErr w:type="spellStart"/>
       <w:r>
         <w:rPr>
+          <w:rFonts w:ascii="Times New Roman" w:hAnsi="Times New Roman" w:cs="Times New Roman"/>
           <w:sz w:val="26"/>
           <w:szCs w:val="26"/>
           <w:lang w:val="en-US"/>
@@ -995,6 +1089,7 @@
       </w:r>
       <w:r>
         <w:rPr>
+          <w:rFonts w:ascii="Times New Roman" w:hAnsi="Times New Roman" w:cs="Times New Roman"/>
           <w:sz w:val="26"/>
           <w:szCs w:val="26"/>
           <w:lang w:val="en-US"/>
@@ -1004,6 +1099,7 @@
       <w:proofErr w:type="spellEnd"/>
       <w:r>
         <w:rPr>
+          <w:rFonts w:ascii="Times New Roman" w:hAnsi="Times New Roman" w:cs="Times New Roman"/>
           <w:sz w:val="26"/>
           <w:szCs w:val="26"/>
           <w:lang w:val="en-US"/>
@@ -1013,6 +1109,7 @@
       <w:proofErr w:type="spellStart"/>
       <w:r>
         <w:rPr>
+          <w:rFonts w:ascii="Times New Roman" w:hAnsi="Times New Roman" w:cs="Times New Roman"/>
           <w:sz w:val="26"/>
           <w:szCs w:val="26"/>
           <w:lang w:val="en-US"/>
@@ -1021,6 +1118,7 @@
       </w:r>
       <w:r>
         <w:rPr>
+          <w:rFonts w:ascii="Times New Roman" w:hAnsi="Times New Roman" w:cs="Times New Roman"/>
           <w:sz w:val="26"/>
           <w:szCs w:val="26"/>
           <w:lang w:val="en-US"/>
@@ -1030,6 +1128,7 @@
       <w:proofErr w:type="spellEnd"/>
       <w:r>
         <w:rPr>
+          <w:rFonts w:ascii="Times New Roman" w:hAnsi="Times New Roman" w:cs="Times New Roman"/>
           <w:sz w:val="26"/>
           <w:szCs w:val="26"/>
           <w:lang w:val="en-US"/>
@@ -1039,6 +1138,7 @@
       <w:proofErr w:type="spellStart"/>
       <w:r>
         <w:rPr>
+          <w:rFonts w:ascii="Times New Roman" w:hAnsi="Times New Roman" w:cs="Times New Roman"/>
           <w:sz w:val="26"/>
           <w:szCs w:val="26"/>
           <w:lang w:val="en-US"/>
@@ -1048,6 +1148,7 @@
       <w:proofErr w:type="spellEnd"/>
       <w:r>
         <w:rPr>
+          <w:rFonts w:ascii="Times New Roman" w:hAnsi="Times New Roman" w:cs="Times New Roman"/>
           <w:sz w:val="26"/>
           <w:szCs w:val="26"/>
           <w:lang w:val="en-US"/>
@@ -1057,6 +1158,7 @@
       <w:proofErr w:type="spellStart"/>
       <w:r>
         <w:rPr>
+          <w:rFonts w:ascii="Times New Roman" w:hAnsi="Times New Roman" w:cs="Times New Roman"/>
           <w:sz w:val="26"/>
           <w:szCs w:val="26"/>
           <w:lang w:val="en-US"/>
@@ -1066,6 +1168,7 @@
       <w:proofErr w:type="spellEnd"/>
       <w:r>
         <w:rPr>
+          <w:rFonts w:ascii="Times New Roman" w:hAnsi="Times New Roman" w:cs="Times New Roman"/>
           <w:sz w:val="26"/>
           <w:szCs w:val="26"/>
           <w:lang w:val="en-US"/>
@@ -1075,6 +1178,7 @@
       <w:proofErr w:type="spellStart"/>
       <w:r>
         <w:rPr>
+          <w:rFonts w:ascii="Times New Roman" w:hAnsi="Times New Roman" w:cs="Times New Roman"/>
           <w:sz w:val="26"/>
           <w:szCs w:val="26"/>
           <w:lang w:val="en-US"/>
@@ -1084,6 +1188,7 @@
       <w:proofErr w:type="spellEnd"/>
       <w:r>
         <w:rPr>
+          <w:rFonts w:ascii="Times New Roman" w:hAnsi="Times New Roman" w:cs="Times New Roman"/>
           <w:sz w:val="26"/>
           <w:szCs w:val="26"/>
           <w:lang w:val="en-US"/>
@@ -1093,6 +1198,7 @@
       <w:proofErr w:type="spellStart"/>
       <w:r>
         <w:rPr>
+          <w:rFonts w:ascii="Times New Roman" w:hAnsi="Times New Roman" w:cs="Times New Roman"/>
           <w:sz w:val="26"/>
           <w:szCs w:val="26"/>
           <w:lang w:val="en-US"/>
@@ -1102,6 +1208,7 @@
       <w:proofErr w:type="spellEnd"/>
       <w:r>
         <w:rPr>
+          <w:rFonts w:ascii="Times New Roman" w:hAnsi="Times New Roman" w:cs="Times New Roman"/>
           <w:sz w:val="26"/>
           <w:szCs w:val="26"/>
           <w:lang w:val="en-US"/>
@@ -1111,6 +1218,7 @@
       <w:proofErr w:type="spellStart"/>
       <w:r>
         <w:rPr>
+          <w:rFonts w:ascii="Times New Roman" w:hAnsi="Times New Roman" w:cs="Times New Roman"/>
           <w:sz w:val="26"/>
           <w:szCs w:val="26"/>
           <w:lang w:val="en-US"/>
@@ -1120,6 +1228,7 @@
       <w:proofErr w:type="spellEnd"/>
       <w:r>
         <w:rPr>
+          <w:rFonts w:ascii="Times New Roman" w:hAnsi="Times New Roman" w:cs="Times New Roman"/>
           <w:sz w:val="26"/>
           <w:szCs w:val="26"/>
           <w:lang w:val="en-US"/>
@@ -1129,6 +1238,7 @@
       <w:proofErr w:type="spellStart"/>
       <w:r>
         <w:rPr>
+          <w:rFonts w:ascii="Times New Roman" w:hAnsi="Times New Roman" w:cs="Times New Roman"/>
           <w:sz w:val="26"/>
           <w:szCs w:val="26"/>
           <w:lang w:val="en-US"/>
@@ -1138,6 +1248,7 @@
       <w:proofErr w:type="spellEnd"/>
       <w:r>
         <w:rPr>
+          <w:rFonts w:ascii="Times New Roman" w:hAnsi="Times New Roman" w:cs="Times New Roman"/>
           <w:sz w:val="26"/>
           <w:szCs w:val="26"/>
           <w:lang w:val="en-US"/>
@@ -1147,6 +1258,7 @@
       <w:proofErr w:type="spellStart"/>
       <w:r>
         <w:rPr>
+          <w:rFonts w:ascii="Times New Roman" w:hAnsi="Times New Roman" w:cs="Times New Roman"/>
           <w:sz w:val="26"/>
           <w:szCs w:val="26"/>
           <w:lang w:val="en-US"/>
@@ -1156,6 +1268,7 @@
       <w:proofErr w:type="spellEnd"/>
       <w:r>
         <w:rPr>
+          <w:rFonts w:ascii="Times New Roman" w:hAnsi="Times New Roman" w:cs="Times New Roman"/>
           <w:sz w:val="26"/>
           <w:szCs w:val="26"/>
           <w:lang w:val="en-US"/>
@@ -1165,6 +1278,7 @@
       <w:proofErr w:type="spellStart"/>
       <w:r>
         <w:rPr>
+          <w:rFonts w:ascii="Times New Roman" w:hAnsi="Times New Roman" w:cs="Times New Roman"/>
           <w:sz w:val="26"/>
           <w:szCs w:val="26"/>
           <w:lang w:val="en-US"/>
@@ -1174,6 +1288,7 @@
       <w:proofErr w:type="spellEnd"/>
       <w:r>
         <w:rPr>
+          <w:rFonts w:ascii="Times New Roman" w:hAnsi="Times New Roman" w:cs="Times New Roman"/>
           <w:sz w:val="26"/>
           <w:szCs w:val="26"/>
           <w:lang w:val="en-US"/>
@@ -1183,6 +1298,7 @@
       <w:proofErr w:type="spellStart"/>
       <w:r>
         <w:rPr>
+          <w:rFonts w:ascii="Times New Roman" w:hAnsi="Times New Roman" w:cs="Times New Roman"/>
           <w:sz w:val="26"/>
           <w:szCs w:val="26"/>
           <w:lang w:val="en-US"/>
@@ -1192,6 +1308,7 @@
       <w:proofErr w:type="spellEnd"/>
       <w:r>
         <w:rPr>
+          <w:rFonts w:ascii="Times New Roman" w:hAnsi="Times New Roman" w:cs="Times New Roman"/>
           <w:sz w:val="26"/>
           <w:szCs w:val="26"/>
           <w:lang w:val="en-US"/>
@@ -1201,6 +1318,7 @@
       <w:proofErr w:type="spellStart"/>
       <w:r>
         <w:rPr>
+          <w:rFonts w:ascii="Times New Roman" w:hAnsi="Times New Roman" w:cs="Times New Roman"/>
           <w:sz w:val="26"/>
           <w:szCs w:val="26"/>
           <w:lang w:val="en-US"/>
@@ -1210,6 +1328,7 @@
       <w:proofErr w:type="spellEnd"/>
       <w:r>
         <w:rPr>
+          <w:rFonts w:ascii="Times New Roman" w:hAnsi="Times New Roman" w:cs="Times New Roman"/>
           <w:sz w:val="26"/>
           <w:szCs w:val="26"/>
           <w:lang w:val="en-US"/>
@@ -1219,6 +1338,7 @@
       <w:proofErr w:type="spellStart"/>
       <w:r>
         <w:rPr>
+          <w:rFonts w:ascii="Times New Roman" w:hAnsi="Times New Roman" w:cs="Times New Roman"/>
           <w:sz w:val="26"/>
           <w:szCs w:val="26"/>
           <w:lang w:val="en-US"/>
@@ -1228,6 +1348,7 @@
       <w:proofErr w:type="spellEnd"/>
       <w:r>
         <w:rPr>
+          <w:rFonts w:ascii="Times New Roman" w:hAnsi="Times New Roman" w:cs="Times New Roman"/>
           <w:sz w:val="26"/>
           <w:szCs w:val="26"/>
           <w:lang w:val="en-US"/>
@@ -1237,6 +1358,7 @@
       <w:proofErr w:type="spellStart"/>
       <w:r>
         <w:rPr>
+          <w:rFonts w:ascii="Times New Roman" w:hAnsi="Times New Roman" w:cs="Times New Roman"/>
           <w:sz w:val="26"/>
           <w:szCs w:val="26"/>
           <w:lang w:val="en-US"/>
@@ -1246,6 +1368,7 @@
       <w:proofErr w:type="spellEnd"/>
       <w:r>
         <w:rPr>
+          <w:rFonts w:ascii="Times New Roman" w:hAnsi="Times New Roman" w:cs="Times New Roman"/>
           <w:sz w:val="26"/>
           <w:szCs w:val="26"/>
           <w:lang w:val="en-US"/>
@@ -1255,6 +1378,7 @@
       <w:proofErr w:type="spellStart"/>
       <w:r>
         <w:rPr>
+          <w:rFonts w:ascii="Times New Roman" w:hAnsi="Times New Roman" w:cs="Times New Roman"/>
           <w:sz w:val="26"/>
           <w:szCs w:val="26"/>
           <w:lang w:val="en-US"/>
@@ -1264,6 +1388,7 @@
       <w:proofErr w:type="spellEnd"/>
       <w:r>
         <w:rPr>
+          <w:rFonts w:ascii="Times New Roman" w:hAnsi="Times New Roman" w:cs="Times New Roman"/>
           <w:sz w:val="26"/>
           <w:szCs w:val="26"/>
           <w:lang w:val="en-US"/>
@@ -1273,6 +1398,7 @@
       <w:proofErr w:type="spellStart"/>
       <w:r>
         <w:rPr>
+          <w:rFonts w:ascii="Times New Roman" w:hAnsi="Times New Roman" w:cs="Times New Roman"/>
           <w:sz w:val="26"/>
           <w:szCs w:val="26"/>
           <w:lang w:val="en-US"/>
@@ -1282,6 +1408,7 @@
       <w:proofErr w:type="spellEnd"/>
       <w:r>
         <w:rPr>
+          <w:rFonts w:ascii="Times New Roman" w:hAnsi="Times New Roman" w:cs="Times New Roman"/>
           <w:sz w:val="26"/>
           <w:szCs w:val="26"/>
           <w:lang w:val="en-US"/>
@@ -1291,6 +1418,7 @@
       <w:proofErr w:type="spellStart"/>
       <w:r>
         <w:rPr>
+          <w:rFonts w:ascii="Times New Roman" w:hAnsi="Times New Roman" w:cs="Times New Roman"/>
           <w:sz w:val="26"/>
           <w:szCs w:val="26"/>
           <w:lang w:val="en-US"/>
@@ -1300,6 +1428,7 @@
       <w:proofErr w:type="spellEnd"/>
       <w:r>
         <w:rPr>
+          <w:rFonts w:ascii="Times New Roman" w:hAnsi="Times New Roman" w:cs="Times New Roman"/>
           <w:sz w:val="26"/>
           <w:szCs w:val="26"/>
           <w:lang w:val="en-US"/>
@@ -1309,6 +1438,7 @@
       <w:proofErr w:type="spellStart"/>
       <w:r>
         <w:rPr>
+          <w:rFonts w:ascii="Times New Roman" w:hAnsi="Times New Roman" w:cs="Times New Roman"/>
           <w:sz w:val="26"/>
           <w:szCs w:val="26"/>
           <w:lang w:val="en-US"/>
@@ -1318,6 +1448,7 @@
       <w:proofErr w:type="spellEnd"/>
       <w:r>
         <w:rPr>
+          <w:rFonts w:ascii="Times New Roman" w:hAnsi="Times New Roman" w:cs="Times New Roman"/>
           <w:sz w:val="26"/>
           <w:szCs w:val="26"/>
           <w:lang w:val="en-US"/>
@@ -1327,6 +1458,7 @@
       <w:proofErr w:type="spellStart"/>
       <w:r>
         <w:rPr>
+          <w:rFonts w:ascii="Times New Roman" w:hAnsi="Times New Roman" w:cs="Times New Roman"/>
           <w:sz w:val="26"/>
           <w:szCs w:val="26"/>
           <w:lang w:val="en-US"/>
@@ -1336,6 +1468,7 @@
       <w:proofErr w:type="spellEnd"/>
       <w:r>
         <w:rPr>
+          <w:rFonts w:ascii="Times New Roman" w:hAnsi="Times New Roman" w:cs="Times New Roman"/>
           <w:sz w:val="26"/>
           <w:szCs w:val="26"/>
           <w:lang w:val="en-US"/>
@@ -1345,6 +1478,7 @@
       <w:proofErr w:type="spellStart"/>
       <w:r>
         <w:rPr>
+          <w:rFonts w:ascii="Times New Roman" w:hAnsi="Times New Roman" w:cs="Times New Roman"/>
           <w:sz w:val="26"/>
           <w:szCs w:val="26"/>
           <w:lang w:val="en-US"/>
@@ -1354,6 +1488,7 @@
       <w:proofErr w:type="spellEnd"/>
       <w:r>
         <w:rPr>
+          <w:rFonts w:ascii="Times New Roman" w:hAnsi="Times New Roman" w:cs="Times New Roman"/>
           <w:sz w:val="26"/>
           <w:szCs w:val="26"/>
           <w:lang w:val="en-US"/>
@@ -1363,6 +1498,7 @@
       <w:proofErr w:type="spellStart"/>
       <w:r>
         <w:rPr>
+          <w:rFonts w:ascii="Times New Roman" w:hAnsi="Times New Roman" w:cs="Times New Roman"/>
           <w:sz w:val="26"/>
           <w:szCs w:val="26"/>
           <w:lang w:val="en-US"/>
@@ -1372,6 +1508,7 @@
       <w:proofErr w:type="spellEnd"/>
       <w:r>
         <w:rPr>
+          <w:rFonts w:ascii="Times New Roman" w:hAnsi="Times New Roman" w:cs="Times New Roman"/>
           <w:sz w:val="26"/>
           <w:szCs w:val="26"/>
           <w:lang w:val="en-US"/>
@@ -1381,6 +1518,7 @@
       <w:proofErr w:type="spellStart"/>
       <w:r>
         <w:rPr>
+          <w:rFonts w:ascii="Times New Roman" w:hAnsi="Times New Roman" w:cs="Times New Roman"/>
           <w:sz w:val="26"/>
           <w:szCs w:val="26"/>
           <w:lang w:val="en-US"/>
@@ -1390,6 +1528,7 @@
       <w:proofErr w:type="spellEnd"/>
       <w:r>
         <w:rPr>
+          <w:rFonts w:ascii="Times New Roman" w:hAnsi="Times New Roman" w:cs="Times New Roman"/>
           <w:sz w:val="26"/>
           <w:szCs w:val="26"/>
           <w:lang w:val="en-US"/>
@@ -1399,6 +1538,7 @@
       <w:proofErr w:type="spellStart"/>
       <w:r>
         <w:rPr>
+          <w:rFonts w:ascii="Times New Roman" w:hAnsi="Times New Roman" w:cs="Times New Roman"/>
           <w:sz w:val="26"/>
           <w:szCs w:val="26"/>
           <w:lang w:val="en-US"/>
@@ -1408,6 +1548,7 @@
       <w:proofErr w:type="spellEnd"/>
       <w:r>
         <w:rPr>
+          <w:rFonts w:ascii="Times New Roman" w:hAnsi="Times New Roman" w:cs="Times New Roman"/>
           <w:sz w:val="26"/>
           <w:szCs w:val="26"/>
           <w:lang w:val="en-US"/>
@@ -1417,6 +1558,7 @@
       <w:proofErr w:type="spellStart"/>
       <w:r>
         <w:rPr>
+          <w:rFonts w:ascii="Times New Roman" w:hAnsi="Times New Roman" w:cs="Times New Roman"/>
           <w:sz w:val="26"/>
           <w:szCs w:val="26"/>
           <w:lang w:val="en-US"/>
@@ -1426,6 +1568,7 @@
       <w:proofErr w:type="spellEnd"/>
       <w:r>
         <w:rPr>
+          <w:rFonts w:ascii="Times New Roman" w:hAnsi="Times New Roman" w:cs="Times New Roman"/>
           <w:sz w:val="26"/>
           <w:szCs w:val="26"/>
           <w:lang w:val="en-US"/>
@@ -1435,6 +1578,7 @@
       <w:proofErr w:type="spellStart"/>
       <w:r>
         <w:rPr>
+          <w:rFonts w:ascii="Times New Roman" w:hAnsi="Times New Roman" w:cs="Times New Roman"/>
           <w:sz w:val="26"/>
           <w:szCs w:val="26"/>
           <w:lang w:val="en-US"/>
@@ -1444,6 +1588,7 @@
       <w:proofErr w:type="spellEnd"/>
       <w:r>
         <w:rPr>
+          <w:rFonts w:ascii="Times New Roman" w:hAnsi="Times New Roman" w:cs="Times New Roman"/>
           <w:sz w:val="26"/>
           <w:szCs w:val="26"/>
           <w:lang w:val="en-US"/>
@@ -1453,6 +1598,7 @@
       <w:proofErr w:type="spellStart"/>
       <w:r>
         <w:rPr>
+          <w:rFonts w:ascii="Times New Roman" w:hAnsi="Times New Roman" w:cs="Times New Roman"/>
           <w:sz w:val="26"/>
           <w:szCs w:val="26"/>
           <w:lang w:val="en-US"/>
@@ -1462,6 +1608,7 @@
       <w:proofErr w:type="spellEnd"/>
       <w:r>
         <w:rPr>
+          <w:rFonts w:ascii="Times New Roman" w:hAnsi="Times New Roman" w:cs="Times New Roman"/>
           <w:sz w:val="26"/>
           <w:szCs w:val="26"/>
           <w:lang w:val="en-US"/>
@@ -1471,6 +1618,7 @@
       <w:proofErr w:type="spellStart"/>
       <w:r>
         <w:rPr>
+          <w:rFonts w:ascii="Times New Roman" w:hAnsi="Times New Roman" w:cs="Times New Roman"/>
           <w:sz w:val="26"/>
           <w:szCs w:val="26"/>
           <w:lang w:val="en-US"/>
@@ -1480,6 +1628,7 @@
       <w:proofErr w:type="spellEnd"/>
       <w:r>
         <w:rPr>
+          <w:rFonts w:ascii="Times New Roman" w:hAnsi="Times New Roman" w:cs="Times New Roman"/>
           <w:sz w:val="26"/>
           <w:szCs w:val="26"/>
           <w:lang w:val="en-US"/>
@@ -1489,15 +1638,18 @@
     </w:p>
     <w:p>
       <w:pPr>
-        <w:rPr>
-          <w:b/>
-          <w:bCs/>
-          <w:sz w:val="26"/>
-          <w:szCs w:val="26"/>
-        </w:rPr>
-      </w:pPr>
-      <w:r>
-        <w:rPr>
+        <w:spacing w:line="360" w:lineRule="auto"/>
+        <w:rPr>
+          <w:rFonts w:ascii="Times New Roman" w:hAnsi="Times New Roman" w:cs="Times New Roman"/>
+          <w:b/>
+          <w:bCs/>
+          <w:sz w:val="26"/>
+          <w:szCs w:val="26"/>
+        </w:rPr>
+      </w:pPr>
+      <w:r>
+        <w:rPr>
+          <w:rFonts w:ascii="Times New Roman" w:hAnsi="Times New Roman" w:cs="Times New Roman"/>
           <w:b/>
           <w:bCs/>
           <w:sz w:val="26"/>
@@ -1507,6 +1659,7 @@
       </w:r>
       <w:r>
         <w:rPr>
+          <w:rFonts w:ascii="Times New Roman" w:hAnsi="Times New Roman" w:cs="Times New Roman"/>
           <w:b/>
           <w:bCs/>
           <w:sz w:val="26"/>
@@ -1517,13 +1670,16 @@
     </w:p>
     <w:p>
       <w:pPr>
-        <w:rPr>
-          <w:sz w:val="26"/>
-          <w:szCs w:val="26"/>
-        </w:rPr>
-      </w:pPr>
-      <w:r>
-        <w:rPr>
+        <w:spacing w:line="360" w:lineRule="auto"/>
+        <w:rPr>
+          <w:rFonts w:ascii="Times New Roman" w:hAnsi="Times New Roman" w:cs="Times New Roman"/>
+          <w:sz w:val="26"/>
+          <w:szCs w:val="26"/>
+        </w:rPr>
+      </w:pPr>
+      <w:r>
+        <w:rPr>
+          <w:rFonts w:ascii="Times New Roman" w:hAnsi="Times New Roman" w:cs="Times New Roman"/>
           <w:sz w:val="26"/>
           <w:szCs w:val="26"/>
         </w:rPr>
@@ -1532,27 +1688,26 @@
     </w:p>
     <w:p>
       <w:pPr>
-        <w:rPr>
-          <w:sz w:val="26"/>
-          <w:szCs w:val="26"/>
-        </w:rPr>
-      </w:pPr>
-    </w:p>
-    <w:p/>
-    <w:p/>
-    <w:p/>
-    <w:p/>
-    <w:p>
-      <w:pPr>
-        <w:rPr>
-          <w:b/>
-          <w:bCs/>
-          <w:sz w:val="26"/>
-          <w:szCs w:val="26"/>
-        </w:rPr>
-      </w:pPr>
-      <w:r>
-        <w:rPr>
+        <w:spacing w:line="360" w:lineRule="auto"/>
+        <w:rPr>
+          <w:rFonts w:ascii="Times New Roman" w:hAnsi="Times New Roman" w:cs="Times New Roman"/>
+        </w:rPr>
+      </w:pPr>
+    </w:p>
+    <w:p>
+      <w:pPr>
+        <w:spacing w:line="360" w:lineRule="auto"/>
+        <w:rPr>
+          <w:rFonts w:ascii="Times New Roman" w:hAnsi="Times New Roman" w:cs="Times New Roman"/>
+          <w:b/>
+          <w:bCs/>
+          <w:sz w:val="26"/>
+          <w:szCs w:val="26"/>
+        </w:rPr>
+      </w:pPr>
+      <w:r>
+        <w:rPr>
+          <w:rFonts w:ascii="Times New Roman" w:hAnsi="Times New Roman" w:cs="Times New Roman"/>
           <w:b/>
           <w:bCs/>
           <w:sz w:val="26"/>
@@ -1562,6 +1717,7 @@
       </w:r>
       <w:r>
         <w:rPr>
+          <w:rFonts w:ascii="Times New Roman" w:hAnsi="Times New Roman" w:cs="Times New Roman"/>
           <w:b/>
           <w:bCs/>
           <w:sz w:val="26"/>
@@ -1572,26 +1728,19 @@
     </w:p>
     <w:p>
       <w:pPr>
-        <w:rPr>
-          <w:b/>
-          <w:bCs/>
-          <w:sz w:val="26"/>
-          <w:szCs w:val="26"/>
-        </w:rPr>
-      </w:pPr>
-    </w:p>
-    <w:p>
-      <w:pPr>
-        <w:rPr>
-          <w:b/>
-          <w:bCs/>
-          <w:sz w:val="26"/>
-          <w:szCs w:val="26"/>
-          <w:lang w:val="en-US"/>
-        </w:rPr>
-      </w:pPr>
-      <w:r>
-        <w:rPr>
+        <w:spacing w:line="360" w:lineRule="auto"/>
+        <w:rPr>
+          <w:rFonts w:ascii="Times New Roman" w:hAnsi="Times New Roman" w:cs="Times New Roman"/>
+          <w:b/>
+          <w:bCs/>
+          <w:sz w:val="26"/>
+          <w:szCs w:val="26"/>
+          <w:lang w:val="en-US"/>
+        </w:rPr>
+      </w:pPr>
+      <w:r>
+        <w:rPr>
+          <w:rFonts w:ascii="Times New Roman" w:hAnsi="Times New Roman" w:cs="Times New Roman"/>
           <w:b/>
           <w:bCs/>
           <w:sz w:val="26"/>
@@ -1601,6 +1750,7 @@
       </w:r>
       <w:r>
         <w:rPr>
+          <w:rFonts w:ascii="Times New Roman" w:hAnsi="Times New Roman" w:cs="Times New Roman"/>
           <w:b/>
           <w:bCs/>
           <w:sz w:val="26"/>
@@ -1612,13 +1762,16 @@
     </w:p>
     <w:p>
       <w:pPr>
-        <w:rPr>
-          <w:sz w:val="26"/>
-          <w:szCs w:val="26"/>
-        </w:rPr>
-      </w:pPr>
-      <w:r>
-        <w:rPr>
+        <w:spacing w:line="360" w:lineRule="auto"/>
+        <w:rPr>
+          <w:rFonts w:ascii="Times New Roman" w:hAnsi="Times New Roman" w:cs="Times New Roman"/>
+          <w:sz w:val="26"/>
+          <w:szCs w:val="26"/>
+        </w:rPr>
+      </w:pPr>
+      <w:r>
+        <w:rPr>
+          <w:rFonts w:ascii="Times New Roman" w:hAnsi="Times New Roman" w:cs="Times New Roman"/>
           <w:sz w:val="26"/>
           <w:szCs w:val="26"/>
         </w:rPr>
@@ -1626,6 +1779,7 @@
       </w:r>
       <w:r>
         <w:rPr>
+          <w:rFonts w:ascii="Times New Roman" w:hAnsi="Times New Roman" w:cs="Times New Roman"/>
           <w:sz w:val="26"/>
           <w:szCs w:val="26"/>
         </w:rPr>
@@ -1633,6 +1787,7 @@
       </w:r>
       <w:r>
         <w:rPr>
+          <w:rFonts w:ascii="Times New Roman" w:hAnsi="Times New Roman" w:cs="Times New Roman"/>
           <w:sz w:val="26"/>
           <w:szCs w:val="26"/>
         </w:rPr>
@@ -1640,6 +1795,7 @@
       </w:r>
       <w:r>
         <w:rPr>
+          <w:rFonts w:ascii="Times New Roman" w:hAnsi="Times New Roman" w:cs="Times New Roman"/>
           <w:sz w:val="26"/>
           <w:szCs w:val="26"/>
         </w:rPr>
@@ -1647,6 +1803,7 @@
       </w:r>
       <w:r>
         <w:rPr>
+          <w:rFonts w:ascii="Times New Roman" w:hAnsi="Times New Roman" w:cs="Times New Roman"/>
           <w:sz w:val="26"/>
           <w:szCs w:val="26"/>
         </w:rPr>
@@ -1654,6 +1811,7 @@
       </w:r>
       <w:r>
         <w:rPr>
+          <w:rFonts w:ascii="Times New Roman" w:hAnsi="Times New Roman" w:cs="Times New Roman"/>
           <w:sz w:val="26"/>
           <w:szCs w:val="26"/>
         </w:rPr>
@@ -1661,6 +1819,7 @@
       </w:r>
       <w:r>
         <w:rPr>
+          <w:rFonts w:ascii="Times New Roman" w:hAnsi="Times New Roman" w:cs="Times New Roman"/>
           <w:sz w:val="26"/>
           <w:szCs w:val="26"/>
         </w:rPr>
@@ -1668,6 +1827,7 @@
       </w:r>
       <w:r>
         <w:rPr>
+          <w:rFonts w:ascii="Times New Roman" w:hAnsi="Times New Roman" w:cs="Times New Roman"/>
           <w:sz w:val="26"/>
           <w:szCs w:val="26"/>
         </w:rPr>
@@ -1675,6 +1835,7 @@
       </w:r>
       <w:r>
         <w:rPr>
+          <w:rFonts w:ascii="Times New Roman" w:hAnsi="Times New Roman" w:cs="Times New Roman"/>
           <w:sz w:val="26"/>
           <w:szCs w:val="26"/>
         </w:rPr>
@@ -1682,6 +1843,7 @@
       </w:r>
       <w:r>
         <w:rPr>
+          <w:rFonts w:ascii="Times New Roman" w:hAnsi="Times New Roman" w:cs="Times New Roman"/>
           <w:sz w:val="26"/>
           <w:szCs w:val="26"/>
         </w:rPr>
@@ -1690,15 +1852,18 @@
     </w:p>
     <w:p>
       <w:pPr>
-        <w:rPr>
-          <w:b/>
-          <w:bCs/>
-          <w:sz w:val="26"/>
-          <w:szCs w:val="26"/>
-        </w:rPr>
-      </w:pPr>
-      <w:r>
-        <w:rPr>
+        <w:spacing w:line="360" w:lineRule="auto"/>
+        <w:rPr>
+          <w:rFonts w:ascii="Times New Roman" w:hAnsi="Times New Roman" w:cs="Times New Roman"/>
+          <w:b/>
+          <w:bCs/>
+          <w:sz w:val="26"/>
+          <w:szCs w:val="26"/>
+        </w:rPr>
+      </w:pPr>
+      <w:r>
+        <w:rPr>
+          <w:rFonts w:ascii="Times New Roman" w:hAnsi="Times New Roman" w:cs="Times New Roman"/>
           <w:b/>
           <w:bCs/>
           <w:sz w:val="26"/>
@@ -1708,6 +1873,7 @@
       </w:r>
       <w:r>
         <w:rPr>
+          <w:rFonts w:ascii="Times New Roman" w:hAnsi="Times New Roman" w:cs="Times New Roman"/>
           <w:b/>
           <w:bCs/>
           <w:sz w:val="26"/>
@@ -1717,6 +1883,7 @@
       </w:r>
       <w:r>
         <w:rPr>
+          <w:rFonts w:ascii="Times New Roman" w:hAnsi="Times New Roman" w:cs="Times New Roman"/>
           <w:b/>
           <w:bCs/>
           <w:sz w:val="26"/>
@@ -1727,13 +1894,16 @@
     </w:p>
     <w:p>
       <w:pPr>
-        <w:rPr>
-          <w:sz w:val="26"/>
-          <w:szCs w:val="26"/>
-        </w:rPr>
-      </w:pPr>
-      <w:r>
-        <w:rPr>
+        <w:spacing w:line="360" w:lineRule="auto"/>
+        <w:rPr>
+          <w:rFonts w:ascii="Times New Roman" w:hAnsi="Times New Roman" w:cs="Times New Roman"/>
+          <w:sz w:val="26"/>
+          <w:szCs w:val="26"/>
+        </w:rPr>
+      </w:pPr>
+      <w:r>
+        <w:rPr>
+          <w:rFonts w:ascii="Times New Roman" w:hAnsi="Times New Roman" w:cs="Times New Roman"/>
           <w:sz w:val="26"/>
           <w:szCs w:val="26"/>
         </w:rPr>
@@ -1741,6 +1911,7 @@
       </w:r>
       <w:r>
         <w:rPr>
+          <w:rFonts w:ascii="Times New Roman" w:hAnsi="Times New Roman" w:cs="Times New Roman"/>
           <w:sz w:val="26"/>
           <w:szCs w:val="26"/>
         </w:rPr>
@@ -1748,6 +1919,7 @@
       </w:r>
       <w:r>
         <w:rPr>
+          <w:rFonts w:ascii="Times New Roman" w:hAnsi="Times New Roman" w:cs="Times New Roman"/>
           <w:sz w:val="26"/>
           <w:szCs w:val="26"/>
         </w:rPr>
@@ -1755,6 +1927,7 @@
       </w:r>
       <w:r>
         <w:rPr>
+          <w:rFonts w:ascii="Times New Roman" w:hAnsi="Times New Roman" w:cs="Times New Roman"/>
           <w:sz w:val="26"/>
           <w:szCs w:val="26"/>
         </w:rPr>
@@ -1762,6 +1935,7 @@
       </w:r>
       <w:r>
         <w:rPr>
+          <w:rFonts w:ascii="Times New Roman" w:hAnsi="Times New Roman" w:cs="Times New Roman"/>
           <w:sz w:val="26"/>
           <w:szCs w:val="26"/>
         </w:rPr>
@@ -1769,6 +1943,7 @@
       </w:r>
       <w:r>
         <w:rPr>
+          <w:rFonts w:ascii="Times New Roman" w:hAnsi="Times New Roman" w:cs="Times New Roman"/>
           <w:sz w:val="26"/>
           <w:szCs w:val="26"/>
         </w:rPr>
@@ -1776,6 +1951,7 @@
       </w:r>
       <w:r>
         <w:rPr>
+          <w:rFonts w:ascii="Times New Roman" w:hAnsi="Times New Roman" w:cs="Times New Roman"/>
           <w:sz w:val="26"/>
           <w:szCs w:val="26"/>
         </w:rPr>
@@ -1784,16 +1960,19 @@
     </w:p>
     <w:p>
       <w:pPr>
-        <w:rPr>
-          <w:b/>
-          <w:bCs/>
-          <w:sz w:val="26"/>
-          <w:szCs w:val="26"/>
-          <w:lang w:val="en-US"/>
-        </w:rPr>
-      </w:pPr>
-      <w:r>
-        <w:rPr>
+        <w:spacing w:line="360" w:lineRule="auto"/>
+        <w:rPr>
+          <w:rFonts w:ascii="Times New Roman" w:hAnsi="Times New Roman" w:cs="Times New Roman"/>
+          <w:b/>
+          <w:bCs/>
+          <w:sz w:val="26"/>
+          <w:szCs w:val="26"/>
+          <w:lang w:val="en-US"/>
+        </w:rPr>
+      </w:pPr>
+      <w:r>
+        <w:rPr>
+          <w:rFonts w:ascii="Times New Roman" w:hAnsi="Times New Roman" w:cs="Times New Roman"/>
           <w:b/>
           <w:bCs/>
           <w:sz w:val="26"/>
@@ -1803,6 +1982,7 @@
       </w:r>
       <w:r>
         <w:rPr>
+          <w:rFonts w:ascii="Times New Roman" w:hAnsi="Times New Roman" w:cs="Times New Roman"/>
           <w:b/>
           <w:bCs/>
           <w:sz w:val="26"/>
@@ -1814,13 +1994,16 @@
     </w:p>
     <w:p>
       <w:pPr>
-        <w:rPr>
-          <w:sz w:val="26"/>
-          <w:szCs w:val="26"/>
-        </w:rPr>
-      </w:pPr>
-      <w:r>
-        <w:rPr>
+        <w:spacing w:line="360" w:lineRule="auto"/>
+        <w:rPr>
+          <w:rFonts w:ascii="Times New Roman" w:hAnsi="Times New Roman" w:cs="Times New Roman"/>
+          <w:sz w:val="26"/>
+          <w:szCs w:val="26"/>
+        </w:rPr>
+      </w:pPr>
+      <w:r>
+        <w:rPr>
+          <w:rFonts w:ascii="Times New Roman" w:hAnsi="Times New Roman" w:cs="Times New Roman"/>
           <w:sz w:val="26"/>
           <w:szCs w:val="26"/>
         </w:rPr>
@@ -1828,6 +2011,7 @@
       </w:r>
       <w:r>
         <w:rPr>
+          <w:rFonts w:ascii="Times New Roman" w:hAnsi="Times New Roman" w:cs="Times New Roman"/>
           <w:sz w:val="26"/>
           <w:szCs w:val="26"/>
         </w:rPr>
@@ -1835,6 +2019,7 @@
       </w:r>
       <w:r>
         <w:rPr>
+          <w:rFonts w:ascii="Times New Roman" w:hAnsi="Times New Roman" w:cs="Times New Roman"/>
           <w:sz w:val="26"/>
           <w:szCs w:val="26"/>
         </w:rPr>
@@ -1842,6 +2027,7 @@
       </w:r>
       <w:r>
         <w:rPr>
+          <w:rFonts w:ascii="Times New Roman" w:hAnsi="Times New Roman" w:cs="Times New Roman"/>
           <w:sz w:val="26"/>
           <w:szCs w:val="26"/>
         </w:rPr>
@@ -1849,6 +2035,7 @@
       </w:r>
       <w:r>
         <w:rPr>
+          <w:rFonts w:ascii="Times New Roman" w:hAnsi="Times New Roman" w:cs="Times New Roman"/>
           <w:sz w:val="26"/>
           <w:szCs w:val="26"/>
         </w:rPr>
@@ -1856,6 +2043,7 @@
       </w:r>
       <w:r>
         <w:rPr>
+          <w:rFonts w:ascii="Times New Roman" w:hAnsi="Times New Roman" w:cs="Times New Roman"/>
           <w:sz w:val="26"/>
           <w:szCs w:val="26"/>
         </w:rPr>
@@ -1863,6 +2051,7 @@
       </w:r>
       <w:r>
         <w:rPr>
+          <w:rFonts w:ascii="Times New Roman" w:hAnsi="Times New Roman" w:cs="Times New Roman"/>
           <w:sz w:val="26"/>
           <w:szCs w:val="26"/>
         </w:rPr>
@@ -1870,6 +2059,7 @@
       </w:r>
       <w:r>
         <w:rPr>
+          <w:rFonts w:ascii="Times New Roman" w:hAnsi="Times New Roman" w:cs="Times New Roman"/>
           <w:sz w:val="26"/>
           <w:szCs w:val="26"/>
         </w:rPr>
@@ -1877,6 +2067,7 @@
       </w:r>
       <w:r>
         <w:rPr>
+          <w:rFonts w:ascii="Times New Roman" w:hAnsi="Times New Roman" w:cs="Times New Roman"/>
           <w:sz w:val="26"/>
           <w:szCs w:val="26"/>
         </w:rPr>
@@ -1885,13 +2076,16 @@
     </w:p>
     <w:p>
       <w:pPr>
-        <w:rPr>
+        <w:spacing w:line="360" w:lineRule="auto"/>
+        <w:rPr>
+          <w:rFonts w:ascii="Times New Roman" w:hAnsi="Times New Roman" w:cs="Times New Roman"/>
           <w:sz w:val="26"/>
           <w:szCs w:val="26"/>
         </w:rPr>
       </w:pPr>
     </w:p>
     <w:sectPr>
+      <w:footerReference w:type="default" r:id="rId7"/>
       <w:pgSz w:w="11906" w:h="16838"/>
       <w:pgMar w:top="1417" w:right="1417" w:bottom="1417" w:left="1417" w:header="708" w:footer="708" w:gutter="0"/>
       <w:cols w:space="708"/>
@@ -1899,6 +2093,119 @@
     </w:sectPr>
   </w:body>
 </w:document>
+</file>
+
+<file path=word/endnotes.xml><?xml version="1.0" encoding="utf-8"?>
+<w:endnotes xmlns:wpc="http://schemas.microsoft.com/office/word/2010/wordprocessingCanvas" xmlns:cx="http://schemas.microsoft.com/office/drawing/2014/chartex" xmlns:cx1="http://schemas.microsoft.com/office/drawing/2015/9/8/chartex" xmlns:cx2="http://schemas.microsoft.com/office/drawing/2015/10/21/chartex" xmlns:cx3="http://schemas.microsoft.com/office/drawing/2016/5/9/chartex" xmlns:cx4="http://schemas.microsoft.com/office/drawing/2016/5/10/chartex" xmlns:cx5="http://schemas.microsoft.com/office/drawing/2016/5/11/chartex" xmlns:cx6="http://schemas.microsoft.com/office/drawing/2016/5/12/chartex" xmlns:cx7="http://schemas.microsoft.com/office/drawing/2016/5/13/chartex" xmlns:cx8="http://schemas.microsoft.com/office/drawing/2016/5/14/chartex" xmlns:mc="http://schemas.openxmlformats.org/markup-compatibility/2006" xmlns:aink="http://schemas.microsoft.com/office/drawing/2016/ink" xmlns:am3d="http://schemas.microsoft.com/office/drawing/2017/model3d" xmlns:o="urn:schemas-microsoft-com:office:office" xmlns:oel="http://schemas.microsoft.com/office/2019/extlst" xmlns:r="http://schemas.openxmlformats.org/officeDocument/2006/relationships" xmlns:m="http://schemas.openxmlformats.org/officeDocument/2006/math" xmlns:v="urn:schemas-microsoft-com:vml" xmlns:wp14="http://schemas.microsoft.com/office/word/2010/wordprocessingDrawing" xmlns:wp="http://schemas.openxmlformats.org/drawingml/2006/wordprocessingDrawing" xmlns:w10="urn:schemas-microsoft-com:office:word" xmlns:w="http://schemas.openxmlformats.org/wordprocessingml/2006/main" xmlns:w14="http://schemas.microsoft.com/office/word/2010/wordml" xmlns:w15="http://schemas.microsoft.com/office/word/2012/wordml" xmlns:w16cex="http://schemas.microsoft.com/office/word/2018/wordml/cex" xmlns:w16cid="http://schemas.microsoft.com/office/word/2016/wordml/cid" xmlns:w16="http://schemas.microsoft.com/office/word/2018/wordml" xmlns:w16du="http://schemas.microsoft.com/office/word/2023/wordml/word16du" xmlns:w16sdtdh="http://schemas.microsoft.com/office/word/2020/wordml/sdtdatahash" xmlns:w16sdtfl="http://schemas.microsoft.com/office/word/2024/wordml/sdtformatlock" xmlns:w16se="http://schemas.microsoft.com/office/word/2015/wordml/symex" xmlns:wpg="http://schemas.microsoft.com/office/word/2010/wordprocessingGroup" xmlns:wpi="http://schemas.microsoft.com/office/word/2010/wordprocessingInk" xmlns:wne="http://schemas.microsoft.com/office/word/2006/wordml" xmlns:wps="http://schemas.microsoft.com/office/word/2010/wordprocessingShape" mc:Ignorable="w14 w15 w16se w16cid w16 w16cex w16sdtdh w16sdtfl w16du wp14">
+  <w:endnote w:type="separator" w:id="-1">
+    <w:p>
+      <w:pPr>
+        <w:spacing w:after="0" w:line="240" w:lineRule="auto"/>
+      </w:pPr>
+      <w:r>
+        <w:separator/>
+      </w:r>
+    </w:p>
+  </w:endnote>
+  <w:endnote w:type="continuationSeparator" w:id="0">
+    <w:p>
+      <w:pPr>
+        <w:spacing w:after="0" w:line="240" w:lineRule="auto"/>
+      </w:pPr>
+      <w:r>
+        <w:continuationSeparator/>
+      </w:r>
+    </w:p>
+  </w:endnote>
+</w:endnotes>
+</file>
+
+<file path=word/footer1.xml><?xml version="1.0" encoding="utf-8"?>
+<w:ftr xmlns:wpc="http://schemas.microsoft.com/office/word/2010/wordprocessingCanvas" xmlns:cx="http://schemas.microsoft.com/office/drawing/2014/chartex" xmlns:cx1="http://schemas.microsoft.com/office/drawing/2015/9/8/chartex" xmlns:cx2="http://schemas.microsoft.com/office/drawing/2015/10/21/chartex" xmlns:cx3="http://schemas.microsoft.com/office/drawing/2016/5/9/chartex" xmlns:cx4="http://schemas.microsoft.com/office/drawing/2016/5/10/chartex" xmlns:cx5="http://schemas.microsoft.com/office/drawing/2016/5/11/chartex" xmlns:cx6="http://schemas.microsoft.com/office/drawing/2016/5/12/chartex" xmlns:cx7="http://schemas.microsoft.com/office/drawing/2016/5/13/chartex" xmlns:cx8="http://schemas.microsoft.com/office/drawing/2016/5/14/chartex" xmlns:mc="http://schemas.openxmlformats.org/markup-compatibility/2006" xmlns:aink="http://schemas.microsoft.com/office/drawing/2016/ink" xmlns:am3d="http://schemas.microsoft.com/office/drawing/2017/model3d" xmlns:o="urn:schemas-microsoft-com:office:office" xmlns:oel="http://schemas.microsoft.com/office/2019/extlst" xmlns:r="http://schemas.openxmlformats.org/officeDocument/2006/relationships" xmlns:m="http://schemas.openxmlformats.org/officeDocument/2006/math" xmlns:v="urn:schemas-microsoft-com:vml" xmlns:wp14="http://schemas.microsoft.com/office/word/2010/wordprocessingDrawing" xmlns:wp="http://schemas.openxmlformats.org/drawingml/2006/wordprocessingDrawing" xmlns:w10="urn:schemas-microsoft-com:office:word" xmlns:w="http://schemas.openxmlformats.org/wordprocessingml/2006/main" xmlns:w14="http://schemas.microsoft.com/office/word/2010/wordml" xmlns:w15="http://schemas.microsoft.com/office/word/2012/wordml" xmlns:w16cex="http://schemas.microsoft.com/office/word/2018/wordml/cex" xmlns:w16cid="http://schemas.microsoft.com/office/word/2016/wordml/cid" xmlns:w16="http://schemas.microsoft.com/office/word/2018/wordml" xmlns:w16du="http://schemas.microsoft.com/office/word/2023/wordml/word16du" xmlns:w16sdtdh="http://schemas.microsoft.com/office/word/2020/wordml/sdtdatahash" xmlns:w16sdtfl="http://schemas.microsoft.com/office/word/2024/wordml/sdtformatlock" xmlns:w16se="http://schemas.microsoft.com/office/word/2015/wordml/symex" xmlns:wpg="http://schemas.microsoft.com/office/word/2010/wordprocessingGroup" xmlns:wpi="http://schemas.microsoft.com/office/word/2010/wordprocessingInk" xmlns:wne="http://schemas.microsoft.com/office/word/2006/wordml" xmlns:wps="http://schemas.microsoft.com/office/word/2010/wordprocessingShape" mc:Ignorable="w14 w15 w16se w16cid w16 w16cex w16sdtdh w16sdtfl w16du wp14">
+  <w:sdt>
+    <w:sdtPr>
+      <w:id w:val="2103901575"/>
+      <w:docPartObj>
+        <w:docPartGallery w:val="Page Numbers (Bottom of Page)"/>
+        <w:docPartUnique/>
+      </w:docPartObj>
+    </w:sdtPr>
+    <w:sdtContent>
+      <w:p>
+        <w:pPr>
+          <w:pStyle w:val="Subsol"/>
+          <w:jc w:val="right"/>
+        </w:pPr>
+        <w:r>
+          <w:rPr>
+            <w:rFonts w:ascii="Times New Roman" w:hAnsi="Times New Roman" w:cs="Times New Roman"/>
+          </w:rPr>
+          <w:fldChar w:fldCharType="begin"/>
+        </w:r>
+        <w:r>
+          <w:rPr>
+            <w:rFonts w:ascii="Times New Roman" w:hAnsi="Times New Roman" w:cs="Times New Roman"/>
+          </w:rPr>
+          <w:instrText>PAGE   \* MERGEFORMAT</w:instrText>
+        </w:r>
+        <w:r>
+          <w:rPr>
+            <w:rFonts w:ascii="Times New Roman" w:hAnsi="Times New Roman" w:cs="Times New Roman"/>
+          </w:rPr>
+          <w:fldChar w:fldCharType="separate"/>
+        </w:r>
+        <w:r>
+          <w:rPr>
+            <w:rFonts w:ascii="Times New Roman" w:hAnsi="Times New Roman" w:cs="Times New Roman"/>
+          </w:rPr>
+          <w:t>2</w:t>
+        </w:r>
+        <w:r>
+          <w:rPr>
+            <w:rFonts w:ascii="Times New Roman" w:hAnsi="Times New Roman" w:cs="Times New Roman"/>
+          </w:rPr>
+          <w:fldChar w:fldCharType="end"/>
+        </w:r>
+        <w:r>
+          <w:rPr>
+            <w:rFonts w:ascii="Times New Roman" w:hAnsi="Times New Roman" w:cs="Times New Roman"/>
+          </w:rPr>
+          <w:t>.</w:t>
+        </w:r>
+      </w:p>
+    </w:sdtContent>
+  </w:sdt>
+  <w:p>
+    <w:pPr>
+      <w:pStyle w:val="Subsol"/>
+    </w:pPr>
+  </w:p>
+</w:ftr>
+</file>
+
+<file path=word/footnotes.xml><?xml version="1.0" encoding="utf-8"?>
+<w:footnotes xmlns:wpc="http://schemas.microsoft.com/office/word/2010/wordprocessingCanvas" xmlns:cx="http://schemas.microsoft.com/office/drawing/2014/chartex" xmlns:cx1="http://schemas.microsoft.com/office/drawing/2015/9/8/chartex" xmlns:cx2="http://schemas.microsoft.com/office/drawing/2015/10/21/chartex" xmlns:cx3="http://schemas.microsoft.com/office/drawing/2016/5/9/chartex" xmlns:cx4="http://schemas.microsoft.com/office/drawing/2016/5/10/chartex" xmlns:cx5="http://schemas.microsoft.com/office/drawing/2016/5/11/chartex" xmlns:cx6="http://schemas.microsoft.com/office/drawing/2016/5/12/chartex" xmlns:cx7="http://schemas.microsoft.com/office/drawing/2016/5/13/chartex" xmlns:cx8="http://schemas.microsoft.com/office/drawing/2016/5/14/chartex" xmlns:mc="http://schemas.openxmlformats.org/markup-compatibility/2006" xmlns:aink="http://schemas.microsoft.com/office/drawing/2016/ink" xmlns:am3d="http://schemas.microsoft.com/office/drawing/2017/model3d" xmlns:o="urn:schemas-microsoft-com:office:office" xmlns:oel="http://schemas.microsoft.com/office/2019/extlst" xmlns:r="http://schemas.openxmlformats.org/officeDocument/2006/relationships" xmlns:m="http://schemas.openxmlformats.org/officeDocument/2006/math" xmlns:v="urn:schemas-microsoft-com:vml" xmlns:wp14="http://schemas.microsoft.com/office/word/2010/wordprocessingDrawing" xmlns:wp="http://schemas.openxmlformats.org/drawingml/2006/wordprocessingDrawing" xmlns:w10="urn:schemas-microsoft-com:office:word" xmlns:w="http://schemas.openxmlformats.org/wordprocessingml/2006/main" xmlns:w14="http://schemas.microsoft.com/office/word/2010/wordml" xmlns:w15="http://schemas.microsoft.com/office/word/2012/wordml" xmlns:w16cex="http://schemas.microsoft.com/office/word/2018/wordml/cex" xmlns:w16cid="http://schemas.microsoft.com/office/word/2016/wordml/cid" xmlns:w16="http://schemas.microsoft.com/office/word/2018/wordml" xmlns:w16du="http://schemas.microsoft.com/office/word/2023/wordml/word16du" xmlns:w16sdtdh="http://schemas.microsoft.com/office/word/2020/wordml/sdtdatahash" xmlns:w16sdtfl="http://schemas.microsoft.com/office/word/2024/wordml/sdtformatlock" xmlns:w16se="http://schemas.microsoft.com/office/word/2015/wordml/symex" xmlns:wpg="http://schemas.microsoft.com/office/word/2010/wordprocessingGroup" xmlns:wpi="http://schemas.microsoft.com/office/word/2010/wordprocessingInk" xmlns:wne="http://schemas.microsoft.com/office/word/2006/wordml" xmlns:wps="http://schemas.microsoft.com/office/word/2010/wordprocessingShape" mc:Ignorable="w14 w15 w16se w16cid w16 w16cex w16sdtdh w16sdtfl w16du wp14">
+  <w:footnote w:type="separator" w:id="-1">
+    <w:p>
+      <w:pPr>
+        <w:spacing w:after="0" w:line="240" w:lineRule="auto"/>
+      </w:pPr>
+      <w:r>
+        <w:separator/>
+      </w:r>
+    </w:p>
+  </w:footnote>
+  <w:footnote w:type="continuationSeparator" w:id="0">
+    <w:p>
+      <w:pPr>
+        <w:spacing w:after="0" w:line="240" w:lineRule="auto"/>
+      </w:pPr>
+      <w:r>
+        <w:continuationSeparator/>
+      </w:r>
+    </w:p>
+  </w:footnote>
+</w:footnotes>
 </file>
 
 <file path=word/numbering.xml><?xml version="1.0" encoding="utf-8"?>
@@ -3519,6 +3826,50 @@
       <w:spacing w:val="5"/>
     </w:rPr>
   </w:style>
+  <w:style w:type="paragraph" w:styleId="Antet">
+    <w:name w:val="header"/>
+    <w:basedOn w:val="Normal"/>
+    <w:link w:val="AntetCaracter"/>
+    <w:uiPriority w:val="99"/>
+    <w:unhideWhenUsed/>
+    <w:rsid w:val="007613E7"/>
+    <w:pPr>
+      <w:tabs>
+        <w:tab w:val="center" w:pos="4536"/>
+        <w:tab w:val="right" w:pos="9072"/>
+      </w:tabs>
+      <w:spacing w:after="0" w:line="240" w:lineRule="auto"/>
+    </w:pPr>
+  </w:style>
+  <w:style w:type="character" w:customStyle="1" w:styleId="AntetCaracter">
+    <w:name w:val="Antet Caracter"/>
+    <w:basedOn w:val="Fontdeparagrafimplicit"/>
+    <w:link w:val="Antet"/>
+    <w:uiPriority w:val="99"/>
+    <w:rsid w:val="007613E7"/>
+  </w:style>
+  <w:style w:type="paragraph" w:styleId="Subsol">
+    <w:name w:val="footer"/>
+    <w:basedOn w:val="Normal"/>
+    <w:link w:val="SubsolCaracter"/>
+    <w:uiPriority w:val="99"/>
+    <w:unhideWhenUsed/>
+    <w:rsid w:val="007613E7"/>
+    <w:pPr>
+      <w:tabs>
+        <w:tab w:val="center" w:pos="4536"/>
+        <w:tab w:val="right" w:pos="9072"/>
+      </w:tabs>
+      <w:spacing w:after="0" w:line="240" w:lineRule="auto"/>
+    </w:pPr>
+  </w:style>
+  <w:style w:type="character" w:customStyle="1" w:styleId="SubsolCaracter">
+    <w:name w:val="Subsol Caracter"/>
+    <w:basedOn w:val="Fontdeparagrafimplicit"/>
+    <w:link w:val="Subsol"/>
+    <w:uiPriority w:val="99"/>
+    <w:rsid w:val="007613E7"/>
+  </w:style>
 </w:styles>
 </file>
 

--- a/documentatie/Cosma_Rasvan_Casa.curs.valutar_BD.docx
+++ b/documentatie/Cosma_Rasvan_Casa.curs.valutar_BD.docx
@@ -15,54 +15,6 @@
     </w:p>
     <w:p>
       <w:pPr>
-        <w:spacing w:after="0" w:line="360" w:lineRule="auto"/>
-        <w:jc w:val="center"/>
-        <w:rPr>
-          <w:rFonts w:ascii="Times New Roman" w:hAnsi="Times New Roman" w:cs="Times New Roman"/>
-          <w:b/>
-          <w:bCs/>
-        </w:rPr>
-      </w:pPr>
-    </w:p>
-    <w:p>
-      <w:pPr>
-        <w:spacing w:after="0" w:line="360" w:lineRule="auto"/>
-        <w:rPr>
-          <w:rFonts w:ascii="Times New Roman" w:hAnsi="Times New Roman" w:cs="Times New Roman"/>
-          <w:b/>
-          <w:bCs/>
-        </w:rPr>
-      </w:pPr>
-    </w:p>
-    <w:p>
-      <w:pPr>
-        <w:spacing w:after="0" w:line="360" w:lineRule="auto"/>
-        <w:jc w:val="center"/>
-        <w:rPr>
-          <w:rFonts w:ascii="Times New Roman" w:hAnsi="Times New Roman" w:cs="Times New Roman"/>
-          <w:b/>
-          <w:bCs/>
-        </w:rPr>
-      </w:pPr>
-      <w:r>
-        <w:rPr>
-          <w:rFonts w:ascii="Times New Roman" w:hAnsi="Times New Roman" w:cs="Times New Roman"/>
-          <w:b/>
-          <w:bCs/>
-        </w:rPr>
-        <w:t xml:space="preserve">Universitatea </w:t>
-      </w:r>
-      <w:r>
-        <w:rPr>
-          <w:rFonts w:ascii="Times New Roman" w:hAnsi="Times New Roman" w:cs="Times New Roman"/>
-          <w:b/>
-          <w:bCs/>
-        </w:rPr>
-        <w:t xml:space="preserve">Tehnică </w:t>
-      </w:r>
-    </w:p>
-    <w:p>
-      <w:pPr>
         <w:spacing w:line="360" w:lineRule="auto"/>
         <w:jc w:val="center"/>
         <w:rPr>
@@ -77,14 +29,6 @@
           <w:b/>
           <w:bCs/>
         </w:rPr>
-        <w:t>Centrul universitar NORD</w:t>
-      </w:r>
-      <w:r>
-        <w:rPr>
-          <w:rFonts w:ascii="Times New Roman" w:hAnsi="Times New Roman" w:cs="Times New Roman"/>
-          <w:b/>
-          <w:bCs/>
-        </w:rPr>
         <w:br/>
         <w:t xml:space="preserve">Facultatea de </w:t>
       </w:r>
@@ -103,7 +47,23 @@
           <w:bCs/>
         </w:rPr>
         <w:br/>
-        <w:t xml:space="preserve">Specializarea </w:t>
+        <w:t>Specializarea</w:t>
+      </w:r>
+      <w:r>
+        <w:rPr>
+          <w:rFonts w:ascii="Times New Roman" w:hAnsi="Times New Roman" w:cs="Times New Roman"/>
+          <w:b/>
+          <w:bCs/>
+        </w:rPr>
+        <w:t>:</w:t>
+      </w:r>
+      <w:r>
+        <w:rPr>
+          <w:rFonts w:ascii="Times New Roman" w:hAnsi="Times New Roman" w:cs="Times New Roman"/>
+          <w:b/>
+          <w:bCs/>
+        </w:rPr>
+        <w:t xml:space="preserve"> </w:t>
       </w:r>
       <w:r>
         <w:rPr>
@@ -146,6 +106,14 @@
           <w:bCs/>
         </w:rPr>
       </w:pPr>
+      <w:r>
+        <w:rPr>
+          <w:rFonts w:ascii="Times New Roman" w:hAnsi="Times New Roman" w:cs="Times New Roman"/>
+          <w:b/>
+          <w:bCs/>
+        </w:rPr>
+        <w:t>— Disciplina: Proiectarea Bazelor de Date —</w:t>
+      </w:r>
     </w:p>
     <w:p>
       <w:pPr>
@@ -163,75 +131,136 @@
           <w:b/>
           <w:bCs/>
         </w:rPr>
-        <w:t>— Disciplina: Proiectarea Bazelor de Date —</w:t>
+        <w:t xml:space="preserve"> </w:t>
+      </w:r>
+      <w:r>
+        <w:rPr>
+          <w:rFonts w:ascii="Times New Roman" w:hAnsi="Times New Roman" w:cs="Times New Roman"/>
+          <w:b/>
+          <w:bCs/>
+        </w:rPr>
+        <w:t xml:space="preserve">APLICAȚIE </w:t>
+      </w:r>
+      <w:r>
+        <w:rPr>
+          <w:rFonts w:ascii="Times New Roman" w:hAnsi="Times New Roman" w:cs="Times New Roman"/>
+          <w:b/>
+          <w:bCs/>
+        </w:rPr>
+        <w:t xml:space="preserve">PENTRU </w:t>
+      </w:r>
+      <w:r>
+        <w:rPr>
+          <w:rFonts w:ascii="Times New Roman" w:hAnsi="Times New Roman" w:cs="Times New Roman"/>
+          <w:b/>
+          <w:bCs/>
+        </w:rPr>
+        <w:t>EVIDENȚA ȘI GESTIUNEA UNEI</w:t>
+      </w:r>
+      <w:r>
+        <w:rPr>
+          <w:rFonts w:ascii="Times New Roman" w:hAnsi="Times New Roman" w:cs="Times New Roman"/>
+          <w:b/>
+          <w:bCs/>
+        </w:rPr>
+        <w:t xml:space="preserve"> CAS</w:t>
+      </w:r>
+      <w:r>
+        <w:rPr>
+          <w:rFonts w:ascii="Times New Roman" w:hAnsi="Times New Roman" w:cs="Times New Roman"/>
+          <w:b/>
+          <w:bCs/>
+        </w:rPr>
+        <w:t>E</w:t>
+      </w:r>
+      <w:r>
+        <w:rPr>
+          <w:rFonts w:ascii="Times New Roman" w:hAnsi="Times New Roman" w:cs="Times New Roman"/>
+          <w:b/>
+          <w:bCs/>
+        </w:rPr>
+        <w:t xml:space="preserve"> DE SCHIMB VALUTAR</w:t>
       </w:r>
     </w:p>
     <w:p>
       <w:pPr>
         <w:spacing w:line="360" w:lineRule="auto"/>
-        <w:jc w:val="center"/>
-        <w:rPr>
-          <w:rFonts w:ascii="Times New Roman" w:hAnsi="Times New Roman" w:cs="Times New Roman"/>
-          <w:b/>
-          <w:bCs/>
-        </w:rPr>
-      </w:pPr>
-      <w:r>
-        <w:rPr>
-          <w:rFonts w:ascii="Times New Roman" w:hAnsi="Times New Roman" w:cs="Times New Roman"/>
-          <w:b/>
-          <w:bCs/>
+        <w:rPr>
+          <w:rFonts w:ascii="Times New Roman" w:hAnsi="Times New Roman" w:cs="Times New Roman"/>
+          <w:b/>
+          <w:bCs/>
+        </w:rPr>
+      </w:pPr>
+    </w:p>
+    <w:p>
+      <w:pPr>
+        <w:spacing w:line="360" w:lineRule="auto"/>
+        <w:rPr>
+          <w:rFonts w:ascii="Times New Roman" w:hAnsi="Times New Roman" w:cs="Times New Roman"/>
+          <w:b/>
+          <w:bCs/>
+        </w:rPr>
+      </w:pPr>
+    </w:p>
+    <w:p>
+      <w:pPr>
+        <w:spacing w:line="360" w:lineRule="auto"/>
+        <w:rPr>
+          <w:rFonts w:ascii="Times New Roman" w:hAnsi="Times New Roman" w:cs="Times New Roman"/>
+          <w:b/>
+          <w:bCs/>
+        </w:rPr>
+      </w:pPr>
+    </w:p>
+    <w:p>
+      <w:pPr>
+        <w:spacing w:line="360" w:lineRule="auto"/>
+        <w:rPr>
+          <w:rFonts w:ascii="Times New Roman" w:hAnsi="Times New Roman" w:cs="Times New Roman"/>
+        </w:rPr>
+      </w:pPr>
+      <w:r>
+        <w:rPr>
+          <w:rFonts w:ascii="Times New Roman" w:hAnsi="Times New Roman" w:cs="Times New Roman"/>
+          <w:b/>
+          <w:bCs/>
+        </w:rPr>
+        <w:t xml:space="preserve">Autor: </w:t>
+      </w:r>
+      <w:r>
+        <w:rPr>
+          <w:rFonts w:ascii="Times New Roman" w:hAnsi="Times New Roman" w:cs="Times New Roman"/>
+        </w:rPr>
+        <w:t>Student</w:t>
+      </w:r>
+    </w:p>
+    <w:p>
+      <w:pPr>
+        <w:spacing w:line="360" w:lineRule="auto"/>
+        <w:rPr>
+          <w:rFonts w:ascii="Times New Roman" w:hAnsi="Times New Roman" w:cs="Times New Roman"/>
+        </w:rPr>
+      </w:pPr>
+      <w:r>
+        <w:rPr>
+          <w:rFonts w:ascii="Times New Roman" w:hAnsi="Times New Roman" w:cs="Times New Roman"/>
+          <w:b/>
+          <w:bCs/>
+        </w:rPr>
+        <w:t xml:space="preserve">Anul: </w:t>
+      </w:r>
+      <w:r>
+        <w:rPr>
+          <w:rFonts w:ascii="Times New Roman" w:hAnsi="Times New Roman" w:cs="Times New Roman"/>
+        </w:rPr>
+        <w:t>III</w:t>
+      </w:r>
+      <w:r>
+        <w:rPr>
+          <w:rFonts w:ascii="Times New Roman" w:hAnsi="Times New Roman" w:cs="Times New Roman"/>
         </w:rPr>
         <w:t xml:space="preserve"> </w:t>
       </w:r>
-      <w:r>
-        <w:rPr>
-          <w:rFonts w:ascii="Times New Roman" w:hAnsi="Times New Roman" w:cs="Times New Roman"/>
-          <w:b/>
-          <w:bCs/>
-        </w:rPr>
-        <w:t xml:space="preserve">APLICAȚIE </w:t>
-      </w:r>
-      <w:r>
-        <w:rPr>
-          <w:rFonts w:ascii="Times New Roman" w:hAnsi="Times New Roman" w:cs="Times New Roman"/>
-          <w:b/>
-          <w:bCs/>
-        </w:rPr>
-        <w:t xml:space="preserve">PENTRU </w:t>
-      </w:r>
-      <w:r>
-        <w:rPr>
-          <w:rFonts w:ascii="Times New Roman" w:hAnsi="Times New Roman" w:cs="Times New Roman"/>
-          <w:b/>
-          <w:bCs/>
-        </w:rPr>
-        <w:t>EVIDENȚA ȘI GESTIUNEA UNEI</w:t>
-      </w:r>
-      <w:r>
-        <w:rPr>
-          <w:rFonts w:ascii="Times New Roman" w:hAnsi="Times New Roman" w:cs="Times New Roman"/>
-          <w:b/>
-          <w:bCs/>
-        </w:rPr>
-        <w:t xml:space="preserve"> CAS</w:t>
-      </w:r>
-      <w:r>
-        <w:rPr>
-          <w:rFonts w:ascii="Times New Roman" w:hAnsi="Times New Roman" w:cs="Times New Roman"/>
-          <w:b/>
-          <w:bCs/>
-        </w:rPr>
-        <w:t>E</w:t>
-      </w:r>
-      <w:r>
-        <w:rPr>
-          <w:rFonts w:ascii="Times New Roman" w:hAnsi="Times New Roman" w:cs="Times New Roman"/>
-          <w:b/>
-          <w:bCs/>
-        </w:rPr>
-        <w:t xml:space="preserve"> DE SCHIMB VALUTAR</w:t>
-      </w:r>
     </w:p>
     <w:p>
       <w:pPr>
@@ -242,16 +271,40 @@
           <w:bCs/>
         </w:rPr>
       </w:pPr>
+      <w:r>
+        <w:rPr>
+          <w:rFonts w:ascii="Times New Roman" w:hAnsi="Times New Roman" w:cs="Times New Roman"/>
+          <w:b/>
+          <w:bCs/>
+        </w:rPr>
+        <w:t>Cadru didactic îndrumător:</w:t>
+      </w:r>
+      <w:r>
+        <w:rPr>
+          <w:rFonts w:ascii="Times New Roman" w:hAnsi="Times New Roman" w:cs="Times New Roman"/>
+        </w:rPr>
+        <w:t xml:space="preserve"> </w:t>
+      </w:r>
+      <w:r>
+        <w:rPr>
+          <w:rFonts w:ascii="Times New Roman" w:hAnsi="Times New Roman" w:cs="Times New Roman"/>
+        </w:rPr>
+        <w:t>Cadru didactic</w:t>
+      </w:r>
     </w:p>
     <w:p>
       <w:pPr>
         <w:spacing w:line="360" w:lineRule="auto"/>
         <w:rPr>
           <w:rFonts w:ascii="Times New Roman" w:hAnsi="Times New Roman" w:cs="Times New Roman"/>
-          <w:b/>
-          <w:bCs/>
-        </w:rPr>
-      </w:pPr>
+        </w:rPr>
+      </w:pPr>
+      <w:r>
+        <w:rPr>
+          <w:rFonts w:ascii="Times New Roman" w:hAnsi="Times New Roman" w:cs="Times New Roman"/>
+        </w:rPr>
+        <w:br/>
+      </w:r>
     </w:p>
     <w:p>
       <w:pPr>
@@ -282,242 +335,6 @@
           <w:bCs/>
         </w:rPr>
       </w:pPr>
-    </w:p>
-    <w:p>
-      <w:pPr>
-        <w:spacing w:line="360" w:lineRule="auto"/>
-        <w:rPr>
-          <w:rFonts w:ascii="Times New Roman" w:hAnsi="Times New Roman" w:cs="Times New Roman"/>
-          <w:b/>
-          <w:bCs/>
-        </w:rPr>
-      </w:pPr>
-    </w:p>
-    <w:p>
-      <w:pPr>
-        <w:spacing w:line="360" w:lineRule="auto"/>
-        <w:rPr>
-          <w:rFonts w:ascii="Times New Roman" w:hAnsi="Times New Roman" w:cs="Times New Roman"/>
-          <w:b/>
-          <w:bCs/>
-        </w:rPr>
-      </w:pPr>
-    </w:p>
-    <w:p>
-      <w:pPr>
-        <w:spacing w:line="360" w:lineRule="auto"/>
-        <w:rPr>
-          <w:rFonts w:ascii="Times New Roman" w:hAnsi="Times New Roman" w:cs="Times New Roman"/>
-        </w:rPr>
-      </w:pPr>
-      <w:r>
-        <w:rPr>
-          <w:rFonts w:ascii="Times New Roman" w:hAnsi="Times New Roman" w:cs="Times New Roman"/>
-          <w:b/>
-          <w:bCs/>
-        </w:rPr>
-        <w:t>Cadru didactic îndrumător:</w:t>
-      </w:r>
-      <w:r>
-        <w:rPr>
-          <w:rFonts w:ascii="Times New Roman" w:hAnsi="Times New Roman" w:cs="Times New Roman"/>
-          <w:b/>
-          <w:bCs/>
-        </w:rPr>
-        <w:tab/>
-      </w:r>
-      <w:r>
-        <w:rPr>
-          <w:rFonts w:ascii="Times New Roman" w:hAnsi="Times New Roman" w:cs="Times New Roman"/>
-          <w:b/>
-          <w:bCs/>
-        </w:rPr>
-        <w:tab/>
-      </w:r>
-      <w:r>
-        <w:rPr>
-          <w:rFonts w:ascii="Times New Roman" w:hAnsi="Times New Roman" w:cs="Times New Roman"/>
-          <w:b/>
-          <w:bCs/>
-        </w:rPr>
-        <w:tab/>
-      </w:r>
-      <w:r>
-        <w:rPr>
-          <w:rFonts w:ascii="Times New Roman" w:hAnsi="Times New Roman" w:cs="Times New Roman"/>
-          <w:b/>
-          <w:bCs/>
-        </w:rPr>
-        <w:tab/>
-      </w:r>
-      <w:r>
-        <w:rPr>
-          <w:rFonts w:ascii="Times New Roman" w:hAnsi="Times New Roman" w:cs="Times New Roman"/>
-          <w:b/>
-          <w:bCs/>
-        </w:rPr>
-        <w:tab/>
-      </w:r>
-      <w:r>
-        <w:rPr>
-          <w:rFonts w:ascii="Times New Roman" w:hAnsi="Times New Roman" w:cs="Times New Roman"/>
-          <w:b/>
-          <w:bCs/>
-        </w:rPr>
-        <w:tab/>
-        <w:t xml:space="preserve"> Student:</w:t>
-      </w:r>
-      <w:r>
-        <w:rPr>
-          <w:rFonts w:ascii="Times New Roman" w:hAnsi="Times New Roman" w:cs="Times New Roman"/>
-        </w:rPr>
-        <w:br/>
-      </w:r>
-      <w:r>
-        <w:rPr>
-          <w:rFonts w:ascii="Times New Roman" w:hAnsi="Times New Roman" w:cs="Times New Roman"/>
-        </w:rPr>
-        <w:t>Văduva Bogdan</w:t>
-      </w:r>
-      <w:r>
-        <w:rPr>
-          <w:rFonts w:ascii="Times New Roman" w:hAnsi="Times New Roman" w:cs="Times New Roman"/>
-        </w:rPr>
-        <w:tab/>
-      </w:r>
-      <w:r>
-        <w:rPr>
-          <w:rFonts w:ascii="Times New Roman" w:hAnsi="Times New Roman" w:cs="Times New Roman"/>
-        </w:rPr>
-        <w:tab/>
-      </w:r>
-      <w:r>
-        <w:rPr>
-          <w:rFonts w:ascii="Times New Roman" w:hAnsi="Times New Roman" w:cs="Times New Roman"/>
-        </w:rPr>
-        <w:tab/>
-      </w:r>
-      <w:r>
-        <w:rPr>
-          <w:rFonts w:ascii="Times New Roman" w:hAnsi="Times New Roman" w:cs="Times New Roman"/>
-        </w:rPr>
-        <w:tab/>
-      </w:r>
-      <w:r>
-        <w:rPr>
-          <w:rFonts w:ascii="Times New Roman" w:hAnsi="Times New Roman" w:cs="Times New Roman"/>
-        </w:rPr>
-        <w:tab/>
-      </w:r>
-      <w:r>
-        <w:rPr>
-          <w:rFonts w:ascii="Times New Roman" w:hAnsi="Times New Roman" w:cs="Times New Roman"/>
-        </w:rPr>
-        <w:tab/>
-      </w:r>
-      <w:r>
-        <w:rPr>
-          <w:rFonts w:ascii="Times New Roman" w:hAnsi="Times New Roman" w:cs="Times New Roman"/>
-        </w:rPr>
-        <w:tab/>
-      </w:r>
-      <w:r>
-        <w:rPr>
-          <w:rFonts w:ascii="Times New Roman" w:hAnsi="Times New Roman" w:cs="Times New Roman"/>
-        </w:rPr>
-        <w:tab/>
-        <w:t xml:space="preserve">Cosma Rasvan </w:t>
-      </w:r>
-    </w:p>
-    <w:p>
-      <w:pPr>
-        <w:spacing w:line="360" w:lineRule="auto"/>
-        <w:rPr>
-          <w:rFonts w:ascii="Times New Roman" w:hAnsi="Times New Roman" w:cs="Times New Roman"/>
-          <w:b/>
-          <w:bCs/>
-        </w:rPr>
-      </w:pPr>
-      <w:r>
-        <w:rPr>
-          <w:rFonts w:ascii="Times New Roman" w:hAnsi="Times New Roman" w:cs="Times New Roman"/>
-        </w:rPr>
-        <w:tab/>
-      </w:r>
-      <w:r>
-        <w:rPr>
-          <w:rFonts w:ascii="Times New Roman" w:hAnsi="Times New Roman" w:cs="Times New Roman"/>
-        </w:rPr>
-        <w:tab/>
-      </w:r>
-      <w:r>
-        <w:rPr>
-          <w:rFonts w:ascii="Times New Roman" w:hAnsi="Times New Roman" w:cs="Times New Roman"/>
-        </w:rPr>
-        <w:tab/>
-      </w:r>
-      <w:r>
-        <w:rPr>
-          <w:rFonts w:ascii="Times New Roman" w:hAnsi="Times New Roman" w:cs="Times New Roman"/>
-        </w:rPr>
-        <w:tab/>
-      </w:r>
-      <w:r>
-        <w:rPr>
-          <w:rFonts w:ascii="Times New Roman" w:hAnsi="Times New Roman" w:cs="Times New Roman"/>
-        </w:rPr>
-        <w:tab/>
-      </w:r>
-      <w:r>
-        <w:rPr>
-          <w:rFonts w:ascii="Times New Roman" w:hAnsi="Times New Roman" w:cs="Times New Roman"/>
-        </w:rPr>
-        <w:tab/>
-      </w:r>
-      <w:r>
-        <w:rPr>
-          <w:rFonts w:ascii="Times New Roman" w:hAnsi="Times New Roman" w:cs="Times New Roman"/>
-        </w:rPr>
-        <w:tab/>
-      </w:r>
-      <w:r>
-        <w:rPr>
-          <w:rFonts w:ascii="Times New Roman" w:hAnsi="Times New Roman" w:cs="Times New Roman"/>
-        </w:rPr>
-        <w:tab/>
-      </w:r>
-      <w:r>
-        <w:rPr>
-          <w:rFonts w:ascii="Times New Roman" w:hAnsi="Times New Roman" w:cs="Times New Roman"/>
-        </w:rPr>
-        <w:tab/>
-      </w:r>
-      <w:r>
-        <w:rPr>
-          <w:rFonts w:ascii="Times New Roman" w:hAnsi="Times New Roman" w:cs="Times New Roman"/>
-        </w:rPr>
-        <w:tab/>
-      </w:r>
-      <w:r>
-        <w:rPr>
-          <w:rFonts w:ascii="Times New Roman" w:hAnsi="Times New Roman" w:cs="Times New Roman"/>
-          <w:b/>
-          <w:bCs/>
-        </w:rPr>
-        <w:t xml:space="preserve">Anul: </w:t>
-      </w:r>
-      <w:r>
-        <w:rPr>
-          <w:rFonts w:ascii="Times New Roman" w:hAnsi="Times New Roman" w:cs="Times New Roman"/>
-        </w:rPr>
-        <w:t>III</w:t>
-      </w:r>
-      <w:r>
-        <w:rPr>
-          <w:rFonts w:ascii="Times New Roman" w:hAnsi="Times New Roman" w:cs="Times New Roman"/>
-        </w:rPr>
-        <w:br/>
-      </w:r>
     </w:p>
     <w:p>
       <w:pPr>
@@ -780,9 +597,11 @@
     <w:p>
       <w:pPr>
         <w:spacing w:line="360" w:lineRule="auto"/>
-        <w:rPr>
-          <w:rFonts w:ascii="Times New Roman" w:hAnsi="Times New Roman" w:cs="Times New Roman"/>
-          <w:lang w:val="en-US"/>
+        <w:ind w:left="360"/>
+        <w:rPr>
+          <w:rFonts w:ascii="Times New Roman" w:hAnsi="Times New Roman" w:cs="Times New Roman"/>
+          <w:sz w:val="26"/>
+          <w:szCs w:val="26"/>
         </w:rPr>
       </w:pPr>
     </w:p>
@@ -843,21 +662,940 @@
         <w:spacing w:line="360" w:lineRule="auto"/>
         <w:rPr>
           <w:rFonts w:ascii="Times New Roman" w:hAnsi="Times New Roman" w:cs="Times New Roman"/>
-          <w:b/>
-          <w:bCs/>
-          <w:sz w:val="26"/>
-          <w:szCs w:val="26"/>
-        </w:rPr>
-      </w:pPr>
-      <w:r>
-        <w:rPr>
-          <w:rFonts w:ascii="Times New Roman" w:hAnsi="Times New Roman" w:cs="Times New Roman"/>
-          <w:b/>
-          <w:bCs/>
-          <w:sz w:val="26"/>
-          <w:szCs w:val="26"/>
-        </w:rPr>
-        <w:t>1.1. Domeniul de aplicare</w:t>
+          <w:sz w:val="26"/>
+          <w:szCs w:val="26"/>
+        </w:rPr>
+      </w:pPr>
+      <w:r>
+        <w:rPr>
+          <w:rFonts w:ascii="Times New Roman" w:hAnsi="Times New Roman" w:cs="Times New Roman"/>
+          <w:sz w:val="26"/>
+          <w:szCs w:val="26"/>
+        </w:rPr>
+        <w:t xml:space="preserve">Domeniul în care se încadrează proiectul este cel financiar, </w:t>
+      </w:r>
+      <w:r>
+        <w:rPr>
+          <w:rFonts w:ascii="Times New Roman" w:hAnsi="Times New Roman" w:cs="Times New Roman"/>
+          <w:sz w:val="26"/>
+          <w:szCs w:val="26"/>
+        </w:rPr>
+        <w:t>ș</w:t>
+      </w:r>
+      <w:r>
+        <w:rPr>
+          <w:rFonts w:ascii="Times New Roman" w:hAnsi="Times New Roman" w:cs="Times New Roman"/>
+          <w:sz w:val="26"/>
+          <w:szCs w:val="26"/>
+        </w:rPr>
+        <w:t xml:space="preserve">i anume o </w:t>
+      </w:r>
+      <w:r>
+        <w:rPr>
+          <w:rFonts w:ascii="Times New Roman" w:hAnsi="Times New Roman" w:cs="Times New Roman"/>
+          <w:sz w:val="26"/>
+          <w:szCs w:val="26"/>
+        </w:rPr>
+        <w:t>Cas</w:t>
+      </w:r>
+      <w:r>
+        <w:rPr>
+          <w:rFonts w:ascii="Times New Roman" w:hAnsi="Times New Roman" w:cs="Times New Roman"/>
+          <w:sz w:val="26"/>
+          <w:szCs w:val="26"/>
+        </w:rPr>
+        <w:t>ă</w:t>
+      </w:r>
+      <w:r>
+        <w:rPr>
+          <w:rFonts w:ascii="Times New Roman" w:hAnsi="Times New Roman" w:cs="Times New Roman"/>
+          <w:sz w:val="26"/>
+          <w:szCs w:val="26"/>
+        </w:rPr>
+        <w:t xml:space="preserve"> de Schimb Valutar.</w:t>
+      </w:r>
+      <w:r>
+        <w:rPr>
+          <w:rFonts w:ascii="Times New Roman" w:hAnsi="Times New Roman" w:cs="Times New Roman"/>
+          <w:b/>
+          <w:bCs/>
+          <w:sz w:val="26"/>
+          <w:szCs w:val="26"/>
+        </w:rPr>
+        <w:t xml:space="preserve"> </w:t>
+      </w:r>
+      <w:r>
+        <w:rPr>
+          <w:rFonts w:ascii="Times New Roman" w:hAnsi="Times New Roman" w:cs="Times New Roman"/>
+          <w:sz w:val="26"/>
+          <w:szCs w:val="26"/>
+        </w:rPr>
+        <w:t>Și mi-am propus</w:t>
+      </w:r>
+      <w:r>
+        <w:rPr>
+          <w:rFonts w:ascii="Times New Roman" w:hAnsi="Times New Roman" w:cs="Times New Roman"/>
+          <w:sz w:val="26"/>
+          <w:szCs w:val="26"/>
+        </w:rPr>
+        <w:t>,</w:t>
+      </w:r>
+      <w:r>
+        <w:rPr>
+          <w:rFonts w:ascii="Times New Roman" w:hAnsi="Times New Roman" w:cs="Times New Roman"/>
+          <w:sz w:val="26"/>
+          <w:szCs w:val="26"/>
+        </w:rPr>
+        <w:t xml:space="preserve"> s</w:t>
+      </w:r>
+      <w:r>
+        <w:rPr>
+          <w:rFonts w:ascii="Times New Roman" w:hAnsi="Times New Roman" w:cs="Times New Roman"/>
+          <w:sz w:val="26"/>
+          <w:szCs w:val="26"/>
+        </w:rPr>
+        <w:t>ă</w:t>
+      </w:r>
+      <w:r>
+        <w:rPr>
+          <w:rFonts w:ascii="Times New Roman" w:hAnsi="Times New Roman" w:cs="Times New Roman"/>
+          <w:sz w:val="26"/>
+          <w:szCs w:val="26"/>
+        </w:rPr>
+        <w:t xml:space="preserve"> abordez unele probleme care fac schimbul valutar să fie lent, venind cu propuneri si soluții.</w:t>
+      </w:r>
+    </w:p>
+    <w:p>
+      <w:pPr>
+        <w:spacing w:line="360" w:lineRule="auto"/>
+        <w:rPr>
+          <w:rFonts w:ascii="Times New Roman" w:hAnsi="Times New Roman" w:cs="Times New Roman"/>
+          <w:sz w:val="26"/>
+          <w:szCs w:val="26"/>
+        </w:rPr>
+      </w:pPr>
+      <w:r>
+        <w:rPr>
+          <w:rFonts w:ascii="Times New Roman" w:hAnsi="Times New Roman" w:cs="Times New Roman"/>
+          <w:sz w:val="26"/>
+          <w:szCs w:val="26"/>
+          <w:lang w:val="en-US"/>
+        </w:rPr>
+        <w:t xml:space="preserve">Pe </w:t>
+      </w:r>
+      <w:proofErr w:type="spellStart"/>
+      <w:r>
+        <w:rPr>
+          <w:rFonts w:ascii="Times New Roman" w:hAnsi="Times New Roman" w:cs="Times New Roman"/>
+          <w:sz w:val="26"/>
+          <w:szCs w:val="26"/>
+          <w:lang w:val="en-US"/>
+        </w:rPr>
+        <w:t>urma</w:t>
+      </w:r>
+      <w:proofErr w:type="spellEnd"/>
+      <w:r>
+        <w:rPr>
+          <w:rFonts w:ascii="Times New Roman" w:hAnsi="Times New Roman" w:cs="Times New Roman"/>
+          <w:sz w:val="26"/>
+          <w:szCs w:val="26"/>
+          <w:lang w:val="en-US"/>
+        </w:rPr>
+        <w:t xml:space="preserve"> </w:t>
+      </w:r>
+      <w:proofErr w:type="spellStart"/>
+      <w:r>
+        <w:rPr>
+          <w:rFonts w:ascii="Times New Roman" w:hAnsi="Times New Roman" w:cs="Times New Roman"/>
+          <w:sz w:val="26"/>
+          <w:szCs w:val="26"/>
+          <w:lang w:val="en-US"/>
+        </w:rPr>
+        <w:t>unei</w:t>
+      </w:r>
+      <w:proofErr w:type="spellEnd"/>
+      <w:r>
+        <w:rPr>
+          <w:rFonts w:ascii="Times New Roman" w:hAnsi="Times New Roman" w:cs="Times New Roman"/>
+          <w:sz w:val="26"/>
+          <w:szCs w:val="26"/>
+          <w:lang w:val="en-US"/>
+        </w:rPr>
+        <w:t xml:space="preserve"> </w:t>
+      </w:r>
+      <w:proofErr w:type="spellStart"/>
+      <w:r>
+        <w:rPr>
+          <w:rFonts w:ascii="Times New Roman" w:hAnsi="Times New Roman" w:cs="Times New Roman"/>
+          <w:sz w:val="26"/>
+          <w:szCs w:val="26"/>
+          <w:lang w:val="en-US"/>
+        </w:rPr>
+        <w:t>analize</w:t>
+      </w:r>
+      <w:proofErr w:type="spellEnd"/>
+      <w:r>
+        <w:rPr>
+          <w:rFonts w:ascii="Times New Roman" w:hAnsi="Times New Roman" w:cs="Times New Roman"/>
+          <w:sz w:val="26"/>
+          <w:szCs w:val="26"/>
+          <w:lang w:val="en-US"/>
+        </w:rPr>
+        <w:t xml:space="preserve"> </w:t>
+      </w:r>
+      <w:proofErr w:type="spellStart"/>
+      <w:r>
+        <w:rPr>
+          <w:rFonts w:ascii="Times New Roman" w:hAnsi="Times New Roman" w:cs="Times New Roman"/>
+          <w:sz w:val="26"/>
+          <w:szCs w:val="26"/>
+          <w:lang w:val="en-US"/>
+        </w:rPr>
+        <w:t>detaliate</w:t>
+      </w:r>
+      <w:proofErr w:type="spellEnd"/>
+      <w:r>
+        <w:rPr>
+          <w:rFonts w:ascii="Times New Roman" w:hAnsi="Times New Roman" w:cs="Times New Roman"/>
+          <w:sz w:val="26"/>
+          <w:szCs w:val="26"/>
+          <w:lang w:val="en-US"/>
+        </w:rPr>
+        <w:t xml:space="preserve">, </w:t>
+      </w:r>
+      <w:proofErr w:type="spellStart"/>
+      <w:r>
+        <w:rPr>
+          <w:rFonts w:ascii="Times New Roman" w:hAnsi="Times New Roman" w:cs="Times New Roman"/>
+          <w:sz w:val="26"/>
+          <w:szCs w:val="26"/>
+          <w:lang w:val="en-US"/>
+        </w:rPr>
+        <w:t>cea</w:t>
+      </w:r>
+      <w:proofErr w:type="spellEnd"/>
+      <w:r>
+        <w:rPr>
+          <w:rFonts w:ascii="Times New Roman" w:hAnsi="Times New Roman" w:cs="Times New Roman"/>
+          <w:sz w:val="26"/>
+          <w:szCs w:val="26"/>
+          <w:lang w:val="en-US"/>
+        </w:rPr>
+        <w:t xml:space="preserve"> </w:t>
+      </w:r>
+      <w:proofErr w:type="spellStart"/>
+      <w:r>
+        <w:rPr>
+          <w:rFonts w:ascii="Times New Roman" w:hAnsi="Times New Roman" w:cs="Times New Roman"/>
+          <w:sz w:val="26"/>
+          <w:szCs w:val="26"/>
+          <w:lang w:val="en-US"/>
+        </w:rPr>
+        <w:t>mai</w:t>
+      </w:r>
+      <w:proofErr w:type="spellEnd"/>
+      <w:r>
+        <w:rPr>
+          <w:rFonts w:ascii="Times New Roman" w:hAnsi="Times New Roman" w:cs="Times New Roman"/>
+          <w:sz w:val="26"/>
+          <w:szCs w:val="26"/>
+          <w:lang w:val="en-US"/>
+        </w:rPr>
+        <w:t xml:space="preserve"> mare </w:t>
+      </w:r>
+      <w:proofErr w:type="spellStart"/>
+      <w:r>
+        <w:rPr>
+          <w:rFonts w:ascii="Times New Roman" w:hAnsi="Times New Roman" w:cs="Times New Roman"/>
+          <w:sz w:val="26"/>
+          <w:szCs w:val="26"/>
+          <w:lang w:val="en-US"/>
+        </w:rPr>
+        <w:t>probelmă</w:t>
+      </w:r>
+      <w:proofErr w:type="spellEnd"/>
+      <w:r>
+        <w:rPr>
+          <w:rFonts w:ascii="Times New Roman" w:hAnsi="Times New Roman" w:cs="Times New Roman"/>
+          <w:sz w:val="26"/>
+          <w:szCs w:val="26"/>
+          <w:lang w:val="en-US"/>
+        </w:rPr>
+        <w:t xml:space="preserve"> la o </w:t>
+      </w:r>
+      <w:r>
+        <w:rPr>
+          <w:rFonts w:ascii="Times New Roman" w:hAnsi="Times New Roman" w:cs="Times New Roman"/>
+          <w:sz w:val="26"/>
+          <w:szCs w:val="26"/>
+          <w:lang w:val="en-US"/>
+        </w:rPr>
+        <w:t>c</w:t>
+      </w:r>
+      <w:r>
+        <w:rPr>
+          <w:rFonts w:ascii="Times New Roman" w:hAnsi="Times New Roman" w:cs="Times New Roman"/>
+          <w:sz w:val="26"/>
+          <w:szCs w:val="26"/>
+          <w:lang w:val="en-US"/>
+        </w:rPr>
+        <w:t xml:space="preserve">asa de </w:t>
+      </w:r>
+      <w:proofErr w:type="spellStart"/>
+      <w:r>
+        <w:rPr>
+          <w:rFonts w:ascii="Times New Roman" w:hAnsi="Times New Roman" w:cs="Times New Roman"/>
+          <w:sz w:val="26"/>
+          <w:szCs w:val="26"/>
+          <w:lang w:val="en-US"/>
+        </w:rPr>
+        <w:t>s</w:t>
+      </w:r>
+      <w:r>
+        <w:rPr>
+          <w:rFonts w:ascii="Times New Roman" w:hAnsi="Times New Roman" w:cs="Times New Roman"/>
+          <w:sz w:val="26"/>
+          <w:szCs w:val="26"/>
+          <w:lang w:val="en-US"/>
+        </w:rPr>
+        <w:t>chimb</w:t>
+      </w:r>
+      <w:proofErr w:type="spellEnd"/>
+      <w:r>
+        <w:rPr>
+          <w:rFonts w:ascii="Times New Roman" w:hAnsi="Times New Roman" w:cs="Times New Roman"/>
+          <w:sz w:val="26"/>
+          <w:szCs w:val="26"/>
+          <w:lang w:val="en-US"/>
+        </w:rPr>
+        <w:t xml:space="preserve"> </w:t>
+      </w:r>
+      <w:proofErr w:type="spellStart"/>
+      <w:r>
+        <w:rPr>
+          <w:rFonts w:ascii="Times New Roman" w:hAnsi="Times New Roman" w:cs="Times New Roman"/>
+          <w:sz w:val="26"/>
+          <w:szCs w:val="26"/>
+          <w:lang w:val="en-US"/>
+        </w:rPr>
+        <w:t>v</w:t>
+      </w:r>
+      <w:r>
+        <w:rPr>
+          <w:rFonts w:ascii="Times New Roman" w:hAnsi="Times New Roman" w:cs="Times New Roman"/>
+          <w:sz w:val="26"/>
+          <w:szCs w:val="26"/>
+          <w:lang w:val="en-US"/>
+        </w:rPr>
+        <w:t>alutar</w:t>
+      </w:r>
+      <w:proofErr w:type="spellEnd"/>
+      <w:r>
+        <w:rPr>
+          <w:rFonts w:ascii="Times New Roman" w:hAnsi="Times New Roman" w:cs="Times New Roman"/>
+          <w:sz w:val="26"/>
+          <w:szCs w:val="26"/>
+          <w:lang w:val="en-US"/>
+        </w:rPr>
+        <w:t xml:space="preserve"> </w:t>
+      </w:r>
+      <w:proofErr w:type="spellStart"/>
+      <w:r>
+        <w:rPr>
+          <w:rFonts w:ascii="Times New Roman" w:hAnsi="Times New Roman" w:cs="Times New Roman"/>
+          <w:sz w:val="26"/>
+          <w:szCs w:val="26"/>
+          <w:lang w:val="en-US"/>
+        </w:rPr>
+        <w:t>este</w:t>
+      </w:r>
+      <w:proofErr w:type="spellEnd"/>
+      <w:r>
+        <w:rPr>
+          <w:rFonts w:ascii="Times New Roman" w:hAnsi="Times New Roman" w:cs="Times New Roman"/>
+          <w:sz w:val="26"/>
+          <w:szCs w:val="26"/>
+          <w:lang w:val="en-US"/>
+        </w:rPr>
+        <w:t xml:space="preserve"> </w:t>
+      </w:r>
+      <w:proofErr w:type="spellStart"/>
+      <w:r>
+        <w:rPr>
+          <w:rFonts w:ascii="Times New Roman" w:hAnsi="Times New Roman" w:cs="Times New Roman"/>
+          <w:sz w:val="26"/>
+          <w:szCs w:val="26"/>
+          <w:lang w:val="en-US"/>
+        </w:rPr>
+        <w:t>viteza</w:t>
+      </w:r>
+      <w:proofErr w:type="spellEnd"/>
+      <w:r>
+        <w:rPr>
+          <w:rFonts w:ascii="Times New Roman" w:hAnsi="Times New Roman" w:cs="Times New Roman"/>
+          <w:sz w:val="26"/>
+          <w:szCs w:val="26"/>
+          <w:lang w:val="en-US"/>
+        </w:rPr>
+        <w:t xml:space="preserve"> </w:t>
+      </w:r>
+      <w:proofErr w:type="spellStart"/>
+      <w:r>
+        <w:rPr>
+          <w:rFonts w:ascii="Times New Roman" w:hAnsi="Times New Roman" w:cs="Times New Roman"/>
+          <w:sz w:val="26"/>
+          <w:szCs w:val="26"/>
+          <w:lang w:val="en-US"/>
+        </w:rPr>
+        <w:t>și</w:t>
+      </w:r>
+      <w:proofErr w:type="spellEnd"/>
+      <w:r>
+        <w:rPr>
+          <w:rFonts w:ascii="Times New Roman" w:hAnsi="Times New Roman" w:cs="Times New Roman"/>
+          <w:sz w:val="26"/>
+          <w:szCs w:val="26"/>
+          <w:lang w:val="en-US"/>
+        </w:rPr>
+        <w:t xml:space="preserve"> </w:t>
+      </w:r>
+      <w:proofErr w:type="spellStart"/>
+      <w:r>
+        <w:rPr>
+          <w:rFonts w:ascii="Times New Roman" w:hAnsi="Times New Roman" w:cs="Times New Roman"/>
+          <w:sz w:val="26"/>
+          <w:szCs w:val="26"/>
+          <w:lang w:val="en-US"/>
+        </w:rPr>
+        <w:t>eficiența</w:t>
+      </w:r>
+      <w:proofErr w:type="spellEnd"/>
+      <w:r>
+        <w:rPr>
+          <w:rFonts w:ascii="Times New Roman" w:hAnsi="Times New Roman" w:cs="Times New Roman"/>
+          <w:sz w:val="26"/>
+          <w:szCs w:val="26"/>
+          <w:lang w:val="en-US"/>
+        </w:rPr>
+        <w:t xml:space="preserve">. Din </w:t>
+      </w:r>
+      <w:proofErr w:type="spellStart"/>
+      <w:r>
+        <w:rPr>
+          <w:rFonts w:ascii="Times New Roman" w:hAnsi="Times New Roman" w:cs="Times New Roman"/>
+          <w:sz w:val="26"/>
+          <w:szCs w:val="26"/>
+          <w:lang w:val="en-US"/>
+        </w:rPr>
+        <w:t>cauza</w:t>
+      </w:r>
+      <w:proofErr w:type="spellEnd"/>
+      <w:r>
+        <w:rPr>
+          <w:rFonts w:ascii="Times New Roman" w:hAnsi="Times New Roman" w:cs="Times New Roman"/>
+          <w:sz w:val="26"/>
+          <w:szCs w:val="26"/>
+          <w:lang w:val="en-US"/>
+        </w:rPr>
+        <w:t xml:space="preserve"> </w:t>
+      </w:r>
+      <w:proofErr w:type="spellStart"/>
+      <w:r>
+        <w:rPr>
+          <w:rFonts w:ascii="Times New Roman" w:hAnsi="Times New Roman" w:cs="Times New Roman"/>
+          <w:sz w:val="26"/>
+          <w:szCs w:val="26"/>
+          <w:lang w:val="en-US"/>
+        </w:rPr>
+        <w:t>lipsei</w:t>
+      </w:r>
+      <w:proofErr w:type="spellEnd"/>
+      <w:r>
+        <w:rPr>
+          <w:rFonts w:ascii="Times New Roman" w:hAnsi="Times New Roman" w:cs="Times New Roman"/>
+          <w:sz w:val="26"/>
+          <w:szCs w:val="26"/>
+          <w:lang w:val="en-US"/>
+        </w:rPr>
+        <w:t xml:space="preserve"> </w:t>
+      </w:r>
+      <w:proofErr w:type="spellStart"/>
+      <w:r>
+        <w:rPr>
+          <w:rFonts w:ascii="Times New Roman" w:hAnsi="Times New Roman" w:cs="Times New Roman"/>
+          <w:sz w:val="26"/>
+          <w:szCs w:val="26"/>
+          <w:lang w:val="en-US"/>
+        </w:rPr>
+        <w:t>unui</w:t>
+      </w:r>
+      <w:proofErr w:type="spellEnd"/>
+      <w:r>
+        <w:rPr>
+          <w:rFonts w:ascii="Times New Roman" w:hAnsi="Times New Roman" w:cs="Times New Roman"/>
+          <w:sz w:val="26"/>
+          <w:szCs w:val="26"/>
+          <w:lang w:val="en-US"/>
+        </w:rPr>
+        <w:t xml:space="preserve"> </w:t>
+      </w:r>
+      <w:proofErr w:type="spellStart"/>
+      <w:r>
+        <w:rPr>
+          <w:rFonts w:ascii="Times New Roman" w:hAnsi="Times New Roman" w:cs="Times New Roman"/>
+          <w:sz w:val="26"/>
+          <w:szCs w:val="26"/>
+          <w:lang w:val="en-US"/>
+        </w:rPr>
+        <w:t>s</w:t>
+      </w:r>
+      <w:r>
+        <w:rPr>
+          <w:rFonts w:ascii="Times New Roman" w:hAnsi="Times New Roman" w:cs="Times New Roman"/>
+          <w:sz w:val="26"/>
+          <w:szCs w:val="26"/>
+          <w:lang w:val="en-US"/>
+        </w:rPr>
+        <w:t>i</w:t>
+      </w:r>
+      <w:r>
+        <w:rPr>
+          <w:rFonts w:ascii="Times New Roman" w:hAnsi="Times New Roman" w:cs="Times New Roman"/>
+          <w:sz w:val="26"/>
+          <w:szCs w:val="26"/>
+          <w:lang w:val="en-US"/>
+        </w:rPr>
+        <w:t>stem</w:t>
+      </w:r>
+      <w:proofErr w:type="spellEnd"/>
+      <w:r>
+        <w:rPr>
+          <w:rFonts w:ascii="Times New Roman" w:hAnsi="Times New Roman" w:cs="Times New Roman"/>
+          <w:sz w:val="26"/>
+          <w:szCs w:val="26"/>
+          <w:lang w:val="en-US"/>
+        </w:rPr>
+        <w:t xml:space="preserve"> informatic </w:t>
+      </w:r>
+      <w:proofErr w:type="spellStart"/>
+      <w:r>
+        <w:rPr>
+          <w:rFonts w:ascii="Times New Roman" w:hAnsi="Times New Roman" w:cs="Times New Roman"/>
+          <w:sz w:val="26"/>
+          <w:szCs w:val="26"/>
+          <w:lang w:val="en-US"/>
+        </w:rPr>
+        <w:t>centralizat</w:t>
+      </w:r>
+      <w:proofErr w:type="spellEnd"/>
+      <w:r>
+        <w:rPr>
+          <w:rFonts w:ascii="Times New Roman" w:hAnsi="Times New Roman" w:cs="Times New Roman"/>
+          <w:sz w:val="26"/>
+          <w:szCs w:val="26"/>
+          <w:lang w:val="en-US"/>
+        </w:rPr>
+        <w:t xml:space="preserve">, apar </w:t>
+      </w:r>
+      <w:proofErr w:type="spellStart"/>
+      <w:r>
+        <w:rPr>
+          <w:rFonts w:ascii="Times New Roman" w:hAnsi="Times New Roman" w:cs="Times New Roman"/>
+          <w:sz w:val="26"/>
+          <w:szCs w:val="26"/>
+          <w:lang w:val="en-US"/>
+        </w:rPr>
+        <w:t>dificultați</w:t>
+      </w:r>
+      <w:proofErr w:type="spellEnd"/>
+      <w:r>
+        <w:rPr>
+          <w:rFonts w:ascii="Times New Roman" w:hAnsi="Times New Roman" w:cs="Times New Roman"/>
+          <w:sz w:val="26"/>
+          <w:szCs w:val="26"/>
+          <w:lang w:val="en-US"/>
+        </w:rPr>
+        <w:t xml:space="preserve"> precum </w:t>
+      </w:r>
+      <w:proofErr w:type="spellStart"/>
+      <w:r>
+        <w:rPr>
+          <w:rFonts w:ascii="Times New Roman" w:hAnsi="Times New Roman" w:cs="Times New Roman"/>
+          <w:sz w:val="26"/>
+          <w:szCs w:val="26"/>
+          <w:lang w:val="en-US"/>
+        </w:rPr>
+        <w:t>actualizarea</w:t>
+      </w:r>
+      <w:proofErr w:type="spellEnd"/>
+      <w:r>
+        <w:rPr>
+          <w:rFonts w:ascii="Times New Roman" w:hAnsi="Times New Roman" w:cs="Times New Roman"/>
+          <w:sz w:val="26"/>
+          <w:szCs w:val="26"/>
+          <w:lang w:val="en-US"/>
+        </w:rPr>
+        <w:t xml:space="preserve"> manual </w:t>
+      </w:r>
+      <w:proofErr w:type="spellStart"/>
+      <w:r>
+        <w:rPr>
+          <w:rFonts w:ascii="Times New Roman" w:hAnsi="Times New Roman" w:cs="Times New Roman"/>
+          <w:sz w:val="26"/>
+          <w:szCs w:val="26"/>
+          <w:lang w:val="en-US"/>
+        </w:rPr>
+        <w:t>și</w:t>
+      </w:r>
+      <w:proofErr w:type="spellEnd"/>
+      <w:r>
+        <w:rPr>
+          <w:rFonts w:ascii="Times New Roman" w:hAnsi="Times New Roman" w:cs="Times New Roman"/>
+          <w:sz w:val="26"/>
+          <w:szCs w:val="26"/>
+          <w:lang w:val="en-US"/>
+        </w:rPr>
+        <w:t xml:space="preserve"> </w:t>
+      </w:r>
+      <w:proofErr w:type="spellStart"/>
+      <w:r>
+        <w:rPr>
+          <w:rFonts w:ascii="Times New Roman" w:hAnsi="Times New Roman" w:cs="Times New Roman"/>
+          <w:sz w:val="26"/>
+          <w:szCs w:val="26"/>
+          <w:lang w:val="en-US"/>
+        </w:rPr>
+        <w:t>greoaie</w:t>
+      </w:r>
+      <w:proofErr w:type="spellEnd"/>
+      <w:r>
+        <w:rPr>
+          <w:rFonts w:ascii="Times New Roman" w:hAnsi="Times New Roman" w:cs="Times New Roman"/>
+          <w:sz w:val="26"/>
+          <w:szCs w:val="26"/>
+          <w:lang w:val="en-US"/>
+        </w:rPr>
+        <w:t xml:space="preserve"> a </w:t>
+      </w:r>
+      <w:proofErr w:type="spellStart"/>
+      <w:r>
+        <w:rPr>
+          <w:rFonts w:ascii="Times New Roman" w:hAnsi="Times New Roman" w:cs="Times New Roman"/>
+          <w:sz w:val="26"/>
+          <w:szCs w:val="26"/>
+          <w:lang w:val="en-US"/>
+        </w:rPr>
+        <w:t>cursurilor</w:t>
+      </w:r>
+      <w:proofErr w:type="spellEnd"/>
+      <w:r>
+        <w:rPr>
+          <w:rFonts w:ascii="Times New Roman" w:hAnsi="Times New Roman" w:cs="Times New Roman"/>
+          <w:sz w:val="26"/>
+          <w:szCs w:val="26"/>
+          <w:lang w:val="en-US"/>
+        </w:rPr>
+        <w:t xml:space="preserve"> de </w:t>
+      </w:r>
+      <w:proofErr w:type="spellStart"/>
+      <w:r>
+        <w:rPr>
+          <w:rFonts w:ascii="Times New Roman" w:hAnsi="Times New Roman" w:cs="Times New Roman"/>
+          <w:sz w:val="26"/>
+          <w:szCs w:val="26"/>
+          <w:lang w:val="en-US"/>
+        </w:rPr>
+        <w:t>schimb</w:t>
+      </w:r>
+      <w:proofErr w:type="spellEnd"/>
+      <w:r>
+        <w:rPr>
+          <w:rFonts w:ascii="Times New Roman" w:hAnsi="Times New Roman" w:cs="Times New Roman"/>
+          <w:sz w:val="26"/>
+          <w:szCs w:val="26"/>
+          <w:lang w:val="en-US"/>
+        </w:rPr>
+        <w:t xml:space="preserve">, </w:t>
+      </w:r>
+      <w:proofErr w:type="spellStart"/>
+      <w:r>
+        <w:rPr>
+          <w:rFonts w:ascii="Times New Roman" w:hAnsi="Times New Roman" w:cs="Times New Roman"/>
+          <w:sz w:val="26"/>
+          <w:szCs w:val="26"/>
+          <w:lang w:val="en-US"/>
+        </w:rPr>
+        <w:t>eficiența</w:t>
+      </w:r>
+      <w:proofErr w:type="spellEnd"/>
+      <w:r>
+        <w:rPr>
+          <w:rFonts w:ascii="Times New Roman" w:hAnsi="Times New Roman" w:cs="Times New Roman"/>
+          <w:sz w:val="26"/>
+          <w:szCs w:val="26"/>
+          <w:lang w:val="en-US"/>
+        </w:rPr>
+        <w:t xml:space="preserve"> </w:t>
+      </w:r>
+      <w:proofErr w:type="spellStart"/>
+      <w:r>
+        <w:rPr>
+          <w:rFonts w:ascii="Times New Roman" w:hAnsi="Times New Roman" w:cs="Times New Roman"/>
+          <w:sz w:val="26"/>
+          <w:szCs w:val="26"/>
+          <w:lang w:val="en-US"/>
+        </w:rPr>
+        <w:t>dificilă</w:t>
+      </w:r>
+      <w:proofErr w:type="spellEnd"/>
+      <w:r>
+        <w:rPr>
+          <w:rFonts w:ascii="Times New Roman" w:hAnsi="Times New Roman" w:cs="Times New Roman"/>
+          <w:sz w:val="26"/>
+          <w:szCs w:val="26"/>
+          <w:lang w:val="en-US"/>
+        </w:rPr>
+        <w:t xml:space="preserve"> a </w:t>
+      </w:r>
+      <w:proofErr w:type="spellStart"/>
+      <w:r>
+        <w:rPr>
+          <w:rFonts w:ascii="Times New Roman" w:hAnsi="Times New Roman" w:cs="Times New Roman"/>
+          <w:sz w:val="26"/>
+          <w:szCs w:val="26"/>
+          <w:lang w:val="en-US"/>
+        </w:rPr>
+        <w:t>soldurilor</w:t>
+      </w:r>
+      <w:proofErr w:type="spellEnd"/>
+      <w:r>
+        <w:rPr>
+          <w:rFonts w:ascii="Times New Roman" w:hAnsi="Times New Roman" w:cs="Times New Roman"/>
+          <w:sz w:val="26"/>
+          <w:szCs w:val="26"/>
+          <w:lang w:val="en-US"/>
+        </w:rPr>
+        <w:t xml:space="preserve"> </w:t>
+      </w:r>
+      <w:proofErr w:type="spellStart"/>
+      <w:r>
+        <w:rPr>
+          <w:rFonts w:ascii="Times New Roman" w:hAnsi="Times New Roman" w:cs="Times New Roman"/>
+          <w:sz w:val="26"/>
+          <w:szCs w:val="26"/>
+          <w:lang w:val="en-US"/>
+        </w:rPr>
+        <w:t>disponibile</w:t>
+      </w:r>
+      <w:proofErr w:type="spellEnd"/>
+      <w:r>
+        <w:rPr>
+          <w:rFonts w:ascii="Times New Roman" w:hAnsi="Times New Roman" w:cs="Times New Roman"/>
+          <w:sz w:val="26"/>
+          <w:szCs w:val="26"/>
+          <w:lang w:val="en-US"/>
+        </w:rPr>
+        <w:t xml:space="preserve"> pe </w:t>
+      </w:r>
+      <w:proofErr w:type="spellStart"/>
+      <w:r>
+        <w:rPr>
+          <w:rFonts w:ascii="Times New Roman" w:hAnsi="Times New Roman" w:cs="Times New Roman"/>
+          <w:sz w:val="26"/>
+          <w:szCs w:val="26"/>
+          <w:lang w:val="en-US"/>
+        </w:rPr>
+        <w:t>fiecare</w:t>
+      </w:r>
+      <w:proofErr w:type="spellEnd"/>
+      <w:r>
+        <w:rPr>
+          <w:rFonts w:ascii="Times New Roman" w:hAnsi="Times New Roman" w:cs="Times New Roman"/>
+          <w:sz w:val="26"/>
+          <w:szCs w:val="26"/>
+          <w:lang w:val="en-US"/>
+        </w:rPr>
+        <w:t xml:space="preserve"> </w:t>
+      </w:r>
+      <w:proofErr w:type="spellStart"/>
+      <w:r>
+        <w:rPr>
+          <w:rFonts w:ascii="Times New Roman" w:hAnsi="Times New Roman" w:cs="Times New Roman"/>
+          <w:sz w:val="26"/>
+          <w:szCs w:val="26"/>
+          <w:lang w:val="en-US"/>
+        </w:rPr>
+        <w:t>ghișeu</w:t>
+      </w:r>
+      <w:proofErr w:type="spellEnd"/>
+      <w:r>
+        <w:rPr>
+          <w:rFonts w:ascii="Times New Roman" w:hAnsi="Times New Roman" w:cs="Times New Roman"/>
+          <w:sz w:val="26"/>
+          <w:szCs w:val="26"/>
+          <w:lang w:val="en-US"/>
+        </w:rPr>
+        <w:t xml:space="preserve"> </w:t>
+      </w:r>
+      <w:proofErr w:type="spellStart"/>
+      <w:r>
+        <w:rPr>
+          <w:rFonts w:ascii="Times New Roman" w:hAnsi="Times New Roman" w:cs="Times New Roman"/>
+          <w:sz w:val="26"/>
+          <w:szCs w:val="26"/>
+          <w:lang w:val="en-US"/>
+        </w:rPr>
+        <w:t>sau</w:t>
+      </w:r>
+      <w:proofErr w:type="spellEnd"/>
+      <w:r>
+        <w:rPr>
+          <w:rFonts w:ascii="Times New Roman" w:hAnsi="Times New Roman" w:cs="Times New Roman"/>
+          <w:sz w:val="26"/>
+          <w:szCs w:val="26"/>
+          <w:lang w:val="en-US"/>
+        </w:rPr>
+        <w:t xml:space="preserve"> </w:t>
+      </w:r>
+      <w:proofErr w:type="spellStart"/>
+      <w:r>
+        <w:rPr>
+          <w:rFonts w:ascii="Times New Roman" w:hAnsi="Times New Roman" w:cs="Times New Roman"/>
+          <w:sz w:val="26"/>
+          <w:szCs w:val="26"/>
+          <w:lang w:val="en-US"/>
+        </w:rPr>
+        <w:t>chiar</w:t>
+      </w:r>
+      <w:proofErr w:type="spellEnd"/>
+      <w:r>
+        <w:rPr>
+          <w:rFonts w:ascii="Times New Roman" w:hAnsi="Times New Roman" w:cs="Times New Roman"/>
+          <w:sz w:val="26"/>
+          <w:szCs w:val="26"/>
+          <w:lang w:val="en-US"/>
+        </w:rPr>
+        <w:t xml:space="preserve"> la </w:t>
+      </w:r>
+      <w:proofErr w:type="spellStart"/>
+      <w:r>
+        <w:rPr>
+          <w:rFonts w:ascii="Times New Roman" w:hAnsi="Times New Roman" w:cs="Times New Roman"/>
+          <w:sz w:val="26"/>
+          <w:szCs w:val="26"/>
+          <w:lang w:val="en-US"/>
+        </w:rPr>
+        <w:t>întocmirea</w:t>
+      </w:r>
+      <w:proofErr w:type="spellEnd"/>
+      <w:r>
+        <w:rPr>
+          <w:rFonts w:ascii="Times New Roman" w:hAnsi="Times New Roman" w:cs="Times New Roman"/>
+          <w:sz w:val="26"/>
+          <w:szCs w:val="26"/>
+          <w:lang w:val="en-US"/>
+        </w:rPr>
+        <w:t xml:space="preserve"> </w:t>
+      </w:r>
+      <w:proofErr w:type="spellStart"/>
+      <w:r>
+        <w:rPr>
+          <w:rFonts w:ascii="Times New Roman" w:hAnsi="Times New Roman" w:cs="Times New Roman"/>
+          <w:sz w:val="26"/>
+          <w:szCs w:val="26"/>
+          <w:lang w:val="en-US"/>
+        </w:rPr>
+        <w:t>rapoartelor</w:t>
+      </w:r>
+      <w:proofErr w:type="spellEnd"/>
+      <w:r>
+        <w:rPr>
+          <w:rFonts w:ascii="Times New Roman" w:hAnsi="Times New Roman" w:cs="Times New Roman"/>
+          <w:sz w:val="26"/>
+          <w:szCs w:val="26"/>
+          <w:lang w:val="en-US"/>
+        </w:rPr>
+        <w:t xml:space="preserve"> </w:t>
+      </w:r>
+      <w:proofErr w:type="spellStart"/>
+      <w:r>
+        <w:rPr>
+          <w:rFonts w:ascii="Times New Roman" w:hAnsi="Times New Roman" w:cs="Times New Roman"/>
+          <w:sz w:val="26"/>
+          <w:szCs w:val="26"/>
+          <w:lang w:val="en-US"/>
+        </w:rPr>
+        <w:t>zilnice</w:t>
+      </w:r>
+      <w:proofErr w:type="spellEnd"/>
+      <w:r>
+        <w:rPr>
+          <w:rFonts w:ascii="Times New Roman" w:hAnsi="Times New Roman" w:cs="Times New Roman"/>
+          <w:sz w:val="26"/>
+          <w:szCs w:val="26"/>
+          <w:lang w:val="en-US"/>
+        </w:rPr>
+        <w:t>.</w:t>
+      </w:r>
+    </w:p>
+    <w:p>
+      <w:pPr>
+        <w:spacing w:line="360" w:lineRule="auto"/>
+        <w:rPr>
+          <w:rFonts w:ascii="Times New Roman" w:hAnsi="Times New Roman" w:cs="Times New Roman"/>
+          <w:sz w:val="26"/>
+          <w:szCs w:val="26"/>
+        </w:rPr>
+      </w:pPr>
+      <w:r>
+        <w:rPr>
+          <w:rFonts w:ascii="Times New Roman" w:hAnsi="Times New Roman" w:cs="Times New Roman"/>
+          <w:sz w:val="26"/>
+          <w:szCs w:val="26"/>
+        </w:rPr>
+        <w:t>Baza de date va avea scopul de a ține evidența tranzacțiilor și a gestiona automat soldurile de valută. Astfel se elimină introducerea manuală a datelor și a calculelor suplimentare, de asemenea ajută l-a păstrarea istoricului de cursuri și schimburi pentru raportare.</w:t>
+      </w:r>
+    </w:p>
+    <w:p>
+      <w:pPr>
+        <w:spacing w:line="360" w:lineRule="auto"/>
+        <w:rPr>
+          <w:rFonts w:ascii="Times New Roman" w:hAnsi="Times New Roman" w:cs="Times New Roman"/>
+        </w:rPr>
+      </w:pPr>
+    </w:p>
+    <w:p>
+      <w:pPr>
+        <w:spacing w:line="360" w:lineRule="auto"/>
+        <w:rPr>
+          <w:rFonts w:ascii="Times New Roman" w:hAnsi="Times New Roman" w:cs="Times New Roman"/>
+          <w:b/>
+          <w:bCs/>
+          <w:sz w:val="26"/>
+          <w:szCs w:val="26"/>
+        </w:rPr>
+      </w:pPr>
+    </w:p>
+    <w:p>
+      <w:pPr>
+        <w:spacing w:line="360" w:lineRule="auto"/>
+        <w:rPr>
+          <w:rFonts w:ascii="Times New Roman" w:hAnsi="Times New Roman" w:cs="Times New Roman"/>
+          <w:b/>
+          <w:bCs/>
+          <w:sz w:val="26"/>
+          <w:szCs w:val="26"/>
+        </w:rPr>
+      </w:pPr>
+      <w:r>
+        <w:rPr>
+          <w:rFonts w:ascii="Times New Roman" w:hAnsi="Times New Roman" w:cs="Times New Roman"/>
+          <w:b/>
+          <w:bCs/>
+          <w:sz w:val="26"/>
+          <w:szCs w:val="26"/>
+        </w:rPr>
+        <w:t>2. OBIECTIVELE PROIECTULUI</w:t>
       </w:r>
       <w:r>
         <w:rPr>
@@ -885,25 +1623,79 @@
           <w:sz w:val="26"/>
           <w:szCs w:val="26"/>
         </w:rPr>
-        <w:t xml:space="preserve">Domeniul în care se încadrează proiectul ales de mine este cel financiar, ci anume o </w:t>
-      </w:r>
-      <w:r>
-        <w:rPr>
-          <w:rFonts w:ascii="Times New Roman" w:hAnsi="Times New Roman" w:cs="Times New Roman"/>
-          <w:b/>
-          <w:bCs/>
-          <w:sz w:val="26"/>
-          <w:szCs w:val="26"/>
-        </w:rPr>
-        <w:t xml:space="preserve">Casa de Schimb Valutar. </w:t>
-      </w:r>
-      <w:r>
-        <w:rPr>
-          <w:rFonts w:ascii="Times New Roman" w:hAnsi="Times New Roman" w:cs="Times New Roman"/>
-          <w:sz w:val="26"/>
-          <w:szCs w:val="26"/>
-        </w:rPr>
-        <w:t>Și mi-am propus sa abordez unele probleme care fac schimbul valutar să fie lent, venind cu propuneri si soluții.</w:t>
+        <w:t xml:space="preserve">Baza de date </w:t>
+      </w:r>
+      <w:r>
+        <w:rPr>
+          <w:rFonts w:ascii="Times New Roman" w:hAnsi="Times New Roman" w:cs="Times New Roman"/>
+          <w:sz w:val="26"/>
+          <w:szCs w:val="26"/>
+        </w:rPr>
+        <w:t>va fi</w:t>
+      </w:r>
+      <w:r>
+        <w:rPr>
+          <w:rFonts w:ascii="Times New Roman" w:hAnsi="Times New Roman" w:cs="Times New Roman"/>
+          <w:sz w:val="26"/>
+          <w:szCs w:val="26"/>
+        </w:rPr>
+        <w:t xml:space="preserve"> proiectată să asigure: gestiunea cursurilor de schimb, evidența tranzacțiilor financiare, administrarea datelor despre clienți și angajați, precum și monitorizarea fluxurilor monetare din casierie.</w:t>
+      </w:r>
+      <w:r>
+        <w:rPr>
+          <w:rFonts w:ascii="Times New Roman" w:hAnsi="Times New Roman" w:cs="Times New Roman"/>
+          <w:sz w:val="26"/>
+          <w:szCs w:val="26"/>
+        </w:rPr>
+        <w:t xml:space="preserve"> În plus, sistemul</w:t>
+      </w:r>
+      <w:r>
+        <w:rPr>
+          <w:rFonts w:ascii="Times New Roman" w:hAnsi="Times New Roman" w:cs="Times New Roman"/>
+          <w:sz w:val="26"/>
+          <w:szCs w:val="26"/>
+        </w:rPr>
+        <w:t xml:space="preserve"> va</w:t>
+      </w:r>
+      <w:r>
+        <w:rPr>
+          <w:rFonts w:ascii="Times New Roman" w:hAnsi="Times New Roman" w:cs="Times New Roman"/>
+          <w:sz w:val="26"/>
+          <w:szCs w:val="26"/>
+        </w:rPr>
+        <w:t xml:space="preserve"> permite gestionarea ghișeelor, înregistrând alimentările sau retragerile. Pentru fiecare operațiune se salvează datele de identificare ale clienților și se generează chitanțele fiscale. Totodată, aplicația </w:t>
+      </w:r>
+      <w:r>
+        <w:rPr>
+          <w:rFonts w:ascii="Times New Roman" w:hAnsi="Times New Roman" w:cs="Times New Roman"/>
+          <w:sz w:val="26"/>
+          <w:szCs w:val="26"/>
+        </w:rPr>
+        <w:t xml:space="preserve">va </w:t>
+      </w:r>
+      <w:r>
+        <w:rPr>
+          <w:rFonts w:ascii="Times New Roman" w:hAnsi="Times New Roman" w:cs="Times New Roman"/>
+          <w:sz w:val="26"/>
+          <w:szCs w:val="26"/>
+        </w:rPr>
+        <w:t>menține istoricul fluctu</w:t>
+      </w:r>
+      <w:r>
+        <w:rPr>
+          <w:rFonts w:ascii="Times New Roman" w:hAnsi="Times New Roman" w:cs="Times New Roman"/>
+          <w:sz w:val="26"/>
+          <w:szCs w:val="26"/>
+        </w:rPr>
+        <w:t>a</w:t>
+      </w:r>
+      <w:r>
+        <w:rPr>
+          <w:rFonts w:ascii="Times New Roman" w:hAnsi="Times New Roman" w:cs="Times New Roman"/>
+          <w:sz w:val="26"/>
+          <w:szCs w:val="26"/>
+        </w:rPr>
+        <w:t>țiilor de curs și generează rapoarte zilnice, evidențiind volumul total tranzacționat și profitul obținut din diferențele de curs valutar.</w:t>
       </w:r>
     </w:p>
     <w:p>
@@ -911,33 +1703,65 @@
         <w:spacing w:line="360" w:lineRule="auto"/>
         <w:rPr>
           <w:rFonts w:ascii="Times New Roman" w:hAnsi="Times New Roman" w:cs="Times New Roman"/>
-          <w:b/>
-          <w:bCs/>
-          <w:sz w:val="26"/>
-          <w:szCs w:val="26"/>
-          <w:lang w:val="en-US"/>
-        </w:rPr>
-      </w:pPr>
-      <w:r>
-        <w:rPr>
-          <w:rFonts w:ascii="Times New Roman" w:hAnsi="Times New Roman" w:cs="Times New Roman"/>
-          <w:b/>
-          <w:bCs/>
-          <w:sz w:val="26"/>
-          <w:szCs w:val="26"/>
-        </w:rPr>
-        <w:t>1.2. Problema concretă adresată</w:t>
-      </w:r>
-      <w:r>
-        <w:rPr>
-          <w:rFonts w:ascii="Times New Roman" w:hAnsi="Times New Roman" w:cs="Times New Roman"/>
-          <w:b/>
-          <w:bCs/>
-          <w:sz w:val="26"/>
-          <w:szCs w:val="26"/>
-          <w:lang w:val="en-US"/>
-        </w:rPr>
-        <w:t>:</w:t>
+          <w:sz w:val="26"/>
+          <w:szCs w:val="26"/>
+        </w:rPr>
+      </w:pPr>
+      <w:r>
+        <w:rPr>
+          <w:rFonts w:ascii="Times New Roman" w:hAnsi="Times New Roman" w:cs="Times New Roman"/>
+          <w:sz w:val="26"/>
+          <w:szCs w:val="26"/>
+        </w:rPr>
+        <w:t>Sistemul</w:t>
+      </w:r>
+      <w:r>
+        <w:rPr>
+          <w:rFonts w:ascii="Times New Roman" w:hAnsi="Times New Roman" w:cs="Times New Roman"/>
+          <w:sz w:val="26"/>
+          <w:szCs w:val="26"/>
+        </w:rPr>
+        <w:t xml:space="preserve"> va</w:t>
+      </w:r>
+      <w:r>
+        <w:rPr>
+          <w:rFonts w:ascii="Times New Roman" w:hAnsi="Times New Roman" w:cs="Times New Roman"/>
+          <w:sz w:val="26"/>
+          <w:szCs w:val="26"/>
+        </w:rPr>
+        <w:t xml:space="preserve"> permite realizarea operațiilor fundamentale asupra datelor, de la adăugarea de clienți noi, înregistrarea tranzacțiilor la ghișeu și introducerea cursurilor valutare zilnice, până la consultarea rapidă a disponibilităților de numerar și vizualizarea istoricului schimburilor. De asemenea, aplicația</w:t>
+      </w:r>
+      <w:r>
+        <w:rPr>
+          <w:rFonts w:ascii="Times New Roman" w:hAnsi="Times New Roman" w:cs="Times New Roman"/>
+          <w:sz w:val="26"/>
+          <w:szCs w:val="26"/>
+        </w:rPr>
+        <w:t xml:space="preserve"> va</w:t>
+      </w:r>
+      <w:r>
+        <w:rPr>
+          <w:rFonts w:ascii="Times New Roman" w:hAnsi="Times New Roman" w:cs="Times New Roman"/>
+          <w:sz w:val="26"/>
+          <w:szCs w:val="26"/>
+        </w:rPr>
+        <w:t xml:space="preserve"> asigur</w:t>
+      </w:r>
+      <w:r>
+        <w:rPr>
+          <w:rFonts w:ascii="Times New Roman" w:hAnsi="Times New Roman" w:cs="Times New Roman"/>
+          <w:sz w:val="26"/>
+          <w:szCs w:val="26"/>
+        </w:rPr>
+        <w:t>a</w:t>
+      </w:r>
+      <w:r>
+        <w:rPr>
+          <w:rFonts w:ascii="Times New Roman" w:hAnsi="Times New Roman" w:cs="Times New Roman"/>
+          <w:sz w:val="26"/>
+          <w:szCs w:val="26"/>
+        </w:rPr>
+        <w:t xml:space="preserve"> modificarea sau actualizarea datelor despre angajați.</w:t>
       </w:r>
     </w:p>
     <w:p>
@@ -947,693 +1771,79 @@
           <w:rFonts w:ascii="Times New Roman" w:hAnsi="Times New Roman" w:cs="Times New Roman"/>
           <w:sz w:val="26"/>
           <w:szCs w:val="26"/>
-          <w:lang w:val="en-US"/>
-        </w:rPr>
-      </w:pPr>
-      <w:r>
-        <w:rPr>
-          <w:rFonts w:ascii="Times New Roman" w:hAnsi="Times New Roman" w:cs="Times New Roman"/>
-          <w:sz w:val="26"/>
-          <w:szCs w:val="26"/>
-          <w:lang w:val="en-US"/>
-        </w:rPr>
-        <w:t xml:space="preserve">Din </w:t>
-      </w:r>
-      <w:proofErr w:type="spellStart"/>
-      <w:r>
-        <w:rPr>
-          <w:rFonts w:ascii="Times New Roman" w:hAnsi="Times New Roman" w:cs="Times New Roman"/>
-          <w:sz w:val="26"/>
-          <w:szCs w:val="26"/>
-          <w:lang w:val="en-US"/>
-        </w:rPr>
-        <w:t>câte</w:t>
-      </w:r>
-      <w:proofErr w:type="spellEnd"/>
-      <w:r>
-        <w:rPr>
-          <w:rFonts w:ascii="Times New Roman" w:hAnsi="Times New Roman" w:cs="Times New Roman"/>
-          <w:sz w:val="26"/>
-          <w:szCs w:val="26"/>
-          <w:lang w:val="en-US"/>
-        </w:rPr>
-        <w:t xml:space="preserve"> am </w:t>
-      </w:r>
-      <w:proofErr w:type="spellStart"/>
-      <w:r>
-        <w:rPr>
-          <w:rFonts w:ascii="Times New Roman" w:hAnsi="Times New Roman" w:cs="Times New Roman"/>
-          <w:sz w:val="26"/>
-          <w:szCs w:val="26"/>
-          <w:lang w:val="en-US"/>
-        </w:rPr>
-        <w:t>citit</w:t>
-      </w:r>
-      <w:proofErr w:type="spellEnd"/>
-      <w:r>
-        <w:rPr>
-          <w:rFonts w:ascii="Times New Roman" w:hAnsi="Times New Roman" w:cs="Times New Roman"/>
-          <w:sz w:val="26"/>
-          <w:szCs w:val="26"/>
-          <w:lang w:val="en-US"/>
-        </w:rPr>
-        <w:t xml:space="preserve">, </w:t>
-      </w:r>
-      <w:proofErr w:type="spellStart"/>
-      <w:r>
-        <w:rPr>
-          <w:rFonts w:ascii="Times New Roman" w:hAnsi="Times New Roman" w:cs="Times New Roman"/>
-          <w:sz w:val="26"/>
-          <w:szCs w:val="26"/>
-          <w:lang w:val="en-US"/>
-        </w:rPr>
-        <w:t>cea</w:t>
-      </w:r>
-      <w:proofErr w:type="spellEnd"/>
-      <w:r>
-        <w:rPr>
-          <w:rFonts w:ascii="Times New Roman" w:hAnsi="Times New Roman" w:cs="Times New Roman"/>
-          <w:sz w:val="26"/>
-          <w:szCs w:val="26"/>
-          <w:lang w:val="en-US"/>
-        </w:rPr>
-        <w:t xml:space="preserve"> </w:t>
-      </w:r>
-      <w:proofErr w:type="spellStart"/>
-      <w:r>
-        <w:rPr>
-          <w:rFonts w:ascii="Times New Roman" w:hAnsi="Times New Roman" w:cs="Times New Roman"/>
-          <w:sz w:val="26"/>
-          <w:szCs w:val="26"/>
-          <w:lang w:val="en-US"/>
-        </w:rPr>
-        <w:t>mai</w:t>
-      </w:r>
-      <w:proofErr w:type="spellEnd"/>
-      <w:r>
-        <w:rPr>
-          <w:rFonts w:ascii="Times New Roman" w:hAnsi="Times New Roman" w:cs="Times New Roman"/>
-          <w:sz w:val="26"/>
-          <w:szCs w:val="26"/>
-          <w:lang w:val="en-US"/>
-        </w:rPr>
-        <w:t xml:space="preserve"> mare </w:t>
-      </w:r>
-      <w:proofErr w:type="spellStart"/>
-      <w:r>
-        <w:rPr>
-          <w:rFonts w:ascii="Times New Roman" w:hAnsi="Times New Roman" w:cs="Times New Roman"/>
-          <w:sz w:val="26"/>
-          <w:szCs w:val="26"/>
-          <w:lang w:val="en-US"/>
-        </w:rPr>
-        <w:t>probelmă</w:t>
-      </w:r>
-      <w:proofErr w:type="spellEnd"/>
-      <w:r>
-        <w:rPr>
-          <w:rFonts w:ascii="Times New Roman" w:hAnsi="Times New Roman" w:cs="Times New Roman"/>
-          <w:sz w:val="26"/>
-          <w:szCs w:val="26"/>
-          <w:lang w:val="en-US"/>
-        </w:rPr>
-        <w:t xml:space="preserve"> la o </w:t>
-      </w:r>
-      <w:r>
-        <w:rPr>
-          <w:rFonts w:ascii="Times New Roman" w:hAnsi="Times New Roman" w:cs="Times New Roman"/>
-          <w:sz w:val="26"/>
-          <w:szCs w:val="26"/>
-          <w:lang w:val="en-US"/>
-        </w:rPr>
-        <w:t>c</w:t>
-      </w:r>
-      <w:r>
-        <w:rPr>
-          <w:rFonts w:ascii="Times New Roman" w:hAnsi="Times New Roman" w:cs="Times New Roman"/>
-          <w:sz w:val="26"/>
-          <w:szCs w:val="26"/>
-          <w:lang w:val="en-US"/>
-        </w:rPr>
-        <w:t xml:space="preserve">asa de </w:t>
-      </w:r>
-      <w:proofErr w:type="spellStart"/>
-      <w:r>
-        <w:rPr>
-          <w:rFonts w:ascii="Times New Roman" w:hAnsi="Times New Roman" w:cs="Times New Roman"/>
-          <w:sz w:val="26"/>
-          <w:szCs w:val="26"/>
-          <w:lang w:val="en-US"/>
-        </w:rPr>
-        <w:t>s</w:t>
-      </w:r>
-      <w:r>
-        <w:rPr>
-          <w:rFonts w:ascii="Times New Roman" w:hAnsi="Times New Roman" w:cs="Times New Roman"/>
-          <w:sz w:val="26"/>
-          <w:szCs w:val="26"/>
-          <w:lang w:val="en-US"/>
-        </w:rPr>
-        <w:t>chimb</w:t>
-      </w:r>
-      <w:proofErr w:type="spellEnd"/>
-      <w:r>
-        <w:rPr>
-          <w:rFonts w:ascii="Times New Roman" w:hAnsi="Times New Roman" w:cs="Times New Roman"/>
-          <w:sz w:val="26"/>
-          <w:szCs w:val="26"/>
-          <w:lang w:val="en-US"/>
-        </w:rPr>
-        <w:t xml:space="preserve"> </w:t>
-      </w:r>
-      <w:proofErr w:type="spellStart"/>
-      <w:r>
-        <w:rPr>
-          <w:rFonts w:ascii="Times New Roman" w:hAnsi="Times New Roman" w:cs="Times New Roman"/>
-          <w:sz w:val="26"/>
-          <w:szCs w:val="26"/>
-          <w:lang w:val="en-US"/>
-        </w:rPr>
-        <w:t>v</w:t>
-      </w:r>
-      <w:r>
-        <w:rPr>
-          <w:rFonts w:ascii="Times New Roman" w:hAnsi="Times New Roman" w:cs="Times New Roman"/>
-          <w:sz w:val="26"/>
-          <w:szCs w:val="26"/>
-          <w:lang w:val="en-US"/>
-        </w:rPr>
-        <w:t>alutar</w:t>
-      </w:r>
-      <w:proofErr w:type="spellEnd"/>
-      <w:r>
-        <w:rPr>
-          <w:rFonts w:ascii="Times New Roman" w:hAnsi="Times New Roman" w:cs="Times New Roman"/>
-          <w:sz w:val="26"/>
-          <w:szCs w:val="26"/>
-          <w:lang w:val="en-US"/>
-        </w:rPr>
-        <w:t xml:space="preserve"> </w:t>
-      </w:r>
-      <w:proofErr w:type="spellStart"/>
-      <w:r>
-        <w:rPr>
-          <w:rFonts w:ascii="Times New Roman" w:hAnsi="Times New Roman" w:cs="Times New Roman"/>
-          <w:sz w:val="26"/>
-          <w:szCs w:val="26"/>
-          <w:lang w:val="en-US"/>
-        </w:rPr>
-        <w:t>este</w:t>
-      </w:r>
-      <w:proofErr w:type="spellEnd"/>
-      <w:r>
-        <w:rPr>
-          <w:rFonts w:ascii="Times New Roman" w:hAnsi="Times New Roman" w:cs="Times New Roman"/>
-          <w:sz w:val="26"/>
-          <w:szCs w:val="26"/>
-          <w:lang w:val="en-US"/>
-        </w:rPr>
-        <w:t xml:space="preserve"> </w:t>
-      </w:r>
-      <w:proofErr w:type="spellStart"/>
-      <w:r>
-        <w:rPr>
-          <w:rFonts w:ascii="Times New Roman" w:hAnsi="Times New Roman" w:cs="Times New Roman"/>
-          <w:sz w:val="26"/>
-          <w:szCs w:val="26"/>
-          <w:lang w:val="en-US"/>
-        </w:rPr>
-        <w:t>viteza</w:t>
-      </w:r>
-      <w:proofErr w:type="spellEnd"/>
-      <w:r>
-        <w:rPr>
-          <w:rFonts w:ascii="Times New Roman" w:hAnsi="Times New Roman" w:cs="Times New Roman"/>
-          <w:sz w:val="26"/>
-          <w:szCs w:val="26"/>
-          <w:lang w:val="en-US"/>
-        </w:rPr>
-        <w:t xml:space="preserve"> </w:t>
-      </w:r>
-      <w:proofErr w:type="spellStart"/>
-      <w:r>
-        <w:rPr>
-          <w:rFonts w:ascii="Times New Roman" w:hAnsi="Times New Roman" w:cs="Times New Roman"/>
-          <w:sz w:val="26"/>
-          <w:szCs w:val="26"/>
-          <w:lang w:val="en-US"/>
-        </w:rPr>
-        <w:t>și</w:t>
-      </w:r>
-      <w:proofErr w:type="spellEnd"/>
-      <w:r>
-        <w:rPr>
-          <w:rFonts w:ascii="Times New Roman" w:hAnsi="Times New Roman" w:cs="Times New Roman"/>
-          <w:sz w:val="26"/>
-          <w:szCs w:val="26"/>
-          <w:lang w:val="en-US"/>
-        </w:rPr>
-        <w:t xml:space="preserve"> </w:t>
-      </w:r>
-      <w:proofErr w:type="spellStart"/>
-      <w:r>
-        <w:rPr>
-          <w:rFonts w:ascii="Times New Roman" w:hAnsi="Times New Roman" w:cs="Times New Roman"/>
-          <w:sz w:val="26"/>
-          <w:szCs w:val="26"/>
-          <w:lang w:val="en-US"/>
-        </w:rPr>
-        <w:t>eficiența</w:t>
-      </w:r>
-      <w:proofErr w:type="spellEnd"/>
-      <w:r>
-        <w:rPr>
-          <w:rFonts w:ascii="Times New Roman" w:hAnsi="Times New Roman" w:cs="Times New Roman"/>
-          <w:sz w:val="26"/>
-          <w:szCs w:val="26"/>
-          <w:lang w:val="en-US"/>
-        </w:rPr>
-        <w:t xml:space="preserve">. Din </w:t>
-      </w:r>
-      <w:proofErr w:type="spellStart"/>
-      <w:r>
-        <w:rPr>
-          <w:rFonts w:ascii="Times New Roman" w:hAnsi="Times New Roman" w:cs="Times New Roman"/>
-          <w:sz w:val="26"/>
-          <w:szCs w:val="26"/>
-          <w:lang w:val="en-US"/>
-        </w:rPr>
-        <w:t>cauza</w:t>
-      </w:r>
-      <w:proofErr w:type="spellEnd"/>
-      <w:r>
-        <w:rPr>
-          <w:rFonts w:ascii="Times New Roman" w:hAnsi="Times New Roman" w:cs="Times New Roman"/>
-          <w:sz w:val="26"/>
-          <w:szCs w:val="26"/>
-          <w:lang w:val="en-US"/>
-        </w:rPr>
-        <w:t xml:space="preserve"> </w:t>
-      </w:r>
-      <w:proofErr w:type="spellStart"/>
-      <w:r>
-        <w:rPr>
-          <w:rFonts w:ascii="Times New Roman" w:hAnsi="Times New Roman" w:cs="Times New Roman"/>
-          <w:sz w:val="26"/>
-          <w:szCs w:val="26"/>
-          <w:lang w:val="en-US"/>
-        </w:rPr>
-        <w:t>lipsei</w:t>
-      </w:r>
-      <w:proofErr w:type="spellEnd"/>
-      <w:r>
-        <w:rPr>
-          <w:rFonts w:ascii="Times New Roman" w:hAnsi="Times New Roman" w:cs="Times New Roman"/>
-          <w:sz w:val="26"/>
-          <w:szCs w:val="26"/>
-          <w:lang w:val="en-US"/>
-        </w:rPr>
-        <w:t xml:space="preserve"> </w:t>
-      </w:r>
-      <w:proofErr w:type="spellStart"/>
-      <w:r>
-        <w:rPr>
-          <w:rFonts w:ascii="Times New Roman" w:hAnsi="Times New Roman" w:cs="Times New Roman"/>
-          <w:sz w:val="26"/>
-          <w:szCs w:val="26"/>
-          <w:lang w:val="en-US"/>
-        </w:rPr>
-        <w:t>unui</w:t>
-      </w:r>
-      <w:proofErr w:type="spellEnd"/>
-      <w:r>
-        <w:rPr>
-          <w:rFonts w:ascii="Times New Roman" w:hAnsi="Times New Roman" w:cs="Times New Roman"/>
-          <w:sz w:val="26"/>
-          <w:szCs w:val="26"/>
-          <w:lang w:val="en-US"/>
-        </w:rPr>
-        <w:t xml:space="preserve"> system informatic </w:t>
-      </w:r>
-      <w:proofErr w:type="spellStart"/>
-      <w:r>
-        <w:rPr>
-          <w:rFonts w:ascii="Times New Roman" w:hAnsi="Times New Roman" w:cs="Times New Roman"/>
-          <w:sz w:val="26"/>
-          <w:szCs w:val="26"/>
-          <w:lang w:val="en-US"/>
-        </w:rPr>
-        <w:t>centralizat</w:t>
-      </w:r>
-      <w:proofErr w:type="spellEnd"/>
-      <w:r>
-        <w:rPr>
-          <w:rFonts w:ascii="Times New Roman" w:hAnsi="Times New Roman" w:cs="Times New Roman"/>
-          <w:sz w:val="26"/>
-          <w:szCs w:val="26"/>
-          <w:lang w:val="en-US"/>
-        </w:rPr>
-        <w:t xml:space="preserve">, apar </w:t>
-      </w:r>
-      <w:proofErr w:type="spellStart"/>
-      <w:r>
-        <w:rPr>
-          <w:rFonts w:ascii="Times New Roman" w:hAnsi="Times New Roman" w:cs="Times New Roman"/>
-          <w:sz w:val="26"/>
-          <w:szCs w:val="26"/>
-          <w:lang w:val="en-US"/>
-        </w:rPr>
-        <w:t>dificultați</w:t>
-      </w:r>
-      <w:proofErr w:type="spellEnd"/>
-      <w:r>
-        <w:rPr>
-          <w:rFonts w:ascii="Times New Roman" w:hAnsi="Times New Roman" w:cs="Times New Roman"/>
-          <w:sz w:val="26"/>
-          <w:szCs w:val="26"/>
-          <w:lang w:val="en-US"/>
-        </w:rPr>
-        <w:t xml:space="preserve"> precum </w:t>
-      </w:r>
-      <w:proofErr w:type="spellStart"/>
-      <w:r>
-        <w:rPr>
-          <w:rFonts w:ascii="Times New Roman" w:hAnsi="Times New Roman" w:cs="Times New Roman"/>
-          <w:sz w:val="26"/>
-          <w:szCs w:val="26"/>
-          <w:lang w:val="en-US"/>
-        </w:rPr>
-        <w:t>actualizarea</w:t>
-      </w:r>
-      <w:proofErr w:type="spellEnd"/>
-      <w:r>
-        <w:rPr>
-          <w:rFonts w:ascii="Times New Roman" w:hAnsi="Times New Roman" w:cs="Times New Roman"/>
-          <w:sz w:val="26"/>
-          <w:szCs w:val="26"/>
-          <w:lang w:val="en-US"/>
-        </w:rPr>
-        <w:t xml:space="preserve"> manual </w:t>
-      </w:r>
-      <w:proofErr w:type="spellStart"/>
-      <w:r>
-        <w:rPr>
-          <w:rFonts w:ascii="Times New Roman" w:hAnsi="Times New Roman" w:cs="Times New Roman"/>
-          <w:sz w:val="26"/>
-          <w:szCs w:val="26"/>
-          <w:lang w:val="en-US"/>
-        </w:rPr>
-        <w:t>și</w:t>
-      </w:r>
-      <w:proofErr w:type="spellEnd"/>
-      <w:r>
-        <w:rPr>
-          <w:rFonts w:ascii="Times New Roman" w:hAnsi="Times New Roman" w:cs="Times New Roman"/>
-          <w:sz w:val="26"/>
-          <w:szCs w:val="26"/>
-          <w:lang w:val="en-US"/>
-        </w:rPr>
-        <w:t xml:space="preserve"> </w:t>
-      </w:r>
-      <w:proofErr w:type="spellStart"/>
-      <w:r>
-        <w:rPr>
-          <w:rFonts w:ascii="Times New Roman" w:hAnsi="Times New Roman" w:cs="Times New Roman"/>
-          <w:sz w:val="26"/>
-          <w:szCs w:val="26"/>
-          <w:lang w:val="en-US"/>
-        </w:rPr>
-        <w:t>greoaie</w:t>
-      </w:r>
-      <w:proofErr w:type="spellEnd"/>
-      <w:r>
-        <w:rPr>
-          <w:rFonts w:ascii="Times New Roman" w:hAnsi="Times New Roman" w:cs="Times New Roman"/>
-          <w:sz w:val="26"/>
-          <w:szCs w:val="26"/>
-          <w:lang w:val="en-US"/>
-        </w:rPr>
-        <w:t xml:space="preserve"> a </w:t>
-      </w:r>
-      <w:proofErr w:type="spellStart"/>
-      <w:r>
-        <w:rPr>
-          <w:rFonts w:ascii="Times New Roman" w:hAnsi="Times New Roman" w:cs="Times New Roman"/>
-          <w:sz w:val="26"/>
-          <w:szCs w:val="26"/>
-          <w:lang w:val="en-US"/>
-        </w:rPr>
-        <w:t>cursurilor</w:t>
-      </w:r>
-      <w:proofErr w:type="spellEnd"/>
-      <w:r>
-        <w:rPr>
-          <w:rFonts w:ascii="Times New Roman" w:hAnsi="Times New Roman" w:cs="Times New Roman"/>
-          <w:sz w:val="26"/>
-          <w:szCs w:val="26"/>
-          <w:lang w:val="en-US"/>
-        </w:rPr>
-        <w:t xml:space="preserve"> de </w:t>
-      </w:r>
-      <w:proofErr w:type="spellStart"/>
-      <w:r>
-        <w:rPr>
-          <w:rFonts w:ascii="Times New Roman" w:hAnsi="Times New Roman" w:cs="Times New Roman"/>
-          <w:sz w:val="26"/>
-          <w:szCs w:val="26"/>
-          <w:lang w:val="en-US"/>
-        </w:rPr>
-        <w:t>schimb</w:t>
-      </w:r>
-      <w:proofErr w:type="spellEnd"/>
-      <w:r>
-        <w:rPr>
-          <w:rFonts w:ascii="Times New Roman" w:hAnsi="Times New Roman" w:cs="Times New Roman"/>
-          <w:sz w:val="26"/>
-          <w:szCs w:val="26"/>
-          <w:lang w:val="en-US"/>
-        </w:rPr>
-        <w:t xml:space="preserve">, </w:t>
-      </w:r>
-      <w:proofErr w:type="spellStart"/>
-      <w:r>
-        <w:rPr>
-          <w:rFonts w:ascii="Times New Roman" w:hAnsi="Times New Roman" w:cs="Times New Roman"/>
-          <w:sz w:val="26"/>
-          <w:szCs w:val="26"/>
-          <w:lang w:val="en-US"/>
-        </w:rPr>
-        <w:t>eficiența</w:t>
-      </w:r>
-      <w:proofErr w:type="spellEnd"/>
-      <w:r>
-        <w:rPr>
-          <w:rFonts w:ascii="Times New Roman" w:hAnsi="Times New Roman" w:cs="Times New Roman"/>
-          <w:sz w:val="26"/>
-          <w:szCs w:val="26"/>
-          <w:lang w:val="en-US"/>
-        </w:rPr>
-        <w:t xml:space="preserve"> </w:t>
-      </w:r>
-      <w:proofErr w:type="spellStart"/>
-      <w:r>
-        <w:rPr>
-          <w:rFonts w:ascii="Times New Roman" w:hAnsi="Times New Roman" w:cs="Times New Roman"/>
-          <w:sz w:val="26"/>
-          <w:szCs w:val="26"/>
-          <w:lang w:val="en-US"/>
-        </w:rPr>
-        <w:t>dificilă</w:t>
-      </w:r>
-      <w:proofErr w:type="spellEnd"/>
-      <w:r>
-        <w:rPr>
-          <w:rFonts w:ascii="Times New Roman" w:hAnsi="Times New Roman" w:cs="Times New Roman"/>
-          <w:sz w:val="26"/>
-          <w:szCs w:val="26"/>
-          <w:lang w:val="en-US"/>
-        </w:rPr>
-        <w:t xml:space="preserve"> a </w:t>
-      </w:r>
-      <w:proofErr w:type="spellStart"/>
-      <w:r>
-        <w:rPr>
-          <w:rFonts w:ascii="Times New Roman" w:hAnsi="Times New Roman" w:cs="Times New Roman"/>
-          <w:sz w:val="26"/>
-          <w:szCs w:val="26"/>
-          <w:lang w:val="en-US"/>
-        </w:rPr>
-        <w:t>soldurilor</w:t>
-      </w:r>
-      <w:proofErr w:type="spellEnd"/>
-      <w:r>
-        <w:rPr>
-          <w:rFonts w:ascii="Times New Roman" w:hAnsi="Times New Roman" w:cs="Times New Roman"/>
-          <w:sz w:val="26"/>
-          <w:szCs w:val="26"/>
-          <w:lang w:val="en-US"/>
-        </w:rPr>
-        <w:t xml:space="preserve"> </w:t>
-      </w:r>
-      <w:proofErr w:type="spellStart"/>
-      <w:r>
-        <w:rPr>
-          <w:rFonts w:ascii="Times New Roman" w:hAnsi="Times New Roman" w:cs="Times New Roman"/>
-          <w:sz w:val="26"/>
-          <w:szCs w:val="26"/>
-          <w:lang w:val="en-US"/>
-        </w:rPr>
-        <w:t>disponibile</w:t>
-      </w:r>
-      <w:proofErr w:type="spellEnd"/>
-      <w:r>
-        <w:rPr>
-          <w:rFonts w:ascii="Times New Roman" w:hAnsi="Times New Roman" w:cs="Times New Roman"/>
-          <w:sz w:val="26"/>
-          <w:szCs w:val="26"/>
-          <w:lang w:val="en-US"/>
-        </w:rPr>
-        <w:t xml:space="preserve"> pe </w:t>
-      </w:r>
-      <w:proofErr w:type="spellStart"/>
-      <w:r>
-        <w:rPr>
-          <w:rFonts w:ascii="Times New Roman" w:hAnsi="Times New Roman" w:cs="Times New Roman"/>
-          <w:sz w:val="26"/>
-          <w:szCs w:val="26"/>
-          <w:lang w:val="en-US"/>
-        </w:rPr>
-        <w:t>fiecare</w:t>
-      </w:r>
-      <w:proofErr w:type="spellEnd"/>
-      <w:r>
-        <w:rPr>
-          <w:rFonts w:ascii="Times New Roman" w:hAnsi="Times New Roman" w:cs="Times New Roman"/>
-          <w:sz w:val="26"/>
-          <w:szCs w:val="26"/>
-          <w:lang w:val="en-US"/>
-        </w:rPr>
-        <w:t xml:space="preserve"> </w:t>
-      </w:r>
-      <w:proofErr w:type="spellStart"/>
-      <w:r>
-        <w:rPr>
-          <w:rFonts w:ascii="Times New Roman" w:hAnsi="Times New Roman" w:cs="Times New Roman"/>
-          <w:sz w:val="26"/>
-          <w:szCs w:val="26"/>
-          <w:lang w:val="en-US"/>
-        </w:rPr>
-        <w:t>ghișeu</w:t>
-      </w:r>
-      <w:proofErr w:type="spellEnd"/>
-      <w:r>
-        <w:rPr>
-          <w:rFonts w:ascii="Times New Roman" w:hAnsi="Times New Roman" w:cs="Times New Roman"/>
-          <w:sz w:val="26"/>
-          <w:szCs w:val="26"/>
-          <w:lang w:val="en-US"/>
-        </w:rPr>
-        <w:t xml:space="preserve"> </w:t>
-      </w:r>
-      <w:proofErr w:type="spellStart"/>
-      <w:r>
-        <w:rPr>
-          <w:rFonts w:ascii="Times New Roman" w:hAnsi="Times New Roman" w:cs="Times New Roman"/>
-          <w:sz w:val="26"/>
-          <w:szCs w:val="26"/>
-          <w:lang w:val="en-US"/>
-        </w:rPr>
-        <w:t>sau</w:t>
-      </w:r>
-      <w:proofErr w:type="spellEnd"/>
-      <w:r>
-        <w:rPr>
-          <w:rFonts w:ascii="Times New Roman" w:hAnsi="Times New Roman" w:cs="Times New Roman"/>
-          <w:sz w:val="26"/>
-          <w:szCs w:val="26"/>
-          <w:lang w:val="en-US"/>
-        </w:rPr>
-        <w:t xml:space="preserve"> </w:t>
-      </w:r>
-      <w:proofErr w:type="spellStart"/>
-      <w:r>
-        <w:rPr>
-          <w:rFonts w:ascii="Times New Roman" w:hAnsi="Times New Roman" w:cs="Times New Roman"/>
-          <w:sz w:val="26"/>
-          <w:szCs w:val="26"/>
-          <w:lang w:val="en-US"/>
-        </w:rPr>
-        <w:t>chiar</w:t>
-      </w:r>
-      <w:proofErr w:type="spellEnd"/>
-      <w:r>
-        <w:rPr>
-          <w:rFonts w:ascii="Times New Roman" w:hAnsi="Times New Roman" w:cs="Times New Roman"/>
-          <w:sz w:val="26"/>
-          <w:szCs w:val="26"/>
-          <w:lang w:val="en-US"/>
-        </w:rPr>
-        <w:t xml:space="preserve"> la </w:t>
-      </w:r>
-      <w:proofErr w:type="spellStart"/>
-      <w:r>
-        <w:rPr>
-          <w:rFonts w:ascii="Times New Roman" w:hAnsi="Times New Roman" w:cs="Times New Roman"/>
-          <w:sz w:val="26"/>
-          <w:szCs w:val="26"/>
-          <w:lang w:val="en-US"/>
-        </w:rPr>
-        <w:t>întocmirea</w:t>
-      </w:r>
-      <w:proofErr w:type="spellEnd"/>
-      <w:r>
-        <w:rPr>
-          <w:rFonts w:ascii="Times New Roman" w:hAnsi="Times New Roman" w:cs="Times New Roman"/>
-          <w:sz w:val="26"/>
-          <w:szCs w:val="26"/>
-          <w:lang w:val="en-US"/>
-        </w:rPr>
-        <w:t xml:space="preserve"> </w:t>
-      </w:r>
-      <w:proofErr w:type="spellStart"/>
-      <w:r>
-        <w:rPr>
-          <w:rFonts w:ascii="Times New Roman" w:hAnsi="Times New Roman" w:cs="Times New Roman"/>
-          <w:sz w:val="26"/>
-          <w:szCs w:val="26"/>
-          <w:lang w:val="en-US"/>
-        </w:rPr>
-        <w:t>rapoartelor</w:t>
-      </w:r>
-      <w:proofErr w:type="spellEnd"/>
-      <w:r>
-        <w:rPr>
-          <w:rFonts w:ascii="Times New Roman" w:hAnsi="Times New Roman" w:cs="Times New Roman"/>
-          <w:sz w:val="26"/>
-          <w:szCs w:val="26"/>
-          <w:lang w:val="en-US"/>
-        </w:rPr>
-        <w:t xml:space="preserve"> </w:t>
-      </w:r>
-      <w:proofErr w:type="spellStart"/>
-      <w:r>
-        <w:rPr>
-          <w:rFonts w:ascii="Times New Roman" w:hAnsi="Times New Roman" w:cs="Times New Roman"/>
-          <w:sz w:val="26"/>
-          <w:szCs w:val="26"/>
-          <w:lang w:val="en-US"/>
-        </w:rPr>
-        <w:t>zilnice</w:t>
-      </w:r>
-      <w:proofErr w:type="spellEnd"/>
-      <w:r>
-        <w:rPr>
-          <w:rFonts w:ascii="Times New Roman" w:hAnsi="Times New Roman" w:cs="Times New Roman"/>
-          <w:sz w:val="26"/>
-          <w:szCs w:val="26"/>
-          <w:lang w:val="en-US"/>
-        </w:rPr>
-        <w:t>.</w:t>
+        </w:rPr>
+      </w:pPr>
+      <w:r>
+        <w:rPr>
+          <w:rFonts w:ascii="Times New Roman" w:hAnsi="Times New Roman" w:cs="Times New Roman"/>
+          <w:sz w:val="26"/>
+          <w:szCs w:val="26"/>
+        </w:rPr>
+        <w:t>Bineîn</w:t>
+      </w:r>
+      <w:r>
+        <w:rPr>
+          <w:rFonts w:ascii="Times New Roman" w:hAnsi="Times New Roman" w:cs="Times New Roman"/>
+          <w:sz w:val="26"/>
+          <w:szCs w:val="26"/>
+        </w:rPr>
+        <w:t>ț</w:t>
+      </w:r>
+      <w:r>
+        <w:rPr>
+          <w:rFonts w:ascii="Times New Roman" w:hAnsi="Times New Roman" w:cs="Times New Roman"/>
+          <w:sz w:val="26"/>
+          <w:szCs w:val="26"/>
+        </w:rPr>
+        <w:t>eles, accesul în cadrul aplicației</w:t>
+      </w:r>
+      <w:r>
+        <w:rPr>
+          <w:rFonts w:ascii="Times New Roman" w:hAnsi="Times New Roman" w:cs="Times New Roman"/>
+          <w:sz w:val="26"/>
+          <w:szCs w:val="26"/>
+        </w:rPr>
+        <w:t xml:space="preserve"> va fi</w:t>
+      </w:r>
+      <w:r>
+        <w:rPr>
+          <w:rFonts w:ascii="Times New Roman" w:hAnsi="Times New Roman" w:cs="Times New Roman"/>
+          <w:sz w:val="26"/>
+          <w:szCs w:val="26"/>
+        </w:rPr>
+        <w:t xml:space="preserve"> structurat pe niveluri de securitate. Spre exemplu, operatorul de ghișeu sau casierul </w:t>
+      </w:r>
+      <w:r>
+        <w:rPr>
+          <w:rFonts w:ascii="Times New Roman" w:hAnsi="Times New Roman" w:cs="Times New Roman"/>
+          <w:sz w:val="26"/>
+          <w:szCs w:val="26"/>
+        </w:rPr>
+        <w:t>va avea</w:t>
+      </w:r>
+      <w:r>
+        <w:rPr>
+          <w:rFonts w:ascii="Times New Roman" w:hAnsi="Times New Roman" w:cs="Times New Roman"/>
+          <w:sz w:val="26"/>
+          <w:szCs w:val="26"/>
+        </w:rPr>
+        <w:t xml:space="preserve"> drepturi limitate la introducerea tranzacțiilor curente, consultarea cursurilor din ziua respectivă, verificarea propriului sold de numerar și emiterea chitanțelor. Pe de altă parte, administratorul de sistem </w:t>
+      </w:r>
+      <w:r>
+        <w:rPr>
+          <w:rFonts w:ascii="Times New Roman" w:hAnsi="Times New Roman" w:cs="Times New Roman"/>
+          <w:sz w:val="26"/>
+          <w:szCs w:val="26"/>
+        </w:rPr>
+        <w:t xml:space="preserve">va </w:t>
+      </w:r>
+      <w:r>
+        <w:rPr>
+          <w:rFonts w:ascii="Times New Roman" w:hAnsi="Times New Roman" w:cs="Times New Roman"/>
+          <w:sz w:val="26"/>
+          <w:szCs w:val="26"/>
+        </w:rPr>
+        <w:t>beneficia de acces complet asupra bazei de date, având posibilitatea de a gestiona conturile angajaților, de a seta și modifica cursurile de schimb valutar și de a genera rapoarte financiare privind activitatea fiecărui ghișeu.</w:t>
       </w:r>
     </w:p>
     <w:p>
@@ -1641,451 +1851,14 @@
         <w:spacing w:line="360" w:lineRule="auto"/>
         <w:rPr>
           <w:rFonts w:ascii="Times New Roman" w:hAnsi="Times New Roman" w:cs="Times New Roman"/>
-          <w:b/>
-          <w:bCs/>
-          <w:sz w:val="26"/>
-          <w:szCs w:val="26"/>
-        </w:rPr>
-      </w:pPr>
-      <w:r>
-        <w:rPr>
-          <w:rFonts w:ascii="Times New Roman" w:hAnsi="Times New Roman" w:cs="Times New Roman"/>
-          <w:b/>
-          <w:bCs/>
-          <w:sz w:val="26"/>
-          <w:szCs w:val="26"/>
-        </w:rPr>
-        <w:t>1.3. Utilitate practică</w:t>
-      </w:r>
-      <w:r>
-        <w:rPr>
-          <w:rFonts w:ascii="Times New Roman" w:hAnsi="Times New Roman" w:cs="Times New Roman"/>
-          <w:b/>
-          <w:bCs/>
-          <w:sz w:val="26"/>
-          <w:szCs w:val="26"/>
-        </w:rPr>
-        <w:t>:</w:t>
-      </w:r>
-    </w:p>
-    <w:p>
-      <w:pPr>
-        <w:spacing w:line="360" w:lineRule="auto"/>
-        <w:rPr>
-          <w:rFonts w:ascii="Times New Roman" w:hAnsi="Times New Roman" w:cs="Times New Roman"/>
-          <w:sz w:val="26"/>
-          <w:szCs w:val="26"/>
-        </w:rPr>
-      </w:pPr>
-      <w:r>
-        <w:rPr>
-          <w:rFonts w:ascii="Times New Roman" w:hAnsi="Times New Roman" w:cs="Times New Roman"/>
-          <w:sz w:val="26"/>
-          <w:szCs w:val="26"/>
-        </w:rPr>
-        <w:t>Baza de date va avea scopul de a ține evidența tranzacțiilor și a gestiona automat soldurile de valută. Astfel se elimină introducerea manuală a datelor și a calculelor suplimentare, de asemenea ajută l-a păstrarea istoricului de cursuri și schimburi pentru raportare.</w:t>
-      </w:r>
-    </w:p>
-    <w:p>
-      <w:pPr>
-        <w:spacing w:line="360" w:lineRule="auto"/>
-        <w:rPr>
-          <w:rFonts w:ascii="Times New Roman" w:hAnsi="Times New Roman" w:cs="Times New Roman"/>
-        </w:rPr>
-      </w:pPr>
-    </w:p>
-    <w:p>
-      <w:pPr>
-        <w:spacing w:line="360" w:lineRule="auto"/>
-        <w:rPr>
-          <w:rFonts w:ascii="Times New Roman" w:hAnsi="Times New Roman" w:cs="Times New Roman"/>
-          <w:b/>
-          <w:bCs/>
-          <w:sz w:val="26"/>
-          <w:szCs w:val="26"/>
-        </w:rPr>
-      </w:pPr>
-      <w:r>
-        <w:rPr>
-          <w:rFonts w:ascii="Times New Roman" w:hAnsi="Times New Roman" w:cs="Times New Roman"/>
-          <w:b/>
-          <w:bCs/>
-          <w:sz w:val="26"/>
-          <w:szCs w:val="26"/>
-        </w:rPr>
-        <w:t>2. OBIECTIVELE PROIECTULUI</w:t>
-      </w:r>
-      <w:r>
-        <w:rPr>
-          <w:rFonts w:ascii="Times New Roman" w:hAnsi="Times New Roman" w:cs="Times New Roman"/>
-          <w:b/>
-          <w:bCs/>
-          <w:sz w:val="26"/>
-          <w:szCs w:val="26"/>
-        </w:rPr>
-        <w:t>:</w:t>
-      </w:r>
-    </w:p>
-    <w:p>
-      <w:pPr>
-        <w:spacing w:line="360" w:lineRule="auto"/>
-        <w:rPr>
-          <w:rFonts w:ascii="Times New Roman" w:hAnsi="Times New Roman" w:cs="Times New Roman"/>
-          <w:b/>
-          <w:bCs/>
-          <w:sz w:val="26"/>
-          <w:szCs w:val="26"/>
-          <w:lang w:val="en-US"/>
-        </w:rPr>
-      </w:pPr>
-      <w:r>
-        <w:rPr>
-          <w:rFonts w:ascii="Times New Roman" w:hAnsi="Times New Roman" w:cs="Times New Roman"/>
-          <w:b/>
-          <w:bCs/>
-          <w:sz w:val="26"/>
-          <w:szCs w:val="26"/>
-        </w:rPr>
-        <w:t>2.1. Funcționalități principale</w:t>
-      </w:r>
-      <w:r>
-        <w:rPr>
-          <w:rFonts w:ascii="Times New Roman" w:hAnsi="Times New Roman" w:cs="Times New Roman"/>
-          <w:b/>
-          <w:bCs/>
-          <w:sz w:val="26"/>
-          <w:szCs w:val="26"/>
-          <w:lang w:val="en-US"/>
-        </w:rPr>
-        <w:t>:</w:t>
-      </w:r>
-    </w:p>
-    <w:p>
-      <w:pPr>
-        <w:spacing w:line="360" w:lineRule="auto"/>
-        <w:rPr>
-          <w:rFonts w:ascii="Times New Roman" w:hAnsi="Times New Roman" w:cs="Times New Roman"/>
-          <w:sz w:val="26"/>
-          <w:szCs w:val="26"/>
-        </w:rPr>
-      </w:pPr>
-      <w:r>
-        <w:rPr>
-          <w:rFonts w:ascii="Times New Roman" w:hAnsi="Times New Roman" w:cs="Times New Roman"/>
-          <w:sz w:val="26"/>
-          <w:szCs w:val="26"/>
-        </w:rPr>
-        <w:t xml:space="preserve">Baza de date </w:t>
-      </w:r>
-      <w:r>
-        <w:rPr>
-          <w:rFonts w:ascii="Times New Roman" w:hAnsi="Times New Roman" w:cs="Times New Roman"/>
-          <w:sz w:val="26"/>
-          <w:szCs w:val="26"/>
-        </w:rPr>
-        <w:t>va fi</w:t>
-      </w:r>
-      <w:r>
-        <w:rPr>
-          <w:rFonts w:ascii="Times New Roman" w:hAnsi="Times New Roman" w:cs="Times New Roman"/>
-          <w:sz w:val="26"/>
-          <w:szCs w:val="26"/>
-        </w:rPr>
-        <w:t xml:space="preserve"> proiectată să asigure: gestiunea cursurilor de schimb, evidența tranzacțiilor financiare, administrarea datelor despre clienți și angajați, precum și monitorizarea fluxurilor monetare din casierie.</w:t>
-      </w:r>
-      <w:r>
-        <w:rPr>
-          <w:rFonts w:ascii="Times New Roman" w:hAnsi="Times New Roman" w:cs="Times New Roman"/>
-          <w:sz w:val="26"/>
-          <w:szCs w:val="26"/>
-        </w:rPr>
-        <w:t xml:space="preserve"> În plus, sistemul</w:t>
-      </w:r>
-      <w:r>
-        <w:rPr>
-          <w:rFonts w:ascii="Times New Roman" w:hAnsi="Times New Roman" w:cs="Times New Roman"/>
-          <w:sz w:val="26"/>
-          <w:szCs w:val="26"/>
-        </w:rPr>
-        <w:t xml:space="preserve"> va</w:t>
-      </w:r>
-      <w:r>
-        <w:rPr>
-          <w:rFonts w:ascii="Times New Roman" w:hAnsi="Times New Roman" w:cs="Times New Roman"/>
-          <w:sz w:val="26"/>
-          <w:szCs w:val="26"/>
-        </w:rPr>
-        <w:t xml:space="preserve"> permite gestionarea ghișeelor, înregistrând alimentările sau retragerile. Pentru fiecare operațiune se salvează datele de identificare ale clienților și se generează chitanțele fiscale. Totodată, aplicația </w:t>
-      </w:r>
-      <w:r>
-        <w:rPr>
-          <w:rFonts w:ascii="Times New Roman" w:hAnsi="Times New Roman" w:cs="Times New Roman"/>
-          <w:sz w:val="26"/>
-          <w:szCs w:val="26"/>
-        </w:rPr>
-        <w:t xml:space="preserve">va </w:t>
-      </w:r>
-      <w:r>
-        <w:rPr>
-          <w:rFonts w:ascii="Times New Roman" w:hAnsi="Times New Roman" w:cs="Times New Roman"/>
-          <w:sz w:val="26"/>
-          <w:szCs w:val="26"/>
-        </w:rPr>
-        <w:t>menține istoricul fluctu</w:t>
-      </w:r>
-      <w:r>
-        <w:rPr>
-          <w:rFonts w:ascii="Times New Roman" w:hAnsi="Times New Roman" w:cs="Times New Roman"/>
-          <w:sz w:val="26"/>
-          <w:szCs w:val="26"/>
-        </w:rPr>
-        <w:t>a</w:t>
-      </w:r>
-      <w:r>
-        <w:rPr>
-          <w:rFonts w:ascii="Times New Roman" w:hAnsi="Times New Roman" w:cs="Times New Roman"/>
-          <w:sz w:val="26"/>
-          <w:szCs w:val="26"/>
-        </w:rPr>
-        <w:t>țiilor de curs și generează rapoarte zilnice, evidențiind volumul total tranzacționat și profitul obținut din diferențele de curs valutar.</w:t>
-      </w:r>
-    </w:p>
-    <w:p>
-      <w:pPr>
-        <w:spacing w:line="360" w:lineRule="auto"/>
-        <w:rPr>
-          <w:rFonts w:ascii="Times New Roman" w:hAnsi="Times New Roman" w:cs="Times New Roman"/>
-          <w:b/>
-          <w:bCs/>
-          <w:sz w:val="26"/>
-          <w:szCs w:val="26"/>
-        </w:rPr>
-      </w:pPr>
-      <w:r>
-        <w:rPr>
-          <w:rFonts w:ascii="Times New Roman" w:hAnsi="Times New Roman" w:cs="Times New Roman"/>
-          <w:b/>
-          <w:bCs/>
-          <w:sz w:val="26"/>
-          <w:szCs w:val="26"/>
-        </w:rPr>
-        <w:t xml:space="preserve">2.2. </w:t>
-      </w:r>
-      <w:r>
-        <w:rPr>
-          <w:rFonts w:ascii="Times New Roman" w:hAnsi="Times New Roman" w:cs="Times New Roman"/>
-          <w:b/>
-          <w:bCs/>
-          <w:sz w:val="26"/>
-          <w:szCs w:val="26"/>
-        </w:rPr>
-        <w:t>Operații</w:t>
-      </w:r>
-      <w:r>
-        <w:rPr>
-          <w:rFonts w:ascii="Times New Roman" w:hAnsi="Times New Roman" w:cs="Times New Roman"/>
-          <w:b/>
-          <w:bCs/>
-          <w:sz w:val="26"/>
-          <w:szCs w:val="26"/>
-        </w:rPr>
-        <w:t>:</w:t>
-      </w:r>
-    </w:p>
-    <w:p>
-      <w:pPr>
-        <w:spacing w:line="360" w:lineRule="auto"/>
-        <w:rPr>
-          <w:rFonts w:ascii="Times New Roman" w:hAnsi="Times New Roman" w:cs="Times New Roman"/>
-          <w:sz w:val="26"/>
-          <w:szCs w:val="26"/>
-        </w:rPr>
-      </w:pPr>
-      <w:r>
-        <w:rPr>
-          <w:rFonts w:ascii="Times New Roman" w:hAnsi="Times New Roman" w:cs="Times New Roman"/>
-          <w:sz w:val="26"/>
-          <w:szCs w:val="26"/>
-        </w:rPr>
-        <w:t>Sistemul</w:t>
-      </w:r>
-      <w:r>
-        <w:rPr>
-          <w:rFonts w:ascii="Times New Roman" w:hAnsi="Times New Roman" w:cs="Times New Roman"/>
-          <w:sz w:val="26"/>
-          <w:szCs w:val="26"/>
-        </w:rPr>
-        <w:t xml:space="preserve"> va</w:t>
-      </w:r>
-      <w:r>
-        <w:rPr>
-          <w:rFonts w:ascii="Times New Roman" w:hAnsi="Times New Roman" w:cs="Times New Roman"/>
-          <w:sz w:val="26"/>
-          <w:szCs w:val="26"/>
-        </w:rPr>
-        <w:t xml:space="preserve"> permite realizarea operațiilor fundamentale asupra datelor, de la adăugarea de clienți noi, înregistrarea tranzacțiilor la ghișeu și introducerea cursurilor valutare zilnice, până la consultarea rapidă a disponibilităților de numerar și vizualizarea istoricului schimburilor. De asemenea, aplicația</w:t>
-      </w:r>
-      <w:r>
-        <w:rPr>
-          <w:rFonts w:ascii="Times New Roman" w:hAnsi="Times New Roman" w:cs="Times New Roman"/>
-          <w:sz w:val="26"/>
-          <w:szCs w:val="26"/>
-        </w:rPr>
-        <w:t xml:space="preserve"> va</w:t>
-      </w:r>
-      <w:r>
-        <w:rPr>
-          <w:rFonts w:ascii="Times New Roman" w:hAnsi="Times New Roman" w:cs="Times New Roman"/>
-          <w:sz w:val="26"/>
-          <w:szCs w:val="26"/>
-        </w:rPr>
-        <w:t xml:space="preserve"> asigur</w:t>
-      </w:r>
-      <w:r>
-        <w:rPr>
-          <w:rFonts w:ascii="Times New Roman" w:hAnsi="Times New Roman" w:cs="Times New Roman"/>
-          <w:sz w:val="26"/>
-          <w:szCs w:val="26"/>
-        </w:rPr>
-        <w:t>a</w:t>
-      </w:r>
-      <w:r>
-        <w:rPr>
-          <w:rFonts w:ascii="Times New Roman" w:hAnsi="Times New Roman" w:cs="Times New Roman"/>
-          <w:sz w:val="26"/>
-          <w:szCs w:val="26"/>
-        </w:rPr>
-        <w:t xml:space="preserve"> modificarea sau actualizarea datelor despre angajați.</w:t>
-      </w:r>
-    </w:p>
-    <w:p>
-      <w:pPr>
-        <w:spacing w:line="360" w:lineRule="auto"/>
-        <w:rPr>
-          <w:rFonts w:ascii="Times New Roman" w:hAnsi="Times New Roman" w:cs="Times New Roman"/>
-          <w:b/>
-          <w:bCs/>
-          <w:sz w:val="26"/>
-          <w:szCs w:val="26"/>
-          <w:lang w:val="en-US"/>
-        </w:rPr>
-      </w:pPr>
-      <w:r>
-        <w:rPr>
-          <w:rFonts w:ascii="Times New Roman" w:hAnsi="Times New Roman" w:cs="Times New Roman"/>
-          <w:b/>
-          <w:bCs/>
-          <w:sz w:val="26"/>
-          <w:szCs w:val="26"/>
-        </w:rPr>
-        <w:t>2.3 Tipuri de Utilizatori</w:t>
-      </w:r>
-      <w:r>
-        <w:rPr>
-          <w:rFonts w:ascii="Times New Roman" w:hAnsi="Times New Roman" w:cs="Times New Roman"/>
-          <w:b/>
-          <w:bCs/>
-          <w:sz w:val="26"/>
-          <w:szCs w:val="26"/>
-          <w:lang w:val="en-US"/>
-        </w:rPr>
-        <w:t>:</w:t>
-      </w:r>
-    </w:p>
-    <w:p>
-      <w:pPr>
-        <w:spacing w:line="360" w:lineRule="auto"/>
-        <w:rPr>
-          <w:rFonts w:ascii="Times New Roman" w:hAnsi="Times New Roman" w:cs="Times New Roman"/>
-          <w:sz w:val="26"/>
-          <w:szCs w:val="26"/>
-        </w:rPr>
-      </w:pPr>
-      <w:r>
-        <w:rPr>
-          <w:rFonts w:ascii="Times New Roman" w:hAnsi="Times New Roman" w:cs="Times New Roman"/>
-          <w:sz w:val="26"/>
-          <w:szCs w:val="26"/>
-        </w:rPr>
-        <w:t>Bineîn</w:t>
-      </w:r>
-      <w:r>
-        <w:rPr>
-          <w:rFonts w:ascii="Times New Roman" w:hAnsi="Times New Roman" w:cs="Times New Roman"/>
-          <w:sz w:val="26"/>
-          <w:szCs w:val="26"/>
-        </w:rPr>
-        <w:t>ț</w:t>
-      </w:r>
-      <w:r>
-        <w:rPr>
-          <w:rFonts w:ascii="Times New Roman" w:hAnsi="Times New Roman" w:cs="Times New Roman"/>
-          <w:sz w:val="26"/>
-          <w:szCs w:val="26"/>
-        </w:rPr>
-        <w:t>eles, accesul în cadrul aplicației</w:t>
-      </w:r>
-      <w:r>
-        <w:rPr>
-          <w:rFonts w:ascii="Times New Roman" w:hAnsi="Times New Roman" w:cs="Times New Roman"/>
-          <w:sz w:val="26"/>
-          <w:szCs w:val="26"/>
-        </w:rPr>
-        <w:t xml:space="preserve"> va fi</w:t>
-      </w:r>
-      <w:r>
-        <w:rPr>
-          <w:rFonts w:ascii="Times New Roman" w:hAnsi="Times New Roman" w:cs="Times New Roman"/>
-          <w:sz w:val="26"/>
-          <w:szCs w:val="26"/>
-        </w:rPr>
-        <w:t xml:space="preserve"> structurat pe niveluri de securitate. Spre exemplu, operatorul de ghișeu sau casierul </w:t>
-      </w:r>
-      <w:r>
-        <w:rPr>
-          <w:rFonts w:ascii="Times New Roman" w:hAnsi="Times New Roman" w:cs="Times New Roman"/>
-          <w:sz w:val="26"/>
-          <w:szCs w:val="26"/>
-        </w:rPr>
-        <w:t>va avea</w:t>
-      </w:r>
-      <w:r>
-        <w:rPr>
-          <w:rFonts w:ascii="Times New Roman" w:hAnsi="Times New Roman" w:cs="Times New Roman"/>
-          <w:sz w:val="26"/>
-          <w:szCs w:val="26"/>
-        </w:rPr>
-        <w:t xml:space="preserve"> drepturi limitate la introducerea tranzacțiilor curente, consultarea cursurilor din ziua respectivă, verificarea propriului sold de numerar și emiterea chitanțelor. Pe de altă parte, administratorul de sistem </w:t>
-      </w:r>
-      <w:r>
-        <w:rPr>
-          <w:rFonts w:ascii="Times New Roman" w:hAnsi="Times New Roman" w:cs="Times New Roman"/>
-          <w:sz w:val="26"/>
-          <w:szCs w:val="26"/>
-        </w:rPr>
-        <w:t xml:space="preserve">va </w:t>
-      </w:r>
-      <w:r>
-        <w:rPr>
-          <w:rFonts w:ascii="Times New Roman" w:hAnsi="Times New Roman" w:cs="Times New Roman"/>
-          <w:sz w:val="26"/>
-          <w:szCs w:val="26"/>
-        </w:rPr>
-        <w:t>beneficia de acces complet asupra bazei de date, având posibilitatea de a gestiona conturile angajaților, de a seta și modifica cursurile de schimb valutar și de a genera rapoarte financiare privind activitatea fiecărui ghișeu.</w:t>
-      </w:r>
-    </w:p>
-    <w:p>
-      <w:pPr>
-        <w:spacing w:line="360" w:lineRule="auto"/>
-        <w:rPr>
-          <w:rFonts w:ascii="Times New Roman" w:hAnsi="Times New Roman" w:cs="Times New Roman"/>
           <w:sz w:val="26"/>
           <w:szCs w:val="26"/>
         </w:rPr>
       </w:pPr>
     </w:p>
     <w:sectPr>
-      <w:footerReference w:type="default" r:id="rId7"/>
+      <w:headerReference w:type="default" r:id="rId7"/>
+      <w:footerReference w:type="default" r:id="rId8"/>
       <w:pgSz w:w="11906" w:h="16838"/>
       <w:pgMar w:top="1417" w:right="1417" w:bottom="1417" w:left="1417" w:header="708" w:footer="708" w:gutter="0"/>
       <w:cols w:space="708"/>
@@ -2206,6 +1979,112 @@
     </w:p>
   </w:footnote>
 </w:footnotes>
+</file>
+
+<file path=word/header1.xml><?xml version="1.0" encoding="utf-8"?>
+<w:hdr xmlns:wpc="http://schemas.microsoft.com/office/word/2010/wordprocessingCanvas" xmlns:cx="http://schemas.microsoft.com/office/drawing/2014/chartex" xmlns:cx1="http://schemas.microsoft.com/office/drawing/2015/9/8/chartex" xmlns:cx2="http://schemas.microsoft.com/office/drawing/2015/10/21/chartex" xmlns:cx3="http://schemas.microsoft.com/office/drawing/2016/5/9/chartex" xmlns:cx4="http://schemas.microsoft.com/office/drawing/2016/5/10/chartex" xmlns:cx5="http://schemas.microsoft.com/office/drawing/2016/5/11/chartex" xmlns:cx6="http://schemas.microsoft.com/office/drawing/2016/5/12/chartex" xmlns:cx7="http://schemas.microsoft.com/office/drawing/2016/5/13/chartex" xmlns:cx8="http://schemas.microsoft.com/office/drawing/2016/5/14/chartex" xmlns:mc="http://schemas.openxmlformats.org/markup-compatibility/2006" xmlns:aink="http://schemas.microsoft.com/office/drawing/2016/ink" xmlns:am3d="http://schemas.microsoft.com/office/drawing/2017/model3d" xmlns:o="urn:schemas-microsoft-com:office:office" xmlns:oel="http://schemas.microsoft.com/office/2019/extlst" xmlns:r="http://schemas.openxmlformats.org/officeDocument/2006/relationships" xmlns:m="http://schemas.openxmlformats.org/officeDocument/2006/math" xmlns:v="urn:schemas-microsoft-com:vml" xmlns:wp14="http://schemas.microsoft.com/office/word/2010/wordprocessingDrawing" xmlns:wp="http://schemas.openxmlformats.org/drawingml/2006/wordprocessingDrawing" xmlns:w10="urn:schemas-microsoft-com:office:word" xmlns:w="http://schemas.openxmlformats.org/wordprocessingml/2006/main" xmlns:w14="http://schemas.microsoft.com/office/word/2010/wordml" xmlns:w15="http://schemas.microsoft.com/office/word/2012/wordml" xmlns:w16cex="http://schemas.microsoft.com/office/word/2018/wordml/cex" xmlns:w16cid="http://schemas.microsoft.com/office/word/2016/wordml/cid" xmlns:w16="http://schemas.microsoft.com/office/word/2018/wordml" xmlns:w16du="http://schemas.microsoft.com/office/word/2023/wordml/word16du" xmlns:w16sdtdh="http://schemas.microsoft.com/office/word/2020/wordml/sdtdatahash" xmlns:w16sdtfl="http://schemas.microsoft.com/office/word/2024/wordml/sdtformatlock" xmlns:w16se="http://schemas.microsoft.com/office/word/2015/wordml/symex" xmlns:wpg="http://schemas.microsoft.com/office/word/2010/wordprocessingGroup" xmlns:wpi="http://schemas.microsoft.com/office/word/2010/wordprocessingInk" xmlns:wne="http://schemas.microsoft.com/office/word/2006/wordml" xmlns:wps="http://schemas.microsoft.com/office/word/2010/wordprocessingShape" mc:Ignorable="w14 w15 w16se w16cid w16 w16cex w16sdtdh w16sdtfl w16du wp14">
+  <w:p>
+    <w:pPr>
+      <w:pStyle w:val="Antet"/>
+    </w:pPr>
+    <w:r>
+      <w:rPr>
+        <w:noProof/>
+      </w:rPr>
+      <w:drawing>
+        <wp:inline distT="0" distB="0" distL="0" distR="0" wp14:anchorId="669AF313" wp14:editId="71C90B2E">
+          <wp:extent cx="5463540" cy="883920"/>
+          <wp:effectExtent l="0" t="0" r="3810" b="0"/>
+          <wp:docPr id="1099948406" name="Imagine 1"/>
+          <wp:cNvGraphicFramePr>
+            <a:graphicFrameLocks xmlns:a="http://schemas.openxmlformats.org/drawingml/2006/main" noChangeAspect="1"/>
+          </wp:cNvGraphicFramePr>
+          <a:graphic xmlns:a="http://schemas.openxmlformats.org/drawingml/2006/main">
+            <a:graphicData uri="http://schemas.openxmlformats.org/drawingml/2006/picture">
+              <pic:pic xmlns:pic="http://schemas.openxmlformats.org/drawingml/2006/picture">
+                <pic:nvPicPr>
+                  <pic:cNvPr id="0" name="Picture 1"/>
+                  <pic:cNvPicPr>
+                    <a:picLocks noChangeAspect="1" noChangeArrowheads="1"/>
+                  </pic:cNvPicPr>
+                </pic:nvPicPr>
+                <pic:blipFill>
+                  <a:blip r:embed="rId1">
+                    <a:extLst>
+                      <a:ext uri="{28A0092B-C50C-407E-A947-70E740481C1C}">
+                        <a14:useLocalDpi xmlns:a14="http://schemas.microsoft.com/office/drawing/2010/main" val="0"/>
+                      </a:ext>
+                    </a:extLst>
+                  </a:blip>
+                  <a:srcRect/>
+                  <a:stretch>
+                    <a:fillRect/>
+                  </a:stretch>
+                </pic:blipFill>
+                <pic:spPr bwMode="auto">
+                  <a:xfrm>
+                    <a:off x="0" y="0"/>
+                    <a:ext cx="5463540" cy="883920"/>
+                  </a:xfrm>
+                  <a:prstGeom prst="rect">
+                    <a:avLst/>
+                  </a:prstGeom>
+                  <a:noFill/>
+                  <a:ln>
+                    <a:noFill/>
+                  </a:ln>
+                </pic:spPr>
+              </pic:pic>
+            </a:graphicData>
+          </a:graphic>
+        </wp:inline>
+      </w:drawing>
+    </w:r>
+  </w:p>
+  <w:p>
+    <w:pPr>
+      <w:pStyle w:val="Antet"/>
+    </w:pPr>
+  </w:p>
+  <w:p>
+    <w:pPr>
+      <w:pStyle w:val="Antet"/>
+      <w:jc w:val="center"/>
+      <w:rPr>
+        <w:b/>
+        <w:lang w:val="pt-BR"/>
+      </w:rPr>
+    </w:pPr>
+    <w:r>
+      <w:rPr>
+        <w:b/>
+        <w:lang w:val="pt-BR"/>
+      </w:rPr>
+      <w:t>FACULTATEA DE AUTOMATICĂ ŞI CALCULATOARE</w:t>
+    </w:r>
+  </w:p>
+  <w:p>
+    <w:pPr>
+      <w:pStyle w:val="Antet"/>
+      <w:jc w:val="center"/>
+      <w:rPr>
+        <w:lang w:val="pt-BR"/>
+      </w:rPr>
+    </w:pPr>
+    <w:r>
+      <w:rPr>
+        <w:b/>
+        <w:lang w:val="pt-BR"/>
+      </w:rPr>
+      <w:t>DEPARTAMENTUL CALCULATOARE</w:t>
+    </w:r>
+  </w:p>
+  <w:p>
+    <w:pPr>
+      <w:pStyle w:val="Antet"/>
+    </w:pPr>
+  </w:p>
+</w:hdr>
 </file>
 
 <file path=word/numbering.xml><?xml version="1.0" encoding="utf-8"?>
@@ -3512,7 +3391,6 @@
   <w:style w:type="character" w:default="1" w:styleId="Fontdeparagrafimplicit">
     <w:name w:val="Default Paragraph Font"/>
     <w:uiPriority w:val="1"/>
-    <w:semiHidden/>
     <w:unhideWhenUsed/>
   </w:style>
   <w:style w:type="table" w:default="1" w:styleId="TabelNormal">

--- a/documentatie/Cosma_Rasvan_Casa.curs.valutar_BD.docx
+++ b/documentatie/Cosma_Rasvan_Casa.curs.valutar_BD.docx
@@ -4,8 +4,65 @@
   <w:body>
     <w:p>
       <w:pPr>
+        <w:pStyle w:val="Antet"/>
+      </w:pPr>
+      <w:r>
+        <w:rPr>
+          <w:noProof/>
+        </w:rPr>
+        <w:drawing>
+          <wp:inline distT="0" distB="0" distL="0" distR="0" wp14:anchorId="26E5207C" wp14:editId="3070C6D5">
+            <wp:extent cx="5463540" cy="883920"/>
+            <wp:effectExtent l="0" t="0" r="3810" b="0"/>
+            <wp:docPr id="1099948406" name="Imagine 1"/>
+            <wp:cNvGraphicFramePr>
+              <a:graphicFrameLocks xmlns:a="http://schemas.openxmlformats.org/drawingml/2006/main" noChangeAspect="1"/>
+            </wp:cNvGraphicFramePr>
+            <a:graphic xmlns:a="http://schemas.openxmlformats.org/drawingml/2006/main">
+              <a:graphicData uri="http://schemas.openxmlformats.org/drawingml/2006/picture">
+                <pic:pic xmlns:pic="http://schemas.openxmlformats.org/drawingml/2006/picture">
+                  <pic:nvPicPr>
+                    <pic:cNvPr id="0" name="Picture 1"/>
+                    <pic:cNvPicPr>
+                      <a:picLocks noChangeAspect="1" noChangeArrowheads="1"/>
+                    </pic:cNvPicPr>
+                  </pic:nvPicPr>
+                  <pic:blipFill>
+                    <a:blip r:embed="rId7" cstate="print">
+                      <a:extLst>
+                        <a:ext uri="{28A0092B-C50C-407E-A947-70E740481C1C}">
+                          <a14:useLocalDpi xmlns:a14="http://schemas.microsoft.com/office/drawing/2010/main" val="0"/>
+                        </a:ext>
+                      </a:extLst>
+                    </a:blip>
+                    <a:srcRect/>
+                    <a:stretch>
+                      <a:fillRect/>
+                    </a:stretch>
+                  </pic:blipFill>
+                  <pic:spPr bwMode="auto">
+                    <a:xfrm>
+                      <a:off x="0" y="0"/>
+                      <a:ext cx="5463540" cy="883920"/>
+                    </a:xfrm>
+                    <a:prstGeom prst="rect">
+                      <a:avLst/>
+                    </a:prstGeom>
+                    <a:noFill/>
+                    <a:ln>
+                      <a:noFill/>
+                    </a:ln>
+                  </pic:spPr>
+                </pic:pic>
+              </a:graphicData>
+            </a:graphic>
+          </wp:inline>
+        </w:drawing>
+      </w:r>
+    </w:p>
+    <w:p>
+      <w:pPr>
         <w:spacing w:after="0" w:line="360" w:lineRule="auto"/>
-        <w:jc w:val="center"/>
         <w:rPr>
           <w:rFonts w:ascii="Times New Roman" w:hAnsi="Times New Roman" w:cs="Times New Roman"/>
           <w:b/>
@@ -396,6 +453,83 @@
     </w:p>
     <w:p>
       <w:pPr>
+        <w:pStyle w:val="Listparagraf"/>
+        <w:numPr>
+          <w:ilvl w:val="0"/>
+          <w:numId w:val="7"/>
+        </w:numPr>
+        <w:spacing w:line="360" w:lineRule="auto"/>
+        <w:rPr>
+          <w:rFonts w:ascii="Times New Roman" w:hAnsi="Times New Roman" w:cs="Times New Roman"/>
+          <w:sz w:val="26"/>
+          <w:szCs w:val="26"/>
+        </w:rPr>
+      </w:pPr>
+      <w:r>
+        <w:rPr>
+          <w:rFonts w:ascii="Times New Roman" w:hAnsi="Times New Roman" w:cs="Times New Roman"/>
+          <w:sz w:val="26"/>
+          <w:szCs w:val="26"/>
+        </w:rPr>
+        <w:t xml:space="preserve">Scopul </w:t>
+      </w:r>
+      <w:r>
+        <w:rPr>
+          <w:rFonts w:ascii="Times New Roman" w:hAnsi="Times New Roman" w:cs="Times New Roman"/>
+          <w:sz w:val="26"/>
+          <w:szCs w:val="26"/>
+        </w:rPr>
+        <w:t>Proiectului</w:t>
+      </w:r>
+    </w:p>
+    <w:p>
+      <w:pPr>
+        <w:pStyle w:val="Listparagraf"/>
+        <w:numPr>
+          <w:ilvl w:val="0"/>
+          <w:numId w:val="7"/>
+        </w:numPr>
+        <w:spacing w:line="360" w:lineRule="auto"/>
+        <w:rPr>
+          <w:rFonts w:ascii="Times New Roman" w:hAnsi="Times New Roman" w:cs="Times New Roman"/>
+          <w:sz w:val="26"/>
+          <w:szCs w:val="26"/>
+        </w:rPr>
+      </w:pPr>
+      <w:r>
+        <w:rPr>
+          <w:rFonts w:ascii="Times New Roman" w:hAnsi="Times New Roman" w:cs="Times New Roman"/>
+          <w:sz w:val="26"/>
+          <w:szCs w:val="26"/>
+        </w:rPr>
+        <w:t>Obiectivele Proiectului</w:t>
+      </w:r>
+    </w:p>
+    <w:p>
+      <w:pPr>
+        <w:pStyle w:val="Listparagraf"/>
+        <w:numPr>
+          <w:ilvl w:val="0"/>
+          <w:numId w:val="7"/>
+        </w:numPr>
+        <w:spacing w:line="360" w:lineRule="auto"/>
+        <w:rPr>
+          <w:rFonts w:ascii="Times New Roman" w:hAnsi="Times New Roman" w:cs="Times New Roman"/>
+          <w:sz w:val="26"/>
+          <w:szCs w:val="26"/>
+        </w:rPr>
+      </w:pPr>
+      <w:r>
+        <w:rPr>
+          <w:rFonts w:ascii="Times New Roman" w:hAnsi="Times New Roman" w:cs="Times New Roman"/>
+          <w:sz w:val="26"/>
+          <w:szCs w:val="26"/>
+        </w:rPr>
+        <w:t>Identificarea și explicarea entităților</w:t>
+      </w:r>
+    </w:p>
+    <w:p>
+      <w:pPr>
         <w:spacing w:line="360" w:lineRule="auto"/>
         <w:ind w:left="360"/>
         <w:rPr>
@@ -404,22 +538,6 @@
           <w:szCs w:val="26"/>
         </w:rPr>
       </w:pPr>
-      <w:r>
-        <w:rPr>
-          <w:rFonts w:ascii="Times New Roman" w:hAnsi="Times New Roman" w:cs="Times New Roman"/>
-          <w:sz w:val="26"/>
-          <w:szCs w:val="26"/>
-        </w:rPr>
-        <w:t xml:space="preserve">1. </w:t>
-      </w:r>
-      <w:r>
-        <w:rPr>
-          <w:rFonts w:ascii="Times New Roman" w:hAnsi="Times New Roman" w:cs="Times New Roman"/>
-          <w:sz w:val="26"/>
-          <w:szCs w:val="26"/>
-        </w:rPr>
-        <w:t>Scopul și Obiectivele Proiectului</w:t>
-      </w:r>
     </w:p>
     <w:p>
       <w:pPr>
@@ -431,32 +549,132 @@
           <w:szCs w:val="26"/>
         </w:rPr>
       </w:pPr>
-      <w:r>
-        <w:rPr>
-          <w:rFonts w:ascii="Times New Roman" w:hAnsi="Times New Roman" w:cs="Times New Roman"/>
-          <w:sz w:val="26"/>
-          <w:szCs w:val="26"/>
-        </w:rPr>
-        <w:t>2. Analiza Cerințelor și Modelul Conceptual</w:t>
-      </w:r>
-    </w:p>
-    <w:p>
-      <w:pPr>
-        <w:spacing w:line="360" w:lineRule="auto"/>
-        <w:ind w:left="360"/>
-        <w:rPr>
-          <w:rFonts w:ascii="Times New Roman" w:hAnsi="Times New Roman" w:cs="Times New Roman"/>
-          <w:sz w:val="26"/>
-          <w:szCs w:val="26"/>
-        </w:rPr>
-      </w:pPr>
-      <w:r>
-        <w:rPr>
-          <w:rFonts w:ascii="Times New Roman" w:hAnsi="Times New Roman" w:cs="Times New Roman"/>
-          <w:sz w:val="26"/>
-          <w:szCs w:val="26"/>
-        </w:rPr>
-        <w:t>3. Modelul Logic</w:t>
+    </w:p>
+    <w:p>
+      <w:pPr>
+        <w:spacing w:line="360" w:lineRule="auto"/>
+        <w:rPr>
+          <w:rFonts w:ascii="Times New Roman" w:hAnsi="Times New Roman" w:cs="Times New Roman"/>
+          <w:b/>
+          <w:bCs/>
+          <w:sz w:val="26"/>
+          <w:szCs w:val="26"/>
+        </w:rPr>
+      </w:pPr>
+      <w:r>
+        <w:rPr>
+          <w:rFonts w:ascii="Times New Roman" w:hAnsi="Times New Roman" w:cs="Times New Roman"/>
+          <w:b/>
+          <w:bCs/>
+          <w:sz w:val="26"/>
+          <w:szCs w:val="26"/>
+          <w:lang w:val="en-US"/>
+        </w:rPr>
+        <w:t>1.</w:t>
+      </w:r>
+      <w:r>
+        <w:rPr>
+          <w:rFonts w:ascii="Times New Roman" w:hAnsi="Times New Roman" w:cs="Times New Roman"/>
+          <w:b/>
+          <w:bCs/>
+          <w:sz w:val="26"/>
+          <w:szCs w:val="26"/>
+        </w:rPr>
+        <w:t>SCOPUL PROIECTULUI</w:t>
+      </w:r>
+      <w:r>
+        <w:rPr>
+          <w:rFonts w:ascii="Times New Roman" w:hAnsi="Times New Roman" w:cs="Times New Roman"/>
+          <w:b/>
+          <w:bCs/>
+          <w:sz w:val="26"/>
+          <w:szCs w:val="26"/>
+        </w:rPr>
+        <w:t>:</w:t>
+      </w:r>
+    </w:p>
+    <w:p>
+      <w:pPr>
+        <w:spacing w:line="360" w:lineRule="auto"/>
+        <w:rPr>
+          <w:rFonts w:ascii="Times New Roman" w:hAnsi="Times New Roman" w:cs="Times New Roman"/>
+          <w:sz w:val="26"/>
+          <w:szCs w:val="26"/>
+        </w:rPr>
+      </w:pPr>
+      <w:r>
+        <w:rPr>
+          <w:rFonts w:ascii="Times New Roman" w:hAnsi="Times New Roman" w:cs="Times New Roman"/>
+          <w:sz w:val="26"/>
+          <w:szCs w:val="26"/>
+        </w:rPr>
+        <w:t xml:space="preserve">Domeniul în care se încadrează proiectul este cel financiar, </w:t>
+      </w:r>
+      <w:r>
+        <w:rPr>
+          <w:rFonts w:ascii="Times New Roman" w:hAnsi="Times New Roman" w:cs="Times New Roman"/>
+          <w:sz w:val="26"/>
+          <w:szCs w:val="26"/>
+        </w:rPr>
+        <w:t>ș</w:t>
+      </w:r>
+      <w:r>
+        <w:rPr>
+          <w:rFonts w:ascii="Times New Roman" w:hAnsi="Times New Roman" w:cs="Times New Roman"/>
+          <w:sz w:val="26"/>
+          <w:szCs w:val="26"/>
+        </w:rPr>
+        <w:t xml:space="preserve">i anume o </w:t>
+      </w:r>
+      <w:r>
+        <w:rPr>
+          <w:rFonts w:ascii="Times New Roman" w:hAnsi="Times New Roman" w:cs="Times New Roman"/>
+          <w:sz w:val="26"/>
+          <w:szCs w:val="26"/>
+        </w:rPr>
+        <w:t>Cas</w:t>
+      </w:r>
+      <w:r>
+        <w:rPr>
+          <w:rFonts w:ascii="Times New Roman" w:hAnsi="Times New Roman" w:cs="Times New Roman"/>
+          <w:sz w:val="26"/>
+          <w:szCs w:val="26"/>
+        </w:rPr>
+        <w:t>ă</w:t>
+      </w:r>
+      <w:r>
+        <w:rPr>
+          <w:rFonts w:ascii="Times New Roman" w:hAnsi="Times New Roman" w:cs="Times New Roman"/>
+          <w:sz w:val="26"/>
+          <w:szCs w:val="26"/>
+        </w:rPr>
+        <w:t xml:space="preserve"> de Schimb Valutar.</w:t>
+      </w:r>
+      <w:r>
+        <w:rPr>
+          <w:rFonts w:ascii="Times New Roman" w:hAnsi="Times New Roman" w:cs="Times New Roman"/>
+          <w:b/>
+          <w:bCs/>
+          <w:sz w:val="26"/>
+          <w:szCs w:val="26"/>
+        </w:rPr>
+        <w:t xml:space="preserve"> </w:t>
+      </w:r>
+      <w:r>
+        <w:rPr>
+          <w:rFonts w:ascii="Times New Roman" w:hAnsi="Times New Roman" w:cs="Times New Roman"/>
+          <w:sz w:val="26"/>
+          <w:szCs w:val="26"/>
+        </w:rPr>
+        <w:t>Și mi-am prop</w:t>
+      </w:r>
+      <w:r>
+        <w:rPr>
+          <w:rFonts w:ascii="Times New Roman" w:hAnsi="Times New Roman" w:cs="Times New Roman"/>
+          <w:sz w:val="26"/>
+          <w:szCs w:val="26"/>
+        </w:rPr>
+        <w:t>s</w:t>
       </w:r>
       <w:r>
         <w:rPr>
@@ -472,160 +690,42 @@
           <w:sz w:val="26"/>
           <w:szCs w:val="26"/>
         </w:rPr>
-        <w:t xml:space="preserve"> Relațional și Normalizarea </w:t>
-      </w:r>
-    </w:p>
-    <w:p>
-      <w:pPr>
-        <w:spacing w:line="360" w:lineRule="auto"/>
-        <w:ind w:left="360"/>
-        <w:rPr>
-          <w:rFonts w:ascii="Times New Roman" w:hAnsi="Times New Roman" w:cs="Times New Roman"/>
-          <w:sz w:val="26"/>
-          <w:szCs w:val="26"/>
-        </w:rPr>
-      </w:pPr>
-      <w:r>
-        <w:rPr>
-          <w:rFonts w:ascii="Times New Roman" w:hAnsi="Times New Roman" w:cs="Times New Roman"/>
-          <w:sz w:val="26"/>
-          <w:szCs w:val="26"/>
-        </w:rPr>
-        <w:t>4. Model Fizic și Dicționar de Date</w:t>
-      </w:r>
-    </w:p>
-    <w:p>
-      <w:pPr>
-        <w:spacing w:line="360" w:lineRule="auto"/>
-        <w:ind w:left="360"/>
-        <w:rPr>
-          <w:rFonts w:ascii="Times New Roman" w:hAnsi="Times New Roman" w:cs="Times New Roman"/>
-          <w:sz w:val="26"/>
-          <w:szCs w:val="26"/>
-        </w:rPr>
-      </w:pPr>
-      <w:r>
-        <w:rPr>
-          <w:rFonts w:ascii="Times New Roman" w:hAnsi="Times New Roman" w:cs="Times New Roman"/>
-          <w:sz w:val="26"/>
-          <w:szCs w:val="26"/>
-        </w:rPr>
-        <w:t>5. Implementare DDL și Constrângeri de Integritate</w:t>
-      </w:r>
-    </w:p>
-    <w:p>
-      <w:pPr>
-        <w:spacing w:line="360" w:lineRule="auto"/>
-        <w:ind w:left="360"/>
-        <w:rPr>
-          <w:rFonts w:ascii="Times New Roman" w:hAnsi="Times New Roman" w:cs="Times New Roman"/>
-          <w:sz w:val="26"/>
-          <w:szCs w:val="26"/>
-        </w:rPr>
-      </w:pPr>
-      <w:r>
-        <w:rPr>
-          <w:rFonts w:ascii="Times New Roman" w:hAnsi="Times New Roman" w:cs="Times New Roman"/>
-          <w:sz w:val="26"/>
-          <w:szCs w:val="26"/>
-        </w:rPr>
-        <w:t xml:space="preserve">6. Aplicarea </w:t>
-      </w:r>
-      <w:r>
-        <w:rPr>
-          <w:rFonts w:ascii="Times New Roman" w:hAnsi="Times New Roman" w:cs="Times New Roman"/>
-          <w:sz w:val="26"/>
-          <w:szCs w:val="26"/>
-        </w:rPr>
-        <w:t xml:space="preserve">Practica, </w:t>
-      </w:r>
-      <w:r>
-        <w:rPr>
-          <w:rFonts w:ascii="Times New Roman" w:hAnsi="Times New Roman" w:cs="Times New Roman"/>
-          <w:sz w:val="26"/>
-          <w:szCs w:val="26"/>
-        </w:rPr>
-        <w:t xml:space="preserve">Interogări SQL </w:t>
-      </w:r>
-    </w:p>
-    <w:p>
-      <w:pPr>
-        <w:spacing w:line="360" w:lineRule="auto"/>
-        <w:ind w:left="360"/>
-        <w:rPr>
-          <w:rFonts w:ascii="Times New Roman" w:hAnsi="Times New Roman" w:cs="Times New Roman"/>
-          <w:sz w:val="26"/>
-          <w:szCs w:val="26"/>
-        </w:rPr>
-      </w:pPr>
-      <w:r>
-        <w:rPr>
-          <w:rFonts w:ascii="Times New Roman" w:hAnsi="Times New Roman" w:cs="Times New Roman"/>
-          <w:sz w:val="26"/>
-          <w:szCs w:val="26"/>
-        </w:rPr>
-        <w:t>7</w:t>
-      </w:r>
-      <w:r>
-        <w:rPr>
-          <w:rFonts w:ascii="Times New Roman" w:hAnsi="Times New Roman" w:cs="Times New Roman"/>
-          <w:sz w:val="26"/>
-          <w:szCs w:val="26"/>
-        </w:rPr>
-        <w:t>. Concluzii și Posibilități de Dezvoltare</w:t>
-      </w:r>
-    </w:p>
-    <w:p>
-      <w:pPr>
-        <w:spacing w:line="360" w:lineRule="auto"/>
-        <w:ind w:left="360"/>
-        <w:rPr>
-          <w:rFonts w:ascii="Times New Roman" w:hAnsi="Times New Roman" w:cs="Times New Roman"/>
-          <w:sz w:val="26"/>
-          <w:szCs w:val="26"/>
-        </w:rPr>
-      </w:pPr>
-      <w:r>
-        <w:rPr>
-          <w:rFonts w:ascii="Times New Roman" w:hAnsi="Times New Roman" w:cs="Times New Roman"/>
-          <w:sz w:val="26"/>
-          <w:szCs w:val="26"/>
-        </w:rPr>
-        <w:t>8. Bibliografie</w:t>
-      </w:r>
-    </w:p>
-    <w:p>
-      <w:pPr>
-        <w:spacing w:line="360" w:lineRule="auto"/>
-        <w:ind w:left="360"/>
-        <w:rPr>
-          <w:rFonts w:ascii="Times New Roman" w:hAnsi="Times New Roman" w:cs="Times New Roman"/>
-          <w:sz w:val="26"/>
-          <w:szCs w:val="26"/>
-        </w:rPr>
-      </w:pPr>
-    </w:p>
-    <w:p>
-      <w:pPr>
-        <w:spacing w:line="360" w:lineRule="auto"/>
-        <w:rPr>
-          <w:rFonts w:ascii="Times New Roman" w:hAnsi="Times New Roman" w:cs="Times New Roman"/>
-          <w:b/>
-          <w:bCs/>
-          <w:sz w:val="26"/>
-          <w:szCs w:val="26"/>
-        </w:rPr>
-      </w:pPr>
-      <w:r>
-        <w:rPr>
-          <w:rFonts w:ascii="Times New Roman" w:hAnsi="Times New Roman" w:cs="Times New Roman"/>
-          <w:b/>
-          <w:bCs/>
+        <w:t xml:space="preserve"> s</w:t>
+      </w:r>
+      <w:r>
+        <w:rPr>
+          <w:rFonts w:ascii="Times New Roman" w:hAnsi="Times New Roman" w:cs="Times New Roman"/>
+          <w:sz w:val="26"/>
+          <w:szCs w:val="26"/>
+        </w:rPr>
+        <w:t>ă</w:t>
+      </w:r>
+      <w:r>
+        <w:rPr>
+          <w:rFonts w:ascii="Times New Roman" w:hAnsi="Times New Roman" w:cs="Times New Roman"/>
+          <w:sz w:val="26"/>
+          <w:szCs w:val="26"/>
+        </w:rPr>
+        <w:t xml:space="preserve"> abordez unele probleme care fac schimbul valutar să fie lent, venind cu propuneri si soluții.</w:t>
+      </w:r>
+    </w:p>
+    <w:p>
+      <w:pPr>
+        <w:spacing w:line="360" w:lineRule="auto"/>
+        <w:rPr>
+          <w:rFonts w:ascii="Times New Roman" w:hAnsi="Times New Roman" w:cs="Times New Roman"/>
+          <w:sz w:val="26"/>
+          <w:szCs w:val="26"/>
+        </w:rPr>
+      </w:pPr>
+      <w:r>
+        <w:rPr>
+          <w:rFonts w:ascii="Times New Roman" w:hAnsi="Times New Roman" w:cs="Times New Roman"/>
           <w:sz w:val="26"/>
           <w:szCs w:val="26"/>
           <w:lang w:val="en-US"/>
         </w:rPr>
-        <w:t>1.</w:t>
+        <w:t>Pe urma unei analize detaliate</w:t>
       </w:r>
       <w:r>
         <w:rPr>
@@ -634,85 +734,1159 @@
           <w:szCs w:val="26"/>
           <w:lang w:val="en-US"/>
         </w:rPr>
+        <w:t xml:space="preserve">, cea mai mare probelmă la o </w:t>
+      </w:r>
+      <w:r>
+        <w:rPr>
+          <w:rFonts w:ascii="Times New Roman" w:hAnsi="Times New Roman" w:cs="Times New Roman"/>
+          <w:sz w:val="26"/>
+          <w:szCs w:val="26"/>
+          <w:lang w:val="en-US"/>
+        </w:rPr>
+        <w:t>c</w:t>
+      </w:r>
+      <w:r>
+        <w:rPr>
+          <w:rFonts w:ascii="Times New Roman" w:hAnsi="Times New Roman" w:cs="Times New Roman"/>
+          <w:sz w:val="26"/>
+          <w:szCs w:val="26"/>
+          <w:lang w:val="en-US"/>
+        </w:rPr>
+        <w:t xml:space="preserve">asa de </w:t>
+      </w:r>
+      <w:r>
+        <w:rPr>
+          <w:rFonts w:ascii="Times New Roman" w:hAnsi="Times New Roman" w:cs="Times New Roman"/>
+          <w:sz w:val="26"/>
+          <w:szCs w:val="26"/>
+          <w:lang w:val="en-US"/>
+        </w:rPr>
+        <w:t>s</w:t>
+      </w:r>
+      <w:r>
+        <w:rPr>
+          <w:rFonts w:ascii="Times New Roman" w:hAnsi="Times New Roman" w:cs="Times New Roman"/>
+          <w:sz w:val="26"/>
+          <w:szCs w:val="26"/>
+          <w:lang w:val="en-US"/>
+        </w:rPr>
+        <w:t xml:space="preserve">chimb </w:t>
+      </w:r>
+      <w:r>
+        <w:rPr>
+          <w:rFonts w:ascii="Times New Roman" w:hAnsi="Times New Roman" w:cs="Times New Roman"/>
+          <w:sz w:val="26"/>
+          <w:szCs w:val="26"/>
+          <w:lang w:val="en-US"/>
+        </w:rPr>
+        <w:t>v</w:t>
+      </w:r>
+      <w:r>
+        <w:rPr>
+          <w:rFonts w:ascii="Times New Roman" w:hAnsi="Times New Roman" w:cs="Times New Roman"/>
+          <w:sz w:val="26"/>
+          <w:szCs w:val="26"/>
+          <w:lang w:val="en-US"/>
+        </w:rPr>
+        <w:t>alutar este viteza și eficiența</w:t>
+      </w:r>
+      <w:r>
+        <w:rPr>
+          <w:rFonts w:ascii="Times New Roman" w:hAnsi="Times New Roman" w:cs="Times New Roman"/>
+          <w:sz w:val="26"/>
+          <w:szCs w:val="26"/>
+          <w:lang w:val="en-US"/>
+        </w:rPr>
+        <w:t>. Din cauza lipsei unui s</w:t>
+      </w:r>
+      <w:r>
+        <w:rPr>
+          <w:rFonts w:ascii="Times New Roman" w:hAnsi="Times New Roman" w:cs="Times New Roman"/>
+          <w:sz w:val="26"/>
+          <w:szCs w:val="26"/>
+          <w:lang w:val="en-US"/>
+        </w:rPr>
+        <w:t>i</w:t>
+      </w:r>
+      <w:r>
+        <w:rPr>
+          <w:rFonts w:ascii="Times New Roman" w:hAnsi="Times New Roman" w:cs="Times New Roman"/>
+          <w:sz w:val="26"/>
+          <w:szCs w:val="26"/>
+          <w:lang w:val="en-US"/>
+        </w:rPr>
+        <w:t>stem informatic centralizat, apar dificultați precum actualizarea manual și greoaie a cursurilor de schimb, eficiența dificilă a soldurilor disponibile pe fiecare ghișeu sau chiar la întocmirea rapoartelor zilnice.</w:t>
+      </w:r>
+    </w:p>
+    <w:p>
+      <w:pPr>
+        <w:spacing w:line="360" w:lineRule="auto"/>
+        <w:rPr>
+          <w:rFonts w:ascii="Times New Roman" w:hAnsi="Times New Roman" w:cs="Times New Roman"/>
+          <w:sz w:val="26"/>
+          <w:szCs w:val="26"/>
+        </w:rPr>
+      </w:pPr>
+      <w:r>
+        <w:rPr>
+          <w:rFonts w:ascii="Times New Roman" w:hAnsi="Times New Roman" w:cs="Times New Roman"/>
+          <w:sz w:val="26"/>
+          <w:szCs w:val="26"/>
+        </w:rPr>
+        <w:t>Baza de date va avea scopul de a ține evidența tranzacțiilor și a gestiona automat soldurile de valută. Astfel se elimină introducerea manuală a datelor și a calculelor suplimentare, de asemenea ajută l-a păstrarea istoricului de cursuri și schimburi pentru raportare.</w:t>
+      </w:r>
+    </w:p>
+    <w:p>
+      <w:pPr>
+        <w:spacing w:line="360" w:lineRule="auto"/>
+        <w:rPr>
+          <w:rFonts w:ascii="Times New Roman" w:hAnsi="Times New Roman" w:cs="Times New Roman"/>
+        </w:rPr>
+      </w:pPr>
+    </w:p>
+    <w:p>
+      <w:pPr>
+        <w:spacing w:line="360" w:lineRule="auto"/>
+        <w:rPr>
+          <w:rFonts w:ascii="Times New Roman" w:hAnsi="Times New Roman" w:cs="Times New Roman"/>
+        </w:rPr>
+      </w:pPr>
+    </w:p>
+    <w:p>
+      <w:pPr>
+        <w:spacing w:line="360" w:lineRule="auto"/>
+        <w:rPr>
+          <w:rFonts w:ascii="Times New Roman" w:hAnsi="Times New Roman" w:cs="Times New Roman"/>
+          <w:b/>
+          <w:bCs/>
+          <w:sz w:val="26"/>
+          <w:szCs w:val="26"/>
+        </w:rPr>
+      </w:pPr>
+    </w:p>
+    <w:p>
+      <w:pPr>
+        <w:spacing w:line="360" w:lineRule="auto"/>
+        <w:rPr>
+          <w:rFonts w:ascii="Times New Roman" w:hAnsi="Times New Roman" w:cs="Times New Roman"/>
+          <w:b/>
+          <w:bCs/>
+          <w:sz w:val="26"/>
+          <w:szCs w:val="26"/>
+        </w:rPr>
+      </w:pPr>
+    </w:p>
+    <w:p>
+      <w:pPr>
+        <w:spacing w:line="360" w:lineRule="auto"/>
+        <w:rPr>
+          <w:rFonts w:ascii="Times New Roman" w:hAnsi="Times New Roman" w:cs="Times New Roman"/>
+          <w:b/>
+          <w:bCs/>
+          <w:sz w:val="26"/>
+          <w:szCs w:val="26"/>
+        </w:rPr>
+      </w:pPr>
+    </w:p>
+    <w:p>
+      <w:pPr>
+        <w:spacing w:line="360" w:lineRule="auto"/>
+        <w:rPr>
+          <w:rFonts w:ascii="Times New Roman" w:hAnsi="Times New Roman" w:cs="Times New Roman"/>
+          <w:b/>
+          <w:bCs/>
+          <w:sz w:val="26"/>
+          <w:szCs w:val="26"/>
+        </w:rPr>
+      </w:pPr>
+    </w:p>
+    <w:p>
+      <w:pPr>
+        <w:spacing w:line="360" w:lineRule="auto"/>
+        <w:rPr>
+          <w:rFonts w:ascii="Times New Roman" w:hAnsi="Times New Roman" w:cs="Times New Roman"/>
+          <w:b/>
+          <w:bCs/>
+          <w:sz w:val="26"/>
+          <w:szCs w:val="26"/>
+        </w:rPr>
+      </w:pPr>
+    </w:p>
+    <w:p>
+      <w:pPr>
+        <w:spacing w:line="360" w:lineRule="auto"/>
+        <w:rPr>
+          <w:rFonts w:ascii="Times New Roman" w:hAnsi="Times New Roman" w:cs="Times New Roman"/>
+          <w:b/>
+          <w:bCs/>
+          <w:sz w:val="26"/>
+          <w:szCs w:val="26"/>
+        </w:rPr>
+      </w:pPr>
+    </w:p>
+    <w:p>
+      <w:pPr>
+        <w:spacing w:line="360" w:lineRule="auto"/>
+        <w:rPr>
+          <w:rFonts w:ascii="Times New Roman" w:hAnsi="Times New Roman" w:cs="Times New Roman"/>
+          <w:b/>
+          <w:bCs/>
+          <w:sz w:val="26"/>
+          <w:szCs w:val="26"/>
+        </w:rPr>
+      </w:pPr>
+      <w:r>
+        <w:rPr>
+          <w:rFonts w:ascii="Times New Roman" w:hAnsi="Times New Roman" w:cs="Times New Roman"/>
+          <w:b/>
+          <w:bCs/>
+          <w:sz w:val="26"/>
+          <w:szCs w:val="26"/>
+        </w:rPr>
+        <w:lastRenderedPageBreak/>
+        <w:t>2.OBIECTIVELE PROIECTULUI</w:t>
+      </w:r>
+      <w:r>
+        <w:rPr>
+          <w:rFonts w:ascii="Times New Roman" w:hAnsi="Times New Roman" w:cs="Times New Roman"/>
+          <w:b/>
+          <w:bCs/>
+          <w:sz w:val="26"/>
+          <w:szCs w:val="26"/>
+        </w:rPr>
+        <w:t>:</w:t>
+      </w:r>
+    </w:p>
+    <w:p>
+      <w:pPr>
+        <w:spacing w:line="360" w:lineRule="auto"/>
+        <w:rPr>
+          <w:rFonts w:ascii="Times New Roman" w:hAnsi="Times New Roman" w:cs="Times New Roman"/>
+          <w:sz w:val="26"/>
+          <w:szCs w:val="26"/>
+        </w:rPr>
+      </w:pPr>
+      <w:r>
+        <w:rPr>
+          <w:rFonts w:ascii="Times New Roman" w:hAnsi="Times New Roman" w:cs="Times New Roman"/>
+          <w:sz w:val="26"/>
+          <w:szCs w:val="26"/>
+        </w:rPr>
+        <w:t xml:space="preserve">Baza de date </w:t>
+      </w:r>
+      <w:r>
+        <w:rPr>
+          <w:rFonts w:ascii="Times New Roman" w:hAnsi="Times New Roman" w:cs="Times New Roman"/>
+          <w:sz w:val="26"/>
+          <w:szCs w:val="26"/>
+        </w:rPr>
+        <w:t>va fi</w:t>
+      </w:r>
+      <w:r>
+        <w:rPr>
+          <w:rFonts w:ascii="Times New Roman" w:hAnsi="Times New Roman" w:cs="Times New Roman"/>
+          <w:sz w:val="26"/>
+          <w:szCs w:val="26"/>
+        </w:rPr>
+        <w:t xml:space="preserve"> proiectată să asigure: gestiunea cursurilor de schimb, evidența tranzacțiilor financiare, administrarea datelor despre clienți și angajați, precum și monitorizarea fluxurilor monetare din casierie.</w:t>
+      </w:r>
+      <w:r>
+        <w:rPr>
+          <w:rFonts w:ascii="Times New Roman" w:hAnsi="Times New Roman" w:cs="Times New Roman"/>
+          <w:sz w:val="26"/>
+          <w:szCs w:val="26"/>
+        </w:rPr>
+        <w:t xml:space="preserve"> În plus, sistemul</w:t>
+      </w:r>
+      <w:r>
+        <w:rPr>
+          <w:rFonts w:ascii="Times New Roman" w:hAnsi="Times New Roman" w:cs="Times New Roman"/>
+          <w:sz w:val="26"/>
+          <w:szCs w:val="26"/>
+        </w:rPr>
+        <w:t xml:space="preserve"> va</w:t>
+      </w:r>
+      <w:r>
+        <w:rPr>
+          <w:rFonts w:ascii="Times New Roman" w:hAnsi="Times New Roman" w:cs="Times New Roman"/>
+          <w:sz w:val="26"/>
+          <w:szCs w:val="26"/>
+        </w:rPr>
+        <w:t xml:space="preserve"> permite gestionarea ghișeelor, înregistrând alimentările sau retragerile. Pentru fiecare operațiune se salvează datele de identificare ale clienților și se generează chitanțele fiscale. Totodată, aplicația </w:t>
+      </w:r>
+      <w:r>
+        <w:rPr>
+          <w:rFonts w:ascii="Times New Roman" w:hAnsi="Times New Roman" w:cs="Times New Roman"/>
+          <w:sz w:val="26"/>
+          <w:szCs w:val="26"/>
+        </w:rPr>
+        <w:t xml:space="preserve">va </w:t>
+      </w:r>
+      <w:r>
+        <w:rPr>
+          <w:rFonts w:ascii="Times New Roman" w:hAnsi="Times New Roman" w:cs="Times New Roman"/>
+          <w:sz w:val="26"/>
+          <w:szCs w:val="26"/>
+        </w:rPr>
+        <w:t>menține istoricul fluctu</w:t>
+      </w:r>
+      <w:r>
+        <w:rPr>
+          <w:rFonts w:ascii="Times New Roman" w:hAnsi="Times New Roman" w:cs="Times New Roman"/>
+          <w:sz w:val="26"/>
+          <w:szCs w:val="26"/>
+        </w:rPr>
+        <w:t>a</w:t>
+      </w:r>
+      <w:r>
+        <w:rPr>
+          <w:rFonts w:ascii="Times New Roman" w:hAnsi="Times New Roman" w:cs="Times New Roman"/>
+          <w:sz w:val="26"/>
+          <w:szCs w:val="26"/>
+        </w:rPr>
+        <w:t>țiilor de curs și generează rapoarte zilnice, evidențiind volumul total tranzacționat și profitul obținut din diferențele de curs valutar.</w:t>
+      </w:r>
+    </w:p>
+    <w:p>
+      <w:pPr>
+        <w:spacing w:line="360" w:lineRule="auto"/>
+        <w:rPr>
+          <w:rFonts w:ascii="Times New Roman" w:hAnsi="Times New Roman" w:cs="Times New Roman"/>
+          <w:sz w:val="26"/>
+          <w:szCs w:val="26"/>
+        </w:rPr>
+      </w:pPr>
+      <w:r>
+        <w:rPr>
+          <w:rFonts w:ascii="Times New Roman" w:hAnsi="Times New Roman" w:cs="Times New Roman"/>
+          <w:sz w:val="26"/>
+          <w:szCs w:val="26"/>
+        </w:rPr>
+        <w:t>Sistemul</w:t>
+      </w:r>
+      <w:r>
+        <w:rPr>
+          <w:rFonts w:ascii="Times New Roman" w:hAnsi="Times New Roman" w:cs="Times New Roman"/>
+          <w:sz w:val="26"/>
+          <w:szCs w:val="26"/>
+        </w:rPr>
+        <w:t xml:space="preserve"> va</w:t>
+      </w:r>
+      <w:r>
+        <w:rPr>
+          <w:rFonts w:ascii="Times New Roman" w:hAnsi="Times New Roman" w:cs="Times New Roman"/>
+          <w:sz w:val="26"/>
+          <w:szCs w:val="26"/>
+        </w:rPr>
+        <w:t xml:space="preserve"> permite realizarea operațiilor fundamentale asupra datelor, de la adăugarea de clienți noi, înregistrarea tranzacțiilor la ghișeu și introducerea cursurilor valutare zilnice, până la consultarea rapidă a disponibilităților de numerar și vizualizarea istoricului schimburilor. De asemenea, aplicația</w:t>
+      </w:r>
+      <w:r>
+        <w:rPr>
+          <w:rFonts w:ascii="Times New Roman" w:hAnsi="Times New Roman" w:cs="Times New Roman"/>
+          <w:sz w:val="26"/>
+          <w:szCs w:val="26"/>
+        </w:rPr>
+        <w:t xml:space="preserve"> va</w:t>
+      </w:r>
+      <w:r>
+        <w:rPr>
+          <w:rFonts w:ascii="Times New Roman" w:hAnsi="Times New Roman" w:cs="Times New Roman"/>
+          <w:sz w:val="26"/>
+          <w:szCs w:val="26"/>
+        </w:rPr>
+        <w:t xml:space="preserve"> asigur</w:t>
+      </w:r>
+      <w:r>
+        <w:rPr>
+          <w:rFonts w:ascii="Times New Roman" w:hAnsi="Times New Roman" w:cs="Times New Roman"/>
+          <w:sz w:val="26"/>
+          <w:szCs w:val="26"/>
+        </w:rPr>
+        <w:t>a</w:t>
+      </w:r>
+      <w:r>
+        <w:rPr>
+          <w:rFonts w:ascii="Times New Roman" w:hAnsi="Times New Roman" w:cs="Times New Roman"/>
+          <w:sz w:val="26"/>
+          <w:szCs w:val="26"/>
+        </w:rPr>
+        <w:t xml:space="preserve"> modificarea sau actualizarea datelor despre angajați.</w:t>
+      </w:r>
+    </w:p>
+    <w:p>
+      <w:pPr>
+        <w:spacing w:line="360" w:lineRule="auto"/>
+        <w:rPr>
+          <w:rFonts w:ascii="Times New Roman" w:hAnsi="Times New Roman" w:cs="Times New Roman"/>
+          <w:sz w:val="26"/>
+          <w:szCs w:val="26"/>
+        </w:rPr>
+      </w:pPr>
+      <w:r>
+        <w:rPr>
+          <w:rFonts w:ascii="Times New Roman" w:hAnsi="Times New Roman" w:cs="Times New Roman"/>
+          <w:sz w:val="26"/>
+          <w:szCs w:val="26"/>
+        </w:rPr>
+        <w:t>Bineîn</w:t>
+      </w:r>
+      <w:r>
+        <w:rPr>
+          <w:rFonts w:ascii="Times New Roman" w:hAnsi="Times New Roman" w:cs="Times New Roman"/>
+          <w:sz w:val="26"/>
+          <w:szCs w:val="26"/>
+        </w:rPr>
+        <w:t>ț</w:t>
+      </w:r>
+      <w:r>
+        <w:rPr>
+          <w:rFonts w:ascii="Times New Roman" w:hAnsi="Times New Roman" w:cs="Times New Roman"/>
+          <w:sz w:val="26"/>
+          <w:szCs w:val="26"/>
+        </w:rPr>
+        <w:t>eles, accesul în cadrul aplicației</w:t>
+      </w:r>
+      <w:r>
+        <w:rPr>
+          <w:rFonts w:ascii="Times New Roman" w:hAnsi="Times New Roman" w:cs="Times New Roman"/>
+          <w:sz w:val="26"/>
+          <w:szCs w:val="26"/>
+        </w:rPr>
+        <w:t xml:space="preserve"> va fi</w:t>
+      </w:r>
+      <w:r>
+        <w:rPr>
+          <w:rFonts w:ascii="Times New Roman" w:hAnsi="Times New Roman" w:cs="Times New Roman"/>
+          <w:sz w:val="26"/>
+          <w:szCs w:val="26"/>
+        </w:rPr>
+        <w:t xml:space="preserve"> structurat pe niveluri de securitate. Spre exemplu, operatorul de ghișeu sau casierul </w:t>
+      </w:r>
+      <w:r>
+        <w:rPr>
+          <w:rFonts w:ascii="Times New Roman" w:hAnsi="Times New Roman" w:cs="Times New Roman"/>
+          <w:sz w:val="26"/>
+          <w:szCs w:val="26"/>
+        </w:rPr>
+        <w:t>va avea</w:t>
+      </w:r>
+      <w:r>
+        <w:rPr>
+          <w:rFonts w:ascii="Times New Roman" w:hAnsi="Times New Roman" w:cs="Times New Roman"/>
+          <w:sz w:val="26"/>
+          <w:szCs w:val="26"/>
+        </w:rPr>
+        <w:t xml:space="preserve"> drepturi limitate la introducerea tranzacțiilor curente, consultarea cursurilor din ziua respectivă, verificarea propriului sold de numerar și emiterea chitanțelor. Pe de altă parte, administratorul de sistem </w:t>
+      </w:r>
+      <w:r>
+        <w:rPr>
+          <w:rFonts w:ascii="Times New Roman" w:hAnsi="Times New Roman" w:cs="Times New Roman"/>
+          <w:sz w:val="26"/>
+          <w:szCs w:val="26"/>
+        </w:rPr>
+        <w:t xml:space="preserve">va </w:t>
+      </w:r>
+      <w:r>
+        <w:rPr>
+          <w:rFonts w:ascii="Times New Roman" w:hAnsi="Times New Roman" w:cs="Times New Roman"/>
+          <w:sz w:val="26"/>
+          <w:szCs w:val="26"/>
+        </w:rPr>
+        <w:t>beneficia de acces complet asupra bazei de date, având posibilitatea de a gestiona conturile angajaților, de a seta și modifica cursurile de schimb valutar și de a genera rapoarte financiare privind activitatea fiecărui ghișeu.</w:t>
+      </w:r>
+    </w:p>
+    <w:p>
+      <w:pPr>
+        <w:spacing w:line="360" w:lineRule="auto"/>
+        <w:rPr>
+          <w:rFonts w:ascii="Times New Roman" w:hAnsi="Times New Roman" w:cs="Times New Roman"/>
+          <w:sz w:val="26"/>
+          <w:szCs w:val="26"/>
+        </w:rPr>
+      </w:pPr>
+    </w:p>
+    <w:p>
+      <w:pPr>
+        <w:spacing w:line="360" w:lineRule="auto"/>
+        <w:rPr>
+          <w:rFonts w:ascii="Times New Roman" w:hAnsi="Times New Roman" w:cs="Times New Roman"/>
+          <w:sz w:val="26"/>
+          <w:szCs w:val="26"/>
+        </w:rPr>
+      </w:pPr>
+    </w:p>
+    <w:p>
+      <w:pPr>
+        <w:spacing w:line="360" w:lineRule="auto"/>
+        <w:rPr>
+          <w:rFonts w:ascii="Times New Roman" w:hAnsi="Times New Roman" w:cs="Times New Roman"/>
+          <w:sz w:val="26"/>
+          <w:szCs w:val="26"/>
+        </w:rPr>
+      </w:pPr>
+    </w:p>
+    <w:p>
+      <w:pPr>
+        <w:spacing w:line="360" w:lineRule="auto"/>
+        <w:rPr>
+          <w:rFonts w:ascii="Times New Roman" w:hAnsi="Times New Roman" w:cs="Times New Roman"/>
+          <w:sz w:val="26"/>
+          <w:szCs w:val="26"/>
+        </w:rPr>
+      </w:pPr>
+    </w:p>
+    <w:p>
+      <w:pPr>
+        <w:spacing w:line="360" w:lineRule="auto"/>
+        <w:rPr>
+          <w:rFonts w:ascii="Times New Roman" w:hAnsi="Times New Roman" w:cs="Times New Roman"/>
+          <w:sz w:val="26"/>
+          <w:szCs w:val="26"/>
+        </w:rPr>
+      </w:pPr>
+    </w:p>
+    <w:p>
+      <w:pPr>
+        <w:spacing w:line="360" w:lineRule="auto"/>
+        <w:rPr>
+          <w:rFonts w:ascii="Times New Roman" w:hAnsi="Times New Roman" w:cs="Times New Roman"/>
+          <w:sz w:val="26"/>
+          <w:szCs w:val="26"/>
+        </w:rPr>
+      </w:pPr>
+    </w:p>
+    <w:p>
+      <w:pPr>
+        <w:spacing w:line="360" w:lineRule="auto"/>
+        <w:rPr>
+          <w:rFonts w:ascii="Times New Roman" w:hAnsi="Times New Roman" w:cs="Times New Roman"/>
+          <w:b/>
+          <w:bCs/>
+          <w:sz w:val="26"/>
+          <w:szCs w:val="26"/>
+        </w:rPr>
+      </w:pPr>
+      <w:r>
+        <w:rPr>
+          <w:rFonts w:ascii="Times New Roman" w:hAnsi="Times New Roman" w:cs="Times New Roman"/>
+          <w:sz w:val="26"/>
+          <w:szCs w:val="26"/>
+        </w:rPr>
+        <w:lastRenderedPageBreak/>
+        <w:t>4.</w:t>
+      </w:r>
+      <w:r>
+        <w:rPr>
+          <w:rFonts w:ascii="Times New Roman" w:hAnsi="Times New Roman" w:cs="Times New Roman"/>
+          <w:b/>
+          <w:bCs/>
+          <w:sz w:val="26"/>
+          <w:szCs w:val="26"/>
+        </w:rPr>
+        <w:t>I</w:t>
+      </w:r>
+      <w:r>
+        <w:rPr>
+          <w:rFonts w:ascii="Times New Roman" w:hAnsi="Times New Roman" w:cs="Times New Roman"/>
+          <w:b/>
+          <w:bCs/>
+          <w:sz w:val="26"/>
+          <w:szCs w:val="26"/>
+        </w:rPr>
+        <w:t>DENTIFICAREA ENTITĂȚILOR</w:t>
+      </w:r>
+      <w:r>
+        <w:rPr>
+          <w:rFonts w:ascii="Times New Roman" w:hAnsi="Times New Roman" w:cs="Times New Roman"/>
+          <w:b/>
+          <w:bCs/>
+          <w:sz w:val="26"/>
+          <w:szCs w:val="26"/>
+        </w:rPr>
+        <w:t>:</w:t>
+      </w:r>
+    </w:p>
+    <w:p>
+      <w:pPr>
+        <w:spacing w:line="360" w:lineRule="auto"/>
+        <w:rPr>
+          <w:rFonts w:ascii="Times New Roman" w:hAnsi="Times New Roman" w:cs="Times New Roman"/>
+          <w:sz w:val="26"/>
+          <w:szCs w:val="26"/>
+        </w:rPr>
+      </w:pPr>
+      <w:r>
+        <w:rPr>
+          <w:rFonts w:ascii="Times New Roman" w:hAnsi="Times New Roman" w:cs="Times New Roman"/>
+          <w:sz w:val="26"/>
+          <w:szCs w:val="26"/>
+        </w:rPr>
+        <w:t xml:space="preserve">Pentru acoperirea tuturor cerințelor </w:t>
+      </w:r>
+      <w:r>
+        <w:rPr>
+          <w:rFonts w:ascii="Times New Roman" w:hAnsi="Times New Roman" w:cs="Times New Roman"/>
+          <w:sz w:val="26"/>
+          <w:szCs w:val="26"/>
+        </w:rPr>
+        <w:t>au fost identificate 10 entități principale.</w:t>
+      </w:r>
+      <w:r>
         <w:t xml:space="preserve"> </w:t>
       </w:r>
       <w:r>
         <w:rPr>
           <w:rFonts w:ascii="Times New Roman" w:hAnsi="Times New Roman" w:cs="Times New Roman"/>
-          <w:b/>
-          <w:bCs/>
-          <w:sz w:val="26"/>
-          <w:szCs w:val="26"/>
-        </w:rPr>
-        <w:t>SCOPUL PROIECTULUI</w:t>
-      </w:r>
-      <w:r>
-        <w:rPr>
-          <w:rFonts w:ascii="Times New Roman" w:hAnsi="Times New Roman" w:cs="Times New Roman"/>
-          <w:b/>
-          <w:bCs/>
+          <w:sz w:val="26"/>
+          <w:szCs w:val="26"/>
+        </w:rPr>
+        <w:t>Fiecare entitate</w:t>
+      </w:r>
+      <w:r>
+        <w:rPr>
+          <w:rFonts w:ascii="Times New Roman" w:hAnsi="Times New Roman" w:cs="Times New Roman"/>
+          <w:sz w:val="26"/>
+          <w:szCs w:val="26"/>
+        </w:rPr>
+        <w:t xml:space="preserve"> reprezentând</w:t>
+      </w:r>
+      <w:r>
+        <w:rPr>
+          <w:rFonts w:ascii="Times New Roman" w:hAnsi="Times New Roman" w:cs="Times New Roman"/>
+          <w:sz w:val="26"/>
+          <w:szCs w:val="26"/>
+        </w:rPr>
+        <w:t xml:space="preserve"> o componentă esențială din cadrul </w:t>
+      </w:r>
+      <w:r>
+        <w:rPr>
+          <w:rFonts w:ascii="Times New Roman" w:hAnsi="Times New Roman" w:cs="Times New Roman"/>
+          <w:sz w:val="26"/>
+          <w:szCs w:val="26"/>
+        </w:rPr>
+        <w:t>unei aplicații pentru o</w:t>
+      </w:r>
+      <w:r>
+        <w:rPr>
+          <w:rFonts w:ascii="Times New Roman" w:hAnsi="Times New Roman" w:cs="Times New Roman"/>
+          <w:sz w:val="26"/>
+          <w:szCs w:val="26"/>
+        </w:rPr>
+        <w:t xml:space="preserve"> cas</w:t>
+      </w:r>
+      <w:r>
+        <w:rPr>
+          <w:rFonts w:ascii="Times New Roman" w:hAnsi="Times New Roman" w:cs="Times New Roman"/>
+          <w:sz w:val="26"/>
+          <w:szCs w:val="26"/>
+        </w:rPr>
+        <w:t>a</w:t>
+      </w:r>
+      <w:r>
+        <w:rPr>
+          <w:rFonts w:ascii="Times New Roman" w:hAnsi="Times New Roman" w:cs="Times New Roman"/>
+          <w:sz w:val="26"/>
+          <w:szCs w:val="26"/>
+        </w:rPr>
+        <w:t xml:space="preserve"> de schimb valutar</w:t>
+      </w:r>
+      <w:r>
+        <w:rPr>
+          <w:rFonts w:ascii="Times New Roman" w:hAnsi="Times New Roman" w:cs="Times New Roman"/>
+          <w:sz w:val="26"/>
+          <w:szCs w:val="26"/>
+        </w:rPr>
+        <w:t>.</w:t>
+      </w:r>
+    </w:p>
+    <w:p>
+      <w:pPr>
+        <w:spacing w:line="360" w:lineRule="auto"/>
+        <w:rPr>
+          <w:rFonts w:ascii="Times New Roman" w:hAnsi="Times New Roman" w:cs="Times New Roman"/>
+          <w:sz w:val="26"/>
+          <w:szCs w:val="26"/>
+        </w:rPr>
+      </w:pPr>
+      <w:r>
+        <w:rPr>
+          <w:rFonts w:ascii="Times New Roman" w:hAnsi="Times New Roman" w:cs="Times New Roman"/>
+          <w:sz w:val="26"/>
+          <w:szCs w:val="26"/>
+        </w:rPr>
+        <w:t xml:space="preserve">În primul rând, </w:t>
+      </w:r>
+      <w:r>
+        <w:rPr>
+          <w:rFonts w:ascii="Times New Roman" w:hAnsi="Times New Roman" w:cs="Times New Roman"/>
+          <w:b/>
+          <w:bCs/>
+          <w:sz w:val="26"/>
+          <w:szCs w:val="26"/>
+        </w:rPr>
+        <w:t>Sucursala</w:t>
+      </w:r>
+      <w:r>
+        <w:rPr>
+          <w:rFonts w:ascii="Times New Roman" w:hAnsi="Times New Roman" w:cs="Times New Roman"/>
+          <w:b/>
+          <w:bCs/>
+          <w:sz w:val="26"/>
+          <w:szCs w:val="26"/>
+        </w:rPr>
+        <w:t xml:space="preserve"> </w:t>
+      </w:r>
+      <w:r>
+        <w:rPr>
+          <w:rFonts w:ascii="Times New Roman" w:hAnsi="Times New Roman" w:cs="Times New Roman"/>
+          <w:sz w:val="26"/>
+          <w:szCs w:val="26"/>
+        </w:rPr>
+        <w:t>reprezintă o unitate filiala, unde se desfășoară activitatea unei case de schimb valutar. Aceasta va trebui să conțină atributele</w:t>
+      </w:r>
+      <w:r>
+        <w:rPr>
+          <w:rFonts w:ascii="Times New Roman" w:hAnsi="Times New Roman" w:cs="Times New Roman"/>
           <w:sz w:val="26"/>
           <w:szCs w:val="26"/>
         </w:rPr>
         <w:t>:</w:t>
       </w:r>
-    </w:p>
-    <w:p>
-      <w:pPr>
-        <w:spacing w:line="360" w:lineRule="auto"/>
-        <w:rPr>
-          <w:rFonts w:ascii="Times New Roman" w:hAnsi="Times New Roman" w:cs="Times New Roman"/>
-          <w:sz w:val="26"/>
-          <w:szCs w:val="26"/>
-        </w:rPr>
-      </w:pPr>
-      <w:r>
-        <w:rPr>
-          <w:rFonts w:ascii="Times New Roman" w:hAnsi="Times New Roman" w:cs="Times New Roman"/>
-          <w:sz w:val="26"/>
-          <w:szCs w:val="26"/>
-        </w:rPr>
-        <w:t xml:space="preserve">Domeniul în care se încadrează proiectul este cel financiar, </w:t>
-      </w:r>
-      <w:r>
-        <w:rPr>
-          <w:rFonts w:ascii="Times New Roman" w:hAnsi="Times New Roman" w:cs="Times New Roman"/>
-          <w:sz w:val="26"/>
-          <w:szCs w:val="26"/>
-        </w:rPr>
-        <w:t>ș</w:t>
-      </w:r>
-      <w:r>
-        <w:rPr>
-          <w:rFonts w:ascii="Times New Roman" w:hAnsi="Times New Roman" w:cs="Times New Roman"/>
-          <w:sz w:val="26"/>
-          <w:szCs w:val="26"/>
-        </w:rPr>
-        <w:t xml:space="preserve">i anume o </w:t>
-      </w:r>
-      <w:r>
-        <w:rPr>
-          <w:rFonts w:ascii="Times New Roman" w:hAnsi="Times New Roman" w:cs="Times New Roman"/>
-          <w:sz w:val="26"/>
-          <w:szCs w:val="26"/>
-        </w:rPr>
-        <w:t>Cas</w:t>
-      </w:r>
-      <w:r>
-        <w:rPr>
-          <w:rFonts w:ascii="Times New Roman" w:hAnsi="Times New Roman" w:cs="Times New Roman"/>
-          <w:sz w:val="26"/>
-          <w:szCs w:val="26"/>
-        </w:rPr>
-        <w:t>ă</w:t>
-      </w:r>
-      <w:r>
-        <w:rPr>
-          <w:rFonts w:ascii="Times New Roman" w:hAnsi="Times New Roman" w:cs="Times New Roman"/>
-          <w:sz w:val="26"/>
-          <w:szCs w:val="26"/>
-        </w:rPr>
-        <w:t xml:space="preserve"> de Schimb Valutar.</w:t>
+      <w:r>
+        <w:rPr>
+          <w:rFonts w:ascii="Times New Roman" w:hAnsi="Times New Roman" w:cs="Times New Roman"/>
+          <w:sz w:val="26"/>
+          <w:szCs w:val="26"/>
+        </w:rPr>
+        <w:t xml:space="preserve"> I</w:t>
+      </w:r>
+      <w:r>
+        <w:rPr>
+          <w:rFonts w:ascii="Times New Roman" w:hAnsi="Times New Roman" w:cs="Times New Roman"/>
+          <w:sz w:val="26"/>
+          <w:szCs w:val="26"/>
+        </w:rPr>
+        <w:t>d</w:t>
+      </w:r>
+      <w:r>
+        <w:rPr>
+          <w:rFonts w:ascii="Times New Roman" w:hAnsi="Times New Roman" w:cs="Times New Roman"/>
+          <w:sz w:val="26"/>
+          <w:szCs w:val="26"/>
+        </w:rPr>
+        <w:t>_Sucursala, Nume_Sucursala, Adresa, Oras, Telefon.</w:t>
+      </w:r>
+    </w:p>
+    <w:p>
+      <w:pPr>
+        <w:spacing w:line="360" w:lineRule="auto"/>
+        <w:rPr>
+          <w:rFonts w:ascii="Times New Roman" w:hAnsi="Times New Roman" w:cs="Times New Roman"/>
+          <w:sz w:val="26"/>
+          <w:szCs w:val="26"/>
+        </w:rPr>
+      </w:pPr>
+      <w:r>
+        <w:rPr>
+          <w:rFonts w:ascii="Times New Roman" w:hAnsi="Times New Roman" w:cs="Times New Roman"/>
+          <w:sz w:val="26"/>
+          <w:szCs w:val="26"/>
+        </w:rPr>
+        <w:t xml:space="preserve">Din moment ce am decis sa folosesc sucursale în urma unor studii pe acest domeniu, este nevoie și de entitatea </w:t>
+      </w:r>
+      <w:r>
+        <w:rPr>
+          <w:rFonts w:ascii="Times New Roman" w:hAnsi="Times New Roman" w:cs="Times New Roman"/>
+          <w:b/>
+          <w:bCs/>
+          <w:sz w:val="26"/>
+          <w:szCs w:val="26"/>
+        </w:rPr>
+        <w:t>Ghișeu</w:t>
+      </w:r>
+      <w:r>
+        <w:rPr>
+          <w:rFonts w:ascii="Times New Roman" w:hAnsi="Times New Roman" w:cs="Times New Roman"/>
+          <w:sz w:val="26"/>
+          <w:szCs w:val="26"/>
+        </w:rPr>
+        <w:t xml:space="preserve"> care reprezintă punctul de lucru în cadrul unei sucursale. Deoarece o sucursală poate avea mai multe gh</w:t>
+      </w:r>
+      <w:r>
+        <w:rPr>
+          <w:rFonts w:ascii="Times New Roman" w:hAnsi="Times New Roman" w:cs="Times New Roman"/>
+          <w:sz w:val="26"/>
+          <w:szCs w:val="26"/>
+        </w:rPr>
+        <w:t>i</w:t>
+      </w:r>
+      <w:r>
+        <w:rPr>
+          <w:rFonts w:ascii="Times New Roman" w:hAnsi="Times New Roman" w:cs="Times New Roman"/>
+          <w:sz w:val="26"/>
+          <w:szCs w:val="26"/>
+        </w:rPr>
+        <w:t>șee, iar un ghișeu aparține unei singure sucursale. Aceasta entitate va avea atributele</w:t>
+      </w:r>
+      <w:r>
+        <w:rPr>
+          <w:rFonts w:ascii="Times New Roman" w:hAnsi="Times New Roman" w:cs="Times New Roman"/>
+          <w:sz w:val="26"/>
+          <w:szCs w:val="26"/>
+        </w:rPr>
+        <w:t xml:space="preserve">: </w:t>
+      </w:r>
+      <w:r>
+        <w:rPr>
+          <w:rFonts w:ascii="Times New Roman" w:hAnsi="Times New Roman" w:cs="Times New Roman"/>
+          <w:sz w:val="26"/>
+          <w:szCs w:val="26"/>
+        </w:rPr>
+        <w:t>I</w:t>
+      </w:r>
+      <w:r>
+        <w:rPr>
+          <w:rFonts w:ascii="Times New Roman" w:hAnsi="Times New Roman" w:cs="Times New Roman"/>
+          <w:sz w:val="26"/>
+          <w:szCs w:val="26"/>
+        </w:rPr>
+        <w:t>d</w:t>
+      </w:r>
+      <w:r>
+        <w:rPr>
+          <w:rFonts w:ascii="Times New Roman" w:hAnsi="Times New Roman" w:cs="Times New Roman"/>
+          <w:sz w:val="26"/>
+          <w:szCs w:val="26"/>
+        </w:rPr>
+        <w:t>_Ghiseu, Numar_Ghiseu, Stare_Ghiseu,</w:t>
+      </w:r>
+      <w:r>
+        <w:rPr>
+          <w:rFonts w:ascii="Times New Roman" w:hAnsi="Times New Roman" w:cs="Times New Roman"/>
+          <w:sz w:val="26"/>
+          <w:szCs w:val="26"/>
+        </w:rPr>
+        <w:t xml:space="preserve"> I</w:t>
+      </w:r>
+      <w:r>
+        <w:rPr>
+          <w:rFonts w:ascii="Times New Roman" w:hAnsi="Times New Roman" w:cs="Times New Roman"/>
+          <w:sz w:val="26"/>
+          <w:szCs w:val="26"/>
+        </w:rPr>
+        <w:t>d</w:t>
+      </w:r>
+      <w:r>
+        <w:rPr>
+          <w:rFonts w:ascii="Times New Roman" w:hAnsi="Times New Roman" w:cs="Times New Roman"/>
+          <w:sz w:val="26"/>
+          <w:szCs w:val="26"/>
+        </w:rPr>
+        <w:t>_Sucursala.</w:t>
+      </w:r>
+    </w:p>
+    <w:p>
+      <w:pPr>
+        <w:spacing w:line="360" w:lineRule="auto"/>
+        <w:rPr>
+          <w:rFonts w:ascii="Times New Roman" w:hAnsi="Times New Roman" w:cs="Times New Roman"/>
+          <w:sz w:val="26"/>
+          <w:szCs w:val="26"/>
+        </w:rPr>
+      </w:pPr>
+      <w:r>
+        <w:rPr>
+          <w:rFonts w:ascii="Times New Roman" w:hAnsi="Times New Roman" w:cs="Times New Roman"/>
+          <w:sz w:val="26"/>
+          <w:szCs w:val="26"/>
+        </w:rPr>
+        <w:t xml:space="preserve">Este nevoie de entitatea </w:t>
+      </w:r>
+      <w:r>
+        <w:rPr>
+          <w:rFonts w:ascii="Times New Roman" w:hAnsi="Times New Roman" w:cs="Times New Roman"/>
+          <w:b/>
+          <w:bCs/>
+          <w:sz w:val="26"/>
+          <w:szCs w:val="26"/>
+        </w:rPr>
+        <w:t>Angajat</w:t>
+      </w:r>
+      <w:r>
+        <w:rPr>
+          <w:rFonts w:ascii="Times New Roman" w:hAnsi="Times New Roman" w:cs="Times New Roman"/>
+          <w:sz w:val="26"/>
+          <w:szCs w:val="26"/>
+        </w:rPr>
+        <w:t>, care poate avea diferite roluri, de la muncitor la ghișeu, pana la administrator. Aici sunt păstrate datele de identificare și profesionale ale persoanelor care lucrează în cadrul companiei. Prin urmare, va avea atributele principale</w:t>
+      </w:r>
+      <w:r>
+        <w:rPr>
+          <w:rFonts w:ascii="Times New Roman" w:hAnsi="Times New Roman" w:cs="Times New Roman"/>
+          <w:sz w:val="26"/>
+          <w:szCs w:val="26"/>
+        </w:rPr>
+        <w:t>:</w:t>
+      </w:r>
+      <w:r>
+        <w:rPr>
+          <w:rFonts w:ascii="Times New Roman" w:hAnsi="Times New Roman" w:cs="Times New Roman"/>
+          <w:sz w:val="26"/>
+          <w:szCs w:val="26"/>
+        </w:rPr>
+        <w:t xml:space="preserve"> I</w:t>
+      </w:r>
+      <w:r>
+        <w:rPr>
+          <w:rFonts w:ascii="Times New Roman" w:hAnsi="Times New Roman" w:cs="Times New Roman"/>
+          <w:sz w:val="26"/>
+          <w:szCs w:val="26"/>
+        </w:rPr>
+        <w:t>d</w:t>
+      </w:r>
+      <w:r>
+        <w:rPr>
+          <w:rFonts w:ascii="Times New Roman" w:hAnsi="Times New Roman" w:cs="Times New Roman"/>
+          <w:sz w:val="26"/>
+          <w:szCs w:val="26"/>
+        </w:rPr>
+        <w:t>_Angajat, Nume, Prenume, CNP</w:t>
+      </w:r>
+      <w:r>
+        <w:rPr>
+          <w:rFonts w:ascii="Times New Roman" w:hAnsi="Times New Roman" w:cs="Times New Roman"/>
+          <w:sz w:val="26"/>
+          <w:szCs w:val="26"/>
+        </w:rPr>
+        <w:t>_Angajat</w:t>
+      </w:r>
+      <w:r>
+        <w:rPr>
+          <w:rFonts w:ascii="Times New Roman" w:hAnsi="Times New Roman" w:cs="Times New Roman"/>
+          <w:sz w:val="26"/>
+          <w:szCs w:val="26"/>
+        </w:rPr>
+        <w:t>, Functie, Data_Angajarii, I</w:t>
+      </w:r>
+      <w:r>
+        <w:rPr>
+          <w:rFonts w:ascii="Times New Roman" w:hAnsi="Times New Roman" w:cs="Times New Roman"/>
+          <w:sz w:val="26"/>
+          <w:szCs w:val="26"/>
+        </w:rPr>
+        <w:t>d</w:t>
+      </w:r>
+      <w:r>
+        <w:rPr>
+          <w:rFonts w:ascii="Times New Roman" w:hAnsi="Times New Roman" w:cs="Times New Roman"/>
+          <w:sz w:val="26"/>
+          <w:szCs w:val="26"/>
+        </w:rPr>
+        <w:t>_Ghiseu.</w:t>
+      </w:r>
+    </w:p>
+    <w:p>
+      <w:pPr>
+        <w:spacing w:line="360" w:lineRule="auto"/>
+        <w:rPr>
+          <w:rFonts w:ascii="Times New Roman" w:hAnsi="Times New Roman" w:cs="Times New Roman"/>
+          <w:sz w:val="26"/>
+          <w:szCs w:val="26"/>
+        </w:rPr>
+      </w:pPr>
+      <w:r>
+        <w:rPr>
+          <w:rFonts w:ascii="Times New Roman" w:hAnsi="Times New Roman" w:cs="Times New Roman"/>
+          <w:sz w:val="26"/>
+          <w:szCs w:val="26"/>
+        </w:rPr>
+        <w:t xml:space="preserve">Deoarece este o aplicație a unei case de schimb valutar este nevoie de un catalog de monede care sunt acceptate în această așa zisă companie. Entitatea </w:t>
+      </w:r>
+      <w:r>
+        <w:rPr>
+          <w:rFonts w:ascii="Times New Roman" w:hAnsi="Times New Roman" w:cs="Times New Roman"/>
+          <w:b/>
+          <w:bCs/>
+          <w:sz w:val="26"/>
+          <w:szCs w:val="26"/>
+        </w:rPr>
+        <w:t>Valută</w:t>
+      </w:r>
+      <w:r>
+        <w:rPr>
+          <w:rFonts w:ascii="Times New Roman" w:hAnsi="Times New Roman" w:cs="Times New Roman"/>
+          <w:sz w:val="26"/>
+          <w:szCs w:val="26"/>
+        </w:rPr>
+        <w:t>, va deține următoarele atribute</w:t>
+      </w:r>
+      <w:r>
+        <w:rPr>
+          <w:rFonts w:ascii="Times New Roman" w:hAnsi="Times New Roman" w:cs="Times New Roman"/>
+          <w:sz w:val="26"/>
+          <w:szCs w:val="26"/>
+        </w:rPr>
+        <w:t>:</w:t>
+      </w:r>
+      <w:r>
+        <w:rPr>
+          <w:rFonts w:ascii="Times New Roman" w:hAnsi="Times New Roman" w:cs="Times New Roman"/>
+          <w:sz w:val="26"/>
+          <w:szCs w:val="26"/>
+        </w:rPr>
+        <w:t xml:space="preserve"> I</w:t>
+      </w:r>
+      <w:r>
+        <w:rPr>
+          <w:rFonts w:ascii="Times New Roman" w:hAnsi="Times New Roman" w:cs="Times New Roman"/>
+          <w:sz w:val="26"/>
+          <w:szCs w:val="26"/>
+        </w:rPr>
+        <w:t>d</w:t>
+      </w:r>
+      <w:r>
+        <w:rPr>
+          <w:rFonts w:ascii="Times New Roman" w:hAnsi="Times New Roman" w:cs="Times New Roman"/>
+          <w:sz w:val="26"/>
+          <w:szCs w:val="26"/>
+        </w:rPr>
+        <w:t xml:space="preserve">_Valuta, Simbol, </w:t>
+      </w:r>
+      <w:r>
+        <w:rPr>
+          <w:rFonts w:ascii="Times New Roman" w:hAnsi="Times New Roman" w:cs="Times New Roman"/>
+          <w:sz w:val="26"/>
+          <w:szCs w:val="26"/>
+        </w:rPr>
+        <w:t>Denumire_Valuta, Tara_Origine.</w:t>
+      </w:r>
+    </w:p>
+    <w:p>
+      <w:pPr>
+        <w:spacing w:line="360" w:lineRule="auto"/>
+        <w:rPr>
+          <w:rFonts w:ascii="Times New Roman" w:hAnsi="Times New Roman" w:cs="Times New Roman"/>
+          <w:sz w:val="26"/>
+          <w:szCs w:val="26"/>
+        </w:rPr>
+      </w:pPr>
+      <w:r>
+        <w:rPr>
+          <w:rFonts w:ascii="Times New Roman" w:hAnsi="Times New Roman" w:cs="Times New Roman"/>
+          <w:b/>
+          <w:bCs/>
+          <w:sz w:val="26"/>
+          <w:szCs w:val="26"/>
+        </w:rPr>
+        <w:t xml:space="preserve">Curs_Valutar </w:t>
+      </w:r>
+      <w:r>
+        <w:rPr>
+          <w:rFonts w:ascii="Times New Roman" w:hAnsi="Times New Roman" w:cs="Times New Roman"/>
+          <w:sz w:val="26"/>
+          <w:szCs w:val="26"/>
+        </w:rPr>
+        <w:t>este entitatea care înregistrează prețul de vânzare si cumpărare pentru fiecare valută la o anumită oră. Tocmai pentru a permite păstrarea unui istoric complet al fluctuațiilor prețurilor. Atributele folosite vor fi</w:t>
+      </w:r>
+      <w:r>
+        <w:rPr>
+          <w:rFonts w:ascii="Times New Roman" w:hAnsi="Times New Roman" w:cs="Times New Roman"/>
+          <w:sz w:val="26"/>
+          <w:szCs w:val="26"/>
+        </w:rPr>
+        <w:t>:</w:t>
+      </w:r>
+      <w:r>
+        <w:rPr>
+          <w:rFonts w:ascii="Times New Roman" w:hAnsi="Times New Roman" w:cs="Times New Roman"/>
+          <w:sz w:val="26"/>
+          <w:szCs w:val="26"/>
+        </w:rPr>
+        <w:t xml:space="preserve"> I</w:t>
+      </w:r>
+      <w:r>
+        <w:rPr>
+          <w:rFonts w:ascii="Times New Roman" w:hAnsi="Times New Roman" w:cs="Times New Roman"/>
+          <w:sz w:val="26"/>
+          <w:szCs w:val="26"/>
+        </w:rPr>
+        <w:t>d</w:t>
+      </w:r>
+      <w:r>
+        <w:rPr>
+          <w:rFonts w:ascii="Times New Roman" w:hAnsi="Times New Roman" w:cs="Times New Roman"/>
+          <w:sz w:val="26"/>
+          <w:szCs w:val="26"/>
+        </w:rPr>
+        <w:t>_Curs, Curs_Cumparare, Curs_Vanzare, Data_Ora, I</w:t>
+      </w:r>
+      <w:r>
+        <w:rPr>
+          <w:rFonts w:ascii="Times New Roman" w:hAnsi="Times New Roman" w:cs="Times New Roman"/>
+          <w:sz w:val="26"/>
+          <w:szCs w:val="26"/>
+        </w:rPr>
+        <w:t>d</w:t>
+      </w:r>
+      <w:r>
+        <w:rPr>
+          <w:rFonts w:ascii="Times New Roman" w:hAnsi="Times New Roman" w:cs="Times New Roman"/>
+          <w:sz w:val="26"/>
+          <w:szCs w:val="26"/>
+        </w:rPr>
+        <w:t>_Valuta, I</w:t>
+      </w:r>
+      <w:r>
+        <w:rPr>
+          <w:rFonts w:ascii="Times New Roman" w:hAnsi="Times New Roman" w:cs="Times New Roman"/>
+          <w:sz w:val="26"/>
+          <w:szCs w:val="26"/>
+        </w:rPr>
+        <w:t>d</w:t>
+      </w:r>
+      <w:r>
+        <w:rPr>
+          <w:rFonts w:ascii="Times New Roman" w:hAnsi="Times New Roman" w:cs="Times New Roman"/>
+          <w:sz w:val="26"/>
+          <w:szCs w:val="26"/>
+        </w:rPr>
+        <w:t>_Angajat.</w:t>
+      </w:r>
+    </w:p>
+    <w:p>
+      <w:pPr>
+        <w:spacing w:line="360" w:lineRule="auto"/>
+        <w:rPr>
+          <w:rFonts w:ascii="Times New Roman" w:hAnsi="Times New Roman" w:cs="Times New Roman"/>
+          <w:sz w:val="26"/>
+          <w:szCs w:val="26"/>
+        </w:rPr>
+      </w:pPr>
+      <w:r>
+        <w:rPr>
+          <w:rFonts w:ascii="Times New Roman" w:hAnsi="Times New Roman" w:cs="Times New Roman"/>
+          <w:sz w:val="26"/>
+          <w:szCs w:val="26"/>
+        </w:rPr>
+        <w:t>În entitatea</w:t>
+      </w:r>
+      <w:r>
+        <w:rPr>
+          <w:rFonts w:ascii="Times New Roman" w:hAnsi="Times New Roman" w:cs="Times New Roman"/>
+          <w:b/>
+          <w:bCs/>
+          <w:sz w:val="26"/>
+          <w:szCs w:val="26"/>
+        </w:rPr>
+        <w:t xml:space="preserve"> Client</w:t>
+      </w:r>
+      <w:r>
+        <w:rPr>
+          <w:rFonts w:ascii="Times New Roman" w:hAnsi="Times New Roman" w:cs="Times New Roman"/>
+          <w:sz w:val="26"/>
+          <w:szCs w:val="26"/>
+        </w:rPr>
+        <w:t>,</w:t>
       </w:r>
       <w:r>
         <w:rPr>
@@ -730,60 +1904,160 @@
           <w:sz w:val="26"/>
           <w:szCs w:val="26"/>
         </w:rPr>
-        <w:t>Și mi-am propus</w:t>
-      </w:r>
-      <w:r>
-        <w:rPr>
-          <w:rFonts w:ascii="Times New Roman" w:hAnsi="Times New Roman" w:cs="Times New Roman"/>
-          <w:sz w:val="26"/>
-          <w:szCs w:val="26"/>
-        </w:rPr>
-        <w:t>,</w:t>
-      </w:r>
-      <w:r>
-        <w:rPr>
-          <w:rFonts w:ascii="Times New Roman" w:hAnsi="Times New Roman" w:cs="Times New Roman"/>
-          <w:sz w:val="26"/>
-          <w:szCs w:val="26"/>
-        </w:rPr>
-        <w:t xml:space="preserve"> s</w:t>
-      </w:r>
-      <w:r>
-        <w:rPr>
-          <w:rFonts w:ascii="Times New Roman" w:hAnsi="Times New Roman" w:cs="Times New Roman"/>
-          <w:sz w:val="26"/>
-          <w:szCs w:val="26"/>
-        </w:rPr>
-        <w:t>ă</w:t>
-      </w:r>
-      <w:r>
-        <w:rPr>
-          <w:rFonts w:ascii="Times New Roman" w:hAnsi="Times New Roman" w:cs="Times New Roman"/>
-          <w:sz w:val="26"/>
-          <w:szCs w:val="26"/>
-        </w:rPr>
-        <w:t xml:space="preserve"> abordez unele probleme care fac schimbul valutar să fie lent, venind cu propuneri si soluții.</w:t>
-      </w:r>
-    </w:p>
-    <w:p>
-      <w:pPr>
-        <w:spacing w:line="360" w:lineRule="auto"/>
-        <w:rPr>
-          <w:rFonts w:ascii="Times New Roman" w:hAnsi="Times New Roman" w:cs="Times New Roman"/>
-          <w:sz w:val="26"/>
-          <w:szCs w:val="26"/>
-        </w:rPr>
-      </w:pPr>
-      <w:r>
+        <w:t>se vor reține datele de identificare ale persoanelor care efectuează operațiuni de schimb valutar. Se va ține cont și dacă un schimb valutar a fost sau nu realizat de un turist prin următoarele atribute</w:t>
+      </w:r>
+      <w:r>
+        <w:rPr>
+          <w:rFonts w:ascii="Times New Roman" w:hAnsi="Times New Roman" w:cs="Times New Roman"/>
+          <w:sz w:val="26"/>
+          <w:szCs w:val="26"/>
+        </w:rPr>
+        <w:t>:</w:t>
+      </w:r>
+      <w:r>
+        <w:rPr>
+          <w:rFonts w:ascii="Times New Roman" w:hAnsi="Times New Roman" w:cs="Times New Roman"/>
+          <w:sz w:val="26"/>
+          <w:szCs w:val="26"/>
+        </w:rPr>
+        <w:t xml:space="preserve"> Id_Client, Nume, Prenume, CNP_Client, Serie_Buletin, Cetatenie.</w:t>
+      </w:r>
+    </w:p>
+    <w:p>
+      <w:pPr>
+        <w:spacing w:line="360" w:lineRule="auto"/>
+        <w:rPr>
+          <w:rFonts w:ascii="Times New Roman" w:hAnsi="Times New Roman" w:cs="Times New Roman"/>
+          <w:sz w:val="26"/>
+          <w:szCs w:val="26"/>
+        </w:rPr>
+      </w:pPr>
+      <w:r>
+        <w:rPr>
+          <w:rFonts w:ascii="Times New Roman" w:hAnsi="Times New Roman" w:cs="Times New Roman"/>
+          <w:sz w:val="26"/>
+          <w:szCs w:val="26"/>
+        </w:rPr>
+        <w:lastRenderedPageBreak/>
+        <w:t xml:space="preserve">Entitatea </w:t>
+      </w:r>
+      <w:r>
+        <w:rPr>
+          <w:rFonts w:ascii="Times New Roman" w:hAnsi="Times New Roman" w:cs="Times New Roman"/>
+          <w:b/>
+          <w:bCs/>
+          <w:sz w:val="26"/>
+          <w:szCs w:val="26"/>
+        </w:rPr>
+        <w:t>Tranzacție</w:t>
+      </w:r>
+      <w:r>
+        <w:rPr>
+          <w:rFonts w:ascii="Times New Roman" w:hAnsi="Times New Roman" w:cs="Times New Roman"/>
+          <w:sz w:val="26"/>
+          <w:szCs w:val="26"/>
+        </w:rPr>
+        <w:t xml:space="preserve"> reprezintă antetul operațiunii efectuare la ghișeu. Așa se va sesiza momentul efectuării schimbului, tipul operațiunii, clientul și casierul implicat. Astfel atributele principale sunt</w:t>
+      </w:r>
+      <w:r>
+        <w:rPr>
+          <w:rFonts w:ascii="Times New Roman" w:hAnsi="Times New Roman" w:cs="Times New Roman"/>
+          <w:sz w:val="26"/>
+          <w:szCs w:val="26"/>
+        </w:rPr>
+        <w:t>:</w:t>
+      </w:r>
+      <w:r>
+        <w:rPr>
+          <w:rFonts w:ascii="Times New Roman" w:hAnsi="Times New Roman" w:cs="Times New Roman"/>
+          <w:sz w:val="26"/>
+          <w:szCs w:val="26"/>
+        </w:rPr>
+        <w:t xml:space="preserve"> Id_Tranzactie, Data_Ora, Tip_Operatie, Suma_Totala, Id_Client, Id_Angajat, Id_Ghiseu.</w:t>
+      </w:r>
+    </w:p>
+    <w:p>
+      <w:pPr>
+        <w:spacing w:line="360" w:lineRule="auto"/>
+        <w:rPr>
+          <w:rFonts w:ascii="Times New Roman" w:hAnsi="Times New Roman" w:cs="Times New Roman"/>
+          <w:sz w:val="26"/>
+          <w:szCs w:val="26"/>
+        </w:rPr>
+      </w:pPr>
+      <w:r>
+        <w:rPr>
+          <w:rFonts w:ascii="Times New Roman" w:hAnsi="Times New Roman" w:cs="Times New Roman"/>
+          <w:sz w:val="26"/>
+          <w:szCs w:val="26"/>
+        </w:rPr>
+        <w:t xml:space="preserve">Entitatea </w:t>
+      </w:r>
+      <w:r>
+        <w:rPr>
+          <w:rFonts w:ascii="Times New Roman" w:hAnsi="Times New Roman" w:cs="Times New Roman"/>
+          <w:b/>
+          <w:bCs/>
+          <w:sz w:val="26"/>
+          <w:szCs w:val="26"/>
+        </w:rPr>
+        <w:t>Detalii_Tranzacție</w:t>
+      </w:r>
+      <w:r>
+        <w:rPr>
+          <w:rFonts w:ascii="Times New Roman" w:hAnsi="Times New Roman" w:cs="Times New Roman"/>
+          <w:b/>
+          <w:bCs/>
+          <w:sz w:val="26"/>
+          <w:szCs w:val="26"/>
+        </w:rPr>
+        <w:t xml:space="preserve"> </w:t>
+      </w:r>
+      <w:r>
+        <w:rPr>
+          <w:rFonts w:ascii="Times New Roman" w:hAnsi="Times New Roman" w:cs="Times New Roman"/>
+          <w:sz w:val="26"/>
+          <w:szCs w:val="26"/>
+        </w:rPr>
+        <w:t>este o entitate de legătură care doar detaliază fiecare tranzacție în parte, precum un bon. Lucru care se observa prin atributele utilizate: Id_Detalii, Suma_Valuta, Curs_Aplicant, Valoare_Calculata, Id_Tranzactie, Id_Valuta.</w:t>
+      </w:r>
+    </w:p>
+    <w:p>
+      <w:pPr>
+        <w:spacing w:line="360" w:lineRule="auto"/>
         <w:rPr>
           <w:rFonts w:ascii="Times New Roman" w:hAnsi="Times New Roman" w:cs="Times New Roman"/>
           <w:sz w:val="26"/>
           <w:szCs w:val="26"/>
           <w:lang w:val="en-US"/>
         </w:rPr>
-        <w:t xml:space="preserve">Pe </w:t>
-      </w:r>
-      <w:proofErr w:type="spellStart"/>
+      </w:pPr>
+      <w:r>
+        <w:rPr>
+          <w:rFonts w:ascii="Times New Roman" w:hAnsi="Times New Roman" w:cs="Times New Roman"/>
+          <w:sz w:val="26"/>
+          <w:szCs w:val="26"/>
+        </w:rPr>
+        <w:t xml:space="preserve">Este nevoie de entitatea </w:t>
+      </w:r>
+      <w:r>
+        <w:rPr>
+          <w:rFonts w:ascii="Times New Roman" w:hAnsi="Times New Roman" w:cs="Times New Roman"/>
+          <w:b/>
+          <w:bCs/>
+          <w:sz w:val="26"/>
+          <w:szCs w:val="26"/>
+        </w:rPr>
+        <w:t>Sold_Ghiseu</w:t>
+      </w:r>
+      <w:r>
+        <w:rPr>
+          <w:rFonts w:ascii="Times New Roman" w:hAnsi="Times New Roman" w:cs="Times New Roman"/>
+          <w:sz w:val="26"/>
+          <w:szCs w:val="26"/>
+        </w:rPr>
+        <w:t>, pentru a monitoriza stocul fizic de bancnote pe care îl deține fiecare ghișeu. Acest lucru este necesar pentru a evita situația în care un angajat, ar realiza schimburi valutare fără a deține banii pentru schimburi. Astfel fiind spuse, atributele principale sunt</w:t>
+      </w:r>
       <w:r>
         <w:rPr>
           <w:rFonts w:ascii="Times New Roman" w:hAnsi="Times New Roman" w:cs="Times New Roman"/>
@@ -791,9 +2065,18 @@
           <w:szCs w:val="26"/>
           <w:lang w:val="en-US"/>
         </w:rPr>
-        <w:t>urma</w:t>
-      </w:r>
-      <w:proofErr w:type="spellEnd"/>
+        <w:t>: Id_Sold, Suma_Disponibila, Data_Ultima_Actualizare, Id_Ghiseu, Id_Valuta.</w:t>
+      </w:r>
+    </w:p>
+    <w:p>
+      <w:pPr>
+        <w:spacing w:line="360" w:lineRule="auto"/>
+        <w:rPr>
+          <w:rFonts w:ascii="Times New Roman" w:hAnsi="Times New Roman" w:cs="Times New Roman"/>
+          <w:sz w:val="26"/>
+          <w:szCs w:val="26"/>
+        </w:rPr>
+      </w:pPr>
       <w:r>
         <w:rPr>
           <w:rFonts w:ascii="Times New Roman" w:hAnsi="Times New Roman" w:cs="Times New Roman"/>
@@ -801,19 +2084,19 @@
           <w:szCs w:val="26"/>
           <w:lang w:val="en-US"/>
         </w:rPr>
-        <w:t xml:space="preserve"> </w:t>
-      </w:r>
-      <w:proofErr w:type="spellStart"/>
-      <w:r>
-        <w:rPr>
-          <w:rFonts w:ascii="Times New Roman" w:hAnsi="Times New Roman" w:cs="Times New Roman"/>
+        <w:t xml:space="preserve">De asemenea, entitatea </w:t>
+      </w:r>
+      <w:r>
+        <w:rPr>
+          <w:rFonts w:ascii="Times New Roman" w:hAnsi="Times New Roman" w:cs="Times New Roman"/>
+          <w:b/>
+          <w:bCs/>
           <w:sz w:val="26"/>
           <w:szCs w:val="26"/>
           <w:lang w:val="en-US"/>
         </w:rPr>
-        <w:t>unei</w:t>
-      </w:r>
-      <w:proofErr w:type="spellEnd"/>
+        <w:t>Alimentare_Seif</w:t>
+      </w:r>
       <w:r>
         <w:rPr>
           <w:rFonts w:ascii="Times New Roman" w:hAnsi="Times New Roman" w:cs="Times New Roman"/>
@@ -821,9 +2104,8 @@
           <w:szCs w:val="26"/>
           <w:lang w:val="en-US"/>
         </w:rPr>
-        <w:t xml:space="preserve"> </w:t>
-      </w:r>
-      <w:proofErr w:type="spellStart"/>
+        <w:t xml:space="preserve"> înregistrează transferurile de numerar effectuate între seiful central </w:t>
+      </w:r>
       <w:r>
         <w:rPr>
           <w:rFonts w:ascii="Times New Roman" w:hAnsi="Times New Roman" w:cs="Times New Roman"/>
@@ -831,1033 +2113,10 @@
           <w:szCs w:val="26"/>
           <w:lang w:val="en-US"/>
         </w:rPr>
-        <w:t>analize</w:t>
-      </w:r>
-      <w:proofErr w:type="spellEnd"/>
-      <w:r>
-        <w:rPr>
-          <w:rFonts w:ascii="Times New Roman" w:hAnsi="Times New Roman" w:cs="Times New Roman"/>
-          <w:sz w:val="26"/>
-          <w:szCs w:val="26"/>
-          <w:lang w:val="en-US"/>
-        </w:rPr>
-        <w:t xml:space="preserve"> </w:t>
-      </w:r>
-      <w:proofErr w:type="spellStart"/>
-      <w:r>
-        <w:rPr>
-          <w:rFonts w:ascii="Times New Roman" w:hAnsi="Times New Roman" w:cs="Times New Roman"/>
-          <w:sz w:val="26"/>
-          <w:szCs w:val="26"/>
-          <w:lang w:val="en-US"/>
-        </w:rPr>
-        <w:t>detaliate</w:t>
-      </w:r>
-      <w:proofErr w:type="spellEnd"/>
-      <w:r>
-        <w:rPr>
-          <w:rFonts w:ascii="Times New Roman" w:hAnsi="Times New Roman" w:cs="Times New Roman"/>
-          <w:sz w:val="26"/>
-          <w:szCs w:val="26"/>
-          <w:lang w:val="en-US"/>
-        </w:rPr>
-        <w:t xml:space="preserve">, </w:t>
-      </w:r>
-      <w:proofErr w:type="spellStart"/>
-      <w:r>
-        <w:rPr>
-          <w:rFonts w:ascii="Times New Roman" w:hAnsi="Times New Roman" w:cs="Times New Roman"/>
-          <w:sz w:val="26"/>
-          <w:szCs w:val="26"/>
-          <w:lang w:val="en-US"/>
-        </w:rPr>
-        <w:t>cea</w:t>
-      </w:r>
-      <w:proofErr w:type="spellEnd"/>
-      <w:r>
-        <w:rPr>
-          <w:rFonts w:ascii="Times New Roman" w:hAnsi="Times New Roman" w:cs="Times New Roman"/>
-          <w:sz w:val="26"/>
-          <w:szCs w:val="26"/>
-          <w:lang w:val="en-US"/>
-        </w:rPr>
-        <w:t xml:space="preserve"> </w:t>
-      </w:r>
-      <w:proofErr w:type="spellStart"/>
-      <w:r>
-        <w:rPr>
-          <w:rFonts w:ascii="Times New Roman" w:hAnsi="Times New Roman" w:cs="Times New Roman"/>
-          <w:sz w:val="26"/>
-          <w:szCs w:val="26"/>
-          <w:lang w:val="en-US"/>
-        </w:rPr>
-        <w:t>mai</w:t>
-      </w:r>
-      <w:proofErr w:type="spellEnd"/>
-      <w:r>
-        <w:rPr>
-          <w:rFonts w:ascii="Times New Roman" w:hAnsi="Times New Roman" w:cs="Times New Roman"/>
-          <w:sz w:val="26"/>
-          <w:szCs w:val="26"/>
-          <w:lang w:val="en-US"/>
-        </w:rPr>
-        <w:t xml:space="preserve"> mare </w:t>
-      </w:r>
-      <w:proofErr w:type="spellStart"/>
-      <w:r>
-        <w:rPr>
-          <w:rFonts w:ascii="Times New Roman" w:hAnsi="Times New Roman" w:cs="Times New Roman"/>
-          <w:sz w:val="26"/>
-          <w:szCs w:val="26"/>
-          <w:lang w:val="en-US"/>
-        </w:rPr>
-        <w:t>probelmă</w:t>
-      </w:r>
-      <w:proofErr w:type="spellEnd"/>
-      <w:r>
-        <w:rPr>
-          <w:rFonts w:ascii="Times New Roman" w:hAnsi="Times New Roman" w:cs="Times New Roman"/>
-          <w:sz w:val="26"/>
-          <w:szCs w:val="26"/>
-          <w:lang w:val="en-US"/>
-        </w:rPr>
-        <w:t xml:space="preserve"> la o </w:t>
-      </w:r>
-      <w:r>
-        <w:rPr>
-          <w:rFonts w:ascii="Times New Roman" w:hAnsi="Times New Roman" w:cs="Times New Roman"/>
-          <w:sz w:val="26"/>
-          <w:szCs w:val="26"/>
-          <w:lang w:val="en-US"/>
-        </w:rPr>
-        <w:t>c</w:t>
-      </w:r>
-      <w:r>
-        <w:rPr>
-          <w:rFonts w:ascii="Times New Roman" w:hAnsi="Times New Roman" w:cs="Times New Roman"/>
-          <w:sz w:val="26"/>
-          <w:szCs w:val="26"/>
-          <w:lang w:val="en-US"/>
-        </w:rPr>
-        <w:t xml:space="preserve">asa de </w:t>
-      </w:r>
-      <w:proofErr w:type="spellStart"/>
-      <w:r>
-        <w:rPr>
-          <w:rFonts w:ascii="Times New Roman" w:hAnsi="Times New Roman" w:cs="Times New Roman"/>
-          <w:sz w:val="26"/>
-          <w:szCs w:val="26"/>
-          <w:lang w:val="en-US"/>
-        </w:rPr>
-        <w:t>s</w:t>
-      </w:r>
-      <w:r>
-        <w:rPr>
-          <w:rFonts w:ascii="Times New Roman" w:hAnsi="Times New Roman" w:cs="Times New Roman"/>
-          <w:sz w:val="26"/>
-          <w:szCs w:val="26"/>
-          <w:lang w:val="en-US"/>
-        </w:rPr>
-        <w:t>chimb</w:t>
-      </w:r>
-      <w:proofErr w:type="spellEnd"/>
-      <w:r>
-        <w:rPr>
-          <w:rFonts w:ascii="Times New Roman" w:hAnsi="Times New Roman" w:cs="Times New Roman"/>
-          <w:sz w:val="26"/>
-          <w:szCs w:val="26"/>
-          <w:lang w:val="en-US"/>
-        </w:rPr>
-        <w:t xml:space="preserve"> </w:t>
-      </w:r>
-      <w:proofErr w:type="spellStart"/>
-      <w:r>
-        <w:rPr>
-          <w:rFonts w:ascii="Times New Roman" w:hAnsi="Times New Roman" w:cs="Times New Roman"/>
-          <w:sz w:val="26"/>
-          <w:szCs w:val="26"/>
-          <w:lang w:val="en-US"/>
-        </w:rPr>
-        <w:t>v</w:t>
-      </w:r>
-      <w:r>
-        <w:rPr>
-          <w:rFonts w:ascii="Times New Roman" w:hAnsi="Times New Roman" w:cs="Times New Roman"/>
-          <w:sz w:val="26"/>
-          <w:szCs w:val="26"/>
-          <w:lang w:val="en-US"/>
-        </w:rPr>
-        <w:t>alutar</w:t>
-      </w:r>
-      <w:proofErr w:type="spellEnd"/>
-      <w:r>
-        <w:rPr>
-          <w:rFonts w:ascii="Times New Roman" w:hAnsi="Times New Roman" w:cs="Times New Roman"/>
-          <w:sz w:val="26"/>
-          <w:szCs w:val="26"/>
-          <w:lang w:val="en-US"/>
-        </w:rPr>
-        <w:t xml:space="preserve"> </w:t>
-      </w:r>
-      <w:proofErr w:type="spellStart"/>
-      <w:r>
-        <w:rPr>
-          <w:rFonts w:ascii="Times New Roman" w:hAnsi="Times New Roman" w:cs="Times New Roman"/>
-          <w:sz w:val="26"/>
-          <w:szCs w:val="26"/>
-          <w:lang w:val="en-US"/>
-        </w:rPr>
-        <w:t>este</w:t>
-      </w:r>
-      <w:proofErr w:type="spellEnd"/>
-      <w:r>
-        <w:rPr>
-          <w:rFonts w:ascii="Times New Roman" w:hAnsi="Times New Roman" w:cs="Times New Roman"/>
-          <w:sz w:val="26"/>
-          <w:szCs w:val="26"/>
-          <w:lang w:val="en-US"/>
-        </w:rPr>
-        <w:t xml:space="preserve"> </w:t>
-      </w:r>
-      <w:proofErr w:type="spellStart"/>
-      <w:r>
-        <w:rPr>
-          <w:rFonts w:ascii="Times New Roman" w:hAnsi="Times New Roman" w:cs="Times New Roman"/>
-          <w:sz w:val="26"/>
-          <w:szCs w:val="26"/>
-          <w:lang w:val="en-US"/>
-        </w:rPr>
-        <w:t>viteza</w:t>
-      </w:r>
-      <w:proofErr w:type="spellEnd"/>
-      <w:r>
-        <w:rPr>
-          <w:rFonts w:ascii="Times New Roman" w:hAnsi="Times New Roman" w:cs="Times New Roman"/>
-          <w:sz w:val="26"/>
-          <w:szCs w:val="26"/>
-          <w:lang w:val="en-US"/>
-        </w:rPr>
-        <w:t xml:space="preserve"> </w:t>
-      </w:r>
-      <w:proofErr w:type="spellStart"/>
-      <w:r>
-        <w:rPr>
-          <w:rFonts w:ascii="Times New Roman" w:hAnsi="Times New Roman" w:cs="Times New Roman"/>
-          <w:sz w:val="26"/>
-          <w:szCs w:val="26"/>
-          <w:lang w:val="en-US"/>
-        </w:rPr>
-        <w:t>și</w:t>
-      </w:r>
-      <w:proofErr w:type="spellEnd"/>
-      <w:r>
-        <w:rPr>
-          <w:rFonts w:ascii="Times New Roman" w:hAnsi="Times New Roman" w:cs="Times New Roman"/>
-          <w:sz w:val="26"/>
-          <w:szCs w:val="26"/>
-          <w:lang w:val="en-US"/>
-        </w:rPr>
-        <w:t xml:space="preserve"> </w:t>
-      </w:r>
-      <w:proofErr w:type="spellStart"/>
-      <w:r>
-        <w:rPr>
-          <w:rFonts w:ascii="Times New Roman" w:hAnsi="Times New Roman" w:cs="Times New Roman"/>
-          <w:sz w:val="26"/>
-          <w:szCs w:val="26"/>
-          <w:lang w:val="en-US"/>
-        </w:rPr>
-        <w:t>eficiența</w:t>
-      </w:r>
-      <w:proofErr w:type="spellEnd"/>
-      <w:r>
-        <w:rPr>
-          <w:rFonts w:ascii="Times New Roman" w:hAnsi="Times New Roman" w:cs="Times New Roman"/>
-          <w:sz w:val="26"/>
-          <w:szCs w:val="26"/>
-          <w:lang w:val="en-US"/>
-        </w:rPr>
-        <w:t xml:space="preserve">. Din </w:t>
-      </w:r>
-      <w:proofErr w:type="spellStart"/>
-      <w:r>
-        <w:rPr>
-          <w:rFonts w:ascii="Times New Roman" w:hAnsi="Times New Roman" w:cs="Times New Roman"/>
-          <w:sz w:val="26"/>
-          <w:szCs w:val="26"/>
-          <w:lang w:val="en-US"/>
-        </w:rPr>
-        <w:t>cauza</w:t>
-      </w:r>
-      <w:proofErr w:type="spellEnd"/>
-      <w:r>
-        <w:rPr>
-          <w:rFonts w:ascii="Times New Roman" w:hAnsi="Times New Roman" w:cs="Times New Roman"/>
-          <w:sz w:val="26"/>
-          <w:szCs w:val="26"/>
-          <w:lang w:val="en-US"/>
-        </w:rPr>
-        <w:t xml:space="preserve"> </w:t>
-      </w:r>
-      <w:proofErr w:type="spellStart"/>
-      <w:r>
-        <w:rPr>
-          <w:rFonts w:ascii="Times New Roman" w:hAnsi="Times New Roman" w:cs="Times New Roman"/>
-          <w:sz w:val="26"/>
-          <w:szCs w:val="26"/>
-          <w:lang w:val="en-US"/>
-        </w:rPr>
-        <w:t>lipsei</w:t>
-      </w:r>
-      <w:proofErr w:type="spellEnd"/>
-      <w:r>
-        <w:rPr>
-          <w:rFonts w:ascii="Times New Roman" w:hAnsi="Times New Roman" w:cs="Times New Roman"/>
-          <w:sz w:val="26"/>
-          <w:szCs w:val="26"/>
-          <w:lang w:val="en-US"/>
-        </w:rPr>
-        <w:t xml:space="preserve"> </w:t>
-      </w:r>
-      <w:proofErr w:type="spellStart"/>
-      <w:r>
-        <w:rPr>
-          <w:rFonts w:ascii="Times New Roman" w:hAnsi="Times New Roman" w:cs="Times New Roman"/>
-          <w:sz w:val="26"/>
-          <w:szCs w:val="26"/>
-          <w:lang w:val="en-US"/>
-        </w:rPr>
-        <w:t>unui</w:t>
-      </w:r>
-      <w:proofErr w:type="spellEnd"/>
-      <w:r>
-        <w:rPr>
-          <w:rFonts w:ascii="Times New Roman" w:hAnsi="Times New Roman" w:cs="Times New Roman"/>
-          <w:sz w:val="26"/>
-          <w:szCs w:val="26"/>
-          <w:lang w:val="en-US"/>
-        </w:rPr>
-        <w:t xml:space="preserve"> </w:t>
-      </w:r>
-      <w:proofErr w:type="spellStart"/>
-      <w:r>
-        <w:rPr>
-          <w:rFonts w:ascii="Times New Roman" w:hAnsi="Times New Roman" w:cs="Times New Roman"/>
-          <w:sz w:val="26"/>
-          <w:szCs w:val="26"/>
-          <w:lang w:val="en-US"/>
-        </w:rPr>
-        <w:t>s</w:t>
-      </w:r>
-      <w:r>
-        <w:rPr>
-          <w:rFonts w:ascii="Times New Roman" w:hAnsi="Times New Roman" w:cs="Times New Roman"/>
-          <w:sz w:val="26"/>
-          <w:szCs w:val="26"/>
-          <w:lang w:val="en-US"/>
-        </w:rPr>
-        <w:t>i</w:t>
-      </w:r>
-      <w:r>
-        <w:rPr>
-          <w:rFonts w:ascii="Times New Roman" w:hAnsi="Times New Roman" w:cs="Times New Roman"/>
-          <w:sz w:val="26"/>
-          <w:szCs w:val="26"/>
-          <w:lang w:val="en-US"/>
-        </w:rPr>
-        <w:t>stem</w:t>
-      </w:r>
-      <w:proofErr w:type="spellEnd"/>
-      <w:r>
-        <w:rPr>
-          <w:rFonts w:ascii="Times New Roman" w:hAnsi="Times New Roman" w:cs="Times New Roman"/>
-          <w:sz w:val="26"/>
-          <w:szCs w:val="26"/>
-          <w:lang w:val="en-US"/>
-        </w:rPr>
-        <w:t xml:space="preserve"> informatic </w:t>
-      </w:r>
-      <w:proofErr w:type="spellStart"/>
-      <w:r>
-        <w:rPr>
-          <w:rFonts w:ascii="Times New Roman" w:hAnsi="Times New Roman" w:cs="Times New Roman"/>
-          <w:sz w:val="26"/>
-          <w:szCs w:val="26"/>
-          <w:lang w:val="en-US"/>
-        </w:rPr>
-        <w:t>centralizat</w:t>
-      </w:r>
-      <w:proofErr w:type="spellEnd"/>
-      <w:r>
-        <w:rPr>
-          <w:rFonts w:ascii="Times New Roman" w:hAnsi="Times New Roman" w:cs="Times New Roman"/>
-          <w:sz w:val="26"/>
-          <w:szCs w:val="26"/>
-          <w:lang w:val="en-US"/>
-        </w:rPr>
-        <w:t xml:space="preserve">, apar </w:t>
-      </w:r>
-      <w:proofErr w:type="spellStart"/>
-      <w:r>
-        <w:rPr>
-          <w:rFonts w:ascii="Times New Roman" w:hAnsi="Times New Roman" w:cs="Times New Roman"/>
-          <w:sz w:val="26"/>
-          <w:szCs w:val="26"/>
-          <w:lang w:val="en-US"/>
-        </w:rPr>
-        <w:t>dificultați</w:t>
-      </w:r>
-      <w:proofErr w:type="spellEnd"/>
-      <w:r>
-        <w:rPr>
-          <w:rFonts w:ascii="Times New Roman" w:hAnsi="Times New Roman" w:cs="Times New Roman"/>
-          <w:sz w:val="26"/>
-          <w:szCs w:val="26"/>
-          <w:lang w:val="en-US"/>
-        </w:rPr>
-        <w:t xml:space="preserve"> precum </w:t>
-      </w:r>
-      <w:proofErr w:type="spellStart"/>
-      <w:r>
-        <w:rPr>
-          <w:rFonts w:ascii="Times New Roman" w:hAnsi="Times New Roman" w:cs="Times New Roman"/>
-          <w:sz w:val="26"/>
-          <w:szCs w:val="26"/>
-          <w:lang w:val="en-US"/>
-        </w:rPr>
-        <w:t>actualizarea</w:t>
-      </w:r>
-      <w:proofErr w:type="spellEnd"/>
-      <w:r>
-        <w:rPr>
-          <w:rFonts w:ascii="Times New Roman" w:hAnsi="Times New Roman" w:cs="Times New Roman"/>
-          <w:sz w:val="26"/>
-          <w:szCs w:val="26"/>
-          <w:lang w:val="en-US"/>
-        </w:rPr>
-        <w:t xml:space="preserve"> manual </w:t>
-      </w:r>
-      <w:proofErr w:type="spellStart"/>
-      <w:r>
-        <w:rPr>
-          <w:rFonts w:ascii="Times New Roman" w:hAnsi="Times New Roman" w:cs="Times New Roman"/>
-          <w:sz w:val="26"/>
-          <w:szCs w:val="26"/>
-          <w:lang w:val="en-US"/>
-        </w:rPr>
-        <w:t>și</w:t>
-      </w:r>
-      <w:proofErr w:type="spellEnd"/>
-      <w:r>
-        <w:rPr>
-          <w:rFonts w:ascii="Times New Roman" w:hAnsi="Times New Roman" w:cs="Times New Roman"/>
-          <w:sz w:val="26"/>
-          <w:szCs w:val="26"/>
-          <w:lang w:val="en-US"/>
-        </w:rPr>
-        <w:t xml:space="preserve"> </w:t>
-      </w:r>
-      <w:proofErr w:type="spellStart"/>
-      <w:r>
-        <w:rPr>
-          <w:rFonts w:ascii="Times New Roman" w:hAnsi="Times New Roman" w:cs="Times New Roman"/>
-          <w:sz w:val="26"/>
-          <w:szCs w:val="26"/>
-          <w:lang w:val="en-US"/>
-        </w:rPr>
-        <w:t>greoaie</w:t>
-      </w:r>
-      <w:proofErr w:type="spellEnd"/>
-      <w:r>
-        <w:rPr>
-          <w:rFonts w:ascii="Times New Roman" w:hAnsi="Times New Roman" w:cs="Times New Roman"/>
-          <w:sz w:val="26"/>
-          <w:szCs w:val="26"/>
-          <w:lang w:val="en-US"/>
-        </w:rPr>
-        <w:t xml:space="preserve"> a </w:t>
-      </w:r>
-      <w:proofErr w:type="spellStart"/>
-      <w:r>
-        <w:rPr>
-          <w:rFonts w:ascii="Times New Roman" w:hAnsi="Times New Roman" w:cs="Times New Roman"/>
-          <w:sz w:val="26"/>
-          <w:szCs w:val="26"/>
-          <w:lang w:val="en-US"/>
-        </w:rPr>
-        <w:t>cursurilor</w:t>
-      </w:r>
-      <w:proofErr w:type="spellEnd"/>
-      <w:r>
-        <w:rPr>
-          <w:rFonts w:ascii="Times New Roman" w:hAnsi="Times New Roman" w:cs="Times New Roman"/>
-          <w:sz w:val="26"/>
-          <w:szCs w:val="26"/>
-          <w:lang w:val="en-US"/>
-        </w:rPr>
-        <w:t xml:space="preserve"> de </w:t>
-      </w:r>
-      <w:proofErr w:type="spellStart"/>
-      <w:r>
-        <w:rPr>
-          <w:rFonts w:ascii="Times New Roman" w:hAnsi="Times New Roman" w:cs="Times New Roman"/>
-          <w:sz w:val="26"/>
-          <w:szCs w:val="26"/>
-          <w:lang w:val="en-US"/>
-        </w:rPr>
-        <w:t>schimb</w:t>
-      </w:r>
-      <w:proofErr w:type="spellEnd"/>
-      <w:r>
-        <w:rPr>
-          <w:rFonts w:ascii="Times New Roman" w:hAnsi="Times New Roman" w:cs="Times New Roman"/>
-          <w:sz w:val="26"/>
-          <w:szCs w:val="26"/>
-          <w:lang w:val="en-US"/>
-        </w:rPr>
-        <w:t xml:space="preserve">, </w:t>
-      </w:r>
-      <w:proofErr w:type="spellStart"/>
-      <w:r>
-        <w:rPr>
-          <w:rFonts w:ascii="Times New Roman" w:hAnsi="Times New Roman" w:cs="Times New Roman"/>
-          <w:sz w:val="26"/>
-          <w:szCs w:val="26"/>
-          <w:lang w:val="en-US"/>
-        </w:rPr>
-        <w:t>eficiența</w:t>
-      </w:r>
-      <w:proofErr w:type="spellEnd"/>
-      <w:r>
-        <w:rPr>
-          <w:rFonts w:ascii="Times New Roman" w:hAnsi="Times New Roman" w:cs="Times New Roman"/>
-          <w:sz w:val="26"/>
-          <w:szCs w:val="26"/>
-          <w:lang w:val="en-US"/>
-        </w:rPr>
-        <w:t xml:space="preserve"> </w:t>
-      </w:r>
-      <w:proofErr w:type="spellStart"/>
-      <w:r>
-        <w:rPr>
-          <w:rFonts w:ascii="Times New Roman" w:hAnsi="Times New Roman" w:cs="Times New Roman"/>
-          <w:sz w:val="26"/>
-          <w:szCs w:val="26"/>
-          <w:lang w:val="en-US"/>
-        </w:rPr>
-        <w:t>dificilă</w:t>
-      </w:r>
-      <w:proofErr w:type="spellEnd"/>
-      <w:r>
-        <w:rPr>
-          <w:rFonts w:ascii="Times New Roman" w:hAnsi="Times New Roman" w:cs="Times New Roman"/>
-          <w:sz w:val="26"/>
-          <w:szCs w:val="26"/>
-          <w:lang w:val="en-US"/>
-        </w:rPr>
-        <w:t xml:space="preserve"> a </w:t>
-      </w:r>
-      <w:proofErr w:type="spellStart"/>
-      <w:r>
-        <w:rPr>
-          <w:rFonts w:ascii="Times New Roman" w:hAnsi="Times New Roman" w:cs="Times New Roman"/>
-          <w:sz w:val="26"/>
-          <w:szCs w:val="26"/>
-          <w:lang w:val="en-US"/>
-        </w:rPr>
-        <w:t>soldurilor</w:t>
-      </w:r>
-      <w:proofErr w:type="spellEnd"/>
-      <w:r>
-        <w:rPr>
-          <w:rFonts w:ascii="Times New Roman" w:hAnsi="Times New Roman" w:cs="Times New Roman"/>
-          <w:sz w:val="26"/>
-          <w:szCs w:val="26"/>
-          <w:lang w:val="en-US"/>
-        </w:rPr>
-        <w:t xml:space="preserve"> </w:t>
-      </w:r>
-      <w:proofErr w:type="spellStart"/>
-      <w:r>
-        <w:rPr>
-          <w:rFonts w:ascii="Times New Roman" w:hAnsi="Times New Roman" w:cs="Times New Roman"/>
-          <w:sz w:val="26"/>
-          <w:szCs w:val="26"/>
-          <w:lang w:val="en-US"/>
-        </w:rPr>
-        <w:t>disponibile</w:t>
-      </w:r>
-      <w:proofErr w:type="spellEnd"/>
-      <w:r>
-        <w:rPr>
-          <w:rFonts w:ascii="Times New Roman" w:hAnsi="Times New Roman" w:cs="Times New Roman"/>
-          <w:sz w:val="26"/>
-          <w:szCs w:val="26"/>
-          <w:lang w:val="en-US"/>
-        </w:rPr>
-        <w:t xml:space="preserve"> pe </w:t>
-      </w:r>
-      <w:proofErr w:type="spellStart"/>
-      <w:r>
-        <w:rPr>
-          <w:rFonts w:ascii="Times New Roman" w:hAnsi="Times New Roman" w:cs="Times New Roman"/>
-          <w:sz w:val="26"/>
-          <w:szCs w:val="26"/>
-          <w:lang w:val="en-US"/>
-        </w:rPr>
-        <w:t>fiecare</w:t>
-      </w:r>
-      <w:proofErr w:type="spellEnd"/>
-      <w:r>
-        <w:rPr>
-          <w:rFonts w:ascii="Times New Roman" w:hAnsi="Times New Roman" w:cs="Times New Roman"/>
-          <w:sz w:val="26"/>
-          <w:szCs w:val="26"/>
-          <w:lang w:val="en-US"/>
-        </w:rPr>
-        <w:t xml:space="preserve"> </w:t>
-      </w:r>
-      <w:proofErr w:type="spellStart"/>
-      <w:r>
-        <w:rPr>
-          <w:rFonts w:ascii="Times New Roman" w:hAnsi="Times New Roman" w:cs="Times New Roman"/>
-          <w:sz w:val="26"/>
-          <w:szCs w:val="26"/>
-          <w:lang w:val="en-US"/>
-        </w:rPr>
-        <w:t>ghișeu</w:t>
-      </w:r>
-      <w:proofErr w:type="spellEnd"/>
-      <w:r>
-        <w:rPr>
-          <w:rFonts w:ascii="Times New Roman" w:hAnsi="Times New Roman" w:cs="Times New Roman"/>
-          <w:sz w:val="26"/>
-          <w:szCs w:val="26"/>
-          <w:lang w:val="en-US"/>
-        </w:rPr>
-        <w:t xml:space="preserve"> </w:t>
-      </w:r>
-      <w:proofErr w:type="spellStart"/>
-      <w:r>
-        <w:rPr>
-          <w:rFonts w:ascii="Times New Roman" w:hAnsi="Times New Roman" w:cs="Times New Roman"/>
-          <w:sz w:val="26"/>
-          <w:szCs w:val="26"/>
-          <w:lang w:val="en-US"/>
-        </w:rPr>
-        <w:t>sau</w:t>
-      </w:r>
-      <w:proofErr w:type="spellEnd"/>
-      <w:r>
-        <w:rPr>
-          <w:rFonts w:ascii="Times New Roman" w:hAnsi="Times New Roman" w:cs="Times New Roman"/>
-          <w:sz w:val="26"/>
-          <w:szCs w:val="26"/>
-          <w:lang w:val="en-US"/>
-        </w:rPr>
-        <w:t xml:space="preserve"> </w:t>
-      </w:r>
-      <w:proofErr w:type="spellStart"/>
-      <w:r>
-        <w:rPr>
-          <w:rFonts w:ascii="Times New Roman" w:hAnsi="Times New Roman" w:cs="Times New Roman"/>
-          <w:sz w:val="26"/>
-          <w:szCs w:val="26"/>
-          <w:lang w:val="en-US"/>
-        </w:rPr>
-        <w:t>chiar</w:t>
-      </w:r>
-      <w:proofErr w:type="spellEnd"/>
-      <w:r>
-        <w:rPr>
-          <w:rFonts w:ascii="Times New Roman" w:hAnsi="Times New Roman" w:cs="Times New Roman"/>
-          <w:sz w:val="26"/>
-          <w:szCs w:val="26"/>
-          <w:lang w:val="en-US"/>
-        </w:rPr>
-        <w:t xml:space="preserve"> la </w:t>
-      </w:r>
-      <w:proofErr w:type="spellStart"/>
-      <w:r>
-        <w:rPr>
-          <w:rFonts w:ascii="Times New Roman" w:hAnsi="Times New Roman" w:cs="Times New Roman"/>
-          <w:sz w:val="26"/>
-          <w:szCs w:val="26"/>
-          <w:lang w:val="en-US"/>
-        </w:rPr>
-        <w:t>întocmirea</w:t>
-      </w:r>
-      <w:proofErr w:type="spellEnd"/>
-      <w:r>
-        <w:rPr>
-          <w:rFonts w:ascii="Times New Roman" w:hAnsi="Times New Roman" w:cs="Times New Roman"/>
-          <w:sz w:val="26"/>
-          <w:szCs w:val="26"/>
-          <w:lang w:val="en-US"/>
-        </w:rPr>
-        <w:t xml:space="preserve"> </w:t>
-      </w:r>
-      <w:proofErr w:type="spellStart"/>
-      <w:r>
-        <w:rPr>
-          <w:rFonts w:ascii="Times New Roman" w:hAnsi="Times New Roman" w:cs="Times New Roman"/>
-          <w:sz w:val="26"/>
-          <w:szCs w:val="26"/>
-          <w:lang w:val="en-US"/>
-        </w:rPr>
-        <w:t>rapoartelor</w:t>
-      </w:r>
-      <w:proofErr w:type="spellEnd"/>
-      <w:r>
-        <w:rPr>
-          <w:rFonts w:ascii="Times New Roman" w:hAnsi="Times New Roman" w:cs="Times New Roman"/>
-          <w:sz w:val="26"/>
-          <w:szCs w:val="26"/>
-          <w:lang w:val="en-US"/>
-        </w:rPr>
-        <w:t xml:space="preserve"> </w:t>
-      </w:r>
-      <w:proofErr w:type="spellStart"/>
-      <w:r>
-        <w:rPr>
-          <w:rFonts w:ascii="Times New Roman" w:hAnsi="Times New Roman" w:cs="Times New Roman"/>
-          <w:sz w:val="26"/>
-          <w:szCs w:val="26"/>
-          <w:lang w:val="en-US"/>
-        </w:rPr>
-        <w:t>zilnice</w:t>
-      </w:r>
-      <w:proofErr w:type="spellEnd"/>
-      <w:r>
-        <w:rPr>
-          <w:rFonts w:ascii="Times New Roman" w:hAnsi="Times New Roman" w:cs="Times New Roman"/>
-          <w:sz w:val="26"/>
-          <w:szCs w:val="26"/>
-          <w:lang w:val="en-US"/>
-        </w:rPr>
-        <w:t>.</w:t>
-      </w:r>
-    </w:p>
-    <w:p>
-      <w:pPr>
-        <w:spacing w:line="360" w:lineRule="auto"/>
-        <w:rPr>
-          <w:rFonts w:ascii="Times New Roman" w:hAnsi="Times New Roman" w:cs="Times New Roman"/>
-          <w:sz w:val="26"/>
-          <w:szCs w:val="26"/>
-        </w:rPr>
-      </w:pPr>
-      <w:r>
-        <w:rPr>
-          <w:rFonts w:ascii="Times New Roman" w:hAnsi="Times New Roman" w:cs="Times New Roman"/>
-          <w:sz w:val="26"/>
-          <w:szCs w:val="26"/>
-        </w:rPr>
-        <w:t>Baza de date va avea scopul de a ține evidența tranzacțiilor și a gestiona automat soldurile de valută. Astfel se elimină introducerea manuală a datelor și a calculelor suplimentare, de asemenea ajută l-a păstrarea istoricului de cursuri și schimburi pentru raportare.</w:t>
-      </w:r>
-    </w:p>
-    <w:p>
-      <w:pPr>
-        <w:spacing w:line="360" w:lineRule="auto"/>
-        <w:rPr>
-          <w:rFonts w:ascii="Times New Roman" w:hAnsi="Times New Roman" w:cs="Times New Roman"/>
-        </w:rPr>
-      </w:pPr>
-    </w:p>
-    <w:p>
-      <w:pPr>
-        <w:spacing w:line="360" w:lineRule="auto"/>
-        <w:rPr>
-          <w:rFonts w:ascii="Times New Roman" w:hAnsi="Times New Roman" w:cs="Times New Roman"/>
-          <w:b/>
-          <w:bCs/>
-          <w:sz w:val="26"/>
-          <w:szCs w:val="26"/>
-        </w:rPr>
-      </w:pPr>
-    </w:p>
-    <w:p>
-      <w:pPr>
-        <w:spacing w:line="360" w:lineRule="auto"/>
-        <w:rPr>
-          <w:rFonts w:ascii="Times New Roman" w:hAnsi="Times New Roman" w:cs="Times New Roman"/>
-          <w:b/>
-          <w:bCs/>
-          <w:sz w:val="26"/>
-          <w:szCs w:val="26"/>
-        </w:rPr>
-      </w:pPr>
-      <w:r>
-        <w:rPr>
-          <w:rFonts w:ascii="Times New Roman" w:hAnsi="Times New Roman" w:cs="Times New Roman"/>
-          <w:b/>
-          <w:bCs/>
-          <w:sz w:val="26"/>
-          <w:szCs w:val="26"/>
-        </w:rPr>
-        <w:t>2. OBIECTIVELE PROIECTULUI</w:t>
-      </w:r>
-      <w:r>
-        <w:rPr>
-          <w:rFonts w:ascii="Times New Roman" w:hAnsi="Times New Roman" w:cs="Times New Roman"/>
-          <w:b/>
-          <w:bCs/>
-          <w:sz w:val="26"/>
-          <w:szCs w:val="26"/>
-        </w:rPr>
-        <w:t>:</w:t>
-      </w:r>
-    </w:p>
-    <w:p>
-      <w:pPr>
-        <w:spacing w:line="360" w:lineRule="auto"/>
-        <w:rPr>
-          <w:rFonts w:ascii="Times New Roman" w:hAnsi="Times New Roman" w:cs="Times New Roman"/>
-          <w:sz w:val="26"/>
-          <w:szCs w:val="26"/>
-        </w:rPr>
-      </w:pPr>
-      <w:r>
-        <w:rPr>
-          <w:rFonts w:ascii="Times New Roman" w:hAnsi="Times New Roman" w:cs="Times New Roman"/>
-          <w:sz w:val="26"/>
-          <w:szCs w:val="26"/>
-        </w:rPr>
-        <w:t xml:space="preserve">Baza de date </w:t>
-      </w:r>
-      <w:r>
-        <w:rPr>
-          <w:rFonts w:ascii="Times New Roman" w:hAnsi="Times New Roman" w:cs="Times New Roman"/>
-          <w:sz w:val="26"/>
-          <w:szCs w:val="26"/>
-        </w:rPr>
-        <w:t>va fi</w:t>
-      </w:r>
-      <w:r>
-        <w:rPr>
-          <w:rFonts w:ascii="Times New Roman" w:hAnsi="Times New Roman" w:cs="Times New Roman"/>
-          <w:sz w:val="26"/>
-          <w:szCs w:val="26"/>
-        </w:rPr>
-        <w:t xml:space="preserve"> proiectată să asigure: gestiunea cursurilor de schimb, evidența tranzacțiilor financiare, administrarea datelor despre clienți și angajați, precum și monitorizarea fluxurilor monetare din casierie.</w:t>
-      </w:r>
-      <w:r>
-        <w:rPr>
-          <w:rFonts w:ascii="Times New Roman" w:hAnsi="Times New Roman" w:cs="Times New Roman"/>
-          <w:sz w:val="26"/>
-          <w:szCs w:val="26"/>
-        </w:rPr>
-        <w:t xml:space="preserve"> În plus, sistemul</w:t>
-      </w:r>
-      <w:r>
-        <w:rPr>
-          <w:rFonts w:ascii="Times New Roman" w:hAnsi="Times New Roman" w:cs="Times New Roman"/>
-          <w:sz w:val="26"/>
-          <w:szCs w:val="26"/>
-        </w:rPr>
-        <w:t xml:space="preserve"> va</w:t>
-      </w:r>
-      <w:r>
-        <w:rPr>
-          <w:rFonts w:ascii="Times New Roman" w:hAnsi="Times New Roman" w:cs="Times New Roman"/>
-          <w:sz w:val="26"/>
-          <w:szCs w:val="26"/>
-        </w:rPr>
-        <w:t xml:space="preserve"> permite gestionarea ghișeelor, înregistrând alimentările sau retragerile. Pentru fiecare operațiune se salvează datele de identificare ale clienților și se generează chitanțele fiscale. Totodată, aplicația </w:t>
-      </w:r>
-      <w:r>
-        <w:rPr>
-          <w:rFonts w:ascii="Times New Roman" w:hAnsi="Times New Roman" w:cs="Times New Roman"/>
-          <w:sz w:val="26"/>
-          <w:szCs w:val="26"/>
-        </w:rPr>
-        <w:t xml:space="preserve">va </w:t>
-      </w:r>
-      <w:r>
-        <w:rPr>
-          <w:rFonts w:ascii="Times New Roman" w:hAnsi="Times New Roman" w:cs="Times New Roman"/>
-          <w:sz w:val="26"/>
-          <w:szCs w:val="26"/>
-        </w:rPr>
-        <w:t>menține istoricul fluctu</w:t>
-      </w:r>
-      <w:r>
-        <w:rPr>
-          <w:rFonts w:ascii="Times New Roman" w:hAnsi="Times New Roman" w:cs="Times New Roman"/>
-          <w:sz w:val="26"/>
-          <w:szCs w:val="26"/>
-        </w:rPr>
-        <w:t>a</w:t>
-      </w:r>
-      <w:r>
-        <w:rPr>
-          <w:rFonts w:ascii="Times New Roman" w:hAnsi="Times New Roman" w:cs="Times New Roman"/>
-          <w:sz w:val="26"/>
-          <w:szCs w:val="26"/>
-        </w:rPr>
-        <w:t>țiilor de curs și generează rapoarte zilnice, evidențiind volumul total tranzacționat și profitul obținut din diferențele de curs valutar.</w:t>
-      </w:r>
-    </w:p>
-    <w:p>
-      <w:pPr>
-        <w:spacing w:line="360" w:lineRule="auto"/>
-        <w:rPr>
-          <w:rFonts w:ascii="Times New Roman" w:hAnsi="Times New Roman" w:cs="Times New Roman"/>
-          <w:sz w:val="26"/>
-          <w:szCs w:val="26"/>
-        </w:rPr>
-      </w:pPr>
-      <w:r>
-        <w:rPr>
-          <w:rFonts w:ascii="Times New Roman" w:hAnsi="Times New Roman" w:cs="Times New Roman"/>
-          <w:sz w:val="26"/>
-          <w:szCs w:val="26"/>
-        </w:rPr>
-        <w:t>Sistemul</w:t>
-      </w:r>
-      <w:r>
-        <w:rPr>
-          <w:rFonts w:ascii="Times New Roman" w:hAnsi="Times New Roman" w:cs="Times New Roman"/>
-          <w:sz w:val="26"/>
-          <w:szCs w:val="26"/>
-        </w:rPr>
-        <w:t xml:space="preserve"> va</w:t>
-      </w:r>
-      <w:r>
-        <w:rPr>
-          <w:rFonts w:ascii="Times New Roman" w:hAnsi="Times New Roman" w:cs="Times New Roman"/>
-          <w:sz w:val="26"/>
-          <w:szCs w:val="26"/>
-        </w:rPr>
-        <w:t xml:space="preserve"> permite realizarea operațiilor fundamentale asupra datelor, de la adăugarea de clienți noi, înregistrarea tranzacțiilor la ghișeu și introducerea cursurilor valutare zilnice, până la consultarea rapidă a disponibilităților de numerar și vizualizarea istoricului schimburilor. De asemenea, aplicația</w:t>
-      </w:r>
-      <w:r>
-        <w:rPr>
-          <w:rFonts w:ascii="Times New Roman" w:hAnsi="Times New Roman" w:cs="Times New Roman"/>
-          <w:sz w:val="26"/>
-          <w:szCs w:val="26"/>
-        </w:rPr>
-        <w:t xml:space="preserve"> va</w:t>
-      </w:r>
-      <w:r>
-        <w:rPr>
-          <w:rFonts w:ascii="Times New Roman" w:hAnsi="Times New Roman" w:cs="Times New Roman"/>
-          <w:sz w:val="26"/>
-          <w:szCs w:val="26"/>
-        </w:rPr>
-        <w:t xml:space="preserve"> asigur</w:t>
-      </w:r>
-      <w:r>
-        <w:rPr>
-          <w:rFonts w:ascii="Times New Roman" w:hAnsi="Times New Roman" w:cs="Times New Roman"/>
-          <w:sz w:val="26"/>
-          <w:szCs w:val="26"/>
-        </w:rPr>
-        <w:t>a</w:t>
-      </w:r>
-      <w:r>
-        <w:rPr>
-          <w:rFonts w:ascii="Times New Roman" w:hAnsi="Times New Roman" w:cs="Times New Roman"/>
-          <w:sz w:val="26"/>
-          <w:szCs w:val="26"/>
-        </w:rPr>
-        <w:t xml:space="preserve"> modificarea sau actualizarea datelor despre angajați.</w:t>
-      </w:r>
-    </w:p>
-    <w:p>
-      <w:pPr>
-        <w:spacing w:line="360" w:lineRule="auto"/>
-        <w:rPr>
-          <w:rFonts w:ascii="Times New Roman" w:hAnsi="Times New Roman" w:cs="Times New Roman"/>
-          <w:sz w:val="26"/>
-          <w:szCs w:val="26"/>
-        </w:rPr>
-      </w:pPr>
-      <w:r>
-        <w:rPr>
-          <w:rFonts w:ascii="Times New Roman" w:hAnsi="Times New Roman" w:cs="Times New Roman"/>
-          <w:sz w:val="26"/>
-          <w:szCs w:val="26"/>
-        </w:rPr>
-        <w:t>Bineîn</w:t>
-      </w:r>
-      <w:r>
-        <w:rPr>
-          <w:rFonts w:ascii="Times New Roman" w:hAnsi="Times New Roman" w:cs="Times New Roman"/>
-          <w:sz w:val="26"/>
-          <w:szCs w:val="26"/>
-        </w:rPr>
-        <w:t>ț</w:t>
-      </w:r>
-      <w:r>
-        <w:rPr>
-          <w:rFonts w:ascii="Times New Roman" w:hAnsi="Times New Roman" w:cs="Times New Roman"/>
-          <w:sz w:val="26"/>
-          <w:szCs w:val="26"/>
-        </w:rPr>
-        <w:t>eles, accesul în cadrul aplicației</w:t>
-      </w:r>
-      <w:r>
-        <w:rPr>
-          <w:rFonts w:ascii="Times New Roman" w:hAnsi="Times New Roman" w:cs="Times New Roman"/>
-          <w:sz w:val="26"/>
-          <w:szCs w:val="26"/>
-        </w:rPr>
-        <w:t xml:space="preserve"> va fi</w:t>
-      </w:r>
-      <w:r>
-        <w:rPr>
-          <w:rFonts w:ascii="Times New Roman" w:hAnsi="Times New Roman" w:cs="Times New Roman"/>
-          <w:sz w:val="26"/>
-          <w:szCs w:val="26"/>
-        </w:rPr>
-        <w:t xml:space="preserve"> structurat pe niveluri de securitate. Spre exemplu, operatorul de ghișeu sau casierul </w:t>
-      </w:r>
-      <w:r>
-        <w:rPr>
-          <w:rFonts w:ascii="Times New Roman" w:hAnsi="Times New Roman" w:cs="Times New Roman"/>
-          <w:sz w:val="26"/>
-          <w:szCs w:val="26"/>
-        </w:rPr>
-        <w:t>va avea</w:t>
-      </w:r>
-      <w:r>
-        <w:rPr>
-          <w:rFonts w:ascii="Times New Roman" w:hAnsi="Times New Roman" w:cs="Times New Roman"/>
-          <w:sz w:val="26"/>
-          <w:szCs w:val="26"/>
-        </w:rPr>
-        <w:t xml:space="preserve"> drepturi limitate la introducerea tranzacțiilor curente, consultarea cursurilor din ziua respectivă, verificarea propriului sold de numerar și emiterea chitanțelor. Pe de altă parte, administratorul de sistem </w:t>
-      </w:r>
-      <w:r>
-        <w:rPr>
-          <w:rFonts w:ascii="Times New Roman" w:hAnsi="Times New Roman" w:cs="Times New Roman"/>
-          <w:sz w:val="26"/>
-          <w:szCs w:val="26"/>
-        </w:rPr>
-        <w:t xml:space="preserve">va </w:t>
-      </w:r>
-      <w:r>
-        <w:rPr>
-          <w:rFonts w:ascii="Times New Roman" w:hAnsi="Times New Roman" w:cs="Times New Roman"/>
-          <w:sz w:val="26"/>
-          <w:szCs w:val="26"/>
-        </w:rPr>
-        <w:t>beneficia de acces complet asupra bazei de date, având posibilitatea de a gestiona conturile angajaților, de a seta și modifica cursurile de schimb valutar și de a genera rapoarte financiare privind activitatea fiecărui ghișeu.</w:t>
-      </w:r>
-    </w:p>
-    <w:p>
-      <w:pPr>
-        <w:spacing w:line="360" w:lineRule="auto"/>
-        <w:rPr>
-          <w:rFonts w:ascii="Times New Roman" w:hAnsi="Times New Roman" w:cs="Times New Roman"/>
-          <w:sz w:val="26"/>
-          <w:szCs w:val="26"/>
-        </w:rPr>
-      </w:pPr>
+        <w:t>al sucursalei și  ghișeele operative. Atributele principale fiind: Id_Alimentare, Tip_Transfer, Suma_Transferata, Data_Ora, Id_Ghiseu, Id_Valuta, Id_Angajat.</w:t>
+      </w:r>
     </w:p>
     <w:sectPr>
-      <w:headerReference w:type="default" r:id="rId7"/>
       <w:footerReference w:type="default" r:id="rId8"/>
       <w:pgSz w:w="11906" w:h="16838"/>
       <w:pgMar w:top="1417" w:right="1417" w:bottom="1417" w:left="1417" w:header="708" w:footer="708" w:gutter="0"/>
@@ -1981,112 +2240,6 @@
 </w:footnotes>
 </file>
 
-<file path=word/header1.xml><?xml version="1.0" encoding="utf-8"?>
-<w:hdr xmlns:wpc="http://schemas.microsoft.com/office/word/2010/wordprocessingCanvas" xmlns:cx="http://schemas.microsoft.com/office/drawing/2014/chartex" xmlns:cx1="http://schemas.microsoft.com/office/drawing/2015/9/8/chartex" xmlns:cx2="http://schemas.microsoft.com/office/drawing/2015/10/21/chartex" xmlns:cx3="http://schemas.microsoft.com/office/drawing/2016/5/9/chartex" xmlns:cx4="http://schemas.microsoft.com/office/drawing/2016/5/10/chartex" xmlns:cx5="http://schemas.microsoft.com/office/drawing/2016/5/11/chartex" xmlns:cx6="http://schemas.microsoft.com/office/drawing/2016/5/12/chartex" xmlns:cx7="http://schemas.microsoft.com/office/drawing/2016/5/13/chartex" xmlns:cx8="http://schemas.microsoft.com/office/drawing/2016/5/14/chartex" xmlns:mc="http://schemas.openxmlformats.org/markup-compatibility/2006" xmlns:aink="http://schemas.microsoft.com/office/drawing/2016/ink" xmlns:am3d="http://schemas.microsoft.com/office/drawing/2017/model3d" xmlns:o="urn:schemas-microsoft-com:office:office" xmlns:oel="http://schemas.microsoft.com/office/2019/extlst" xmlns:r="http://schemas.openxmlformats.org/officeDocument/2006/relationships" xmlns:m="http://schemas.openxmlformats.org/officeDocument/2006/math" xmlns:v="urn:schemas-microsoft-com:vml" xmlns:wp14="http://schemas.microsoft.com/office/word/2010/wordprocessingDrawing" xmlns:wp="http://schemas.openxmlformats.org/drawingml/2006/wordprocessingDrawing" xmlns:w10="urn:schemas-microsoft-com:office:word" xmlns:w="http://schemas.openxmlformats.org/wordprocessingml/2006/main" xmlns:w14="http://schemas.microsoft.com/office/word/2010/wordml" xmlns:w15="http://schemas.microsoft.com/office/word/2012/wordml" xmlns:w16cex="http://schemas.microsoft.com/office/word/2018/wordml/cex" xmlns:w16cid="http://schemas.microsoft.com/office/word/2016/wordml/cid" xmlns:w16="http://schemas.microsoft.com/office/word/2018/wordml" xmlns:w16du="http://schemas.microsoft.com/office/word/2023/wordml/word16du" xmlns:w16sdtdh="http://schemas.microsoft.com/office/word/2020/wordml/sdtdatahash" xmlns:w16sdtfl="http://schemas.microsoft.com/office/word/2024/wordml/sdtformatlock" xmlns:w16se="http://schemas.microsoft.com/office/word/2015/wordml/symex" xmlns:wpg="http://schemas.microsoft.com/office/word/2010/wordprocessingGroup" xmlns:wpi="http://schemas.microsoft.com/office/word/2010/wordprocessingInk" xmlns:wne="http://schemas.microsoft.com/office/word/2006/wordml" xmlns:wps="http://schemas.microsoft.com/office/word/2010/wordprocessingShape" mc:Ignorable="w14 w15 w16se w16cid w16 w16cex w16sdtdh w16sdtfl w16du wp14">
-  <w:p>
-    <w:pPr>
-      <w:pStyle w:val="Antet"/>
-    </w:pPr>
-    <w:r>
-      <w:rPr>
-        <w:noProof/>
-      </w:rPr>
-      <w:drawing>
-        <wp:inline distT="0" distB="0" distL="0" distR="0" wp14:anchorId="669AF313" wp14:editId="71C90B2E">
-          <wp:extent cx="5463540" cy="883920"/>
-          <wp:effectExtent l="0" t="0" r="3810" b="0"/>
-          <wp:docPr id="1099948406" name="Imagine 1"/>
-          <wp:cNvGraphicFramePr>
-            <a:graphicFrameLocks xmlns:a="http://schemas.openxmlformats.org/drawingml/2006/main" noChangeAspect="1"/>
-          </wp:cNvGraphicFramePr>
-          <a:graphic xmlns:a="http://schemas.openxmlformats.org/drawingml/2006/main">
-            <a:graphicData uri="http://schemas.openxmlformats.org/drawingml/2006/picture">
-              <pic:pic xmlns:pic="http://schemas.openxmlformats.org/drawingml/2006/picture">
-                <pic:nvPicPr>
-                  <pic:cNvPr id="0" name="Picture 1"/>
-                  <pic:cNvPicPr>
-                    <a:picLocks noChangeAspect="1" noChangeArrowheads="1"/>
-                  </pic:cNvPicPr>
-                </pic:nvPicPr>
-                <pic:blipFill>
-                  <a:blip r:embed="rId1">
-                    <a:extLst>
-                      <a:ext uri="{28A0092B-C50C-407E-A947-70E740481C1C}">
-                        <a14:useLocalDpi xmlns:a14="http://schemas.microsoft.com/office/drawing/2010/main" val="0"/>
-                      </a:ext>
-                    </a:extLst>
-                  </a:blip>
-                  <a:srcRect/>
-                  <a:stretch>
-                    <a:fillRect/>
-                  </a:stretch>
-                </pic:blipFill>
-                <pic:spPr bwMode="auto">
-                  <a:xfrm>
-                    <a:off x="0" y="0"/>
-                    <a:ext cx="5463540" cy="883920"/>
-                  </a:xfrm>
-                  <a:prstGeom prst="rect">
-                    <a:avLst/>
-                  </a:prstGeom>
-                  <a:noFill/>
-                  <a:ln>
-                    <a:noFill/>
-                  </a:ln>
-                </pic:spPr>
-              </pic:pic>
-            </a:graphicData>
-          </a:graphic>
-        </wp:inline>
-      </w:drawing>
-    </w:r>
-  </w:p>
-  <w:p>
-    <w:pPr>
-      <w:pStyle w:val="Antet"/>
-    </w:pPr>
-  </w:p>
-  <w:p>
-    <w:pPr>
-      <w:pStyle w:val="Antet"/>
-      <w:jc w:val="center"/>
-      <w:rPr>
-        <w:b/>
-        <w:lang w:val="pt-BR"/>
-      </w:rPr>
-    </w:pPr>
-    <w:r>
-      <w:rPr>
-        <w:b/>
-        <w:lang w:val="pt-BR"/>
-      </w:rPr>
-      <w:t>FACULTATEA DE AUTOMATICĂ ŞI CALCULATOARE</w:t>
-    </w:r>
-  </w:p>
-  <w:p>
-    <w:pPr>
-      <w:pStyle w:val="Antet"/>
-      <w:jc w:val="center"/>
-      <w:rPr>
-        <w:lang w:val="pt-BR"/>
-      </w:rPr>
-    </w:pPr>
-    <w:r>
-      <w:rPr>
-        <w:b/>
-        <w:lang w:val="pt-BR"/>
-      </w:rPr>
-      <w:t>DEPARTAMENTUL CALCULATOARE</w:t>
-    </w:r>
-  </w:p>
-  <w:p>
-    <w:pPr>
-      <w:pStyle w:val="Antet"/>
-    </w:pPr>
-  </w:p>
-</w:hdr>
-</file>
-
 <file path=word/numbering.xml><?xml version="1.0" encoding="utf-8"?>
 <w:numbering xmlns:wpc="http://schemas.microsoft.com/office/word/2010/wordprocessingCanvas" xmlns:cx="http://schemas.microsoft.com/office/drawing/2014/chartex" xmlns:cx1="http://schemas.microsoft.com/office/drawing/2015/9/8/chartex" xmlns:cx2="http://schemas.microsoft.com/office/drawing/2015/10/21/chartex" xmlns:cx3="http://schemas.microsoft.com/office/drawing/2016/5/9/chartex" xmlns:cx4="http://schemas.microsoft.com/office/drawing/2016/5/10/chartex" xmlns:cx5="http://schemas.microsoft.com/office/drawing/2016/5/11/chartex" xmlns:cx6="http://schemas.microsoft.com/office/drawing/2016/5/12/chartex" xmlns:cx7="http://schemas.microsoft.com/office/drawing/2016/5/13/chartex" xmlns:cx8="http://schemas.microsoft.com/office/drawing/2016/5/14/chartex" xmlns:mc="http://schemas.openxmlformats.org/markup-compatibility/2006" xmlns:aink="http://schemas.microsoft.com/office/drawing/2016/ink" xmlns:am3d="http://schemas.microsoft.com/office/drawing/2017/model3d" xmlns:o="urn:schemas-microsoft-com:office:office" xmlns:oel="http://schemas.microsoft.com/office/2019/extlst" xmlns:r="http://schemas.openxmlformats.org/officeDocument/2006/relationships" xmlns:m="http://schemas.openxmlformats.org/officeDocument/2006/math" xmlns:v="urn:schemas-microsoft-com:vml" xmlns:wp14="http://schemas.microsoft.com/office/word/2010/wordprocessingDrawing" xmlns:wp="http://schemas.openxmlformats.org/drawingml/2006/wordprocessingDrawing" xmlns:w10="urn:schemas-microsoft-com:office:word" xmlns:w="http://schemas.openxmlformats.org/wordprocessingml/2006/main" xmlns:w14="http://schemas.microsoft.com/office/word/2010/wordml" xmlns:w15="http://schemas.microsoft.com/office/word/2012/wordml" xmlns:w16cex="http://schemas.microsoft.com/office/word/2018/wordml/cex" xmlns:w16cid="http://schemas.microsoft.com/office/word/2016/wordml/cid" xmlns:w16="http://schemas.microsoft.com/office/word/2018/wordml" xmlns:w16du="http://schemas.microsoft.com/office/word/2023/wordml/word16du" xmlns:w16sdtdh="http://schemas.microsoft.com/office/word/2020/wordml/sdtdatahash" xmlns:w16sdtfl="http://schemas.microsoft.com/office/word/2024/wordml/sdtformatlock" xmlns:w16se="http://schemas.microsoft.com/office/word/2015/wordml/symex" xmlns:wpg="http://schemas.microsoft.com/office/word/2010/wordprocessingGroup" xmlns:wpi="http://schemas.microsoft.com/office/word/2010/wordprocessingInk" xmlns:wne="http://schemas.microsoft.com/office/word/2006/wordml" xmlns:wps="http://schemas.microsoft.com/office/word/2010/wordprocessingShape" mc:Ignorable="w14 w15 w16se w16cid w16 w16cex w16sdtdh w16sdtfl w16du wp14">
   <w:abstractNum w:abstractNumId="0" w15:restartNumberingAfterBreak="0">
@@ -2328,6 +2481,95 @@
     </w:lvl>
   </w:abstractNum>
   <w:abstractNum w:abstractNumId="2" w15:restartNumberingAfterBreak="0">
+    <w:nsid w:val="5A6F0AD6"/>
+    <w:multiLevelType w:val="hybridMultilevel"/>
+    <w:tmpl w:val="0332129C"/>
+    <w:lvl w:ilvl="0" w:tplc="0418000F">
+      <w:start w:val="1"/>
+      <w:numFmt w:val="decimal"/>
+      <w:lvlText w:val="%1."/>
+      <w:lvlJc w:val="left"/>
+      <w:pPr>
+        <w:ind w:left="720" w:hanging="360"/>
+      </w:pPr>
+      <w:rPr>
+        <w:rFonts w:hint="default"/>
+      </w:rPr>
+    </w:lvl>
+    <w:lvl w:ilvl="1" w:tplc="04180019" w:tentative="1">
+      <w:start w:val="1"/>
+      <w:numFmt w:val="lowerLetter"/>
+      <w:lvlText w:val="%2."/>
+      <w:lvlJc w:val="left"/>
+      <w:pPr>
+        <w:ind w:left="1440" w:hanging="360"/>
+      </w:pPr>
+    </w:lvl>
+    <w:lvl w:ilvl="2" w:tplc="0418001B" w:tentative="1">
+      <w:start w:val="1"/>
+      <w:numFmt w:val="lowerRoman"/>
+      <w:lvlText w:val="%3."/>
+      <w:lvlJc w:val="right"/>
+      <w:pPr>
+        <w:ind w:left="2160" w:hanging="180"/>
+      </w:pPr>
+    </w:lvl>
+    <w:lvl w:ilvl="3" w:tplc="0418000F" w:tentative="1">
+      <w:start w:val="1"/>
+      <w:numFmt w:val="decimal"/>
+      <w:lvlText w:val="%4."/>
+      <w:lvlJc w:val="left"/>
+      <w:pPr>
+        <w:ind w:left="2880" w:hanging="360"/>
+      </w:pPr>
+    </w:lvl>
+    <w:lvl w:ilvl="4" w:tplc="04180019" w:tentative="1">
+      <w:start w:val="1"/>
+      <w:numFmt w:val="lowerLetter"/>
+      <w:lvlText w:val="%5."/>
+      <w:lvlJc w:val="left"/>
+      <w:pPr>
+        <w:ind w:left="3600" w:hanging="360"/>
+      </w:pPr>
+    </w:lvl>
+    <w:lvl w:ilvl="5" w:tplc="0418001B" w:tentative="1">
+      <w:start w:val="1"/>
+      <w:numFmt w:val="lowerRoman"/>
+      <w:lvlText w:val="%6."/>
+      <w:lvlJc w:val="right"/>
+      <w:pPr>
+        <w:ind w:left="4320" w:hanging="180"/>
+      </w:pPr>
+    </w:lvl>
+    <w:lvl w:ilvl="6" w:tplc="0418000F" w:tentative="1">
+      <w:start w:val="1"/>
+      <w:numFmt w:val="decimal"/>
+      <w:lvlText w:val="%7."/>
+      <w:lvlJc w:val="left"/>
+      <w:pPr>
+        <w:ind w:left="5040" w:hanging="360"/>
+      </w:pPr>
+    </w:lvl>
+    <w:lvl w:ilvl="7" w:tplc="04180019" w:tentative="1">
+      <w:start w:val="1"/>
+      <w:numFmt w:val="lowerLetter"/>
+      <w:lvlText w:val="%8."/>
+      <w:lvlJc w:val="left"/>
+      <w:pPr>
+        <w:ind w:left="5760" w:hanging="360"/>
+      </w:pPr>
+    </w:lvl>
+    <w:lvl w:ilvl="8" w:tplc="0418001B" w:tentative="1">
+      <w:start w:val="1"/>
+      <w:numFmt w:val="lowerRoman"/>
+      <w:lvlText w:val="%9."/>
+      <w:lvlJc w:val="right"/>
+      <w:pPr>
+        <w:ind w:left="6480" w:hanging="180"/>
+      </w:pPr>
+    </w:lvl>
+  </w:abstractNum>
+  <w:abstractNum w:abstractNumId="3" w15:restartNumberingAfterBreak="0">
     <w:nsid w:val="5BD77F48"/>
     <w:multiLevelType w:val="hybridMultilevel"/>
     <w:tmpl w:val="1D26C040"/>
@@ -2416,7 +2658,7 @@
       </w:pPr>
     </w:lvl>
   </w:abstractNum>
-  <w:abstractNum w:abstractNumId="3" w15:restartNumberingAfterBreak="0">
+  <w:abstractNum w:abstractNumId="4" w15:restartNumberingAfterBreak="0">
     <w:nsid w:val="5E756FBB"/>
     <w:multiLevelType w:val="hybridMultilevel"/>
     <w:tmpl w:val="AE406D60"/>
@@ -2505,7 +2747,7 @@
       </w:pPr>
     </w:lvl>
   </w:abstractNum>
-  <w:abstractNum w:abstractNumId="4" w15:restartNumberingAfterBreak="0">
+  <w:abstractNum w:abstractNumId="5" w15:restartNumberingAfterBreak="0">
     <w:nsid w:val="66884E40"/>
     <w:multiLevelType w:val="multilevel"/>
     <w:tmpl w:val="8CAAD69C"/>
@@ -2654,7 +2896,7 @@
       </w:rPr>
     </w:lvl>
   </w:abstractNum>
-  <w:abstractNum w:abstractNumId="5" w15:restartNumberingAfterBreak="0">
+  <w:abstractNum w:abstractNumId="6" w15:restartNumberingAfterBreak="0">
     <w:nsid w:val="6DA23859"/>
     <w:multiLevelType w:val="hybridMultilevel"/>
     <w:tmpl w:val="DB7A6934"/>
@@ -2768,22 +3010,25 @@
     </w:lvl>
   </w:abstractNum>
   <w:num w:numId="1" w16cid:durableId="916401044">
-    <w:abstractNumId w:val="4"/>
+    <w:abstractNumId w:val="5"/>
   </w:num>
   <w:num w:numId="2" w16cid:durableId="44106648">
     <w:abstractNumId w:val="1"/>
   </w:num>
   <w:num w:numId="3" w16cid:durableId="1830752099">
-    <w:abstractNumId w:val="5"/>
+    <w:abstractNumId w:val="6"/>
   </w:num>
   <w:num w:numId="4" w16cid:durableId="420031137">
-    <w:abstractNumId w:val="2"/>
+    <w:abstractNumId w:val="3"/>
   </w:num>
   <w:num w:numId="5" w16cid:durableId="1265570822">
-    <w:abstractNumId w:val="3"/>
+    <w:abstractNumId w:val="4"/>
   </w:num>
   <w:num w:numId="6" w16cid:durableId="1516650251">
     <w:abstractNumId w:val="0"/>
+  </w:num>
+  <w:num w:numId="7" w16cid:durableId="2031566878">
+    <w:abstractNumId w:val="2"/>
   </w:num>
 </w:numbering>
 </file>

--- a/documentatie/Cosma_Rasvan_Casa.curs.valutar_BD.docx
+++ b/documentatie/Cosma_Rasvan_Casa.curs.valutar_BD.docx
@@ -530,6 +530,29 @@
     </w:p>
     <w:p>
       <w:pPr>
+        <w:pStyle w:val="Listparagraf"/>
+        <w:numPr>
+          <w:ilvl w:val="0"/>
+          <w:numId w:val="7"/>
+        </w:numPr>
+        <w:spacing w:line="360" w:lineRule="auto"/>
+        <w:rPr>
+          <w:rFonts w:ascii="Times New Roman" w:hAnsi="Times New Roman" w:cs="Times New Roman"/>
+          <w:sz w:val="26"/>
+          <w:szCs w:val="26"/>
+        </w:rPr>
+      </w:pPr>
+      <w:r>
+        <w:rPr>
+          <w:rFonts w:ascii="Times New Roman" w:hAnsi="Times New Roman" w:cs="Times New Roman"/>
+          <w:sz w:val="26"/>
+          <w:szCs w:val="26"/>
+        </w:rPr>
+        <w:t>Diagrama EA</w:t>
+      </w:r>
+    </w:p>
+    <w:p>
+      <w:pPr>
         <w:spacing w:line="360" w:lineRule="auto"/>
         <w:ind w:left="360"/>
         <w:rPr>
@@ -579,6 +602,17 @@
           <w:bCs/>
           <w:sz w:val="26"/>
           <w:szCs w:val="26"/>
+          <w:lang w:val="en-US"/>
+        </w:rPr>
+        <w:t xml:space="preserve"> </w:t>
+      </w:r>
+      <w:r>
+        <w:rPr>
+          <w:rFonts w:ascii="Times New Roman" w:hAnsi="Times New Roman" w:cs="Times New Roman"/>
+          <w:b/>
+          <w:bCs/>
+          <w:sz w:val="26"/>
+          <w:szCs w:val="26"/>
         </w:rPr>
         <w:t>SCOPUL PROIECTULUI</w:t>
       </w:r>
@@ -943,1181 +977,1440 @@
           <w:sz w:val="26"/>
           <w:szCs w:val="26"/>
         </w:rPr>
+        <w:t>2.</w:t>
+      </w:r>
+      <w:r>
+        <w:rPr>
+          <w:rFonts w:ascii="Times New Roman" w:hAnsi="Times New Roman" w:cs="Times New Roman"/>
+          <w:b/>
+          <w:bCs/>
+          <w:sz w:val="26"/>
+          <w:szCs w:val="26"/>
+        </w:rPr>
+        <w:t xml:space="preserve"> </w:t>
+      </w:r>
+      <w:r>
+        <w:rPr>
+          <w:rFonts w:ascii="Times New Roman" w:hAnsi="Times New Roman" w:cs="Times New Roman"/>
+          <w:b/>
+          <w:bCs/>
+          <w:sz w:val="26"/>
+          <w:szCs w:val="26"/>
+        </w:rPr>
+        <w:t>OBIECTIVELE PROIECTULUI</w:t>
+      </w:r>
+      <w:r>
+        <w:rPr>
+          <w:rFonts w:ascii="Times New Roman" w:hAnsi="Times New Roman" w:cs="Times New Roman"/>
+          <w:b/>
+          <w:bCs/>
+          <w:sz w:val="26"/>
+          <w:szCs w:val="26"/>
+        </w:rPr>
+        <w:t>:</w:t>
+      </w:r>
+    </w:p>
+    <w:p>
+      <w:pPr>
+        <w:spacing w:line="360" w:lineRule="auto"/>
+        <w:rPr>
+          <w:rFonts w:ascii="Times New Roman" w:hAnsi="Times New Roman" w:cs="Times New Roman"/>
+          <w:sz w:val="26"/>
+          <w:szCs w:val="26"/>
+        </w:rPr>
+      </w:pPr>
+      <w:r>
+        <w:rPr>
+          <w:rFonts w:ascii="Times New Roman" w:hAnsi="Times New Roman" w:cs="Times New Roman"/>
+          <w:sz w:val="26"/>
+          <w:szCs w:val="26"/>
+        </w:rPr>
+        <w:t xml:space="preserve">Baza de date </w:t>
+      </w:r>
+      <w:r>
+        <w:rPr>
+          <w:rFonts w:ascii="Times New Roman" w:hAnsi="Times New Roman" w:cs="Times New Roman"/>
+          <w:sz w:val="26"/>
+          <w:szCs w:val="26"/>
+        </w:rPr>
+        <w:t>va fi</w:t>
+      </w:r>
+      <w:r>
+        <w:rPr>
+          <w:rFonts w:ascii="Times New Roman" w:hAnsi="Times New Roman" w:cs="Times New Roman"/>
+          <w:sz w:val="26"/>
+          <w:szCs w:val="26"/>
+        </w:rPr>
+        <w:t xml:space="preserve"> proiectată să asigure: gestiunea cursurilor de schimb, evidența tranzacțiilor financiare, administrarea datelor despre clienți și angajați, precum și monitorizarea fluxurilor monetare din casierie.</w:t>
+      </w:r>
+      <w:r>
+        <w:rPr>
+          <w:rFonts w:ascii="Times New Roman" w:hAnsi="Times New Roman" w:cs="Times New Roman"/>
+          <w:sz w:val="26"/>
+          <w:szCs w:val="26"/>
+        </w:rPr>
+        <w:t xml:space="preserve"> În plus, sistemul</w:t>
+      </w:r>
+      <w:r>
+        <w:rPr>
+          <w:rFonts w:ascii="Times New Roman" w:hAnsi="Times New Roman" w:cs="Times New Roman"/>
+          <w:sz w:val="26"/>
+          <w:szCs w:val="26"/>
+        </w:rPr>
+        <w:t xml:space="preserve"> va</w:t>
+      </w:r>
+      <w:r>
+        <w:rPr>
+          <w:rFonts w:ascii="Times New Roman" w:hAnsi="Times New Roman" w:cs="Times New Roman"/>
+          <w:sz w:val="26"/>
+          <w:szCs w:val="26"/>
+        </w:rPr>
+        <w:t xml:space="preserve"> permite gestionarea ghișeelor, înregistrând alimentările sau retragerile. Pentru fiecare operațiune se salvează datele de identificare ale clienților și se generează chitanțele fiscale. Totodată, aplicația </w:t>
+      </w:r>
+      <w:r>
+        <w:rPr>
+          <w:rFonts w:ascii="Times New Roman" w:hAnsi="Times New Roman" w:cs="Times New Roman"/>
+          <w:sz w:val="26"/>
+          <w:szCs w:val="26"/>
+        </w:rPr>
+        <w:t xml:space="preserve">va </w:t>
+      </w:r>
+      <w:r>
+        <w:rPr>
+          <w:rFonts w:ascii="Times New Roman" w:hAnsi="Times New Roman" w:cs="Times New Roman"/>
+          <w:sz w:val="26"/>
+          <w:szCs w:val="26"/>
+        </w:rPr>
+        <w:t>menține istoricul fluctu</w:t>
+      </w:r>
+      <w:r>
+        <w:rPr>
+          <w:rFonts w:ascii="Times New Roman" w:hAnsi="Times New Roman" w:cs="Times New Roman"/>
+          <w:sz w:val="26"/>
+          <w:szCs w:val="26"/>
+        </w:rPr>
+        <w:t>a</w:t>
+      </w:r>
+      <w:r>
+        <w:rPr>
+          <w:rFonts w:ascii="Times New Roman" w:hAnsi="Times New Roman" w:cs="Times New Roman"/>
+          <w:sz w:val="26"/>
+          <w:szCs w:val="26"/>
+        </w:rPr>
+        <w:t>țiilor de curs și generează rapoarte zilnice, evidențiind volumul total tranzacționat și profitul obținut din diferențele de curs valutar.</w:t>
+      </w:r>
+    </w:p>
+    <w:p>
+      <w:pPr>
+        <w:spacing w:line="360" w:lineRule="auto"/>
+        <w:rPr>
+          <w:rFonts w:ascii="Times New Roman" w:hAnsi="Times New Roman" w:cs="Times New Roman"/>
+          <w:sz w:val="26"/>
+          <w:szCs w:val="26"/>
+        </w:rPr>
+      </w:pPr>
+      <w:r>
+        <w:rPr>
+          <w:rFonts w:ascii="Times New Roman" w:hAnsi="Times New Roman" w:cs="Times New Roman"/>
+          <w:sz w:val="26"/>
+          <w:szCs w:val="26"/>
+        </w:rPr>
+        <w:t>Sistemul</w:t>
+      </w:r>
+      <w:r>
+        <w:rPr>
+          <w:rFonts w:ascii="Times New Roman" w:hAnsi="Times New Roman" w:cs="Times New Roman"/>
+          <w:sz w:val="26"/>
+          <w:szCs w:val="26"/>
+        </w:rPr>
+        <w:t xml:space="preserve"> va</w:t>
+      </w:r>
+      <w:r>
+        <w:rPr>
+          <w:rFonts w:ascii="Times New Roman" w:hAnsi="Times New Roman" w:cs="Times New Roman"/>
+          <w:sz w:val="26"/>
+          <w:szCs w:val="26"/>
+        </w:rPr>
+        <w:t xml:space="preserve"> permite realizarea operațiilor fundamentale asupra datelor, de la adăugarea de clienți noi, înregistrarea tranzacțiilor la ghișeu și introducerea cursurilor valutare zilnice, până la consultarea rapidă a disponibilităților de numerar și vizualizarea istoricului schimburilor. De asemenea, aplicația</w:t>
+      </w:r>
+      <w:r>
+        <w:rPr>
+          <w:rFonts w:ascii="Times New Roman" w:hAnsi="Times New Roman" w:cs="Times New Roman"/>
+          <w:sz w:val="26"/>
+          <w:szCs w:val="26"/>
+        </w:rPr>
+        <w:t xml:space="preserve"> va</w:t>
+      </w:r>
+      <w:r>
+        <w:rPr>
+          <w:rFonts w:ascii="Times New Roman" w:hAnsi="Times New Roman" w:cs="Times New Roman"/>
+          <w:sz w:val="26"/>
+          <w:szCs w:val="26"/>
+        </w:rPr>
+        <w:t xml:space="preserve"> asigur</w:t>
+      </w:r>
+      <w:r>
+        <w:rPr>
+          <w:rFonts w:ascii="Times New Roman" w:hAnsi="Times New Roman" w:cs="Times New Roman"/>
+          <w:sz w:val="26"/>
+          <w:szCs w:val="26"/>
+        </w:rPr>
+        <w:t>a</w:t>
+      </w:r>
+      <w:r>
+        <w:rPr>
+          <w:rFonts w:ascii="Times New Roman" w:hAnsi="Times New Roman" w:cs="Times New Roman"/>
+          <w:sz w:val="26"/>
+          <w:szCs w:val="26"/>
+        </w:rPr>
+        <w:t xml:space="preserve"> modificarea sau actualizarea datelor despre angajați.</w:t>
+      </w:r>
+    </w:p>
+    <w:p>
+      <w:pPr>
+        <w:spacing w:line="360" w:lineRule="auto"/>
+        <w:rPr>
+          <w:rFonts w:ascii="Times New Roman" w:hAnsi="Times New Roman" w:cs="Times New Roman"/>
+          <w:sz w:val="26"/>
+          <w:szCs w:val="26"/>
+        </w:rPr>
+      </w:pPr>
+      <w:r>
+        <w:rPr>
+          <w:rFonts w:ascii="Times New Roman" w:hAnsi="Times New Roman" w:cs="Times New Roman"/>
+          <w:sz w:val="26"/>
+          <w:szCs w:val="26"/>
+        </w:rPr>
+        <w:t>Bineîn</w:t>
+      </w:r>
+      <w:r>
+        <w:rPr>
+          <w:rFonts w:ascii="Times New Roman" w:hAnsi="Times New Roman" w:cs="Times New Roman"/>
+          <w:sz w:val="26"/>
+          <w:szCs w:val="26"/>
+        </w:rPr>
+        <w:t>ț</w:t>
+      </w:r>
+      <w:r>
+        <w:rPr>
+          <w:rFonts w:ascii="Times New Roman" w:hAnsi="Times New Roman" w:cs="Times New Roman"/>
+          <w:sz w:val="26"/>
+          <w:szCs w:val="26"/>
+        </w:rPr>
+        <w:t>eles, accesul în cadrul aplicației</w:t>
+      </w:r>
+      <w:r>
+        <w:rPr>
+          <w:rFonts w:ascii="Times New Roman" w:hAnsi="Times New Roman" w:cs="Times New Roman"/>
+          <w:sz w:val="26"/>
+          <w:szCs w:val="26"/>
+        </w:rPr>
+        <w:t xml:space="preserve"> va fi</w:t>
+      </w:r>
+      <w:r>
+        <w:rPr>
+          <w:rFonts w:ascii="Times New Roman" w:hAnsi="Times New Roman" w:cs="Times New Roman"/>
+          <w:sz w:val="26"/>
+          <w:szCs w:val="26"/>
+        </w:rPr>
+        <w:t xml:space="preserve"> structurat pe niveluri de securitate. Spre exemplu, operatorul de ghișeu sau casierul </w:t>
+      </w:r>
+      <w:r>
+        <w:rPr>
+          <w:rFonts w:ascii="Times New Roman" w:hAnsi="Times New Roman" w:cs="Times New Roman"/>
+          <w:sz w:val="26"/>
+          <w:szCs w:val="26"/>
+        </w:rPr>
+        <w:t>va avea</w:t>
+      </w:r>
+      <w:r>
+        <w:rPr>
+          <w:rFonts w:ascii="Times New Roman" w:hAnsi="Times New Roman" w:cs="Times New Roman"/>
+          <w:sz w:val="26"/>
+          <w:szCs w:val="26"/>
+        </w:rPr>
+        <w:t xml:space="preserve"> drepturi limitate la introducerea tranzacțiilor curente, consultarea cursurilor din ziua respectivă, verificarea propriului sold de numerar și emiterea chitanțelor. Pe de altă parte, administratorul de sistem </w:t>
+      </w:r>
+      <w:r>
+        <w:rPr>
+          <w:rFonts w:ascii="Times New Roman" w:hAnsi="Times New Roman" w:cs="Times New Roman"/>
+          <w:sz w:val="26"/>
+          <w:szCs w:val="26"/>
+        </w:rPr>
+        <w:t xml:space="preserve">va </w:t>
+      </w:r>
+      <w:r>
+        <w:rPr>
+          <w:rFonts w:ascii="Times New Roman" w:hAnsi="Times New Roman" w:cs="Times New Roman"/>
+          <w:sz w:val="26"/>
+          <w:szCs w:val="26"/>
+        </w:rPr>
+        <w:t>beneficia de acces complet asupra bazei de date, având posibilitatea de a gestiona conturile angajaților, de a seta și modifica cursurile de schimb valutar și de a genera rapoarte financiare privind activitatea fiecărui ghișeu.</w:t>
+      </w:r>
+    </w:p>
+    <w:p>
+      <w:pPr>
+        <w:spacing w:line="360" w:lineRule="auto"/>
+        <w:rPr>
+          <w:rFonts w:ascii="Times New Roman" w:hAnsi="Times New Roman" w:cs="Times New Roman"/>
+          <w:sz w:val="26"/>
+          <w:szCs w:val="26"/>
+        </w:rPr>
+      </w:pPr>
+    </w:p>
+    <w:p>
+      <w:pPr>
+        <w:spacing w:line="360" w:lineRule="auto"/>
+        <w:rPr>
+          <w:rFonts w:ascii="Times New Roman" w:hAnsi="Times New Roman" w:cs="Times New Roman"/>
+          <w:sz w:val="26"/>
+          <w:szCs w:val="26"/>
+        </w:rPr>
+      </w:pPr>
+    </w:p>
+    <w:p>
+      <w:pPr>
+        <w:spacing w:line="360" w:lineRule="auto"/>
+        <w:rPr>
+          <w:rFonts w:ascii="Times New Roman" w:hAnsi="Times New Roman" w:cs="Times New Roman"/>
+          <w:sz w:val="26"/>
+          <w:szCs w:val="26"/>
+        </w:rPr>
+      </w:pPr>
+    </w:p>
+    <w:p>
+      <w:pPr>
+        <w:spacing w:line="360" w:lineRule="auto"/>
+        <w:rPr>
+          <w:rFonts w:ascii="Times New Roman" w:hAnsi="Times New Roman" w:cs="Times New Roman"/>
+          <w:sz w:val="26"/>
+          <w:szCs w:val="26"/>
+        </w:rPr>
+      </w:pPr>
+    </w:p>
+    <w:p>
+      <w:pPr>
+        <w:spacing w:line="360" w:lineRule="auto"/>
+        <w:rPr>
+          <w:rFonts w:ascii="Times New Roman" w:hAnsi="Times New Roman" w:cs="Times New Roman"/>
+          <w:sz w:val="26"/>
+          <w:szCs w:val="26"/>
+        </w:rPr>
+      </w:pPr>
+    </w:p>
+    <w:p>
+      <w:pPr>
+        <w:spacing w:line="360" w:lineRule="auto"/>
+        <w:rPr>
+          <w:rFonts w:ascii="Times New Roman" w:hAnsi="Times New Roman" w:cs="Times New Roman"/>
+          <w:sz w:val="26"/>
+          <w:szCs w:val="26"/>
+        </w:rPr>
+      </w:pPr>
+    </w:p>
+    <w:p>
+      <w:pPr>
+        <w:spacing w:line="360" w:lineRule="auto"/>
+        <w:rPr>
+          <w:rFonts w:ascii="Times New Roman" w:hAnsi="Times New Roman" w:cs="Times New Roman"/>
+          <w:b/>
+          <w:bCs/>
+          <w:sz w:val="26"/>
+          <w:szCs w:val="26"/>
+        </w:rPr>
+      </w:pPr>
+      <w:r>
+        <w:rPr>
+          <w:rFonts w:ascii="Times New Roman" w:hAnsi="Times New Roman" w:cs="Times New Roman"/>
+          <w:sz w:val="26"/>
+          <w:szCs w:val="26"/>
+        </w:rPr>
+        <w:t>3</w:t>
+      </w:r>
+      <w:r>
+        <w:rPr>
+          <w:rFonts w:ascii="Times New Roman" w:hAnsi="Times New Roman" w:cs="Times New Roman"/>
+          <w:sz w:val="26"/>
+          <w:szCs w:val="26"/>
+        </w:rPr>
+        <w:t>.</w:t>
+      </w:r>
+      <w:r>
+        <w:rPr>
+          <w:rFonts w:ascii="Times New Roman" w:hAnsi="Times New Roman" w:cs="Times New Roman"/>
+          <w:sz w:val="26"/>
+          <w:szCs w:val="26"/>
+        </w:rPr>
+        <w:t xml:space="preserve"> </w:t>
+      </w:r>
+      <w:r>
+        <w:rPr>
+          <w:rFonts w:ascii="Times New Roman" w:hAnsi="Times New Roman" w:cs="Times New Roman"/>
+          <w:b/>
+          <w:bCs/>
+          <w:sz w:val="26"/>
+          <w:szCs w:val="26"/>
+        </w:rPr>
+        <w:t>I</w:t>
+      </w:r>
+      <w:r>
+        <w:rPr>
+          <w:rFonts w:ascii="Times New Roman" w:hAnsi="Times New Roman" w:cs="Times New Roman"/>
+          <w:b/>
+          <w:bCs/>
+          <w:sz w:val="26"/>
+          <w:szCs w:val="26"/>
+        </w:rPr>
+        <w:t>DENTIFICAREA ENTITĂȚILOR</w:t>
+      </w:r>
+      <w:r>
+        <w:rPr>
+          <w:rFonts w:ascii="Times New Roman" w:hAnsi="Times New Roman" w:cs="Times New Roman"/>
+          <w:b/>
+          <w:bCs/>
+          <w:sz w:val="26"/>
+          <w:szCs w:val="26"/>
+        </w:rPr>
+        <w:t>:</w:t>
+      </w:r>
+    </w:p>
+    <w:p>
+      <w:pPr>
+        <w:spacing w:line="360" w:lineRule="auto"/>
+        <w:rPr>
+          <w:rFonts w:ascii="Times New Roman" w:hAnsi="Times New Roman" w:cs="Times New Roman"/>
+          <w:sz w:val="26"/>
+          <w:szCs w:val="26"/>
+        </w:rPr>
+      </w:pPr>
+      <w:r>
+        <w:rPr>
+          <w:rFonts w:ascii="Times New Roman" w:hAnsi="Times New Roman" w:cs="Times New Roman"/>
+          <w:sz w:val="26"/>
+          <w:szCs w:val="26"/>
+        </w:rPr>
+        <w:t xml:space="preserve">Pentru acoperirea tuturor cerințelor </w:t>
+      </w:r>
+      <w:r>
+        <w:rPr>
+          <w:rFonts w:ascii="Times New Roman" w:hAnsi="Times New Roman" w:cs="Times New Roman"/>
+          <w:sz w:val="26"/>
+          <w:szCs w:val="26"/>
+        </w:rPr>
+        <w:t>au fost identificate 10 entități principale.</w:t>
+      </w:r>
+      <w:r>
+        <w:t xml:space="preserve"> </w:t>
+      </w:r>
+      <w:r>
+        <w:rPr>
+          <w:rFonts w:ascii="Times New Roman" w:hAnsi="Times New Roman" w:cs="Times New Roman"/>
+          <w:sz w:val="26"/>
+          <w:szCs w:val="26"/>
+        </w:rPr>
+        <w:t>Fiecare entitate</w:t>
+      </w:r>
+      <w:r>
+        <w:rPr>
+          <w:rFonts w:ascii="Times New Roman" w:hAnsi="Times New Roman" w:cs="Times New Roman"/>
+          <w:sz w:val="26"/>
+          <w:szCs w:val="26"/>
+        </w:rPr>
+        <w:t xml:space="preserve"> reprezentând</w:t>
+      </w:r>
+      <w:r>
+        <w:rPr>
+          <w:rFonts w:ascii="Times New Roman" w:hAnsi="Times New Roman" w:cs="Times New Roman"/>
+          <w:sz w:val="26"/>
+          <w:szCs w:val="26"/>
+        </w:rPr>
+        <w:t xml:space="preserve"> o componentă esențială din cadrul </w:t>
+      </w:r>
+      <w:r>
+        <w:rPr>
+          <w:rFonts w:ascii="Times New Roman" w:hAnsi="Times New Roman" w:cs="Times New Roman"/>
+          <w:sz w:val="26"/>
+          <w:szCs w:val="26"/>
+        </w:rPr>
+        <w:t>unei aplicații pentru o</w:t>
+      </w:r>
+      <w:r>
+        <w:rPr>
+          <w:rFonts w:ascii="Times New Roman" w:hAnsi="Times New Roman" w:cs="Times New Roman"/>
+          <w:sz w:val="26"/>
+          <w:szCs w:val="26"/>
+        </w:rPr>
+        <w:t xml:space="preserve"> cas</w:t>
+      </w:r>
+      <w:r>
+        <w:rPr>
+          <w:rFonts w:ascii="Times New Roman" w:hAnsi="Times New Roman" w:cs="Times New Roman"/>
+          <w:sz w:val="26"/>
+          <w:szCs w:val="26"/>
+        </w:rPr>
+        <w:t>a</w:t>
+      </w:r>
+      <w:r>
+        <w:rPr>
+          <w:rFonts w:ascii="Times New Roman" w:hAnsi="Times New Roman" w:cs="Times New Roman"/>
+          <w:sz w:val="26"/>
+          <w:szCs w:val="26"/>
+        </w:rPr>
+        <w:t xml:space="preserve"> de schimb valutar</w:t>
+      </w:r>
+      <w:r>
+        <w:rPr>
+          <w:rFonts w:ascii="Times New Roman" w:hAnsi="Times New Roman" w:cs="Times New Roman"/>
+          <w:sz w:val="26"/>
+          <w:szCs w:val="26"/>
+        </w:rPr>
+        <w:t>.</w:t>
+      </w:r>
+    </w:p>
+    <w:p>
+      <w:pPr>
+        <w:spacing w:line="360" w:lineRule="auto"/>
+        <w:rPr>
+          <w:rFonts w:ascii="Times New Roman" w:hAnsi="Times New Roman" w:cs="Times New Roman"/>
+          <w:sz w:val="26"/>
+          <w:szCs w:val="26"/>
+        </w:rPr>
+      </w:pPr>
+      <w:r>
+        <w:rPr>
+          <w:rFonts w:ascii="Times New Roman" w:hAnsi="Times New Roman" w:cs="Times New Roman"/>
+          <w:sz w:val="26"/>
+          <w:szCs w:val="26"/>
+        </w:rPr>
+        <w:t xml:space="preserve">În primul rând, </w:t>
+      </w:r>
+      <w:r>
+        <w:rPr>
+          <w:rFonts w:ascii="Times New Roman" w:hAnsi="Times New Roman" w:cs="Times New Roman"/>
+          <w:b/>
+          <w:bCs/>
+          <w:sz w:val="26"/>
+          <w:szCs w:val="26"/>
+        </w:rPr>
+        <w:t>Sucursala</w:t>
+      </w:r>
+      <w:r>
+        <w:rPr>
+          <w:rFonts w:ascii="Times New Roman" w:hAnsi="Times New Roman" w:cs="Times New Roman"/>
+          <w:b/>
+          <w:bCs/>
+          <w:sz w:val="26"/>
+          <w:szCs w:val="26"/>
+        </w:rPr>
+        <w:t xml:space="preserve"> </w:t>
+      </w:r>
+      <w:r>
+        <w:rPr>
+          <w:rFonts w:ascii="Times New Roman" w:hAnsi="Times New Roman" w:cs="Times New Roman"/>
+          <w:sz w:val="26"/>
+          <w:szCs w:val="26"/>
+        </w:rPr>
+        <w:t>reprezintă o unitate filiala, unde se desfășoară activitatea unei case de schimb valutar. Aceasta va trebui să conțină atributele</w:t>
+      </w:r>
+      <w:r>
+        <w:rPr>
+          <w:rFonts w:ascii="Times New Roman" w:hAnsi="Times New Roman" w:cs="Times New Roman"/>
+          <w:sz w:val="26"/>
+          <w:szCs w:val="26"/>
+        </w:rPr>
+        <w:t>:</w:t>
+      </w:r>
+      <w:r>
+        <w:rPr>
+          <w:rFonts w:ascii="Times New Roman" w:hAnsi="Times New Roman" w:cs="Times New Roman"/>
+          <w:sz w:val="26"/>
+          <w:szCs w:val="26"/>
+        </w:rPr>
+        <w:t xml:space="preserve"> I</w:t>
+      </w:r>
+      <w:r>
+        <w:rPr>
+          <w:rFonts w:ascii="Times New Roman" w:hAnsi="Times New Roman" w:cs="Times New Roman"/>
+          <w:sz w:val="26"/>
+          <w:szCs w:val="26"/>
+        </w:rPr>
+        <w:t>d</w:t>
+      </w:r>
+      <w:r>
+        <w:rPr>
+          <w:rFonts w:ascii="Times New Roman" w:hAnsi="Times New Roman" w:cs="Times New Roman"/>
+          <w:sz w:val="26"/>
+          <w:szCs w:val="26"/>
+        </w:rPr>
+        <w:t>_Sucursala, Nume_Sucursala, Adresa, Oras, Telefon.</w:t>
+      </w:r>
+    </w:p>
+    <w:p>
+      <w:pPr>
+        <w:spacing w:line="360" w:lineRule="auto"/>
+        <w:rPr>
+          <w:rFonts w:ascii="Times New Roman" w:hAnsi="Times New Roman" w:cs="Times New Roman"/>
+          <w:sz w:val="26"/>
+          <w:szCs w:val="26"/>
+        </w:rPr>
+      </w:pPr>
+      <w:r>
+        <w:rPr>
+          <w:rFonts w:ascii="Times New Roman" w:hAnsi="Times New Roman" w:cs="Times New Roman"/>
+          <w:sz w:val="26"/>
+          <w:szCs w:val="26"/>
+        </w:rPr>
+        <w:t xml:space="preserve">Din moment ce am decis sa folosesc sucursale în urma unor studii pe acest domeniu, este nevoie și de entitatea </w:t>
+      </w:r>
+      <w:r>
+        <w:rPr>
+          <w:rFonts w:ascii="Times New Roman" w:hAnsi="Times New Roman" w:cs="Times New Roman"/>
+          <w:b/>
+          <w:bCs/>
+          <w:sz w:val="26"/>
+          <w:szCs w:val="26"/>
+        </w:rPr>
+        <w:t>Ghișeu</w:t>
+      </w:r>
+      <w:r>
+        <w:rPr>
+          <w:rFonts w:ascii="Times New Roman" w:hAnsi="Times New Roman" w:cs="Times New Roman"/>
+          <w:sz w:val="26"/>
+          <w:szCs w:val="26"/>
+        </w:rPr>
+        <w:t xml:space="preserve"> care reprezintă punctul de lucru în cadrul unei sucursale. Deoarece o sucursală poate avea mai multe gh</w:t>
+      </w:r>
+      <w:r>
+        <w:rPr>
+          <w:rFonts w:ascii="Times New Roman" w:hAnsi="Times New Roman" w:cs="Times New Roman"/>
+          <w:sz w:val="26"/>
+          <w:szCs w:val="26"/>
+        </w:rPr>
+        <w:t>i</w:t>
+      </w:r>
+      <w:r>
+        <w:rPr>
+          <w:rFonts w:ascii="Times New Roman" w:hAnsi="Times New Roman" w:cs="Times New Roman"/>
+          <w:sz w:val="26"/>
+          <w:szCs w:val="26"/>
+        </w:rPr>
+        <w:t>șee, iar un ghișeu aparține unei singure sucursale. Aceasta entitate va avea atributele</w:t>
+      </w:r>
+      <w:r>
+        <w:rPr>
+          <w:rFonts w:ascii="Times New Roman" w:hAnsi="Times New Roman" w:cs="Times New Roman"/>
+          <w:sz w:val="26"/>
+          <w:szCs w:val="26"/>
+        </w:rPr>
+        <w:t xml:space="preserve">: </w:t>
+      </w:r>
+      <w:r>
+        <w:rPr>
+          <w:rFonts w:ascii="Times New Roman" w:hAnsi="Times New Roman" w:cs="Times New Roman"/>
+          <w:sz w:val="26"/>
+          <w:szCs w:val="26"/>
+        </w:rPr>
+        <w:t>I</w:t>
+      </w:r>
+      <w:r>
+        <w:rPr>
+          <w:rFonts w:ascii="Times New Roman" w:hAnsi="Times New Roman" w:cs="Times New Roman"/>
+          <w:sz w:val="26"/>
+          <w:szCs w:val="26"/>
+        </w:rPr>
+        <w:t>d</w:t>
+      </w:r>
+      <w:r>
+        <w:rPr>
+          <w:rFonts w:ascii="Times New Roman" w:hAnsi="Times New Roman" w:cs="Times New Roman"/>
+          <w:sz w:val="26"/>
+          <w:szCs w:val="26"/>
+        </w:rPr>
+        <w:t>_Ghiseu, Numar_Ghiseu, Stare_Ghiseu,</w:t>
+      </w:r>
+      <w:r>
+        <w:rPr>
+          <w:rFonts w:ascii="Times New Roman" w:hAnsi="Times New Roman" w:cs="Times New Roman"/>
+          <w:sz w:val="26"/>
+          <w:szCs w:val="26"/>
+        </w:rPr>
+        <w:t xml:space="preserve"> I</w:t>
+      </w:r>
+      <w:r>
+        <w:rPr>
+          <w:rFonts w:ascii="Times New Roman" w:hAnsi="Times New Roman" w:cs="Times New Roman"/>
+          <w:sz w:val="26"/>
+          <w:szCs w:val="26"/>
+        </w:rPr>
+        <w:t>d</w:t>
+      </w:r>
+      <w:r>
+        <w:rPr>
+          <w:rFonts w:ascii="Times New Roman" w:hAnsi="Times New Roman" w:cs="Times New Roman"/>
+          <w:sz w:val="26"/>
+          <w:szCs w:val="26"/>
+        </w:rPr>
+        <w:t>_Sucursala.</w:t>
+      </w:r>
+    </w:p>
+    <w:p>
+      <w:pPr>
+        <w:spacing w:line="360" w:lineRule="auto"/>
+        <w:rPr>
+          <w:rFonts w:ascii="Times New Roman" w:hAnsi="Times New Roman" w:cs="Times New Roman"/>
+          <w:sz w:val="26"/>
+          <w:szCs w:val="26"/>
+        </w:rPr>
+      </w:pPr>
+      <w:r>
+        <w:rPr>
+          <w:rFonts w:ascii="Times New Roman" w:hAnsi="Times New Roman" w:cs="Times New Roman"/>
+          <w:sz w:val="26"/>
+          <w:szCs w:val="26"/>
+        </w:rPr>
+        <w:t xml:space="preserve">Este nevoie de entitatea </w:t>
+      </w:r>
+      <w:r>
+        <w:rPr>
+          <w:rFonts w:ascii="Times New Roman" w:hAnsi="Times New Roman" w:cs="Times New Roman"/>
+          <w:b/>
+          <w:bCs/>
+          <w:sz w:val="26"/>
+          <w:szCs w:val="26"/>
+        </w:rPr>
+        <w:t>Angajat</w:t>
+      </w:r>
+      <w:r>
+        <w:rPr>
+          <w:rFonts w:ascii="Times New Roman" w:hAnsi="Times New Roman" w:cs="Times New Roman"/>
+          <w:sz w:val="26"/>
+          <w:szCs w:val="26"/>
+        </w:rPr>
+        <w:t>, care poate avea diferite roluri, de la muncitor la ghișeu, pana la administrator. Aici sunt păstrate datele de identificare și profesionale ale persoanelor care lucrează în cadrul companiei. Prin urmare, va avea atributele principale</w:t>
+      </w:r>
+      <w:r>
+        <w:rPr>
+          <w:rFonts w:ascii="Times New Roman" w:hAnsi="Times New Roman" w:cs="Times New Roman"/>
+          <w:sz w:val="26"/>
+          <w:szCs w:val="26"/>
+        </w:rPr>
+        <w:t>:</w:t>
+      </w:r>
+      <w:r>
+        <w:rPr>
+          <w:rFonts w:ascii="Times New Roman" w:hAnsi="Times New Roman" w:cs="Times New Roman"/>
+          <w:sz w:val="26"/>
+          <w:szCs w:val="26"/>
+        </w:rPr>
+        <w:t xml:space="preserve"> I</w:t>
+      </w:r>
+      <w:r>
+        <w:rPr>
+          <w:rFonts w:ascii="Times New Roman" w:hAnsi="Times New Roman" w:cs="Times New Roman"/>
+          <w:sz w:val="26"/>
+          <w:szCs w:val="26"/>
+        </w:rPr>
+        <w:t>d</w:t>
+      </w:r>
+      <w:r>
+        <w:rPr>
+          <w:rFonts w:ascii="Times New Roman" w:hAnsi="Times New Roman" w:cs="Times New Roman"/>
+          <w:sz w:val="26"/>
+          <w:szCs w:val="26"/>
+        </w:rPr>
+        <w:t>_Angajat, Nume, Prenume, CNP</w:t>
+      </w:r>
+      <w:r>
+        <w:rPr>
+          <w:rFonts w:ascii="Times New Roman" w:hAnsi="Times New Roman" w:cs="Times New Roman"/>
+          <w:sz w:val="26"/>
+          <w:szCs w:val="26"/>
+        </w:rPr>
+        <w:t>_Angajat</w:t>
+      </w:r>
+      <w:r>
+        <w:rPr>
+          <w:rFonts w:ascii="Times New Roman" w:hAnsi="Times New Roman" w:cs="Times New Roman"/>
+          <w:sz w:val="26"/>
+          <w:szCs w:val="26"/>
+        </w:rPr>
+        <w:t>, Functie, Data_Angajarii, I</w:t>
+      </w:r>
+      <w:r>
+        <w:rPr>
+          <w:rFonts w:ascii="Times New Roman" w:hAnsi="Times New Roman" w:cs="Times New Roman"/>
+          <w:sz w:val="26"/>
+          <w:szCs w:val="26"/>
+        </w:rPr>
+        <w:t>d</w:t>
+      </w:r>
+      <w:r>
+        <w:rPr>
+          <w:rFonts w:ascii="Times New Roman" w:hAnsi="Times New Roman" w:cs="Times New Roman"/>
+          <w:sz w:val="26"/>
+          <w:szCs w:val="26"/>
+        </w:rPr>
+        <w:t>_Ghiseu.</w:t>
+      </w:r>
+    </w:p>
+    <w:p>
+      <w:pPr>
+        <w:spacing w:line="360" w:lineRule="auto"/>
+        <w:rPr>
+          <w:rFonts w:ascii="Times New Roman" w:hAnsi="Times New Roman" w:cs="Times New Roman"/>
+          <w:sz w:val="26"/>
+          <w:szCs w:val="26"/>
+        </w:rPr>
+      </w:pPr>
+      <w:r>
+        <w:rPr>
+          <w:rFonts w:ascii="Times New Roman" w:hAnsi="Times New Roman" w:cs="Times New Roman"/>
+          <w:sz w:val="26"/>
+          <w:szCs w:val="26"/>
+        </w:rPr>
+        <w:t xml:space="preserve">Deoarece este o aplicație a unei case de schimb valutar este nevoie de un catalog de monede care sunt acceptate în această așa zisă companie. Entitatea </w:t>
+      </w:r>
+      <w:r>
+        <w:rPr>
+          <w:rFonts w:ascii="Times New Roman" w:hAnsi="Times New Roman" w:cs="Times New Roman"/>
+          <w:b/>
+          <w:bCs/>
+          <w:sz w:val="26"/>
+          <w:szCs w:val="26"/>
+        </w:rPr>
+        <w:t>Valută</w:t>
+      </w:r>
+      <w:r>
+        <w:rPr>
+          <w:rFonts w:ascii="Times New Roman" w:hAnsi="Times New Roman" w:cs="Times New Roman"/>
+          <w:sz w:val="26"/>
+          <w:szCs w:val="26"/>
+        </w:rPr>
+        <w:t>, va deține următoarele atribute</w:t>
+      </w:r>
+      <w:r>
+        <w:rPr>
+          <w:rFonts w:ascii="Times New Roman" w:hAnsi="Times New Roman" w:cs="Times New Roman"/>
+          <w:sz w:val="26"/>
+          <w:szCs w:val="26"/>
+        </w:rPr>
+        <w:t>:</w:t>
+      </w:r>
+      <w:r>
+        <w:rPr>
+          <w:rFonts w:ascii="Times New Roman" w:hAnsi="Times New Roman" w:cs="Times New Roman"/>
+          <w:sz w:val="26"/>
+          <w:szCs w:val="26"/>
+        </w:rPr>
+        <w:t xml:space="preserve"> I</w:t>
+      </w:r>
+      <w:r>
+        <w:rPr>
+          <w:rFonts w:ascii="Times New Roman" w:hAnsi="Times New Roman" w:cs="Times New Roman"/>
+          <w:sz w:val="26"/>
+          <w:szCs w:val="26"/>
+        </w:rPr>
+        <w:t>d</w:t>
+      </w:r>
+      <w:r>
+        <w:rPr>
+          <w:rFonts w:ascii="Times New Roman" w:hAnsi="Times New Roman" w:cs="Times New Roman"/>
+          <w:sz w:val="26"/>
+          <w:szCs w:val="26"/>
+        </w:rPr>
+        <w:t xml:space="preserve">_Valuta, Simbol, </w:t>
+      </w:r>
+      <w:r>
+        <w:rPr>
+          <w:rFonts w:ascii="Times New Roman" w:hAnsi="Times New Roman" w:cs="Times New Roman"/>
+          <w:sz w:val="26"/>
+          <w:szCs w:val="26"/>
+        </w:rPr>
+        <w:t>Denumire_Valuta, Tara_Origine.</w:t>
+      </w:r>
+    </w:p>
+    <w:p>
+      <w:pPr>
+        <w:spacing w:line="360" w:lineRule="auto"/>
+        <w:rPr>
+          <w:rFonts w:ascii="Times New Roman" w:hAnsi="Times New Roman" w:cs="Times New Roman"/>
+          <w:sz w:val="26"/>
+          <w:szCs w:val="26"/>
+        </w:rPr>
+      </w:pPr>
+      <w:r>
+        <w:rPr>
+          <w:rFonts w:ascii="Times New Roman" w:hAnsi="Times New Roman" w:cs="Times New Roman"/>
+          <w:b/>
+          <w:bCs/>
+          <w:sz w:val="26"/>
+          <w:szCs w:val="26"/>
+        </w:rPr>
+        <w:t xml:space="preserve">Curs_Valutar </w:t>
+      </w:r>
+      <w:r>
+        <w:rPr>
+          <w:rFonts w:ascii="Times New Roman" w:hAnsi="Times New Roman" w:cs="Times New Roman"/>
+          <w:sz w:val="26"/>
+          <w:szCs w:val="26"/>
+        </w:rPr>
+        <w:t>este entitatea care înregistrează prețul de vânzare si cumpărare pentru fiecare valută la o anumită oră. Tocmai pentru a permite păstrarea unui istoric complet al fluctuațiilor prețurilor. Atributele folosite vor fi</w:t>
+      </w:r>
+      <w:r>
+        <w:rPr>
+          <w:rFonts w:ascii="Times New Roman" w:hAnsi="Times New Roman" w:cs="Times New Roman"/>
+          <w:sz w:val="26"/>
+          <w:szCs w:val="26"/>
+        </w:rPr>
+        <w:t>:</w:t>
+      </w:r>
+      <w:r>
+        <w:rPr>
+          <w:rFonts w:ascii="Times New Roman" w:hAnsi="Times New Roman" w:cs="Times New Roman"/>
+          <w:sz w:val="26"/>
+          <w:szCs w:val="26"/>
+        </w:rPr>
+        <w:t xml:space="preserve"> I</w:t>
+      </w:r>
+      <w:r>
+        <w:rPr>
+          <w:rFonts w:ascii="Times New Roman" w:hAnsi="Times New Roman" w:cs="Times New Roman"/>
+          <w:sz w:val="26"/>
+          <w:szCs w:val="26"/>
+        </w:rPr>
+        <w:t>d</w:t>
+      </w:r>
+      <w:r>
+        <w:rPr>
+          <w:rFonts w:ascii="Times New Roman" w:hAnsi="Times New Roman" w:cs="Times New Roman"/>
+          <w:sz w:val="26"/>
+          <w:szCs w:val="26"/>
+        </w:rPr>
+        <w:t>_Curs, Curs_Cumparare, Curs_Vanzare, Data_Ora, I</w:t>
+      </w:r>
+      <w:r>
+        <w:rPr>
+          <w:rFonts w:ascii="Times New Roman" w:hAnsi="Times New Roman" w:cs="Times New Roman"/>
+          <w:sz w:val="26"/>
+          <w:szCs w:val="26"/>
+        </w:rPr>
+        <w:t>d</w:t>
+      </w:r>
+      <w:r>
+        <w:rPr>
+          <w:rFonts w:ascii="Times New Roman" w:hAnsi="Times New Roman" w:cs="Times New Roman"/>
+          <w:sz w:val="26"/>
+          <w:szCs w:val="26"/>
+        </w:rPr>
+        <w:t>_Valuta, I</w:t>
+      </w:r>
+      <w:r>
+        <w:rPr>
+          <w:rFonts w:ascii="Times New Roman" w:hAnsi="Times New Roman" w:cs="Times New Roman"/>
+          <w:sz w:val="26"/>
+          <w:szCs w:val="26"/>
+        </w:rPr>
+        <w:t>d</w:t>
+      </w:r>
+      <w:r>
+        <w:rPr>
+          <w:rFonts w:ascii="Times New Roman" w:hAnsi="Times New Roman" w:cs="Times New Roman"/>
+          <w:sz w:val="26"/>
+          <w:szCs w:val="26"/>
+        </w:rPr>
+        <w:t>_Angajat.</w:t>
+      </w:r>
+    </w:p>
+    <w:p>
+      <w:pPr>
+        <w:spacing w:line="360" w:lineRule="auto"/>
+        <w:rPr>
+          <w:rFonts w:ascii="Times New Roman" w:hAnsi="Times New Roman" w:cs="Times New Roman"/>
+          <w:sz w:val="26"/>
+          <w:szCs w:val="26"/>
+        </w:rPr>
+      </w:pPr>
+      <w:r>
+        <w:rPr>
+          <w:rFonts w:ascii="Times New Roman" w:hAnsi="Times New Roman" w:cs="Times New Roman"/>
+          <w:sz w:val="26"/>
+          <w:szCs w:val="26"/>
+        </w:rPr>
+        <w:t>În entitatea</w:t>
+      </w:r>
+      <w:r>
+        <w:rPr>
+          <w:rFonts w:ascii="Times New Roman" w:hAnsi="Times New Roman" w:cs="Times New Roman"/>
+          <w:b/>
+          <w:bCs/>
+          <w:sz w:val="26"/>
+          <w:szCs w:val="26"/>
+        </w:rPr>
+        <w:t xml:space="preserve"> Client</w:t>
+      </w:r>
+      <w:r>
+        <w:rPr>
+          <w:rFonts w:ascii="Times New Roman" w:hAnsi="Times New Roman" w:cs="Times New Roman"/>
+          <w:sz w:val="26"/>
+          <w:szCs w:val="26"/>
+        </w:rPr>
+        <w:t>,</w:t>
+      </w:r>
+      <w:r>
+        <w:rPr>
+          <w:rFonts w:ascii="Times New Roman" w:hAnsi="Times New Roman" w:cs="Times New Roman"/>
+          <w:b/>
+          <w:bCs/>
+          <w:sz w:val="26"/>
+          <w:szCs w:val="26"/>
+        </w:rPr>
+        <w:t xml:space="preserve"> </w:t>
+      </w:r>
+      <w:r>
+        <w:rPr>
+          <w:rFonts w:ascii="Times New Roman" w:hAnsi="Times New Roman" w:cs="Times New Roman"/>
+          <w:sz w:val="26"/>
+          <w:szCs w:val="26"/>
+        </w:rPr>
+        <w:t xml:space="preserve">se vor reține datele de identificare ale persoanelor care efectuează operațiuni de schimb valutar. Se va ține cont și dacă un schimb valutar a fost sau nu </w:t>
+      </w:r>
+      <w:r>
+        <w:rPr>
+          <w:rFonts w:ascii="Times New Roman" w:hAnsi="Times New Roman" w:cs="Times New Roman"/>
+          <w:sz w:val="26"/>
+          <w:szCs w:val="26"/>
+        </w:rPr>
         <w:lastRenderedPageBreak/>
-        <w:t>2.OBIECTIVELE PROIECTULUI</w:t>
-      </w:r>
-      <w:r>
-        <w:rPr>
-          <w:rFonts w:ascii="Times New Roman" w:hAnsi="Times New Roman" w:cs="Times New Roman"/>
-          <w:b/>
-          <w:bCs/>
+        <w:t>realizat de un turist prin următoarele atribute</w:t>
+      </w:r>
+      <w:r>
+        <w:rPr>
+          <w:rFonts w:ascii="Times New Roman" w:hAnsi="Times New Roman" w:cs="Times New Roman"/>
           <w:sz w:val="26"/>
           <w:szCs w:val="26"/>
         </w:rPr>
         <w:t>:</w:t>
       </w:r>
-    </w:p>
-    <w:p>
-      <w:pPr>
-        <w:spacing w:line="360" w:lineRule="auto"/>
-        <w:rPr>
-          <w:rFonts w:ascii="Times New Roman" w:hAnsi="Times New Roman" w:cs="Times New Roman"/>
-          <w:sz w:val="26"/>
-          <w:szCs w:val="26"/>
-        </w:rPr>
-      </w:pPr>
-      <w:r>
-        <w:rPr>
-          <w:rFonts w:ascii="Times New Roman" w:hAnsi="Times New Roman" w:cs="Times New Roman"/>
-          <w:sz w:val="26"/>
-          <w:szCs w:val="26"/>
-        </w:rPr>
-        <w:t xml:space="preserve">Baza de date </w:t>
-      </w:r>
-      <w:r>
-        <w:rPr>
-          <w:rFonts w:ascii="Times New Roman" w:hAnsi="Times New Roman" w:cs="Times New Roman"/>
-          <w:sz w:val="26"/>
-          <w:szCs w:val="26"/>
-        </w:rPr>
-        <w:t>va fi</w:t>
-      </w:r>
-      <w:r>
-        <w:rPr>
-          <w:rFonts w:ascii="Times New Roman" w:hAnsi="Times New Roman" w:cs="Times New Roman"/>
-          <w:sz w:val="26"/>
-          <w:szCs w:val="26"/>
-        </w:rPr>
-        <w:t xml:space="preserve"> proiectată să asigure: gestiunea cursurilor de schimb, evidența tranzacțiilor financiare, administrarea datelor despre clienți și angajați, precum și monitorizarea fluxurilor monetare din casierie.</w:t>
-      </w:r>
-      <w:r>
-        <w:rPr>
-          <w:rFonts w:ascii="Times New Roman" w:hAnsi="Times New Roman" w:cs="Times New Roman"/>
-          <w:sz w:val="26"/>
-          <w:szCs w:val="26"/>
-        </w:rPr>
-        <w:t xml:space="preserve"> În plus, sistemul</w:t>
-      </w:r>
-      <w:r>
-        <w:rPr>
-          <w:rFonts w:ascii="Times New Roman" w:hAnsi="Times New Roman" w:cs="Times New Roman"/>
-          <w:sz w:val="26"/>
-          <w:szCs w:val="26"/>
-        </w:rPr>
-        <w:t xml:space="preserve"> va</w:t>
-      </w:r>
-      <w:r>
-        <w:rPr>
-          <w:rFonts w:ascii="Times New Roman" w:hAnsi="Times New Roman" w:cs="Times New Roman"/>
-          <w:sz w:val="26"/>
-          <w:szCs w:val="26"/>
-        </w:rPr>
-        <w:t xml:space="preserve"> permite gestionarea ghișeelor, înregistrând alimentările sau retragerile. Pentru fiecare operațiune se salvează datele de identificare ale clienților și se generează chitanțele fiscale. Totodată, aplicația </w:t>
-      </w:r>
-      <w:r>
-        <w:rPr>
-          <w:rFonts w:ascii="Times New Roman" w:hAnsi="Times New Roman" w:cs="Times New Roman"/>
-          <w:sz w:val="26"/>
-          <w:szCs w:val="26"/>
-        </w:rPr>
-        <w:t xml:space="preserve">va </w:t>
-      </w:r>
-      <w:r>
-        <w:rPr>
-          <w:rFonts w:ascii="Times New Roman" w:hAnsi="Times New Roman" w:cs="Times New Roman"/>
-          <w:sz w:val="26"/>
-          <w:szCs w:val="26"/>
-        </w:rPr>
-        <w:t>menține istoricul fluctu</w:t>
-      </w:r>
-      <w:r>
-        <w:rPr>
-          <w:rFonts w:ascii="Times New Roman" w:hAnsi="Times New Roman" w:cs="Times New Roman"/>
-          <w:sz w:val="26"/>
-          <w:szCs w:val="26"/>
-        </w:rPr>
-        <w:t>a</w:t>
-      </w:r>
-      <w:r>
-        <w:rPr>
-          <w:rFonts w:ascii="Times New Roman" w:hAnsi="Times New Roman" w:cs="Times New Roman"/>
-          <w:sz w:val="26"/>
-          <w:szCs w:val="26"/>
-        </w:rPr>
-        <w:t>țiilor de curs și generează rapoarte zilnice, evidențiind volumul total tranzacționat și profitul obținut din diferențele de curs valutar.</w:t>
-      </w:r>
-    </w:p>
-    <w:p>
-      <w:pPr>
-        <w:spacing w:line="360" w:lineRule="auto"/>
-        <w:rPr>
-          <w:rFonts w:ascii="Times New Roman" w:hAnsi="Times New Roman" w:cs="Times New Roman"/>
-          <w:sz w:val="26"/>
-          <w:szCs w:val="26"/>
-        </w:rPr>
-      </w:pPr>
-      <w:r>
-        <w:rPr>
-          <w:rFonts w:ascii="Times New Roman" w:hAnsi="Times New Roman" w:cs="Times New Roman"/>
-          <w:sz w:val="26"/>
-          <w:szCs w:val="26"/>
-        </w:rPr>
-        <w:t>Sistemul</w:t>
-      </w:r>
-      <w:r>
-        <w:rPr>
-          <w:rFonts w:ascii="Times New Roman" w:hAnsi="Times New Roman" w:cs="Times New Roman"/>
-          <w:sz w:val="26"/>
-          <w:szCs w:val="26"/>
-        </w:rPr>
-        <w:t xml:space="preserve"> va</w:t>
-      </w:r>
-      <w:r>
-        <w:rPr>
-          <w:rFonts w:ascii="Times New Roman" w:hAnsi="Times New Roman" w:cs="Times New Roman"/>
-          <w:sz w:val="26"/>
-          <w:szCs w:val="26"/>
-        </w:rPr>
-        <w:t xml:space="preserve"> permite realizarea operațiilor fundamentale asupra datelor, de la adăugarea de clienți noi, înregistrarea tranzacțiilor la ghișeu și introducerea cursurilor valutare zilnice, până la consultarea rapidă a disponibilităților de numerar și vizualizarea istoricului schimburilor. De asemenea, aplicația</w:t>
-      </w:r>
-      <w:r>
-        <w:rPr>
-          <w:rFonts w:ascii="Times New Roman" w:hAnsi="Times New Roman" w:cs="Times New Roman"/>
-          <w:sz w:val="26"/>
-          <w:szCs w:val="26"/>
-        </w:rPr>
-        <w:t xml:space="preserve"> va</w:t>
-      </w:r>
-      <w:r>
-        <w:rPr>
-          <w:rFonts w:ascii="Times New Roman" w:hAnsi="Times New Roman" w:cs="Times New Roman"/>
-          <w:sz w:val="26"/>
-          <w:szCs w:val="26"/>
-        </w:rPr>
-        <w:t xml:space="preserve"> asigur</w:t>
-      </w:r>
-      <w:r>
-        <w:rPr>
-          <w:rFonts w:ascii="Times New Roman" w:hAnsi="Times New Roman" w:cs="Times New Roman"/>
-          <w:sz w:val="26"/>
-          <w:szCs w:val="26"/>
-        </w:rPr>
-        <w:t>a</w:t>
-      </w:r>
-      <w:r>
-        <w:rPr>
-          <w:rFonts w:ascii="Times New Roman" w:hAnsi="Times New Roman" w:cs="Times New Roman"/>
-          <w:sz w:val="26"/>
-          <w:szCs w:val="26"/>
-        </w:rPr>
-        <w:t xml:space="preserve"> modificarea sau actualizarea datelor despre angajați.</w:t>
-      </w:r>
-    </w:p>
-    <w:p>
-      <w:pPr>
-        <w:spacing w:line="360" w:lineRule="auto"/>
-        <w:rPr>
-          <w:rFonts w:ascii="Times New Roman" w:hAnsi="Times New Roman" w:cs="Times New Roman"/>
-          <w:sz w:val="26"/>
-          <w:szCs w:val="26"/>
-        </w:rPr>
-      </w:pPr>
-      <w:r>
-        <w:rPr>
-          <w:rFonts w:ascii="Times New Roman" w:hAnsi="Times New Roman" w:cs="Times New Roman"/>
-          <w:sz w:val="26"/>
-          <w:szCs w:val="26"/>
-        </w:rPr>
-        <w:t>Bineîn</w:t>
-      </w:r>
-      <w:r>
-        <w:rPr>
-          <w:rFonts w:ascii="Times New Roman" w:hAnsi="Times New Roman" w:cs="Times New Roman"/>
-          <w:sz w:val="26"/>
-          <w:szCs w:val="26"/>
-        </w:rPr>
-        <w:t>ț</w:t>
-      </w:r>
-      <w:r>
-        <w:rPr>
-          <w:rFonts w:ascii="Times New Roman" w:hAnsi="Times New Roman" w:cs="Times New Roman"/>
-          <w:sz w:val="26"/>
-          <w:szCs w:val="26"/>
-        </w:rPr>
-        <w:t>eles, accesul în cadrul aplicației</w:t>
-      </w:r>
-      <w:r>
-        <w:rPr>
-          <w:rFonts w:ascii="Times New Roman" w:hAnsi="Times New Roman" w:cs="Times New Roman"/>
-          <w:sz w:val="26"/>
-          <w:szCs w:val="26"/>
-        </w:rPr>
-        <w:t xml:space="preserve"> va fi</w:t>
-      </w:r>
-      <w:r>
-        <w:rPr>
-          <w:rFonts w:ascii="Times New Roman" w:hAnsi="Times New Roman" w:cs="Times New Roman"/>
-          <w:sz w:val="26"/>
-          <w:szCs w:val="26"/>
-        </w:rPr>
-        <w:t xml:space="preserve"> structurat pe niveluri de securitate. Spre exemplu, operatorul de ghișeu sau casierul </w:t>
-      </w:r>
-      <w:r>
-        <w:rPr>
-          <w:rFonts w:ascii="Times New Roman" w:hAnsi="Times New Roman" w:cs="Times New Roman"/>
-          <w:sz w:val="26"/>
-          <w:szCs w:val="26"/>
-        </w:rPr>
-        <w:t>va avea</w:t>
-      </w:r>
-      <w:r>
-        <w:rPr>
-          <w:rFonts w:ascii="Times New Roman" w:hAnsi="Times New Roman" w:cs="Times New Roman"/>
-          <w:sz w:val="26"/>
-          <w:szCs w:val="26"/>
-        </w:rPr>
-        <w:t xml:space="preserve"> drepturi limitate la introducerea tranzacțiilor curente, consultarea cursurilor din ziua respectivă, verificarea propriului sold de numerar și emiterea chitanțelor. Pe de altă parte, administratorul de sistem </w:t>
-      </w:r>
-      <w:r>
-        <w:rPr>
-          <w:rFonts w:ascii="Times New Roman" w:hAnsi="Times New Roman" w:cs="Times New Roman"/>
-          <w:sz w:val="26"/>
-          <w:szCs w:val="26"/>
-        </w:rPr>
-        <w:t xml:space="preserve">va </w:t>
-      </w:r>
-      <w:r>
-        <w:rPr>
-          <w:rFonts w:ascii="Times New Roman" w:hAnsi="Times New Roman" w:cs="Times New Roman"/>
-          <w:sz w:val="26"/>
-          <w:szCs w:val="26"/>
-        </w:rPr>
-        <w:t>beneficia de acces complet asupra bazei de date, având posibilitatea de a gestiona conturile angajaților, de a seta și modifica cursurile de schimb valutar și de a genera rapoarte financiare privind activitatea fiecărui ghișeu.</w:t>
-      </w:r>
-    </w:p>
-    <w:p>
-      <w:pPr>
-        <w:spacing w:line="360" w:lineRule="auto"/>
-        <w:rPr>
-          <w:rFonts w:ascii="Times New Roman" w:hAnsi="Times New Roman" w:cs="Times New Roman"/>
-          <w:sz w:val="26"/>
-          <w:szCs w:val="26"/>
-        </w:rPr>
-      </w:pPr>
-    </w:p>
-    <w:p>
-      <w:pPr>
-        <w:spacing w:line="360" w:lineRule="auto"/>
-        <w:rPr>
-          <w:rFonts w:ascii="Times New Roman" w:hAnsi="Times New Roman" w:cs="Times New Roman"/>
-          <w:sz w:val="26"/>
-          <w:szCs w:val="26"/>
-        </w:rPr>
-      </w:pPr>
-    </w:p>
-    <w:p>
-      <w:pPr>
-        <w:spacing w:line="360" w:lineRule="auto"/>
-        <w:rPr>
-          <w:rFonts w:ascii="Times New Roman" w:hAnsi="Times New Roman" w:cs="Times New Roman"/>
-          <w:sz w:val="26"/>
-          <w:szCs w:val="26"/>
-        </w:rPr>
-      </w:pPr>
-    </w:p>
-    <w:p>
-      <w:pPr>
-        <w:spacing w:line="360" w:lineRule="auto"/>
-        <w:rPr>
-          <w:rFonts w:ascii="Times New Roman" w:hAnsi="Times New Roman" w:cs="Times New Roman"/>
-          <w:sz w:val="26"/>
-          <w:szCs w:val="26"/>
-        </w:rPr>
-      </w:pPr>
-    </w:p>
-    <w:p>
-      <w:pPr>
-        <w:spacing w:line="360" w:lineRule="auto"/>
-        <w:rPr>
-          <w:rFonts w:ascii="Times New Roman" w:hAnsi="Times New Roman" w:cs="Times New Roman"/>
-          <w:sz w:val="26"/>
-          <w:szCs w:val="26"/>
-        </w:rPr>
-      </w:pPr>
-    </w:p>
-    <w:p>
-      <w:pPr>
-        <w:spacing w:line="360" w:lineRule="auto"/>
-        <w:rPr>
-          <w:rFonts w:ascii="Times New Roman" w:hAnsi="Times New Roman" w:cs="Times New Roman"/>
-          <w:sz w:val="26"/>
-          <w:szCs w:val="26"/>
-        </w:rPr>
-      </w:pPr>
-    </w:p>
-    <w:p>
-      <w:pPr>
-        <w:spacing w:line="360" w:lineRule="auto"/>
-        <w:rPr>
-          <w:rFonts w:ascii="Times New Roman" w:hAnsi="Times New Roman" w:cs="Times New Roman"/>
-          <w:b/>
-          <w:bCs/>
-          <w:sz w:val="26"/>
-          <w:szCs w:val="26"/>
-        </w:rPr>
-      </w:pPr>
-      <w:r>
-        <w:rPr>
-          <w:rFonts w:ascii="Times New Roman" w:hAnsi="Times New Roman" w:cs="Times New Roman"/>
+      <w:r>
+        <w:rPr>
+          <w:rFonts w:ascii="Times New Roman" w:hAnsi="Times New Roman" w:cs="Times New Roman"/>
+          <w:sz w:val="26"/>
+          <w:szCs w:val="26"/>
+        </w:rPr>
+        <w:t xml:space="preserve"> Id_Client, Nume, Prenume, CNP_Client, Serie_Buletin, Cetatenie.</w:t>
+      </w:r>
+    </w:p>
+    <w:p>
+      <w:pPr>
+        <w:spacing w:line="360" w:lineRule="auto"/>
+        <w:rPr>
+          <w:rFonts w:ascii="Times New Roman" w:hAnsi="Times New Roman" w:cs="Times New Roman"/>
+          <w:sz w:val="26"/>
+          <w:szCs w:val="26"/>
+        </w:rPr>
+      </w:pPr>
+      <w:r>
+        <w:rPr>
+          <w:rFonts w:ascii="Times New Roman" w:hAnsi="Times New Roman" w:cs="Times New Roman"/>
+          <w:sz w:val="26"/>
+          <w:szCs w:val="26"/>
+        </w:rPr>
+        <w:t xml:space="preserve">Entitatea </w:t>
+      </w:r>
+      <w:r>
+        <w:rPr>
+          <w:rFonts w:ascii="Times New Roman" w:hAnsi="Times New Roman" w:cs="Times New Roman"/>
+          <w:b/>
+          <w:bCs/>
+          <w:sz w:val="26"/>
+          <w:szCs w:val="26"/>
+        </w:rPr>
+        <w:t>Tranzacție</w:t>
+      </w:r>
+      <w:r>
+        <w:rPr>
+          <w:rFonts w:ascii="Times New Roman" w:hAnsi="Times New Roman" w:cs="Times New Roman"/>
+          <w:sz w:val="26"/>
+          <w:szCs w:val="26"/>
+        </w:rPr>
+        <w:t xml:space="preserve"> reprezintă antetul operațiunii efectuare la ghișeu. Așa se va sesiza momentul efectuării schimbului, tipul operațiunii, clientul și casierul implicat. Astfel atributele principale sunt</w:t>
+      </w:r>
+      <w:r>
+        <w:rPr>
+          <w:rFonts w:ascii="Times New Roman" w:hAnsi="Times New Roman" w:cs="Times New Roman"/>
+          <w:sz w:val="26"/>
+          <w:szCs w:val="26"/>
+        </w:rPr>
+        <w:t>:</w:t>
+      </w:r>
+      <w:r>
+        <w:rPr>
+          <w:rFonts w:ascii="Times New Roman" w:hAnsi="Times New Roman" w:cs="Times New Roman"/>
+          <w:sz w:val="26"/>
+          <w:szCs w:val="26"/>
+        </w:rPr>
+        <w:t xml:space="preserve"> Id_Tranzactie, Data_Ora, Tip_Operatie, Suma_Totala, Id_Client, Id_Angajat, Id_Ghiseu.</w:t>
+      </w:r>
+    </w:p>
+    <w:p>
+      <w:pPr>
+        <w:spacing w:line="360" w:lineRule="auto"/>
+        <w:rPr>
+          <w:rFonts w:ascii="Times New Roman" w:hAnsi="Times New Roman" w:cs="Times New Roman"/>
+          <w:sz w:val="26"/>
+          <w:szCs w:val="26"/>
+        </w:rPr>
+      </w:pPr>
+      <w:r>
+        <w:rPr>
+          <w:rFonts w:ascii="Times New Roman" w:hAnsi="Times New Roman" w:cs="Times New Roman"/>
+          <w:sz w:val="26"/>
+          <w:szCs w:val="26"/>
+        </w:rPr>
+        <w:t xml:space="preserve">Entitatea </w:t>
+      </w:r>
+      <w:r>
+        <w:rPr>
+          <w:rFonts w:ascii="Times New Roman" w:hAnsi="Times New Roman" w:cs="Times New Roman"/>
+          <w:b/>
+          <w:bCs/>
+          <w:sz w:val="26"/>
+          <w:szCs w:val="26"/>
+        </w:rPr>
+        <w:t>Detalii_Tranzacție</w:t>
+      </w:r>
+      <w:r>
+        <w:rPr>
+          <w:rFonts w:ascii="Times New Roman" w:hAnsi="Times New Roman" w:cs="Times New Roman"/>
+          <w:b/>
+          <w:bCs/>
+          <w:sz w:val="26"/>
+          <w:szCs w:val="26"/>
+        </w:rPr>
+        <w:t xml:space="preserve"> </w:t>
+      </w:r>
+      <w:r>
+        <w:rPr>
+          <w:rFonts w:ascii="Times New Roman" w:hAnsi="Times New Roman" w:cs="Times New Roman"/>
+          <w:sz w:val="26"/>
+          <w:szCs w:val="26"/>
+        </w:rPr>
+        <w:t>este o entitate de legătură care doar detaliază fiecare tranzacție în parte, precum un bon. Lucru care se observa prin atributele utilizate: Id_Detalii, Suma_Valuta, Curs_Aplicant, Valoare_Calculata, Id_Tranzactie, Id_Valuta.</w:t>
+      </w:r>
+    </w:p>
+    <w:p>
+      <w:pPr>
+        <w:spacing w:line="360" w:lineRule="auto"/>
+        <w:rPr>
+          <w:rFonts w:ascii="Times New Roman" w:hAnsi="Times New Roman" w:cs="Times New Roman"/>
+          <w:sz w:val="26"/>
+          <w:szCs w:val="26"/>
+          <w:lang w:val="en-US"/>
+        </w:rPr>
+      </w:pPr>
+      <w:r>
+        <w:rPr>
+          <w:rFonts w:ascii="Times New Roman" w:hAnsi="Times New Roman" w:cs="Times New Roman"/>
+          <w:sz w:val="26"/>
+          <w:szCs w:val="26"/>
+        </w:rPr>
+        <w:t xml:space="preserve">Este nevoie de entitatea </w:t>
+      </w:r>
+      <w:r>
+        <w:rPr>
+          <w:rFonts w:ascii="Times New Roman" w:hAnsi="Times New Roman" w:cs="Times New Roman"/>
+          <w:b/>
+          <w:bCs/>
+          <w:sz w:val="26"/>
+          <w:szCs w:val="26"/>
+        </w:rPr>
+        <w:t>Sold_Ghiseu</w:t>
+      </w:r>
+      <w:r>
+        <w:rPr>
+          <w:rFonts w:ascii="Times New Roman" w:hAnsi="Times New Roman" w:cs="Times New Roman"/>
+          <w:sz w:val="26"/>
+          <w:szCs w:val="26"/>
+        </w:rPr>
+        <w:t>, pentru a monitoriza stocul fizic de bancnote pe care îl deține fiecare ghișeu. Acest lucru este necesar pentru a evita situația în care un angajat, ar realiza schimburi valutare fără a deține banii pentru schimburi. Astfel fiind spuse, atributele principale sunt</w:t>
+      </w:r>
+      <w:r>
+        <w:rPr>
+          <w:rFonts w:ascii="Times New Roman" w:hAnsi="Times New Roman" w:cs="Times New Roman"/>
+          <w:sz w:val="26"/>
+          <w:szCs w:val="26"/>
+          <w:lang w:val="en-US"/>
+        </w:rPr>
+        <w:t>: Id_Sold, Suma_Disponibila, Data_Ultima_Actualizare, Id_Ghiseu, Id_Valuta.</w:t>
+      </w:r>
+    </w:p>
+    <w:p>
+      <w:pPr>
+        <w:spacing w:line="360" w:lineRule="auto"/>
+        <w:rPr>
+          <w:rFonts w:ascii="Times New Roman" w:hAnsi="Times New Roman" w:cs="Times New Roman"/>
+          <w:sz w:val="26"/>
+          <w:szCs w:val="26"/>
+          <w:lang w:val="en-US"/>
+        </w:rPr>
+      </w:pPr>
+      <w:r>
+        <w:rPr>
+          <w:rFonts w:ascii="Times New Roman" w:hAnsi="Times New Roman" w:cs="Times New Roman"/>
+          <w:sz w:val="26"/>
+          <w:szCs w:val="26"/>
+          <w:lang w:val="en-US"/>
+        </w:rPr>
+        <w:t xml:space="preserve">De asemenea, entitatea </w:t>
+      </w:r>
+      <w:r>
+        <w:rPr>
+          <w:rFonts w:ascii="Times New Roman" w:hAnsi="Times New Roman" w:cs="Times New Roman"/>
+          <w:b/>
+          <w:bCs/>
+          <w:sz w:val="26"/>
+          <w:szCs w:val="26"/>
+          <w:lang w:val="en-US"/>
+        </w:rPr>
+        <w:t>Alimentare_Seif</w:t>
+      </w:r>
+      <w:r>
+        <w:rPr>
+          <w:rFonts w:ascii="Times New Roman" w:hAnsi="Times New Roman" w:cs="Times New Roman"/>
+          <w:sz w:val="26"/>
+          <w:szCs w:val="26"/>
+          <w:lang w:val="en-US"/>
+        </w:rPr>
+        <w:t xml:space="preserve"> înregistrează transferurile de numerar effectuate între seiful central </w:t>
+      </w:r>
+      <w:r>
+        <w:rPr>
+          <w:rFonts w:ascii="Times New Roman" w:hAnsi="Times New Roman" w:cs="Times New Roman"/>
+          <w:sz w:val="26"/>
+          <w:szCs w:val="26"/>
+          <w:lang w:val="en-US"/>
+        </w:rPr>
+        <w:t>al sucursalei și  ghișeele operative. Atributele principale fiind: Id_Alimentare, Tip_Transfer, Suma_Transferata, Data_Ora, Id_Ghiseu, Id_Valuta, Id_Angajat.</w:t>
+      </w:r>
+    </w:p>
+    <w:p>
+      <w:pPr>
+        <w:spacing w:line="360" w:lineRule="auto"/>
+        <w:rPr>
+          <w:rFonts w:ascii="Times New Roman" w:hAnsi="Times New Roman" w:cs="Times New Roman"/>
+          <w:sz w:val="26"/>
+          <w:szCs w:val="26"/>
+          <w:lang w:val="en-US"/>
+        </w:rPr>
+      </w:pPr>
+    </w:p>
+    <w:p>
+      <w:pPr>
+        <w:spacing w:line="360" w:lineRule="auto"/>
+        <w:rPr>
+          <w:rFonts w:ascii="Times New Roman" w:hAnsi="Times New Roman" w:cs="Times New Roman"/>
+          <w:sz w:val="26"/>
+          <w:szCs w:val="26"/>
+          <w:lang w:val="en-US"/>
+        </w:rPr>
+      </w:pPr>
+    </w:p>
+    <w:p>
+      <w:pPr>
+        <w:spacing w:line="360" w:lineRule="auto"/>
+        <w:rPr>
+          <w:rFonts w:ascii="Times New Roman" w:hAnsi="Times New Roman" w:cs="Times New Roman"/>
+          <w:sz w:val="26"/>
+          <w:szCs w:val="26"/>
+          <w:lang w:val="en-US"/>
+        </w:rPr>
+      </w:pPr>
+    </w:p>
+    <w:p>
+      <w:pPr>
+        <w:spacing w:line="360" w:lineRule="auto"/>
+        <w:rPr>
+          <w:rFonts w:ascii="Times New Roman" w:hAnsi="Times New Roman" w:cs="Times New Roman"/>
+          <w:sz w:val="26"/>
+          <w:szCs w:val="26"/>
+          <w:lang w:val="en-US"/>
+        </w:rPr>
+      </w:pPr>
+    </w:p>
+    <w:p>
+      <w:pPr>
+        <w:spacing w:line="360" w:lineRule="auto"/>
+        <w:rPr>
+          <w:rFonts w:ascii="Times New Roman" w:hAnsi="Times New Roman" w:cs="Times New Roman"/>
+          <w:sz w:val="26"/>
+          <w:szCs w:val="26"/>
+          <w:lang w:val="en-US"/>
+        </w:rPr>
+      </w:pPr>
+    </w:p>
+    <w:p>
+      <w:pPr>
+        <w:spacing w:line="360" w:lineRule="auto"/>
+        <w:rPr>
+          <w:rFonts w:ascii="Times New Roman" w:hAnsi="Times New Roman" w:cs="Times New Roman"/>
+          <w:sz w:val="26"/>
+          <w:szCs w:val="26"/>
+          <w:lang w:val="en-US"/>
+        </w:rPr>
+      </w:pPr>
+    </w:p>
+    <w:p>
+      <w:pPr>
+        <w:spacing w:line="360" w:lineRule="auto"/>
+        <w:rPr>
+          <w:rFonts w:ascii="Times New Roman" w:hAnsi="Times New Roman" w:cs="Times New Roman"/>
+          <w:sz w:val="26"/>
+          <w:szCs w:val="26"/>
+          <w:lang w:val="en-US"/>
+        </w:rPr>
+      </w:pPr>
+    </w:p>
+    <w:p>
+      <w:pPr>
+        <w:spacing w:line="360" w:lineRule="auto"/>
+        <w:rPr>
+          <w:rFonts w:ascii="Times New Roman" w:hAnsi="Times New Roman" w:cs="Times New Roman"/>
+          <w:sz w:val="26"/>
+          <w:szCs w:val="26"/>
+          <w:lang w:val="en-US"/>
+        </w:rPr>
+      </w:pPr>
+    </w:p>
+    <w:p>
+      <w:pPr>
+        <w:spacing w:line="360" w:lineRule="auto"/>
+        <w:rPr>
+          <w:rFonts w:ascii="Times New Roman" w:hAnsi="Times New Roman" w:cs="Times New Roman"/>
+          <w:b/>
+          <w:bCs/>
+          <w:sz w:val="26"/>
+          <w:szCs w:val="26"/>
+        </w:rPr>
+      </w:pPr>
+      <w:r>
+        <w:rPr>
+          <w:rFonts w:ascii="Times New Roman" w:hAnsi="Times New Roman" w:cs="Times New Roman"/>
+          <w:b/>
+          <w:bCs/>
           <w:sz w:val="26"/>
           <w:szCs w:val="26"/>
         </w:rPr>
         <w:lastRenderedPageBreak/>
-        <w:t>4.</w:t>
-      </w:r>
-      <w:r>
-        <w:rPr>
-          <w:rFonts w:ascii="Times New Roman" w:hAnsi="Times New Roman" w:cs="Times New Roman"/>
-          <w:b/>
-          <w:bCs/>
-          <w:sz w:val="26"/>
-          <w:szCs w:val="26"/>
-        </w:rPr>
-        <w:t>I</w:t>
-      </w:r>
-      <w:r>
-        <w:rPr>
-          <w:rFonts w:ascii="Times New Roman" w:hAnsi="Times New Roman" w:cs="Times New Roman"/>
-          <w:b/>
-          <w:bCs/>
-          <w:sz w:val="26"/>
-          <w:szCs w:val="26"/>
-        </w:rPr>
-        <w:t>DENTIFICAREA ENTITĂȚILOR</w:t>
-      </w:r>
-      <w:r>
-        <w:rPr>
-          <w:rFonts w:ascii="Times New Roman" w:hAnsi="Times New Roman" w:cs="Times New Roman"/>
-          <w:b/>
-          <w:bCs/>
-          <w:sz w:val="26"/>
-          <w:szCs w:val="26"/>
+        <w:t>4. Diagram</w:t>
+      </w:r>
+      <w:r>
+        <w:rPr>
+          <w:rFonts w:ascii="Times New Roman" w:hAnsi="Times New Roman" w:cs="Times New Roman"/>
+          <w:b/>
+          <w:bCs/>
+          <w:sz w:val="26"/>
+          <w:szCs w:val="26"/>
+        </w:rPr>
+        <w:t>ă</w:t>
+      </w:r>
+      <w:r>
+        <w:rPr>
+          <w:rFonts w:ascii="Times New Roman" w:hAnsi="Times New Roman" w:cs="Times New Roman"/>
+          <w:b/>
+          <w:bCs/>
+          <w:sz w:val="26"/>
+          <w:szCs w:val="26"/>
+        </w:rPr>
+        <w:t xml:space="preserve"> EA</w:t>
+      </w:r>
+    </w:p>
+    <w:p>
+      <w:pPr>
+        <w:spacing w:line="360" w:lineRule="auto"/>
+        <w:rPr>
+          <w:rFonts w:ascii="Times New Roman" w:hAnsi="Times New Roman" w:cs="Times New Roman"/>
+          <w:sz w:val="26"/>
+          <w:szCs w:val="26"/>
+          <w:lang w:val="en-US"/>
+        </w:rPr>
+      </w:pPr>
+      <w:r>
+        <w:rPr>
+          <w:rFonts w:ascii="Times New Roman" w:hAnsi="Times New Roman" w:cs="Times New Roman"/>
+          <w:sz w:val="26"/>
+          <w:szCs w:val="26"/>
+        </w:rPr>
+        <w:t>A fost proiectată o diagramă pentru a face înțelegerea și vizualizarea entităților mult mai ușoară</w:t>
+      </w:r>
+      <w:r>
+        <w:rPr>
+          <w:rFonts w:ascii="Times New Roman" w:hAnsi="Times New Roman" w:cs="Times New Roman"/>
+          <w:sz w:val="26"/>
+          <w:szCs w:val="26"/>
+          <w:lang w:val="en-US"/>
         </w:rPr>
         <w:t>:</w:t>
       </w:r>
-    </w:p>
-    <w:p>
-      <w:pPr>
-        <w:spacing w:line="360" w:lineRule="auto"/>
-        <w:rPr>
-          <w:rFonts w:ascii="Times New Roman" w:hAnsi="Times New Roman" w:cs="Times New Roman"/>
-          <w:sz w:val="26"/>
-          <w:szCs w:val="26"/>
-        </w:rPr>
-      </w:pPr>
-      <w:r>
-        <w:rPr>
-          <w:rFonts w:ascii="Times New Roman" w:hAnsi="Times New Roman" w:cs="Times New Roman"/>
-          <w:sz w:val="26"/>
-          <w:szCs w:val="26"/>
-        </w:rPr>
-        <w:t xml:space="preserve">Pentru acoperirea tuturor cerințelor </w:t>
-      </w:r>
-      <w:r>
-        <w:rPr>
-          <w:rFonts w:ascii="Times New Roman" w:hAnsi="Times New Roman" w:cs="Times New Roman"/>
-          <w:sz w:val="26"/>
-          <w:szCs w:val="26"/>
-        </w:rPr>
-        <w:t>au fost identificate 10 entități principale.</w:t>
-      </w:r>
-      <w:r>
-        <w:t xml:space="preserve"> </w:t>
-      </w:r>
-      <w:r>
-        <w:rPr>
-          <w:rFonts w:ascii="Times New Roman" w:hAnsi="Times New Roman" w:cs="Times New Roman"/>
-          <w:sz w:val="26"/>
-          <w:szCs w:val="26"/>
-        </w:rPr>
-        <w:t>Fiecare entitate</w:t>
-      </w:r>
-      <w:r>
-        <w:rPr>
-          <w:rFonts w:ascii="Times New Roman" w:hAnsi="Times New Roman" w:cs="Times New Roman"/>
-          <w:sz w:val="26"/>
-          <w:szCs w:val="26"/>
-        </w:rPr>
-        <w:t xml:space="preserve"> reprezentând</w:t>
-      </w:r>
-      <w:r>
-        <w:rPr>
-          <w:rFonts w:ascii="Times New Roman" w:hAnsi="Times New Roman" w:cs="Times New Roman"/>
-          <w:sz w:val="26"/>
-          <w:szCs w:val="26"/>
-        </w:rPr>
-        <w:t xml:space="preserve"> o componentă esențială din cadrul </w:t>
-      </w:r>
-      <w:r>
-        <w:rPr>
-          <w:rFonts w:ascii="Times New Roman" w:hAnsi="Times New Roman" w:cs="Times New Roman"/>
-          <w:sz w:val="26"/>
-          <w:szCs w:val="26"/>
-        </w:rPr>
-        <w:t>unei aplicații pentru o</w:t>
-      </w:r>
-      <w:r>
-        <w:rPr>
-          <w:rFonts w:ascii="Times New Roman" w:hAnsi="Times New Roman" w:cs="Times New Roman"/>
-          <w:sz w:val="26"/>
-          <w:szCs w:val="26"/>
-        </w:rPr>
-        <w:t xml:space="preserve"> cas</w:t>
-      </w:r>
-      <w:r>
-        <w:rPr>
-          <w:rFonts w:ascii="Times New Roman" w:hAnsi="Times New Roman" w:cs="Times New Roman"/>
-          <w:sz w:val="26"/>
-          <w:szCs w:val="26"/>
-        </w:rPr>
-        <w:t>a</w:t>
-      </w:r>
-      <w:r>
-        <w:rPr>
-          <w:rFonts w:ascii="Times New Roman" w:hAnsi="Times New Roman" w:cs="Times New Roman"/>
-          <w:sz w:val="26"/>
-          <w:szCs w:val="26"/>
-        </w:rPr>
-        <w:t xml:space="preserve"> de schimb valutar</w:t>
-      </w:r>
-      <w:r>
-        <w:rPr>
-          <w:rFonts w:ascii="Times New Roman" w:hAnsi="Times New Roman" w:cs="Times New Roman"/>
-          <w:sz w:val="26"/>
-          <w:szCs w:val="26"/>
-        </w:rPr>
-        <w:t>.</w:t>
-      </w:r>
-    </w:p>
-    <w:p>
-      <w:pPr>
-        <w:spacing w:line="360" w:lineRule="auto"/>
-        <w:rPr>
-          <w:rFonts w:ascii="Times New Roman" w:hAnsi="Times New Roman" w:cs="Times New Roman"/>
-          <w:sz w:val="26"/>
-          <w:szCs w:val="26"/>
-        </w:rPr>
-      </w:pPr>
-      <w:r>
-        <w:rPr>
-          <w:rFonts w:ascii="Times New Roman" w:hAnsi="Times New Roman" w:cs="Times New Roman"/>
-          <w:sz w:val="26"/>
-          <w:szCs w:val="26"/>
-        </w:rPr>
-        <w:t xml:space="preserve">În primul rând, </w:t>
-      </w:r>
-      <w:r>
-        <w:rPr>
-          <w:rFonts w:ascii="Times New Roman" w:hAnsi="Times New Roman" w:cs="Times New Roman"/>
-          <w:b/>
-          <w:bCs/>
-          <w:sz w:val="26"/>
-          <w:szCs w:val="26"/>
-        </w:rPr>
-        <w:t>Sucursala</w:t>
-      </w:r>
-      <w:r>
-        <w:rPr>
-          <w:rFonts w:ascii="Times New Roman" w:hAnsi="Times New Roman" w:cs="Times New Roman"/>
-          <w:b/>
-          <w:bCs/>
-          <w:sz w:val="26"/>
-          <w:szCs w:val="26"/>
-        </w:rPr>
-        <w:t xml:space="preserve"> </w:t>
-      </w:r>
-      <w:r>
-        <w:rPr>
-          <w:rFonts w:ascii="Times New Roman" w:hAnsi="Times New Roman" w:cs="Times New Roman"/>
-          <w:sz w:val="26"/>
-          <w:szCs w:val="26"/>
-        </w:rPr>
-        <w:t>reprezintă o unitate filiala, unde se desfășoară activitatea unei case de schimb valutar. Aceasta va trebui să conțină atributele</w:t>
-      </w:r>
-      <w:r>
-        <w:rPr>
-          <w:rFonts w:ascii="Times New Roman" w:hAnsi="Times New Roman" w:cs="Times New Roman"/>
-          <w:sz w:val="26"/>
-          <w:szCs w:val="26"/>
-        </w:rPr>
-        <w:t>:</w:t>
-      </w:r>
-      <w:r>
-        <w:rPr>
-          <w:rFonts w:ascii="Times New Roman" w:hAnsi="Times New Roman" w:cs="Times New Roman"/>
-          <w:sz w:val="26"/>
-          <w:szCs w:val="26"/>
-        </w:rPr>
-        <w:t xml:space="preserve"> I</w:t>
-      </w:r>
-      <w:r>
-        <w:rPr>
-          <w:rFonts w:ascii="Times New Roman" w:hAnsi="Times New Roman" w:cs="Times New Roman"/>
-          <w:sz w:val="26"/>
-          <w:szCs w:val="26"/>
-        </w:rPr>
-        <w:t>d</w:t>
-      </w:r>
-      <w:r>
-        <w:rPr>
-          <w:rFonts w:ascii="Times New Roman" w:hAnsi="Times New Roman" w:cs="Times New Roman"/>
-          <w:sz w:val="26"/>
-          <w:szCs w:val="26"/>
-        </w:rPr>
-        <w:t>_Sucursala, Nume_Sucursala, Adresa, Oras, Telefon.</w:t>
-      </w:r>
-    </w:p>
-    <w:p>
-      <w:pPr>
-        <w:spacing w:line="360" w:lineRule="auto"/>
-        <w:rPr>
-          <w:rFonts w:ascii="Times New Roman" w:hAnsi="Times New Roman" w:cs="Times New Roman"/>
-          <w:sz w:val="26"/>
-          <w:szCs w:val="26"/>
-        </w:rPr>
-      </w:pPr>
-      <w:r>
-        <w:rPr>
-          <w:rFonts w:ascii="Times New Roman" w:hAnsi="Times New Roman" w:cs="Times New Roman"/>
-          <w:sz w:val="26"/>
-          <w:szCs w:val="26"/>
-        </w:rPr>
-        <w:t xml:space="preserve">Din moment ce am decis sa folosesc sucursale în urma unor studii pe acest domeniu, este nevoie și de entitatea </w:t>
-      </w:r>
-      <w:r>
-        <w:rPr>
-          <w:rFonts w:ascii="Times New Roman" w:hAnsi="Times New Roman" w:cs="Times New Roman"/>
-          <w:b/>
-          <w:bCs/>
-          <w:sz w:val="26"/>
-          <w:szCs w:val="26"/>
-        </w:rPr>
-        <w:t>Ghișeu</w:t>
-      </w:r>
-      <w:r>
-        <w:rPr>
-          <w:rFonts w:ascii="Times New Roman" w:hAnsi="Times New Roman" w:cs="Times New Roman"/>
-          <w:sz w:val="26"/>
-          <w:szCs w:val="26"/>
-        </w:rPr>
-        <w:t xml:space="preserve"> care reprezintă punctul de lucru în cadrul unei sucursale. Deoarece o sucursală poate avea mai multe gh</w:t>
-      </w:r>
-      <w:r>
-        <w:rPr>
-          <w:rFonts w:ascii="Times New Roman" w:hAnsi="Times New Roman" w:cs="Times New Roman"/>
-          <w:sz w:val="26"/>
-          <w:szCs w:val="26"/>
-        </w:rPr>
-        <w:t>i</w:t>
-      </w:r>
-      <w:r>
-        <w:rPr>
-          <w:rFonts w:ascii="Times New Roman" w:hAnsi="Times New Roman" w:cs="Times New Roman"/>
-          <w:sz w:val="26"/>
-          <w:szCs w:val="26"/>
-        </w:rPr>
-        <w:t>șee, iar un ghișeu aparține unei singure sucursale. Aceasta entitate va avea atributele</w:t>
-      </w:r>
-      <w:r>
-        <w:rPr>
-          <w:rFonts w:ascii="Times New Roman" w:hAnsi="Times New Roman" w:cs="Times New Roman"/>
-          <w:sz w:val="26"/>
-          <w:szCs w:val="26"/>
-        </w:rPr>
-        <w:t xml:space="preserve">: </w:t>
-      </w:r>
-      <w:r>
-        <w:rPr>
-          <w:rFonts w:ascii="Times New Roman" w:hAnsi="Times New Roman" w:cs="Times New Roman"/>
-          <w:sz w:val="26"/>
-          <w:szCs w:val="26"/>
-        </w:rPr>
-        <w:t>I</w:t>
-      </w:r>
-      <w:r>
-        <w:rPr>
-          <w:rFonts w:ascii="Times New Roman" w:hAnsi="Times New Roman" w:cs="Times New Roman"/>
-          <w:sz w:val="26"/>
-          <w:szCs w:val="26"/>
-        </w:rPr>
-        <w:t>d</w:t>
-      </w:r>
-      <w:r>
-        <w:rPr>
-          <w:rFonts w:ascii="Times New Roman" w:hAnsi="Times New Roman" w:cs="Times New Roman"/>
-          <w:sz w:val="26"/>
-          <w:szCs w:val="26"/>
-        </w:rPr>
-        <w:t>_Ghiseu, Numar_Ghiseu, Stare_Ghiseu,</w:t>
-      </w:r>
-      <w:r>
-        <w:rPr>
-          <w:rFonts w:ascii="Times New Roman" w:hAnsi="Times New Roman" w:cs="Times New Roman"/>
-          <w:sz w:val="26"/>
-          <w:szCs w:val="26"/>
-        </w:rPr>
-        <w:t xml:space="preserve"> I</w:t>
-      </w:r>
-      <w:r>
-        <w:rPr>
-          <w:rFonts w:ascii="Times New Roman" w:hAnsi="Times New Roman" w:cs="Times New Roman"/>
-          <w:sz w:val="26"/>
-          <w:szCs w:val="26"/>
-        </w:rPr>
-        <w:t>d</w:t>
-      </w:r>
-      <w:r>
-        <w:rPr>
-          <w:rFonts w:ascii="Times New Roman" w:hAnsi="Times New Roman" w:cs="Times New Roman"/>
-          <w:sz w:val="26"/>
-          <w:szCs w:val="26"/>
-        </w:rPr>
-        <w:t>_Sucursala.</w:t>
-      </w:r>
-    </w:p>
-    <w:p>
-      <w:pPr>
-        <w:spacing w:line="360" w:lineRule="auto"/>
-        <w:rPr>
-          <w:rFonts w:ascii="Times New Roman" w:hAnsi="Times New Roman" w:cs="Times New Roman"/>
-          <w:sz w:val="26"/>
-          <w:szCs w:val="26"/>
-        </w:rPr>
-      </w:pPr>
-      <w:r>
-        <w:rPr>
-          <w:rFonts w:ascii="Times New Roman" w:hAnsi="Times New Roman" w:cs="Times New Roman"/>
-          <w:sz w:val="26"/>
-          <w:szCs w:val="26"/>
-        </w:rPr>
-        <w:t xml:space="preserve">Este nevoie de entitatea </w:t>
-      </w:r>
-      <w:r>
-        <w:rPr>
-          <w:rFonts w:ascii="Times New Roman" w:hAnsi="Times New Roman" w:cs="Times New Roman"/>
-          <w:b/>
-          <w:bCs/>
-          <w:sz w:val="26"/>
-          <w:szCs w:val="26"/>
-        </w:rPr>
-        <w:t>Angajat</w:t>
-      </w:r>
-      <w:r>
-        <w:rPr>
-          <w:rFonts w:ascii="Times New Roman" w:hAnsi="Times New Roman" w:cs="Times New Roman"/>
-          <w:sz w:val="26"/>
-          <w:szCs w:val="26"/>
-        </w:rPr>
-        <w:t>, care poate avea diferite roluri, de la muncitor la ghișeu, pana la administrator. Aici sunt păstrate datele de identificare și profesionale ale persoanelor care lucrează în cadrul companiei. Prin urmare, va avea atributele principale</w:t>
-      </w:r>
-      <w:r>
-        <w:rPr>
-          <w:rFonts w:ascii="Times New Roman" w:hAnsi="Times New Roman" w:cs="Times New Roman"/>
-          <w:sz w:val="26"/>
-          <w:szCs w:val="26"/>
-        </w:rPr>
-        <w:t>:</w:t>
-      </w:r>
-      <w:r>
-        <w:rPr>
-          <w:rFonts w:ascii="Times New Roman" w:hAnsi="Times New Roman" w:cs="Times New Roman"/>
-          <w:sz w:val="26"/>
-          <w:szCs w:val="26"/>
-        </w:rPr>
-        <w:t xml:space="preserve"> I</w:t>
-      </w:r>
-      <w:r>
-        <w:rPr>
-          <w:rFonts w:ascii="Times New Roman" w:hAnsi="Times New Roman" w:cs="Times New Roman"/>
-          <w:sz w:val="26"/>
-          <w:szCs w:val="26"/>
-        </w:rPr>
-        <w:t>d</w:t>
-      </w:r>
-      <w:r>
-        <w:rPr>
-          <w:rFonts w:ascii="Times New Roman" w:hAnsi="Times New Roman" w:cs="Times New Roman"/>
-          <w:sz w:val="26"/>
-          <w:szCs w:val="26"/>
-        </w:rPr>
-        <w:t>_Angajat, Nume, Prenume, CNP</w:t>
-      </w:r>
-      <w:r>
-        <w:rPr>
-          <w:rFonts w:ascii="Times New Roman" w:hAnsi="Times New Roman" w:cs="Times New Roman"/>
-          <w:sz w:val="26"/>
-          <w:szCs w:val="26"/>
-        </w:rPr>
-        <w:t>_Angajat</w:t>
-      </w:r>
-      <w:r>
-        <w:rPr>
-          <w:rFonts w:ascii="Times New Roman" w:hAnsi="Times New Roman" w:cs="Times New Roman"/>
-          <w:sz w:val="26"/>
-          <w:szCs w:val="26"/>
-        </w:rPr>
-        <w:t>, Functie, Data_Angajarii, I</w:t>
-      </w:r>
-      <w:r>
-        <w:rPr>
-          <w:rFonts w:ascii="Times New Roman" w:hAnsi="Times New Roman" w:cs="Times New Roman"/>
-          <w:sz w:val="26"/>
-          <w:szCs w:val="26"/>
-        </w:rPr>
-        <w:t>d</w:t>
-      </w:r>
-      <w:r>
-        <w:rPr>
-          <w:rFonts w:ascii="Times New Roman" w:hAnsi="Times New Roman" w:cs="Times New Roman"/>
-          <w:sz w:val="26"/>
-          <w:szCs w:val="26"/>
-        </w:rPr>
-        <w:t>_Ghiseu.</w:t>
-      </w:r>
-    </w:p>
-    <w:p>
-      <w:pPr>
-        <w:spacing w:line="360" w:lineRule="auto"/>
-        <w:rPr>
-          <w:rFonts w:ascii="Times New Roman" w:hAnsi="Times New Roman" w:cs="Times New Roman"/>
-          <w:sz w:val="26"/>
-          <w:szCs w:val="26"/>
-        </w:rPr>
-      </w:pPr>
-      <w:r>
-        <w:rPr>
-          <w:rFonts w:ascii="Times New Roman" w:hAnsi="Times New Roman" w:cs="Times New Roman"/>
-          <w:sz w:val="26"/>
-          <w:szCs w:val="26"/>
-        </w:rPr>
-        <w:t xml:space="preserve">Deoarece este o aplicație a unei case de schimb valutar este nevoie de un catalog de monede care sunt acceptate în această așa zisă companie. Entitatea </w:t>
-      </w:r>
-      <w:r>
-        <w:rPr>
-          <w:rFonts w:ascii="Times New Roman" w:hAnsi="Times New Roman" w:cs="Times New Roman"/>
-          <w:b/>
-          <w:bCs/>
-          <w:sz w:val="26"/>
-          <w:szCs w:val="26"/>
-        </w:rPr>
-        <w:t>Valută</w:t>
-      </w:r>
-      <w:r>
-        <w:rPr>
-          <w:rFonts w:ascii="Times New Roman" w:hAnsi="Times New Roman" w:cs="Times New Roman"/>
-          <w:sz w:val="26"/>
-          <w:szCs w:val="26"/>
-        </w:rPr>
-        <w:t>, va deține următoarele atribute</w:t>
-      </w:r>
-      <w:r>
-        <w:rPr>
-          <w:rFonts w:ascii="Times New Roman" w:hAnsi="Times New Roman" w:cs="Times New Roman"/>
-          <w:sz w:val="26"/>
-          <w:szCs w:val="26"/>
-        </w:rPr>
-        <w:t>:</w:t>
-      </w:r>
-      <w:r>
-        <w:rPr>
-          <w:rFonts w:ascii="Times New Roman" w:hAnsi="Times New Roman" w:cs="Times New Roman"/>
-          <w:sz w:val="26"/>
-          <w:szCs w:val="26"/>
-        </w:rPr>
-        <w:t xml:space="preserve"> I</w:t>
-      </w:r>
-      <w:r>
-        <w:rPr>
-          <w:rFonts w:ascii="Times New Roman" w:hAnsi="Times New Roman" w:cs="Times New Roman"/>
-          <w:sz w:val="26"/>
-          <w:szCs w:val="26"/>
-        </w:rPr>
-        <w:t>d</w:t>
-      </w:r>
-      <w:r>
-        <w:rPr>
-          <w:rFonts w:ascii="Times New Roman" w:hAnsi="Times New Roman" w:cs="Times New Roman"/>
-          <w:sz w:val="26"/>
-          <w:szCs w:val="26"/>
-        </w:rPr>
-        <w:t xml:space="preserve">_Valuta, Simbol, </w:t>
-      </w:r>
-      <w:r>
-        <w:rPr>
-          <w:rFonts w:ascii="Times New Roman" w:hAnsi="Times New Roman" w:cs="Times New Roman"/>
-          <w:sz w:val="26"/>
-          <w:szCs w:val="26"/>
-        </w:rPr>
-        <w:t>Denumire_Valuta, Tara_Origine.</w:t>
-      </w:r>
-    </w:p>
-    <w:p>
-      <w:pPr>
-        <w:spacing w:line="360" w:lineRule="auto"/>
-        <w:rPr>
-          <w:rFonts w:ascii="Times New Roman" w:hAnsi="Times New Roman" w:cs="Times New Roman"/>
-          <w:sz w:val="26"/>
-          <w:szCs w:val="26"/>
-        </w:rPr>
-      </w:pPr>
-      <w:r>
-        <w:rPr>
-          <w:rFonts w:ascii="Times New Roman" w:hAnsi="Times New Roman" w:cs="Times New Roman"/>
-          <w:b/>
-          <w:bCs/>
-          <w:sz w:val="26"/>
-          <w:szCs w:val="26"/>
-        </w:rPr>
-        <w:t xml:space="preserve">Curs_Valutar </w:t>
-      </w:r>
-      <w:r>
-        <w:rPr>
-          <w:rFonts w:ascii="Times New Roman" w:hAnsi="Times New Roman" w:cs="Times New Roman"/>
-          <w:sz w:val="26"/>
-          <w:szCs w:val="26"/>
-        </w:rPr>
-        <w:t>este entitatea care înregistrează prețul de vânzare si cumpărare pentru fiecare valută la o anumită oră. Tocmai pentru a permite păstrarea unui istoric complet al fluctuațiilor prețurilor. Atributele folosite vor fi</w:t>
-      </w:r>
-      <w:r>
-        <w:rPr>
-          <w:rFonts w:ascii="Times New Roman" w:hAnsi="Times New Roman" w:cs="Times New Roman"/>
-          <w:sz w:val="26"/>
-          <w:szCs w:val="26"/>
-        </w:rPr>
-        <w:t>:</w:t>
-      </w:r>
-      <w:r>
-        <w:rPr>
-          <w:rFonts w:ascii="Times New Roman" w:hAnsi="Times New Roman" w:cs="Times New Roman"/>
-          <w:sz w:val="26"/>
-          <w:szCs w:val="26"/>
-        </w:rPr>
-        <w:t xml:space="preserve"> I</w:t>
-      </w:r>
-      <w:r>
-        <w:rPr>
-          <w:rFonts w:ascii="Times New Roman" w:hAnsi="Times New Roman" w:cs="Times New Roman"/>
-          <w:sz w:val="26"/>
-          <w:szCs w:val="26"/>
-        </w:rPr>
-        <w:t>d</w:t>
-      </w:r>
-      <w:r>
-        <w:rPr>
-          <w:rFonts w:ascii="Times New Roman" w:hAnsi="Times New Roman" w:cs="Times New Roman"/>
-          <w:sz w:val="26"/>
-          <w:szCs w:val="26"/>
-        </w:rPr>
-        <w:t>_Curs, Curs_Cumparare, Curs_Vanzare, Data_Ora, I</w:t>
-      </w:r>
-      <w:r>
-        <w:rPr>
-          <w:rFonts w:ascii="Times New Roman" w:hAnsi="Times New Roman" w:cs="Times New Roman"/>
-          <w:sz w:val="26"/>
-          <w:szCs w:val="26"/>
-        </w:rPr>
-        <w:t>d</w:t>
-      </w:r>
-      <w:r>
-        <w:rPr>
-          <w:rFonts w:ascii="Times New Roman" w:hAnsi="Times New Roman" w:cs="Times New Roman"/>
-          <w:sz w:val="26"/>
-          <w:szCs w:val="26"/>
-        </w:rPr>
-        <w:t>_Valuta, I</w:t>
-      </w:r>
-      <w:r>
-        <w:rPr>
-          <w:rFonts w:ascii="Times New Roman" w:hAnsi="Times New Roman" w:cs="Times New Roman"/>
-          <w:sz w:val="26"/>
-          <w:szCs w:val="26"/>
-        </w:rPr>
-        <w:t>d</w:t>
-      </w:r>
-      <w:r>
-        <w:rPr>
-          <w:rFonts w:ascii="Times New Roman" w:hAnsi="Times New Roman" w:cs="Times New Roman"/>
-          <w:sz w:val="26"/>
-          <w:szCs w:val="26"/>
-        </w:rPr>
-        <w:t>_Angajat.</w:t>
-      </w:r>
-    </w:p>
-    <w:p>
-      <w:pPr>
-        <w:spacing w:line="360" w:lineRule="auto"/>
-        <w:rPr>
-          <w:rFonts w:ascii="Times New Roman" w:hAnsi="Times New Roman" w:cs="Times New Roman"/>
-          <w:sz w:val="26"/>
-          <w:szCs w:val="26"/>
-        </w:rPr>
-      </w:pPr>
-      <w:r>
-        <w:rPr>
-          <w:rFonts w:ascii="Times New Roman" w:hAnsi="Times New Roman" w:cs="Times New Roman"/>
-          <w:sz w:val="26"/>
-          <w:szCs w:val="26"/>
-        </w:rPr>
-        <w:t>În entitatea</w:t>
-      </w:r>
-      <w:r>
-        <w:rPr>
-          <w:rFonts w:ascii="Times New Roman" w:hAnsi="Times New Roman" w:cs="Times New Roman"/>
-          <w:b/>
-          <w:bCs/>
-          <w:sz w:val="26"/>
-          <w:szCs w:val="26"/>
-        </w:rPr>
-        <w:t xml:space="preserve"> Client</w:t>
-      </w:r>
-      <w:r>
-        <w:rPr>
-          <w:rFonts w:ascii="Times New Roman" w:hAnsi="Times New Roman" w:cs="Times New Roman"/>
-          <w:sz w:val="26"/>
-          <w:szCs w:val="26"/>
-        </w:rPr>
-        <w:t>,</w:t>
-      </w:r>
-      <w:r>
-        <w:rPr>
-          <w:rFonts w:ascii="Times New Roman" w:hAnsi="Times New Roman" w:cs="Times New Roman"/>
-          <w:b/>
-          <w:bCs/>
-          <w:sz w:val="26"/>
-          <w:szCs w:val="26"/>
-        </w:rPr>
-        <w:t xml:space="preserve"> </w:t>
-      </w:r>
-      <w:r>
-        <w:rPr>
-          <w:rFonts w:ascii="Times New Roman" w:hAnsi="Times New Roman" w:cs="Times New Roman"/>
-          <w:sz w:val="26"/>
-          <w:szCs w:val="26"/>
-        </w:rPr>
-        <w:t>se vor reține datele de identificare ale persoanelor care efectuează operațiuni de schimb valutar. Se va ține cont și dacă un schimb valutar a fost sau nu realizat de un turist prin următoarele atribute</w:t>
-      </w:r>
-      <w:r>
-        <w:rPr>
-          <w:rFonts w:ascii="Times New Roman" w:hAnsi="Times New Roman" w:cs="Times New Roman"/>
-          <w:sz w:val="26"/>
-          <w:szCs w:val="26"/>
-        </w:rPr>
-        <w:t>:</w:t>
-      </w:r>
-      <w:r>
-        <w:rPr>
-          <w:rFonts w:ascii="Times New Roman" w:hAnsi="Times New Roman" w:cs="Times New Roman"/>
-          <w:sz w:val="26"/>
-          <w:szCs w:val="26"/>
-        </w:rPr>
-        <w:t xml:space="preserve"> Id_Client, Nume, Prenume, CNP_Client, Serie_Buletin, Cetatenie.</w:t>
-      </w:r>
-    </w:p>
-    <w:p>
-      <w:pPr>
-        <w:spacing w:line="360" w:lineRule="auto"/>
-        <w:rPr>
-          <w:rFonts w:ascii="Times New Roman" w:hAnsi="Times New Roman" w:cs="Times New Roman"/>
-          <w:sz w:val="26"/>
-          <w:szCs w:val="26"/>
-        </w:rPr>
-      </w:pPr>
-      <w:r>
-        <w:rPr>
-          <w:rFonts w:ascii="Times New Roman" w:hAnsi="Times New Roman" w:cs="Times New Roman"/>
-          <w:sz w:val="26"/>
-          <w:szCs w:val="26"/>
-        </w:rPr>
-        <w:lastRenderedPageBreak/>
-        <w:t xml:space="preserve">Entitatea </w:t>
-      </w:r>
-      <w:r>
-        <w:rPr>
-          <w:rFonts w:ascii="Times New Roman" w:hAnsi="Times New Roman" w:cs="Times New Roman"/>
-          <w:b/>
-          <w:bCs/>
-          <w:sz w:val="26"/>
-          <w:szCs w:val="26"/>
-        </w:rPr>
-        <w:t>Tranzacție</w:t>
-      </w:r>
-      <w:r>
-        <w:rPr>
-          <w:rFonts w:ascii="Times New Roman" w:hAnsi="Times New Roman" w:cs="Times New Roman"/>
-          <w:sz w:val="26"/>
-          <w:szCs w:val="26"/>
-        </w:rPr>
-        <w:t xml:space="preserve"> reprezintă antetul operațiunii efectuare la ghișeu. Așa se va sesiza momentul efectuării schimbului, tipul operațiunii, clientul și casierul implicat. Astfel atributele principale sunt</w:t>
-      </w:r>
-      <w:r>
-        <w:rPr>
-          <w:rFonts w:ascii="Times New Roman" w:hAnsi="Times New Roman" w:cs="Times New Roman"/>
-          <w:sz w:val="26"/>
-          <w:szCs w:val="26"/>
-        </w:rPr>
-        <w:t>:</w:t>
-      </w:r>
-      <w:r>
-        <w:rPr>
-          <w:rFonts w:ascii="Times New Roman" w:hAnsi="Times New Roman" w:cs="Times New Roman"/>
-          <w:sz w:val="26"/>
-          <w:szCs w:val="26"/>
-        </w:rPr>
-        <w:t xml:space="preserve"> Id_Tranzactie, Data_Ora, Tip_Operatie, Suma_Totala, Id_Client, Id_Angajat, Id_Ghiseu.</w:t>
-      </w:r>
-    </w:p>
-    <w:p>
-      <w:pPr>
-        <w:spacing w:line="360" w:lineRule="auto"/>
-        <w:rPr>
-          <w:rFonts w:ascii="Times New Roman" w:hAnsi="Times New Roman" w:cs="Times New Roman"/>
-          <w:sz w:val="26"/>
-          <w:szCs w:val="26"/>
-        </w:rPr>
-      </w:pPr>
-      <w:r>
-        <w:rPr>
-          <w:rFonts w:ascii="Times New Roman" w:hAnsi="Times New Roman" w:cs="Times New Roman"/>
-          <w:sz w:val="26"/>
-          <w:szCs w:val="26"/>
-        </w:rPr>
-        <w:t xml:space="preserve">Entitatea </w:t>
-      </w:r>
-      <w:r>
-        <w:rPr>
-          <w:rFonts w:ascii="Times New Roman" w:hAnsi="Times New Roman" w:cs="Times New Roman"/>
-          <w:b/>
-          <w:bCs/>
-          <w:sz w:val="26"/>
-          <w:szCs w:val="26"/>
-        </w:rPr>
-        <w:t>Detalii_Tranzacție</w:t>
-      </w:r>
-      <w:r>
-        <w:rPr>
-          <w:rFonts w:ascii="Times New Roman" w:hAnsi="Times New Roman" w:cs="Times New Roman"/>
-          <w:b/>
-          <w:bCs/>
-          <w:sz w:val="26"/>
-          <w:szCs w:val="26"/>
-        </w:rPr>
-        <w:t xml:space="preserve"> </w:t>
-      </w:r>
-      <w:r>
-        <w:rPr>
-          <w:rFonts w:ascii="Times New Roman" w:hAnsi="Times New Roman" w:cs="Times New Roman"/>
-          <w:sz w:val="26"/>
-          <w:szCs w:val="26"/>
-        </w:rPr>
-        <w:t>este o entitate de legătură care doar detaliază fiecare tranzacție în parte, precum un bon. Lucru care se observa prin atributele utilizate: Id_Detalii, Suma_Valuta, Curs_Aplicant, Valoare_Calculata, Id_Tranzactie, Id_Valuta.</w:t>
-      </w:r>
-    </w:p>
-    <w:p>
-      <w:pPr>
-        <w:spacing w:line="360" w:lineRule="auto"/>
-        <w:rPr>
-          <w:rFonts w:ascii="Times New Roman" w:hAnsi="Times New Roman" w:cs="Times New Roman"/>
+      <w:r>
+        <w:rPr>
+          <w:rFonts w:ascii="Times New Roman" w:hAnsi="Times New Roman" w:cs="Times New Roman"/>
+          <w:noProof/>
           <w:sz w:val="26"/>
           <w:szCs w:val="26"/>
           <w:lang w:val="en-US"/>
         </w:rPr>
-      </w:pPr>
-      <w:r>
-        <w:rPr>
-          <w:rFonts w:ascii="Times New Roman" w:hAnsi="Times New Roman" w:cs="Times New Roman"/>
-          <w:sz w:val="26"/>
-          <w:szCs w:val="26"/>
-        </w:rPr>
-        <w:t xml:space="preserve">Este nevoie de entitatea </w:t>
-      </w:r>
-      <w:r>
-        <w:rPr>
-          <w:rFonts w:ascii="Times New Roman" w:hAnsi="Times New Roman" w:cs="Times New Roman"/>
-          <w:b/>
-          <w:bCs/>
-          <w:sz w:val="26"/>
-          <w:szCs w:val="26"/>
-        </w:rPr>
-        <w:t>Sold_Ghiseu</w:t>
-      </w:r>
-      <w:r>
-        <w:rPr>
-          <w:rFonts w:ascii="Times New Roman" w:hAnsi="Times New Roman" w:cs="Times New Roman"/>
-          <w:sz w:val="26"/>
-          <w:szCs w:val="26"/>
-        </w:rPr>
-        <w:t>, pentru a monitoriza stocul fizic de bancnote pe care îl deține fiecare ghișeu. Acest lucru este necesar pentru a evita situația în care un angajat, ar realiza schimburi valutare fără a deține banii pentru schimburi. Astfel fiind spuse, atributele principale sunt</w:t>
-      </w:r>
-      <w:r>
-        <w:rPr>
-          <w:rFonts w:ascii="Times New Roman" w:hAnsi="Times New Roman" w:cs="Times New Roman"/>
-          <w:sz w:val="26"/>
-          <w:szCs w:val="26"/>
-          <w:lang w:val="en-US"/>
-        </w:rPr>
-        <w:t>: Id_Sold, Suma_Disponibila, Data_Ultima_Actualizare, Id_Ghiseu, Id_Valuta.</w:t>
-      </w:r>
-    </w:p>
-    <w:p>
-      <w:pPr>
-        <w:spacing w:line="360" w:lineRule="auto"/>
-        <w:rPr>
-          <w:rFonts w:ascii="Times New Roman" w:hAnsi="Times New Roman" w:cs="Times New Roman"/>
-          <w:sz w:val="26"/>
-          <w:szCs w:val="26"/>
-        </w:rPr>
-      </w:pPr>
-      <w:r>
-        <w:rPr>
-          <w:rFonts w:ascii="Times New Roman" w:hAnsi="Times New Roman" w:cs="Times New Roman"/>
-          <w:sz w:val="26"/>
-          <w:szCs w:val="26"/>
-          <w:lang w:val="en-US"/>
-        </w:rPr>
-        <w:t xml:space="preserve">De asemenea, entitatea </w:t>
-      </w:r>
-      <w:r>
-        <w:rPr>
-          <w:rFonts w:ascii="Times New Roman" w:hAnsi="Times New Roman" w:cs="Times New Roman"/>
-          <w:b/>
-          <w:bCs/>
-          <w:sz w:val="26"/>
-          <w:szCs w:val="26"/>
-          <w:lang w:val="en-US"/>
-        </w:rPr>
-        <w:t>Alimentare_Seif</w:t>
-      </w:r>
-      <w:r>
-        <w:rPr>
-          <w:rFonts w:ascii="Times New Roman" w:hAnsi="Times New Roman" w:cs="Times New Roman"/>
-          <w:sz w:val="26"/>
-          <w:szCs w:val="26"/>
-          <w:lang w:val="en-US"/>
-        </w:rPr>
-        <w:t xml:space="preserve"> înregistrează transferurile de numerar effectuate între seiful central </w:t>
-      </w:r>
-      <w:r>
-        <w:rPr>
-          <w:rFonts w:ascii="Times New Roman" w:hAnsi="Times New Roman" w:cs="Times New Roman"/>
-          <w:sz w:val="26"/>
-          <w:szCs w:val="26"/>
-          <w:lang w:val="en-US"/>
-        </w:rPr>
-        <w:t>al sucursalei și  ghișeele operative. Atributele principale fiind: Id_Alimentare, Tip_Transfer, Suma_Transferata, Data_Ora, Id_Ghiseu, Id_Valuta, Id_Angajat.</w:t>
+        <w:drawing>
+          <wp:inline distT="0" distB="0" distL="0" distR="0" wp14:anchorId="5766BEDE" wp14:editId="4F890E0C">
+            <wp:extent cx="5753100" cy="7033260"/>
+            <wp:effectExtent l="0" t="0" r="0" b="0"/>
+            <wp:docPr id="75750881" name="Imagine 2"/>
+            <wp:cNvGraphicFramePr>
+              <a:graphicFrameLocks xmlns:a="http://schemas.openxmlformats.org/drawingml/2006/main" noChangeAspect="1"/>
+            </wp:cNvGraphicFramePr>
+            <a:graphic xmlns:a="http://schemas.openxmlformats.org/drawingml/2006/main">
+              <a:graphicData uri="http://schemas.openxmlformats.org/drawingml/2006/picture">
+                <pic:pic xmlns:pic="http://schemas.openxmlformats.org/drawingml/2006/picture">
+                  <pic:nvPicPr>
+                    <pic:cNvPr id="0" name="Picture 2"/>
+                    <pic:cNvPicPr>
+                      <a:picLocks noChangeAspect="1" noChangeArrowheads="1"/>
+                    </pic:cNvPicPr>
+                  </pic:nvPicPr>
+                  <pic:blipFill>
+                    <a:blip r:embed="rId8">
+                      <a:extLst>
+                        <a:ext uri="{28A0092B-C50C-407E-A947-70E740481C1C}">
+                          <a14:useLocalDpi xmlns:a14="http://schemas.microsoft.com/office/drawing/2010/main" val="0"/>
+                        </a:ext>
+                      </a:extLst>
+                    </a:blip>
+                    <a:srcRect/>
+                    <a:stretch>
+                      <a:fillRect/>
+                    </a:stretch>
+                  </pic:blipFill>
+                  <pic:spPr bwMode="auto">
+                    <a:xfrm>
+                      <a:off x="0" y="0"/>
+                      <a:ext cx="5753100" cy="7033260"/>
+                    </a:xfrm>
+                    <a:prstGeom prst="rect">
+                      <a:avLst/>
+                    </a:prstGeom>
+                    <a:noFill/>
+                    <a:ln>
+                      <a:noFill/>
+                    </a:ln>
+                  </pic:spPr>
+                </pic:pic>
+              </a:graphicData>
+            </a:graphic>
+          </wp:inline>
+        </w:drawing>
       </w:r>
     </w:p>
     <w:sectPr>
-      <w:footerReference w:type="default" r:id="rId8"/>
+      <w:footerReference w:type="default" r:id="rId9"/>
       <w:pgSz w:w="11906" w:h="16838"/>
       <w:pgMar w:top="1417" w:right="1417" w:bottom="1417" w:left="1417" w:header="708" w:footer="708" w:gutter="0"/>
       <w:cols w:space="708"/>
@@ -3636,6 +3929,7 @@
   <w:style w:type="character" w:default="1" w:styleId="Fontdeparagrafimplicit">
     <w:name w:val="Default Paragraph Font"/>
     <w:uiPriority w:val="1"/>
+    <w:semiHidden/>
     <w:unhideWhenUsed/>
   </w:style>
   <w:style w:type="table" w:default="1" w:styleId="TabelNormal">

--- a/documentatie/Cosma_Rasvan_Casa.curs.valutar_BD.docx
+++ b/documentatie/Cosma_Rasvan_Casa.curs.valutar_BD.docx
@@ -5,15 +5,19 @@
     <w:p>
       <w:pPr>
         <w:pStyle w:val="Antet"/>
-      </w:pPr>
-      <w:r>
-        <w:rPr>
+        <w:rPr>
+          <w:rFonts w:ascii="Times New Roman" w:hAnsi="Times New Roman" w:cs="Times New Roman"/>
+        </w:rPr>
+      </w:pPr>
+      <w:r>
+        <w:rPr>
+          <w:rFonts w:ascii="Times New Roman" w:hAnsi="Times New Roman" w:cs="Times New Roman"/>
           <w:noProof/>
         </w:rPr>
         <w:drawing>
-          <wp:inline distT="0" distB="0" distL="0" distR="0" wp14:anchorId="26E5207C" wp14:editId="3070C6D5">
-            <wp:extent cx="5463540" cy="883920"/>
-            <wp:effectExtent l="0" t="0" r="3810" b="0"/>
+          <wp:inline distT="0" distB="0" distL="0" distR="0" wp14:anchorId="26E5207C" wp14:editId="14E65724">
+            <wp:extent cx="5943600" cy="883920"/>
+            <wp:effectExtent l="0" t="0" r="0" b="0"/>
             <wp:docPr id="1099948406" name="Imagine 1"/>
             <wp:cNvGraphicFramePr>
               <a:graphicFrameLocks xmlns:a="http://schemas.openxmlformats.org/drawingml/2006/main" noChangeAspect="1"/>
@@ -43,7 +47,7 @@
                   <pic:spPr bwMode="auto">
                     <a:xfrm>
                       <a:off x="0" y="0"/>
-                      <a:ext cx="5463540" cy="883920"/>
+                      <a:ext cx="5943600" cy="883920"/>
                     </a:xfrm>
                     <a:prstGeom prst="rect">
                       <a:avLst/>
@@ -310,13 +314,7 @@
         <w:rPr>
           <w:rFonts w:ascii="Times New Roman" w:hAnsi="Times New Roman" w:cs="Times New Roman"/>
         </w:rPr>
-        <w:t>III</w:t>
-      </w:r>
-      <w:r>
-        <w:rPr>
-          <w:rFonts w:ascii="Times New Roman" w:hAnsi="Times New Roman" w:cs="Times New Roman"/>
-        </w:rPr>
-        <w:t xml:space="preserve"> </w:t>
+        <w:t xml:space="preserve">III </w:t>
       </w:r>
     </w:p>
     <w:p>
@@ -340,13 +338,7 @@
         <w:rPr>
           <w:rFonts w:ascii="Times New Roman" w:hAnsi="Times New Roman" w:cs="Times New Roman"/>
         </w:rPr>
-        <w:t xml:space="preserve"> </w:t>
-      </w:r>
-      <w:r>
-        <w:rPr>
-          <w:rFonts w:ascii="Times New Roman" w:hAnsi="Times New Roman" w:cs="Times New Roman"/>
-        </w:rPr>
-        <w:t>Cadru didactic</w:t>
+        <w:t xml:space="preserve"> Cadru didactic</w:t>
       </w:r>
     </w:p>
     <w:p>
@@ -525,7 +517,31 @@
           <w:sz w:val="26"/>
           <w:szCs w:val="26"/>
         </w:rPr>
-        <w:t>Identificarea și explicarea entităților</w:t>
+        <w:t xml:space="preserve">Analiza Cerințelor / </w:t>
+      </w:r>
+      <w:r>
+        <w:rPr>
+          <w:rFonts w:ascii="Times New Roman" w:hAnsi="Times New Roman" w:cs="Times New Roman"/>
+          <w:sz w:val="26"/>
+          <w:szCs w:val="26"/>
+        </w:rPr>
+        <w:t xml:space="preserve">Identificarea </w:t>
+      </w:r>
+      <w:r>
+        <w:rPr>
+          <w:rFonts w:ascii="Times New Roman" w:hAnsi="Times New Roman" w:cs="Times New Roman"/>
+          <w:sz w:val="26"/>
+          <w:szCs w:val="26"/>
+        </w:rPr>
+        <w:t>E</w:t>
+      </w:r>
+      <w:r>
+        <w:rPr>
+          <w:rFonts w:ascii="Times New Roman" w:hAnsi="Times New Roman" w:cs="Times New Roman"/>
+          <w:sz w:val="26"/>
+          <w:szCs w:val="26"/>
+        </w:rPr>
+        <w:t>ntităților</w:t>
       </w:r>
     </w:p>
     <w:p>
@@ -548,7 +564,53 @@
           <w:sz w:val="26"/>
           <w:szCs w:val="26"/>
         </w:rPr>
-        <w:t>Diagrama EA</w:t>
+        <w:t>Modelul Conceptual</w:t>
+      </w:r>
+    </w:p>
+    <w:p>
+      <w:pPr>
+        <w:pStyle w:val="Listparagraf"/>
+        <w:numPr>
+          <w:ilvl w:val="0"/>
+          <w:numId w:val="7"/>
+        </w:numPr>
+        <w:spacing w:line="360" w:lineRule="auto"/>
+        <w:rPr>
+          <w:rFonts w:ascii="Times New Roman" w:hAnsi="Times New Roman" w:cs="Times New Roman"/>
+          <w:sz w:val="26"/>
+          <w:szCs w:val="26"/>
+        </w:rPr>
+      </w:pPr>
+      <w:r>
+        <w:rPr>
+          <w:rFonts w:ascii="Times New Roman" w:hAnsi="Times New Roman" w:cs="Times New Roman"/>
+          <w:sz w:val="26"/>
+          <w:szCs w:val="26"/>
+        </w:rPr>
+        <w:t>Modelul Logic / Relațional</w:t>
+      </w:r>
+    </w:p>
+    <w:p>
+      <w:pPr>
+        <w:pStyle w:val="Listparagraf"/>
+        <w:numPr>
+          <w:ilvl w:val="0"/>
+          <w:numId w:val="7"/>
+        </w:numPr>
+        <w:spacing w:line="360" w:lineRule="auto"/>
+        <w:rPr>
+          <w:rFonts w:ascii="Times New Roman" w:hAnsi="Times New Roman" w:cs="Times New Roman"/>
+          <w:sz w:val="26"/>
+          <w:szCs w:val="26"/>
+        </w:rPr>
+      </w:pPr>
+      <w:r>
+        <w:rPr>
+          <w:rFonts w:ascii="Times New Roman" w:hAnsi="Times New Roman" w:cs="Times New Roman"/>
+          <w:sz w:val="26"/>
+          <w:szCs w:val="26"/>
+        </w:rPr>
+        <w:t>Normalizarea Bazei de Date</w:t>
       </w:r>
     </w:p>
     <w:p>
@@ -658,15 +720,7 @@
           <w:sz w:val="26"/>
           <w:szCs w:val="26"/>
         </w:rPr>
-        <w:t xml:space="preserve">i anume o </w:t>
-      </w:r>
-      <w:r>
-        <w:rPr>
-          <w:rFonts w:ascii="Times New Roman" w:hAnsi="Times New Roman" w:cs="Times New Roman"/>
-          <w:sz w:val="26"/>
-          <w:szCs w:val="26"/>
-        </w:rPr>
-        <w:t>Cas</w:t>
+        <w:t>i anume o Cas</w:t>
       </w:r>
       <w:r>
         <w:rPr>
@@ -700,7 +754,23 @@
           <w:sz w:val="26"/>
           <w:szCs w:val="26"/>
         </w:rPr>
-        <w:t>Și mi-am prop</w:t>
+        <w:t>M</w:t>
+      </w:r>
+      <w:r>
+        <w:rPr>
+          <w:rFonts w:ascii="Times New Roman" w:hAnsi="Times New Roman" w:cs="Times New Roman"/>
+          <w:sz w:val="26"/>
+          <w:szCs w:val="26"/>
+        </w:rPr>
+        <w:t>i-am prop</w:t>
+      </w:r>
+      <w:r>
+        <w:rPr>
+          <w:rFonts w:ascii="Times New Roman" w:hAnsi="Times New Roman" w:cs="Times New Roman"/>
+          <w:sz w:val="26"/>
+          <w:szCs w:val="26"/>
+        </w:rPr>
+        <w:t>u</w:t>
       </w:r>
       <w:r>
         <w:rPr>
@@ -759,16 +829,147 @@
           <w:szCs w:val="26"/>
           <w:lang w:val="en-US"/>
         </w:rPr>
-        <w:t>Pe urma unei analize detaliate</w:t>
-      </w:r>
-      <w:r>
-        <w:rPr>
-          <w:rFonts w:ascii="Times New Roman" w:hAnsi="Times New Roman" w:cs="Times New Roman"/>
-          <w:sz w:val="26"/>
-          <w:szCs w:val="26"/>
-          <w:lang w:val="en-US"/>
-        </w:rPr>
-        <w:t xml:space="preserve">, cea mai mare probelmă la o </w:t>
+        <w:t xml:space="preserve">Pe </w:t>
+      </w:r>
+      <w:proofErr w:type="spellStart"/>
+      <w:r>
+        <w:rPr>
+          <w:rFonts w:ascii="Times New Roman" w:hAnsi="Times New Roman" w:cs="Times New Roman"/>
+          <w:sz w:val="26"/>
+          <w:szCs w:val="26"/>
+          <w:lang w:val="en-US"/>
+        </w:rPr>
+        <w:t>urma</w:t>
+      </w:r>
+      <w:proofErr w:type="spellEnd"/>
+      <w:r>
+        <w:rPr>
+          <w:rFonts w:ascii="Times New Roman" w:hAnsi="Times New Roman" w:cs="Times New Roman"/>
+          <w:sz w:val="26"/>
+          <w:szCs w:val="26"/>
+          <w:lang w:val="en-US"/>
+        </w:rPr>
+        <w:t xml:space="preserve"> </w:t>
+      </w:r>
+      <w:proofErr w:type="spellStart"/>
+      <w:r>
+        <w:rPr>
+          <w:rFonts w:ascii="Times New Roman" w:hAnsi="Times New Roman" w:cs="Times New Roman"/>
+          <w:sz w:val="26"/>
+          <w:szCs w:val="26"/>
+          <w:lang w:val="en-US"/>
+        </w:rPr>
+        <w:t>unei</w:t>
+      </w:r>
+      <w:proofErr w:type="spellEnd"/>
+      <w:r>
+        <w:rPr>
+          <w:rFonts w:ascii="Times New Roman" w:hAnsi="Times New Roman" w:cs="Times New Roman"/>
+          <w:sz w:val="26"/>
+          <w:szCs w:val="26"/>
+          <w:lang w:val="en-US"/>
+        </w:rPr>
+        <w:t xml:space="preserve"> </w:t>
+      </w:r>
+      <w:proofErr w:type="spellStart"/>
+      <w:r>
+        <w:rPr>
+          <w:rFonts w:ascii="Times New Roman" w:hAnsi="Times New Roman" w:cs="Times New Roman"/>
+          <w:sz w:val="26"/>
+          <w:szCs w:val="26"/>
+          <w:lang w:val="en-US"/>
+        </w:rPr>
+        <w:t>analize</w:t>
+      </w:r>
+      <w:proofErr w:type="spellEnd"/>
+      <w:r>
+        <w:rPr>
+          <w:rFonts w:ascii="Times New Roman" w:hAnsi="Times New Roman" w:cs="Times New Roman"/>
+          <w:sz w:val="26"/>
+          <w:szCs w:val="26"/>
+          <w:lang w:val="en-US"/>
+        </w:rPr>
+        <w:t xml:space="preserve"> </w:t>
+      </w:r>
+      <w:proofErr w:type="spellStart"/>
+      <w:r>
+        <w:rPr>
+          <w:rFonts w:ascii="Times New Roman" w:hAnsi="Times New Roman" w:cs="Times New Roman"/>
+          <w:sz w:val="26"/>
+          <w:szCs w:val="26"/>
+          <w:lang w:val="en-US"/>
+        </w:rPr>
+        <w:t>detaliate</w:t>
+      </w:r>
+      <w:proofErr w:type="spellEnd"/>
+      <w:r>
+        <w:rPr>
+          <w:rFonts w:ascii="Times New Roman" w:hAnsi="Times New Roman" w:cs="Times New Roman"/>
+          <w:sz w:val="26"/>
+          <w:szCs w:val="26"/>
+          <w:lang w:val="en-US"/>
+        </w:rPr>
+        <w:t xml:space="preserve">, </w:t>
+      </w:r>
+      <w:proofErr w:type="spellStart"/>
+      <w:r>
+        <w:rPr>
+          <w:rFonts w:ascii="Times New Roman" w:hAnsi="Times New Roman" w:cs="Times New Roman"/>
+          <w:sz w:val="26"/>
+          <w:szCs w:val="26"/>
+          <w:lang w:val="en-US"/>
+        </w:rPr>
+        <w:t>cea</w:t>
+      </w:r>
+      <w:proofErr w:type="spellEnd"/>
+      <w:r>
+        <w:rPr>
+          <w:rFonts w:ascii="Times New Roman" w:hAnsi="Times New Roman" w:cs="Times New Roman"/>
+          <w:sz w:val="26"/>
+          <w:szCs w:val="26"/>
+          <w:lang w:val="en-US"/>
+        </w:rPr>
+        <w:t xml:space="preserve"> </w:t>
+      </w:r>
+      <w:proofErr w:type="spellStart"/>
+      <w:r>
+        <w:rPr>
+          <w:rFonts w:ascii="Times New Roman" w:hAnsi="Times New Roman" w:cs="Times New Roman"/>
+          <w:sz w:val="26"/>
+          <w:szCs w:val="26"/>
+          <w:lang w:val="en-US"/>
+        </w:rPr>
+        <w:t>mai</w:t>
+      </w:r>
+      <w:proofErr w:type="spellEnd"/>
+      <w:r>
+        <w:rPr>
+          <w:rFonts w:ascii="Times New Roman" w:hAnsi="Times New Roman" w:cs="Times New Roman"/>
+          <w:sz w:val="26"/>
+          <w:szCs w:val="26"/>
+          <w:lang w:val="en-US"/>
+        </w:rPr>
+        <w:t xml:space="preserve"> mare </w:t>
+      </w:r>
+      <w:proofErr w:type="spellStart"/>
+      <w:r>
+        <w:rPr>
+          <w:rFonts w:ascii="Times New Roman" w:hAnsi="Times New Roman" w:cs="Times New Roman"/>
+          <w:sz w:val="26"/>
+          <w:szCs w:val="26"/>
+          <w:lang w:val="en-US"/>
+        </w:rPr>
+        <w:t>probelmă</w:t>
+      </w:r>
+      <w:proofErr w:type="spellEnd"/>
+      <w:r>
+        <w:rPr>
+          <w:rFonts w:ascii="Times New Roman" w:hAnsi="Times New Roman" w:cs="Times New Roman"/>
+          <w:sz w:val="26"/>
+          <w:szCs w:val="26"/>
+          <w:lang w:val="en-US"/>
+        </w:rPr>
+        <w:t xml:space="preserve"> la o </w:t>
       </w:r>
       <w:r>
         <w:rPr>
@@ -788,6 +989,7 @@
         </w:rPr>
         <w:t xml:space="preserve">asa de </w:t>
       </w:r>
+      <w:proofErr w:type="spellStart"/>
       <w:r>
         <w:rPr>
           <w:rFonts w:ascii="Times New Roman" w:hAnsi="Times New Roman" w:cs="Times New Roman"/>
@@ -804,8 +1006,19 @@
           <w:szCs w:val="26"/>
           <w:lang w:val="en-US"/>
         </w:rPr>
-        <w:t xml:space="preserve">chimb </w:t>
-      </w:r>
+        <w:t>chimb</w:t>
+      </w:r>
+      <w:proofErr w:type="spellEnd"/>
+      <w:r>
+        <w:rPr>
+          <w:rFonts w:ascii="Times New Roman" w:hAnsi="Times New Roman" w:cs="Times New Roman"/>
+          <w:sz w:val="26"/>
+          <w:szCs w:val="26"/>
+          <w:lang w:val="en-US"/>
+        </w:rPr>
+        <w:t xml:space="preserve"> </w:t>
+      </w:r>
+      <w:proofErr w:type="spellStart"/>
       <w:r>
         <w:rPr>
           <w:rFonts w:ascii="Times New Roman" w:hAnsi="Times New Roman" w:cs="Times New Roman"/>
@@ -822,16 +1035,167 @@
           <w:szCs w:val="26"/>
           <w:lang w:val="en-US"/>
         </w:rPr>
-        <w:t>alutar este viteza și eficiența</w:t>
-      </w:r>
-      <w:r>
-        <w:rPr>
-          <w:rFonts w:ascii="Times New Roman" w:hAnsi="Times New Roman" w:cs="Times New Roman"/>
-          <w:sz w:val="26"/>
-          <w:szCs w:val="26"/>
-          <w:lang w:val="en-US"/>
-        </w:rPr>
-        <w:t>. Din cauza lipsei unui s</w:t>
+        <w:t>alutar</w:t>
+      </w:r>
+      <w:proofErr w:type="spellEnd"/>
+      <w:r>
+        <w:rPr>
+          <w:rFonts w:ascii="Times New Roman" w:hAnsi="Times New Roman" w:cs="Times New Roman"/>
+          <w:sz w:val="26"/>
+          <w:szCs w:val="26"/>
+          <w:lang w:val="en-US"/>
+        </w:rPr>
+        <w:t xml:space="preserve"> </w:t>
+      </w:r>
+      <w:proofErr w:type="spellStart"/>
+      <w:r>
+        <w:rPr>
+          <w:rFonts w:ascii="Times New Roman" w:hAnsi="Times New Roman" w:cs="Times New Roman"/>
+          <w:sz w:val="26"/>
+          <w:szCs w:val="26"/>
+          <w:lang w:val="en-US"/>
+        </w:rPr>
+        <w:t>este</w:t>
+      </w:r>
+      <w:proofErr w:type="spellEnd"/>
+      <w:r>
+        <w:rPr>
+          <w:rFonts w:ascii="Times New Roman" w:hAnsi="Times New Roman" w:cs="Times New Roman"/>
+          <w:sz w:val="26"/>
+          <w:szCs w:val="26"/>
+          <w:lang w:val="en-US"/>
+        </w:rPr>
+        <w:t xml:space="preserve"> </w:t>
+      </w:r>
+      <w:proofErr w:type="spellStart"/>
+      <w:r>
+        <w:rPr>
+          <w:rFonts w:ascii="Times New Roman" w:hAnsi="Times New Roman" w:cs="Times New Roman"/>
+          <w:sz w:val="26"/>
+          <w:szCs w:val="26"/>
+          <w:lang w:val="en-US"/>
+        </w:rPr>
+        <w:t>viteza</w:t>
+      </w:r>
+      <w:proofErr w:type="spellEnd"/>
+      <w:r>
+        <w:rPr>
+          <w:rFonts w:ascii="Times New Roman" w:hAnsi="Times New Roman" w:cs="Times New Roman"/>
+          <w:sz w:val="26"/>
+          <w:szCs w:val="26"/>
+          <w:lang w:val="en-US"/>
+        </w:rPr>
+        <w:t xml:space="preserve"> </w:t>
+      </w:r>
+      <w:proofErr w:type="spellStart"/>
+      <w:r>
+        <w:rPr>
+          <w:rFonts w:ascii="Times New Roman" w:hAnsi="Times New Roman" w:cs="Times New Roman"/>
+          <w:sz w:val="26"/>
+          <w:szCs w:val="26"/>
+          <w:lang w:val="en-US"/>
+        </w:rPr>
+        <w:t>și</w:t>
+      </w:r>
+      <w:proofErr w:type="spellEnd"/>
+      <w:r>
+        <w:rPr>
+          <w:rFonts w:ascii="Times New Roman" w:hAnsi="Times New Roman" w:cs="Times New Roman"/>
+          <w:sz w:val="26"/>
+          <w:szCs w:val="26"/>
+          <w:lang w:val="en-US"/>
+        </w:rPr>
+        <w:t xml:space="preserve"> </w:t>
+      </w:r>
+      <w:proofErr w:type="spellStart"/>
+      <w:r>
+        <w:rPr>
+          <w:rFonts w:ascii="Times New Roman" w:hAnsi="Times New Roman" w:cs="Times New Roman"/>
+          <w:sz w:val="26"/>
+          <w:szCs w:val="26"/>
+          <w:lang w:val="en-US"/>
+        </w:rPr>
+        <w:t>eficiența</w:t>
+      </w:r>
+      <w:proofErr w:type="spellEnd"/>
+      <w:r>
+        <w:rPr>
+          <w:rFonts w:ascii="Times New Roman" w:hAnsi="Times New Roman" w:cs="Times New Roman"/>
+          <w:sz w:val="26"/>
+          <w:szCs w:val="26"/>
+          <w:lang w:val="en-US"/>
+        </w:rPr>
+        <w:t xml:space="preserve">. Din </w:t>
+      </w:r>
+      <w:proofErr w:type="spellStart"/>
+      <w:r>
+        <w:rPr>
+          <w:rFonts w:ascii="Times New Roman" w:hAnsi="Times New Roman" w:cs="Times New Roman"/>
+          <w:sz w:val="26"/>
+          <w:szCs w:val="26"/>
+          <w:lang w:val="en-US"/>
+        </w:rPr>
+        <w:t>cauza</w:t>
+      </w:r>
+      <w:proofErr w:type="spellEnd"/>
+      <w:r>
+        <w:rPr>
+          <w:rFonts w:ascii="Times New Roman" w:hAnsi="Times New Roman" w:cs="Times New Roman"/>
+          <w:sz w:val="26"/>
+          <w:szCs w:val="26"/>
+          <w:lang w:val="en-US"/>
+        </w:rPr>
+        <w:t xml:space="preserve"> </w:t>
+      </w:r>
+      <w:proofErr w:type="spellStart"/>
+      <w:r>
+        <w:rPr>
+          <w:rFonts w:ascii="Times New Roman" w:hAnsi="Times New Roman" w:cs="Times New Roman"/>
+          <w:sz w:val="26"/>
+          <w:szCs w:val="26"/>
+          <w:lang w:val="en-US"/>
+        </w:rPr>
+        <w:t>lipsei</w:t>
+      </w:r>
+      <w:proofErr w:type="spellEnd"/>
+      <w:r>
+        <w:rPr>
+          <w:rFonts w:ascii="Times New Roman" w:hAnsi="Times New Roman" w:cs="Times New Roman"/>
+          <w:sz w:val="26"/>
+          <w:szCs w:val="26"/>
+          <w:lang w:val="en-US"/>
+        </w:rPr>
+        <w:t xml:space="preserve"> </w:t>
+      </w:r>
+      <w:proofErr w:type="spellStart"/>
+      <w:r>
+        <w:rPr>
+          <w:rFonts w:ascii="Times New Roman" w:hAnsi="Times New Roman" w:cs="Times New Roman"/>
+          <w:sz w:val="26"/>
+          <w:szCs w:val="26"/>
+          <w:lang w:val="en-US"/>
+        </w:rPr>
+        <w:t>unui</w:t>
+      </w:r>
+      <w:proofErr w:type="spellEnd"/>
+      <w:r>
+        <w:rPr>
+          <w:rFonts w:ascii="Times New Roman" w:hAnsi="Times New Roman" w:cs="Times New Roman"/>
+          <w:sz w:val="26"/>
+          <w:szCs w:val="26"/>
+          <w:lang w:val="en-US"/>
+        </w:rPr>
+        <w:t xml:space="preserve"> </w:t>
+      </w:r>
+      <w:proofErr w:type="spellStart"/>
+      <w:r>
+        <w:rPr>
+          <w:rFonts w:ascii="Times New Roman" w:hAnsi="Times New Roman" w:cs="Times New Roman"/>
+          <w:sz w:val="26"/>
+          <w:szCs w:val="26"/>
+          <w:lang w:val="en-US"/>
+        </w:rPr>
+        <w:t>s</w:t>
       </w:r>
       <w:r>
         <w:rPr>
@@ -849,25 +1213,412 @@
           <w:szCs w:val="26"/>
           <w:lang w:val="en-US"/>
         </w:rPr>
-        <w:t>stem informatic centralizat, apar dificultați precum actualizarea manual și greoaie a cursurilor de schimb, eficiența dificilă a soldurilor disponibile pe fiecare ghișeu sau chiar la întocmirea rapoartelor zilnice.</w:t>
-      </w:r>
-    </w:p>
-    <w:p>
-      <w:pPr>
-        <w:spacing w:line="360" w:lineRule="auto"/>
-        <w:rPr>
-          <w:rFonts w:ascii="Times New Roman" w:hAnsi="Times New Roman" w:cs="Times New Roman"/>
-          <w:sz w:val="26"/>
-          <w:szCs w:val="26"/>
-        </w:rPr>
-      </w:pPr>
-      <w:r>
-        <w:rPr>
-          <w:rFonts w:ascii="Times New Roman" w:hAnsi="Times New Roman" w:cs="Times New Roman"/>
-          <w:sz w:val="26"/>
-          <w:szCs w:val="26"/>
-        </w:rPr>
-        <w:t>Baza de date va avea scopul de a ține evidența tranzacțiilor și a gestiona automat soldurile de valută. Astfel se elimină introducerea manuală a datelor și a calculelor suplimentare, de asemenea ajută l-a păstrarea istoricului de cursuri și schimburi pentru raportare.</w:t>
+        <w:t>stem</w:t>
+      </w:r>
+      <w:proofErr w:type="spellEnd"/>
+      <w:r>
+        <w:rPr>
+          <w:rFonts w:ascii="Times New Roman" w:hAnsi="Times New Roman" w:cs="Times New Roman"/>
+          <w:sz w:val="26"/>
+          <w:szCs w:val="26"/>
+          <w:lang w:val="en-US"/>
+        </w:rPr>
+        <w:t xml:space="preserve"> informatic </w:t>
+      </w:r>
+      <w:proofErr w:type="spellStart"/>
+      <w:r>
+        <w:rPr>
+          <w:rFonts w:ascii="Times New Roman" w:hAnsi="Times New Roman" w:cs="Times New Roman"/>
+          <w:sz w:val="26"/>
+          <w:szCs w:val="26"/>
+          <w:lang w:val="en-US"/>
+        </w:rPr>
+        <w:t>centralizat</w:t>
+      </w:r>
+      <w:proofErr w:type="spellEnd"/>
+      <w:r>
+        <w:rPr>
+          <w:rFonts w:ascii="Times New Roman" w:hAnsi="Times New Roman" w:cs="Times New Roman"/>
+          <w:sz w:val="26"/>
+          <w:szCs w:val="26"/>
+          <w:lang w:val="en-US"/>
+        </w:rPr>
+        <w:t xml:space="preserve">, apar </w:t>
+      </w:r>
+      <w:proofErr w:type="spellStart"/>
+      <w:r>
+        <w:rPr>
+          <w:rFonts w:ascii="Times New Roman" w:hAnsi="Times New Roman" w:cs="Times New Roman"/>
+          <w:sz w:val="26"/>
+          <w:szCs w:val="26"/>
+          <w:lang w:val="en-US"/>
+        </w:rPr>
+        <w:t>dificultați</w:t>
+      </w:r>
+      <w:proofErr w:type="spellEnd"/>
+      <w:r>
+        <w:rPr>
+          <w:rFonts w:ascii="Times New Roman" w:hAnsi="Times New Roman" w:cs="Times New Roman"/>
+          <w:sz w:val="26"/>
+          <w:szCs w:val="26"/>
+          <w:lang w:val="en-US"/>
+        </w:rPr>
+        <w:t xml:space="preserve"> precum </w:t>
+      </w:r>
+      <w:proofErr w:type="spellStart"/>
+      <w:r>
+        <w:rPr>
+          <w:rFonts w:ascii="Times New Roman" w:hAnsi="Times New Roman" w:cs="Times New Roman"/>
+          <w:sz w:val="26"/>
+          <w:szCs w:val="26"/>
+          <w:lang w:val="en-US"/>
+        </w:rPr>
+        <w:t>actualizarea</w:t>
+      </w:r>
+      <w:proofErr w:type="spellEnd"/>
+      <w:r>
+        <w:rPr>
+          <w:rFonts w:ascii="Times New Roman" w:hAnsi="Times New Roman" w:cs="Times New Roman"/>
+          <w:sz w:val="26"/>
+          <w:szCs w:val="26"/>
+          <w:lang w:val="en-US"/>
+        </w:rPr>
+        <w:t xml:space="preserve"> manual</w:t>
+      </w:r>
+      <w:r>
+        <w:rPr>
+          <w:rFonts w:ascii="Times New Roman" w:hAnsi="Times New Roman" w:cs="Times New Roman"/>
+          <w:sz w:val="26"/>
+          <w:szCs w:val="26"/>
+        </w:rPr>
+        <w:t>ă</w:t>
+      </w:r>
+      <w:r>
+        <w:rPr>
+          <w:rFonts w:ascii="Times New Roman" w:hAnsi="Times New Roman" w:cs="Times New Roman"/>
+          <w:sz w:val="26"/>
+          <w:szCs w:val="26"/>
+          <w:lang w:val="en-US"/>
+        </w:rPr>
+        <w:t xml:space="preserve"> </w:t>
+      </w:r>
+      <w:proofErr w:type="spellStart"/>
+      <w:r>
+        <w:rPr>
+          <w:rFonts w:ascii="Times New Roman" w:hAnsi="Times New Roman" w:cs="Times New Roman"/>
+          <w:sz w:val="26"/>
+          <w:szCs w:val="26"/>
+          <w:lang w:val="en-US"/>
+        </w:rPr>
+        <w:t>și</w:t>
+      </w:r>
+      <w:proofErr w:type="spellEnd"/>
+      <w:r>
+        <w:rPr>
+          <w:rFonts w:ascii="Times New Roman" w:hAnsi="Times New Roman" w:cs="Times New Roman"/>
+          <w:sz w:val="26"/>
+          <w:szCs w:val="26"/>
+          <w:lang w:val="en-US"/>
+        </w:rPr>
+        <w:t xml:space="preserve"> </w:t>
+      </w:r>
+      <w:proofErr w:type="spellStart"/>
+      <w:r>
+        <w:rPr>
+          <w:rFonts w:ascii="Times New Roman" w:hAnsi="Times New Roman" w:cs="Times New Roman"/>
+          <w:sz w:val="26"/>
+          <w:szCs w:val="26"/>
+          <w:lang w:val="en-US"/>
+        </w:rPr>
+        <w:t>greoaie</w:t>
+      </w:r>
+      <w:proofErr w:type="spellEnd"/>
+      <w:r>
+        <w:rPr>
+          <w:rFonts w:ascii="Times New Roman" w:hAnsi="Times New Roman" w:cs="Times New Roman"/>
+          <w:sz w:val="26"/>
+          <w:szCs w:val="26"/>
+          <w:lang w:val="en-US"/>
+        </w:rPr>
+        <w:t xml:space="preserve"> a </w:t>
+      </w:r>
+      <w:proofErr w:type="spellStart"/>
+      <w:r>
+        <w:rPr>
+          <w:rFonts w:ascii="Times New Roman" w:hAnsi="Times New Roman" w:cs="Times New Roman"/>
+          <w:sz w:val="26"/>
+          <w:szCs w:val="26"/>
+          <w:lang w:val="en-US"/>
+        </w:rPr>
+        <w:t>cursurilor</w:t>
+      </w:r>
+      <w:proofErr w:type="spellEnd"/>
+      <w:r>
+        <w:rPr>
+          <w:rFonts w:ascii="Times New Roman" w:hAnsi="Times New Roman" w:cs="Times New Roman"/>
+          <w:sz w:val="26"/>
+          <w:szCs w:val="26"/>
+          <w:lang w:val="en-US"/>
+        </w:rPr>
+        <w:t xml:space="preserve"> de </w:t>
+      </w:r>
+      <w:proofErr w:type="spellStart"/>
+      <w:r>
+        <w:rPr>
+          <w:rFonts w:ascii="Times New Roman" w:hAnsi="Times New Roman" w:cs="Times New Roman"/>
+          <w:sz w:val="26"/>
+          <w:szCs w:val="26"/>
+          <w:lang w:val="en-US"/>
+        </w:rPr>
+        <w:t>schimb</w:t>
+      </w:r>
+      <w:proofErr w:type="spellEnd"/>
+      <w:r>
+        <w:rPr>
+          <w:rFonts w:ascii="Times New Roman" w:hAnsi="Times New Roman" w:cs="Times New Roman"/>
+          <w:sz w:val="26"/>
+          <w:szCs w:val="26"/>
+          <w:lang w:val="en-US"/>
+        </w:rPr>
+        <w:t xml:space="preserve">, </w:t>
+      </w:r>
+      <w:proofErr w:type="spellStart"/>
+      <w:r>
+        <w:rPr>
+          <w:rFonts w:ascii="Times New Roman" w:hAnsi="Times New Roman" w:cs="Times New Roman"/>
+          <w:sz w:val="26"/>
+          <w:szCs w:val="26"/>
+          <w:lang w:val="en-US"/>
+        </w:rPr>
+        <w:t>monitorizarea</w:t>
+      </w:r>
+      <w:proofErr w:type="spellEnd"/>
+      <w:r>
+        <w:rPr>
+          <w:rFonts w:ascii="Times New Roman" w:hAnsi="Times New Roman" w:cs="Times New Roman"/>
+          <w:sz w:val="26"/>
+          <w:szCs w:val="26"/>
+          <w:lang w:val="en-US"/>
+        </w:rPr>
+        <w:t xml:space="preserve"> </w:t>
+      </w:r>
+      <w:proofErr w:type="spellStart"/>
+      <w:r>
+        <w:rPr>
+          <w:rFonts w:ascii="Times New Roman" w:hAnsi="Times New Roman" w:cs="Times New Roman"/>
+          <w:sz w:val="26"/>
+          <w:szCs w:val="26"/>
+          <w:lang w:val="en-US"/>
+        </w:rPr>
+        <w:t>anevoioasă</w:t>
+      </w:r>
+      <w:proofErr w:type="spellEnd"/>
+      <w:r>
+        <w:rPr>
+          <w:rFonts w:ascii="Times New Roman" w:hAnsi="Times New Roman" w:cs="Times New Roman"/>
+          <w:sz w:val="26"/>
+          <w:szCs w:val="26"/>
+          <w:lang w:val="en-US"/>
+        </w:rPr>
+        <w:t xml:space="preserve"> a </w:t>
+      </w:r>
+      <w:proofErr w:type="spellStart"/>
+      <w:r>
+        <w:rPr>
+          <w:rFonts w:ascii="Times New Roman" w:hAnsi="Times New Roman" w:cs="Times New Roman"/>
+          <w:sz w:val="26"/>
+          <w:szCs w:val="26"/>
+          <w:lang w:val="en-US"/>
+        </w:rPr>
+        <w:t>soldurilor</w:t>
+      </w:r>
+      <w:proofErr w:type="spellEnd"/>
+      <w:r>
+        <w:rPr>
+          <w:rFonts w:ascii="Times New Roman" w:hAnsi="Times New Roman" w:cs="Times New Roman"/>
+          <w:sz w:val="26"/>
+          <w:szCs w:val="26"/>
+          <w:lang w:val="en-US"/>
+        </w:rPr>
+        <w:t xml:space="preserve"> </w:t>
+      </w:r>
+      <w:proofErr w:type="spellStart"/>
+      <w:r>
+        <w:rPr>
+          <w:rFonts w:ascii="Times New Roman" w:hAnsi="Times New Roman" w:cs="Times New Roman"/>
+          <w:sz w:val="26"/>
+          <w:szCs w:val="26"/>
+          <w:lang w:val="en-US"/>
+        </w:rPr>
+        <w:t>disponibile</w:t>
+      </w:r>
+      <w:proofErr w:type="spellEnd"/>
+      <w:r>
+        <w:rPr>
+          <w:rFonts w:ascii="Times New Roman" w:hAnsi="Times New Roman" w:cs="Times New Roman"/>
+          <w:sz w:val="26"/>
+          <w:szCs w:val="26"/>
+          <w:lang w:val="en-US"/>
+        </w:rPr>
+        <w:t xml:space="preserve"> pe </w:t>
+      </w:r>
+      <w:proofErr w:type="spellStart"/>
+      <w:r>
+        <w:rPr>
+          <w:rFonts w:ascii="Times New Roman" w:hAnsi="Times New Roman" w:cs="Times New Roman"/>
+          <w:sz w:val="26"/>
+          <w:szCs w:val="26"/>
+          <w:lang w:val="en-US"/>
+        </w:rPr>
+        <w:t>fiecare</w:t>
+      </w:r>
+      <w:proofErr w:type="spellEnd"/>
+      <w:r>
+        <w:rPr>
+          <w:rFonts w:ascii="Times New Roman" w:hAnsi="Times New Roman" w:cs="Times New Roman"/>
+          <w:sz w:val="26"/>
+          <w:szCs w:val="26"/>
+          <w:lang w:val="en-US"/>
+        </w:rPr>
+        <w:t xml:space="preserve"> </w:t>
+      </w:r>
+      <w:proofErr w:type="spellStart"/>
+      <w:r>
+        <w:rPr>
+          <w:rFonts w:ascii="Times New Roman" w:hAnsi="Times New Roman" w:cs="Times New Roman"/>
+          <w:sz w:val="26"/>
+          <w:szCs w:val="26"/>
+          <w:lang w:val="en-US"/>
+        </w:rPr>
+        <w:t>ghișeu</w:t>
+      </w:r>
+      <w:proofErr w:type="spellEnd"/>
+      <w:r>
+        <w:rPr>
+          <w:rFonts w:ascii="Times New Roman" w:hAnsi="Times New Roman" w:cs="Times New Roman"/>
+          <w:sz w:val="26"/>
+          <w:szCs w:val="26"/>
+          <w:lang w:val="en-US"/>
+        </w:rPr>
+        <w:t xml:space="preserve"> </w:t>
+      </w:r>
+      <w:proofErr w:type="spellStart"/>
+      <w:r>
+        <w:rPr>
+          <w:rFonts w:ascii="Times New Roman" w:hAnsi="Times New Roman" w:cs="Times New Roman"/>
+          <w:sz w:val="26"/>
+          <w:szCs w:val="26"/>
+          <w:lang w:val="en-US"/>
+        </w:rPr>
+        <w:t>sau</w:t>
+      </w:r>
+      <w:proofErr w:type="spellEnd"/>
+      <w:r>
+        <w:rPr>
+          <w:rFonts w:ascii="Times New Roman" w:hAnsi="Times New Roman" w:cs="Times New Roman"/>
+          <w:sz w:val="26"/>
+          <w:szCs w:val="26"/>
+          <w:lang w:val="en-US"/>
+        </w:rPr>
+        <w:t xml:space="preserve"> </w:t>
+      </w:r>
+      <w:proofErr w:type="spellStart"/>
+      <w:r>
+        <w:rPr>
+          <w:rFonts w:ascii="Times New Roman" w:hAnsi="Times New Roman" w:cs="Times New Roman"/>
+          <w:sz w:val="26"/>
+          <w:szCs w:val="26"/>
+          <w:lang w:val="en-US"/>
+        </w:rPr>
+        <w:t>chiar</w:t>
+      </w:r>
+      <w:proofErr w:type="spellEnd"/>
+      <w:r>
+        <w:rPr>
+          <w:rFonts w:ascii="Times New Roman" w:hAnsi="Times New Roman" w:cs="Times New Roman"/>
+          <w:sz w:val="26"/>
+          <w:szCs w:val="26"/>
+          <w:lang w:val="en-US"/>
+        </w:rPr>
+        <w:t xml:space="preserve"> la </w:t>
+      </w:r>
+      <w:proofErr w:type="spellStart"/>
+      <w:r>
+        <w:rPr>
+          <w:rFonts w:ascii="Times New Roman" w:hAnsi="Times New Roman" w:cs="Times New Roman"/>
+          <w:sz w:val="26"/>
+          <w:szCs w:val="26"/>
+          <w:lang w:val="en-US"/>
+        </w:rPr>
+        <w:t>întocmirea</w:t>
+      </w:r>
+      <w:proofErr w:type="spellEnd"/>
+      <w:r>
+        <w:rPr>
+          <w:rFonts w:ascii="Times New Roman" w:hAnsi="Times New Roman" w:cs="Times New Roman"/>
+          <w:sz w:val="26"/>
+          <w:szCs w:val="26"/>
+          <w:lang w:val="en-US"/>
+        </w:rPr>
+        <w:t xml:space="preserve"> </w:t>
+      </w:r>
+      <w:proofErr w:type="spellStart"/>
+      <w:r>
+        <w:rPr>
+          <w:rFonts w:ascii="Times New Roman" w:hAnsi="Times New Roman" w:cs="Times New Roman"/>
+          <w:sz w:val="26"/>
+          <w:szCs w:val="26"/>
+          <w:lang w:val="en-US"/>
+        </w:rPr>
+        <w:t>rapoartelor</w:t>
+      </w:r>
+      <w:proofErr w:type="spellEnd"/>
+      <w:r>
+        <w:rPr>
+          <w:rFonts w:ascii="Times New Roman" w:hAnsi="Times New Roman" w:cs="Times New Roman"/>
+          <w:sz w:val="26"/>
+          <w:szCs w:val="26"/>
+          <w:lang w:val="en-US"/>
+        </w:rPr>
+        <w:t xml:space="preserve"> </w:t>
+      </w:r>
+      <w:proofErr w:type="spellStart"/>
+      <w:r>
+        <w:rPr>
+          <w:rFonts w:ascii="Times New Roman" w:hAnsi="Times New Roman" w:cs="Times New Roman"/>
+          <w:sz w:val="26"/>
+          <w:szCs w:val="26"/>
+          <w:lang w:val="en-US"/>
+        </w:rPr>
+        <w:t>zilnice</w:t>
+      </w:r>
+      <w:proofErr w:type="spellEnd"/>
+      <w:r>
+        <w:rPr>
+          <w:rFonts w:ascii="Times New Roman" w:hAnsi="Times New Roman" w:cs="Times New Roman"/>
+          <w:sz w:val="26"/>
+          <w:szCs w:val="26"/>
+          <w:lang w:val="en-US"/>
+        </w:rPr>
+        <w:t>.</w:t>
+      </w:r>
+    </w:p>
+    <w:p>
+      <w:pPr>
+        <w:spacing w:line="360" w:lineRule="auto"/>
+        <w:rPr>
+          <w:rFonts w:ascii="Times New Roman" w:hAnsi="Times New Roman" w:cs="Times New Roman"/>
+          <w:sz w:val="26"/>
+          <w:szCs w:val="26"/>
+        </w:rPr>
+      </w:pPr>
+      <w:r>
+        <w:rPr>
+          <w:rFonts w:ascii="Times New Roman" w:hAnsi="Times New Roman" w:cs="Times New Roman"/>
+          <w:sz w:val="26"/>
+          <w:szCs w:val="26"/>
+        </w:rPr>
+        <w:t>Baza de date va avea scopul de a ține evidența tranzacțiilor și a gestiona automat soldurile de valută. Astfel se elimină introducerea manuală a datelor și a calculelor suplimentare, de asemenea ajută la păstrarea istoricului de cursuri și schimburi pentru raportare.</w:t>
       </w:r>
     </w:p>
     <w:p>
@@ -1351,113 +2102,542 @@
           <w:sz w:val="26"/>
           <w:szCs w:val="26"/>
         </w:rPr>
+        <w:t xml:space="preserve">ANALIZA CERINȚELOR / </w:t>
+      </w:r>
+      <w:r>
+        <w:rPr>
+          <w:rFonts w:ascii="Times New Roman" w:hAnsi="Times New Roman" w:cs="Times New Roman"/>
+          <w:b/>
+          <w:bCs/>
+          <w:sz w:val="26"/>
+          <w:szCs w:val="26"/>
+        </w:rPr>
+        <w:t>IDENTIFICAREA ENTITĂȚILOR:</w:t>
+      </w:r>
+    </w:p>
+    <w:p>
+      <w:pPr>
+        <w:spacing w:line="360" w:lineRule="auto"/>
+        <w:rPr>
+          <w:rFonts w:ascii="Times New Roman" w:hAnsi="Times New Roman" w:cs="Times New Roman"/>
+          <w:sz w:val="26"/>
+          <w:szCs w:val="26"/>
+        </w:rPr>
+      </w:pPr>
+      <w:r>
+        <w:rPr>
+          <w:rFonts w:ascii="Times New Roman" w:hAnsi="Times New Roman" w:cs="Times New Roman"/>
+          <w:sz w:val="26"/>
+          <w:szCs w:val="26"/>
+        </w:rPr>
+        <w:t>Pentru acoperirea tuturor cerințelor au fost identificate 1</w:t>
+      </w:r>
+      <w:r>
+        <w:rPr>
+          <w:rFonts w:ascii="Times New Roman" w:hAnsi="Times New Roman" w:cs="Times New Roman"/>
+          <w:sz w:val="26"/>
+          <w:szCs w:val="26"/>
+        </w:rPr>
+        <w:t>2</w:t>
+      </w:r>
+      <w:r>
+        <w:rPr>
+          <w:rFonts w:ascii="Times New Roman" w:hAnsi="Times New Roman" w:cs="Times New Roman"/>
+          <w:sz w:val="26"/>
+          <w:szCs w:val="26"/>
+        </w:rPr>
+        <w:t xml:space="preserve"> entități principale.</w:t>
+      </w:r>
+      <w:r>
+        <w:rPr>
+          <w:rFonts w:ascii="Times New Roman" w:hAnsi="Times New Roman" w:cs="Times New Roman"/>
+        </w:rPr>
+        <w:t xml:space="preserve"> </w:t>
+      </w:r>
+      <w:r>
+        <w:rPr>
+          <w:rFonts w:ascii="Times New Roman" w:hAnsi="Times New Roman" w:cs="Times New Roman"/>
+          <w:sz w:val="26"/>
+          <w:szCs w:val="26"/>
+        </w:rPr>
+        <w:t>Fiecare entitate reprezentând o componentă esențială din cadrul unei aplicații pentru o casa de schimb valutar</w:t>
+      </w:r>
+      <w:r>
+        <w:rPr>
+          <w:rFonts w:ascii="Times New Roman" w:hAnsi="Times New Roman" w:cs="Times New Roman"/>
+          <w:sz w:val="26"/>
+          <w:szCs w:val="26"/>
+        </w:rPr>
+        <w:t>.</w:t>
+      </w:r>
+    </w:p>
+    <w:p>
+      <w:pPr>
+        <w:spacing w:line="360" w:lineRule="auto"/>
+        <w:rPr>
+          <w:rFonts w:ascii="Times New Roman" w:hAnsi="Times New Roman" w:cs="Times New Roman"/>
+          <w:sz w:val="26"/>
+          <w:szCs w:val="26"/>
+        </w:rPr>
+      </w:pPr>
+      <w:r>
+        <w:rPr>
+          <w:rFonts w:ascii="Times New Roman" w:hAnsi="Times New Roman" w:cs="Times New Roman"/>
+          <w:sz w:val="26"/>
+          <w:szCs w:val="26"/>
+        </w:rPr>
+        <w:t xml:space="preserve">În primul rând, </w:t>
+      </w:r>
+      <w:r>
+        <w:rPr>
+          <w:rFonts w:ascii="Times New Roman" w:hAnsi="Times New Roman" w:cs="Times New Roman"/>
+          <w:b/>
+          <w:bCs/>
+          <w:sz w:val="26"/>
+          <w:szCs w:val="26"/>
+        </w:rPr>
+        <w:t xml:space="preserve">Sucursala </w:t>
+      </w:r>
+      <w:r>
+        <w:rPr>
+          <w:rFonts w:ascii="Times New Roman" w:hAnsi="Times New Roman" w:cs="Times New Roman"/>
+          <w:sz w:val="26"/>
+          <w:szCs w:val="26"/>
+        </w:rPr>
+        <w:t>reprezintă o unitate filiala, unde se desfășoară activitatea unei case de schimb valutar. Aceasta va trebui să conțină atributele</w:t>
+      </w:r>
+      <w:r>
+        <w:rPr>
+          <w:rFonts w:ascii="Times New Roman" w:hAnsi="Times New Roman" w:cs="Times New Roman"/>
+          <w:sz w:val="26"/>
+          <w:szCs w:val="26"/>
+        </w:rPr>
+        <w:t>:</w:t>
+      </w:r>
+      <w:r>
+        <w:rPr>
+          <w:rFonts w:ascii="Times New Roman" w:hAnsi="Times New Roman" w:cs="Times New Roman"/>
+          <w:sz w:val="26"/>
+          <w:szCs w:val="26"/>
+        </w:rPr>
+        <w:t xml:space="preserve"> </w:t>
+      </w:r>
+      <w:proofErr w:type="spellStart"/>
+      <w:r>
+        <w:rPr>
+          <w:rFonts w:ascii="Times New Roman" w:hAnsi="Times New Roman" w:cs="Times New Roman"/>
+          <w:sz w:val="26"/>
+          <w:szCs w:val="26"/>
+        </w:rPr>
         <w:t>I</w:t>
       </w:r>
       <w:r>
         <w:rPr>
           <w:rFonts w:ascii="Times New Roman" w:hAnsi="Times New Roman" w:cs="Times New Roman"/>
-          <w:b/>
-          <w:bCs/>
-          <w:sz w:val="26"/>
-          <w:szCs w:val="26"/>
-        </w:rPr>
-        <w:t>DENTIFICAREA ENTITĂȚILOR</w:t>
-      </w:r>
-      <w:r>
-        <w:rPr>
-          <w:rFonts w:ascii="Times New Roman" w:hAnsi="Times New Roman" w:cs="Times New Roman"/>
-          <w:b/>
-          <w:bCs/>
+          <w:sz w:val="26"/>
+          <w:szCs w:val="26"/>
+        </w:rPr>
+        <w:t>d</w:t>
+      </w:r>
+      <w:r>
+        <w:rPr>
+          <w:rFonts w:ascii="Times New Roman" w:hAnsi="Times New Roman" w:cs="Times New Roman"/>
+          <w:sz w:val="26"/>
+          <w:szCs w:val="26"/>
+        </w:rPr>
+        <w:t>_Sucursala</w:t>
+      </w:r>
+      <w:proofErr w:type="spellEnd"/>
+      <w:r>
+        <w:rPr>
+          <w:rFonts w:ascii="Times New Roman" w:hAnsi="Times New Roman" w:cs="Times New Roman"/>
+          <w:sz w:val="26"/>
+          <w:szCs w:val="26"/>
+        </w:rPr>
+        <w:t xml:space="preserve">, </w:t>
+      </w:r>
+      <w:proofErr w:type="spellStart"/>
+      <w:r>
+        <w:rPr>
+          <w:rFonts w:ascii="Times New Roman" w:hAnsi="Times New Roman" w:cs="Times New Roman"/>
+          <w:sz w:val="26"/>
+          <w:szCs w:val="26"/>
+        </w:rPr>
+        <w:t>Nume_Sucursala</w:t>
+      </w:r>
+      <w:proofErr w:type="spellEnd"/>
+      <w:r>
+        <w:rPr>
+          <w:rFonts w:ascii="Times New Roman" w:hAnsi="Times New Roman" w:cs="Times New Roman"/>
+          <w:sz w:val="26"/>
+          <w:szCs w:val="26"/>
+        </w:rPr>
+        <w:t xml:space="preserve">, Adresa, </w:t>
+      </w:r>
+      <w:proofErr w:type="spellStart"/>
+      <w:r>
+        <w:rPr>
+          <w:rFonts w:ascii="Times New Roman" w:hAnsi="Times New Roman" w:cs="Times New Roman"/>
+          <w:sz w:val="26"/>
+          <w:szCs w:val="26"/>
+        </w:rPr>
+        <w:t>Oras</w:t>
+      </w:r>
+      <w:proofErr w:type="spellEnd"/>
+      <w:r>
+        <w:rPr>
+          <w:rFonts w:ascii="Times New Roman" w:hAnsi="Times New Roman" w:cs="Times New Roman"/>
+          <w:sz w:val="26"/>
+          <w:szCs w:val="26"/>
+        </w:rPr>
+        <w:t>, Telefon.</w:t>
+      </w:r>
+    </w:p>
+    <w:p>
+      <w:pPr>
+        <w:spacing w:line="360" w:lineRule="auto"/>
+        <w:rPr>
+          <w:rFonts w:ascii="Times New Roman" w:hAnsi="Times New Roman" w:cs="Times New Roman"/>
+          <w:sz w:val="26"/>
+          <w:szCs w:val="26"/>
+        </w:rPr>
+      </w:pPr>
+      <w:r>
+        <w:rPr>
+          <w:rFonts w:ascii="Times New Roman" w:hAnsi="Times New Roman" w:cs="Times New Roman"/>
+          <w:sz w:val="26"/>
+          <w:szCs w:val="26"/>
+        </w:rPr>
+        <w:t xml:space="preserve">Din moment ce am decis sa folosesc sucursale în urma unor studii pe acest domeniu, este nevoie și de entitatea </w:t>
+      </w:r>
+      <w:r>
+        <w:rPr>
+          <w:rFonts w:ascii="Times New Roman" w:hAnsi="Times New Roman" w:cs="Times New Roman"/>
+          <w:b/>
+          <w:bCs/>
+          <w:sz w:val="26"/>
+          <w:szCs w:val="26"/>
+        </w:rPr>
+        <w:t>Ghișeu</w:t>
+      </w:r>
+      <w:r>
+        <w:rPr>
+          <w:rFonts w:ascii="Times New Roman" w:hAnsi="Times New Roman" w:cs="Times New Roman"/>
+          <w:sz w:val="26"/>
+          <w:szCs w:val="26"/>
+        </w:rPr>
+        <w:t xml:space="preserve"> care reprezintă punctul de lucru în cadrul unei sucursale. Deoarece o sucursală poate avea mai multe gh</w:t>
+      </w:r>
+      <w:r>
+        <w:rPr>
+          <w:rFonts w:ascii="Times New Roman" w:hAnsi="Times New Roman" w:cs="Times New Roman"/>
+          <w:sz w:val="26"/>
+          <w:szCs w:val="26"/>
+        </w:rPr>
+        <w:t>i</w:t>
+      </w:r>
+      <w:r>
+        <w:rPr>
+          <w:rFonts w:ascii="Times New Roman" w:hAnsi="Times New Roman" w:cs="Times New Roman"/>
+          <w:sz w:val="26"/>
+          <w:szCs w:val="26"/>
+        </w:rPr>
+        <w:t>șee, iar un ghișeu aparține unei singure sucursale. Aceasta entitate va avea atributele</w:t>
+      </w:r>
+      <w:r>
+        <w:rPr>
+          <w:rFonts w:ascii="Times New Roman" w:hAnsi="Times New Roman" w:cs="Times New Roman"/>
+          <w:sz w:val="26"/>
+          <w:szCs w:val="26"/>
+        </w:rPr>
+        <w:t xml:space="preserve">: </w:t>
+      </w:r>
+      <w:proofErr w:type="spellStart"/>
+      <w:r>
+        <w:rPr>
+          <w:rFonts w:ascii="Times New Roman" w:hAnsi="Times New Roman" w:cs="Times New Roman"/>
+          <w:sz w:val="26"/>
+          <w:szCs w:val="26"/>
+        </w:rPr>
+        <w:t>I</w:t>
+      </w:r>
+      <w:r>
+        <w:rPr>
+          <w:rFonts w:ascii="Times New Roman" w:hAnsi="Times New Roman" w:cs="Times New Roman"/>
+          <w:sz w:val="26"/>
+          <w:szCs w:val="26"/>
+        </w:rPr>
+        <w:t>d</w:t>
+      </w:r>
+      <w:r>
+        <w:rPr>
+          <w:rFonts w:ascii="Times New Roman" w:hAnsi="Times New Roman" w:cs="Times New Roman"/>
+          <w:sz w:val="26"/>
+          <w:szCs w:val="26"/>
+        </w:rPr>
+        <w:t>_Ghiseu</w:t>
+      </w:r>
+      <w:proofErr w:type="spellEnd"/>
+      <w:r>
+        <w:rPr>
+          <w:rFonts w:ascii="Times New Roman" w:hAnsi="Times New Roman" w:cs="Times New Roman"/>
+          <w:sz w:val="26"/>
+          <w:szCs w:val="26"/>
+        </w:rPr>
+        <w:t xml:space="preserve">, </w:t>
+      </w:r>
+      <w:proofErr w:type="spellStart"/>
+      <w:r>
+        <w:rPr>
+          <w:rFonts w:ascii="Times New Roman" w:hAnsi="Times New Roman" w:cs="Times New Roman"/>
+          <w:sz w:val="26"/>
+          <w:szCs w:val="26"/>
+        </w:rPr>
+        <w:t>Numar_Ghiseu</w:t>
+      </w:r>
+      <w:proofErr w:type="spellEnd"/>
+      <w:r>
+        <w:rPr>
+          <w:rFonts w:ascii="Times New Roman" w:hAnsi="Times New Roman" w:cs="Times New Roman"/>
+          <w:sz w:val="26"/>
+          <w:szCs w:val="26"/>
+        </w:rPr>
+        <w:t xml:space="preserve">, </w:t>
+      </w:r>
+      <w:proofErr w:type="spellStart"/>
+      <w:r>
+        <w:rPr>
+          <w:rFonts w:ascii="Times New Roman" w:hAnsi="Times New Roman" w:cs="Times New Roman"/>
+          <w:sz w:val="26"/>
+          <w:szCs w:val="26"/>
+        </w:rPr>
+        <w:t>Stare_Ghiseu</w:t>
+      </w:r>
+      <w:proofErr w:type="spellEnd"/>
+      <w:r>
+        <w:rPr>
+          <w:rFonts w:ascii="Times New Roman" w:hAnsi="Times New Roman" w:cs="Times New Roman"/>
+          <w:sz w:val="26"/>
+          <w:szCs w:val="26"/>
+        </w:rPr>
+        <w:t>,</w:t>
+      </w:r>
+      <w:r>
+        <w:rPr>
+          <w:rFonts w:ascii="Times New Roman" w:hAnsi="Times New Roman" w:cs="Times New Roman"/>
+          <w:sz w:val="26"/>
+          <w:szCs w:val="26"/>
+        </w:rPr>
+        <w:t xml:space="preserve"> </w:t>
+      </w:r>
+      <w:proofErr w:type="spellStart"/>
+      <w:r>
+        <w:rPr>
+          <w:rFonts w:ascii="Times New Roman" w:hAnsi="Times New Roman" w:cs="Times New Roman"/>
+          <w:sz w:val="26"/>
+          <w:szCs w:val="26"/>
+        </w:rPr>
+        <w:t>I</w:t>
+      </w:r>
+      <w:r>
+        <w:rPr>
+          <w:rFonts w:ascii="Times New Roman" w:hAnsi="Times New Roman" w:cs="Times New Roman"/>
+          <w:sz w:val="26"/>
+          <w:szCs w:val="26"/>
+        </w:rPr>
+        <w:t>d</w:t>
+      </w:r>
+      <w:r>
+        <w:rPr>
+          <w:rFonts w:ascii="Times New Roman" w:hAnsi="Times New Roman" w:cs="Times New Roman"/>
+          <w:sz w:val="26"/>
+          <w:szCs w:val="26"/>
+        </w:rPr>
+        <w:t>_Sucursala</w:t>
+      </w:r>
+      <w:proofErr w:type="spellEnd"/>
+      <w:r>
+        <w:rPr>
+          <w:rFonts w:ascii="Times New Roman" w:hAnsi="Times New Roman" w:cs="Times New Roman"/>
+          <w:sz w:val="26"/>
+          <w:szCs w:val="26"/>
+        </w:rPr>
+        <w:t>.</w:t>
+      </w:r>
+    </w:p>
+    <w:p>
+      <w:pPr>
+        <w:spacing w:line="360" w:lineRule="auto"/>
+        <w:rPr>
+          <w:rFonts w:ascii="Times New Roman" w:hAnsi="Times New Roman" w:cs="Times New Roman"/>
+          <w:sz w:val="26"/>
+          <w:szCs w:val="26"/>
+        </w:rPr>
+      </w:pPr>
+      <w:r>
+        <w:rPr>
+          <w:rFonts w:ascii="Times New Roman" w:hAnsi="Times New Roman" w:cs="Times New Roman"/>
+          <w:sz w:val="26"/>
+          <w:szCs w:val="26"/>
+        </w:rPr>
+        <w:t xml:space="preserve">Este nevoie de entitatea </w:t>
+      </w:r>
+      <w:r>
+        <w:rPr>
+          <w:rFonts w:ascii="Times New Roman" w:hAnsi="Times New Roman" w:cs="Times New Roman"/>
+          <w:b/>
+          <w:bCs/>
+          <w:sz w:val="26"/>
+          <w:szCs w:val="26"/>
+        </w:rPr>
+        <w:t>Angajat</w:t>
+      </w:r>
+      <w:r>
+        <w:rPr>
+          <w:rFonts w:ascii="Times New Roman" w:hAnsi="Times New Roman" w:cs="Times New Roman"/>
+          <w:sz w:val="26"/>
+          <w:szCs w:val="26"/>
+        </w:rPr>
+        <w:t>, care poate avea diferite roluri, de la muncitor la ghișeu, pana la administrator. Aici sunt păstrate datele de identificare și profesionale ale persoanelor care lucrează în cadrul companiei. Prin urmare, va avea atributele principale</w:t>
+      </w:r>
+      <w:r>
+        <w:rPr>
+          <w:rFonts w:ascii="Times New Roman" w:hAnsi="Times New Roman" w:cs="Times New Roman"/>
           <w:sz w:val="26"/>
           <w:szCs w:val="26"/>
         </w:rPr>
         <w:t>:</w:t>
       </w:r>
-    </w:p>
-    <w:p>
-      <w:pPr>
-        <w:spacing w:line="360" w:lineRule="auto"/>
-        <w:rPr>
-          <w:rFonts w:ascii="Times New Roman" w:hAnsi="Times New Roman" w:cs="Times New Roman"/>
-          <w:sz w:val="26"/>
-          <w:szCs w:val="26"/>
-        </w:rPr>
-      </w:pPr>
-      <w:r>
-        <w:rPr>
-          <w:rFonts w:ascii="Times New Roman" w:hAnsi="Times New Roman" w:cs="Times New Roman"/>
-          <w:sz w:val="26"/>
-          <w:szCs w:val="26"/>
-        </w:rPr>
-        <w:t xml:space="preserve">Pentru acoperirea tuturor cerințelor </w:t>
-      </w:r>
-      <w:r>
-        <w:rPr>
-          <w:rFonts w:ascii="Times New Roman" w:hAnsi="Times New Roman" w:cs="Times New Roman"/>
-          <w:sz w:val="26"/>
-          <w:szCs w:val="26"/>
-        </w:rPr>
-        <w:t>au fost identificate 10 entități principale.</w:t>
-      </w:r>
-      <w:r>
+      <w:r>
+        <w:rPr>
+          <w:rFonts w:ascii="Times New Roman" w:hAnsi="Times New Roman" w:cs="Times New Roman"/>
+          <w:sz w:val="26"/>
+          <w:szCs w:val="26"/>
+        </w:rPr>
         <w:t xml:space="preserve"> </w:t>
       </w:r>
-      <w:r>
-        <w:rPr>
-          <w:rFonts w:ascii="Times New Roman" w:hAnsi="Times New Roman" w:cs="Times New Roman"/>
-          <w:sz w:val="26"/>
-          <w:szCs w:val="26"/>
-        </w:rPr>
-        <w:t>Fiecare entitate</w:t>
-      </w:r>
-      <w:r>
-        <w:rPr>
-          <w:rFonts w:ascii="Times New Roman" w:hAnsi="Times New Roman" w:cs="Times New Roman"/>
-          <w:sz w:val="26"/>
-          <w:szCs w:val="26"/>
-        </w:rPr>
-        <w:t xml:space="preserve"> reprezentând</w:t>
-      </w:r>
-      <w:r>
-        <w:rPr>
-          <w:rFonts w:ascii="Times New Roman" w:hAnsi="Times New Roman" w:cs="Times New Roman"/>
-          <w:sz w:val="26"/>
-          <w:szCs w:val="26"/>
-        </w:rPr>
-        <w:t xml:space="preserve"> o componentă esențială din cadrul </w:t>
-      </w:r>
-      <w:r>
-        <w:rPr>
-          <w:rFonts w:ascii="Times New Roman" w:hAnsi="Times New Roman" w:cs="Times New Roman"/>
-          <w:sz w:val="26"/>
-          <w:szCs w:val="26"/>
-        </w:rPr>
-        <w:t>unei aplicații pentru o</w:t>
-      </w:r>
-      <w:r>
-        <w:rPr>
-          <w:rFonts w:ascii="Times New Roman" w:hAnsi="Times New Roman" w:cs="Times New Roman"/>
-          <w:sz w:val="26"/>
-          <w:szCs w:val="26"/>
-        </w:rPr>
-        <w:t xml:space="preserve"> cas</w:t>
-      </w:r>
-      <w:r>
-        <w:rPr>
-          <w:rFonts w:ascii="Times New Roman" w:hAnsi="Times New Roman" w:cs="Times New Roman"/>
-          <w:sz w:val="26"/>
-          <w:szCs w:val="26"/>
-        </w:rPr>
-        <w:t>a</w:t>
-      </w:r>
-      <w:r>
-        <w:rPr>
-          <w:rFonts w:ascii="Times New Roman" w:hAnsi="Times New Roman" w:cs="Times New Roman"/>
-          <w:sz w:val="26"/>
-          <w:szCs w:val="26"/>
-        </w:rPr>
-        <w:t xml:space="preserve"> de schimb valutar</w:t>
-      </w:r>
+      <w:proofErr w:type="spellStart"/>
+      <w:r>
+        <w:rPr>
+          <w:rFonts w:ascii="Times New Roman" w:hAnsi="Times New Roman" w:cs="Times New Roman"/>
+          <w:sz w:val="26"/>
+          <w:szCs w:val="26"/>
+        </w:rPr>
+        <w:t>I</w:t>
+      </w:r>
+      <w:r>
+        <w:rPr>
+          <w:rFonts w:ascii="Times New Roman" w:hAnsi="Times New Roman" w:cs="Times New Roman"/>
+          <w:sz w:val="26"/>
+          <w:szCs w:val="26"/>
+        </w:rPr>
+        <w:t>d</w:t>
+      </w:r>
+      <w:r>
+        <w:rPr>
+          <w:rFonts w:ascii="Times New Roman" w:hAnsi="Times New Roman" w:cs="Times New Roman"/>
+          <w:sz w:val="26"/>
+          <w:szCs w:val="26"/>
+        </w:rPr>
+        <w:t>_Angajat</w:t>
+      </w:r>
+      <w:proofErr w:type="spellEnd"/>
+      <w:r>
+        <w:rPr>
+          <w:rFonts w:ascii="Times New Roman" w:hAnsi="Times New Roman" w:cs="Times New Roman"/>
+          <w:sz w:val="26"/>
+          <w:szCs w:val="26"/>
+        </w:rPr>
+        <w:t xml:space="preserve">, Nume, Prenume, </w:t>
+      </w:r>
+      <w:proofErr w:type="spellStart"/>
+      <w:r>
+        <w:rPr>
+          <w:rFonts w:ascii="Times New Roman" w:hAnsi="Times New Roman" w:cs="Times New Roman"/>
+          <w:sz w:val="26"/>
+          <w:szCs w:val="26"/>
+        </w:rPr>
+        <w:t>CNP</w:t>
+      </w:r>
+      <w:r>
+        <w:rPr>
+          <w:rFonts w:ascii="Times New Roman" w:hAnsi="Times New Roman" w:cs="Times New Roman"/>
+          <w:sz w:val="26"/>
+          <w:szCs w:val="26"/>
+        </w:rPr>
+        <w:t>_Angajat</w:t>
+      </w:r>
+      <w:proofErr w:type="spellEnd"/>
+      <w:r>
+        <w:rPr>
+          <w:rFonts w:ascii="Times New Roman" w:hAnsi="Times New Roman" w:cs="Times New Roman"/>
+          <w:sz w:val="26"/>
+          <w:szCs w:val="26"/>
+        </w:rPr>
+        <w:t xml:space="preserve">, </w:t>
+      </w:r>
+      <w:proofErr w:type="spellStart"/>
+      <w:r>
+        <w:rPr>
+          <w:rFonts w:ascii="Times New Roman" w:hAnsi="Times New Roman" w:cs="Times New Roman"/>
+          <w:sz w:val="26"/>
+          <w:szCs w:val="26"/>
+        </w:rPr>
+        <w:t>Functie</w:t>
+      </w:r>
+      <w:proofErr w:type="spellEnd"/>
+      <w:r>
+        <w:rPr>
+          <w:rFonts w:ascii="Times New Roman" w:hAnsi="Times New Roman" w:cs="Times New Roman"/>
+          <w:sz w:val="26"/>
+          <w:szCs w:val="26"/>
+        </w:rPr>
+        <w:t xml:space="preserve">, </w:t>
+      </w:r>
+      <w:proofErr w:type="spellStart"/>
+      <w:r>
+        <w:rPr>
+          <w:rFonts w:ascii="Times New Roman" w:hAnsi="Times New Roman" w:cs="Times New Roman"/>
+          <w:sz w:val="26"/>
+          <w:szCs w:val="26"/>
+        </w:rPr>
+        <w:t>Data_Angajarii</w:t>
+      </w:r>
+      <w:proofErr w:type="spellEnd"/>
+      <w:r>
+        <w:rPr>
+          <w:rFonts w:ascii="Times New Roman" w:hAnsi="Times New Roman" w:cs="Times New Roman"/>
+          <w:sz w:val="26"/>
+          <w:szCs w:val="26"/>
+        </w:rPr>
+        <w:t xml:space="preserve">, </w:t>
+      </w:r>
+      <w:proofErr w:type="spellStart"/>
+      <w:r>
+        <w:rPr>
+          <w:rFonts w:ascii="Times New Roman" w:hAnsi="Times New Roman" w:cs="Times New Roman"/>
+          <w:sz w:val="26"/>
+          <w:szCs w:val="26"/>
+        </w:rPr>
+        <w:t>I</w:t>
+      </w:r>
+      <w:r>
+        <w:rPr>
+          <w:rFonts w:ascii="Times New Roman" w:hAnsi="Times New Roman" w:cs="Times New Roman"/>
+          <w:sz w:val="26"/>
+          <w:szCs w:val="26"/>
+        </w:rPr>
+        <w:t>d</w:t>
+      </w:r>
+      <w:r>
+        <w:rPr>
+          <w:rFonts w:ascii="Times New Roman" w:hAnsi="Times New Roman" w:cs="Times New Roman"/>
+          <w:sz w:val="26"/>
+          <w:szCs w:val="26"/>
+        </w:rPr>
+        <w:t>_Ghiseu</w:t>
+      </w:r>
+      <w:proofErr w:type="spellEnd"/>
       <w:r>
         <w:rPr>
           <w:rFonts w:ascii="Times New Roman" w:hAnsi="Times New Roman" w:cs="Times New Roman"/>
@@ -1482,35 +2662,151 @@
           <w:sz w:val="26"/>
           <w:szCs w:val="26"/>
         </w:rPr>
-        <w:t xml:space="preserve">În primul rând, </w:t>
-      </w:r>
-      <w:r>
-        <w:rPr>
-          <w:rFonts w:ascii="Times New Roman" w:hAnsi="Times New Roman" w:cs="Times New Roman"/>
-          <w:b/>
-          <w:bCs/>
-          <w:sz w:val="26"/>
-          <w:szCs w:val="26"/>
-        </w:rPr>
-        <w:t>Sucursala</w:t>
-      </w:r>
-      <w:r>
-        <w:rPr>
-          <w:rFonts w:ascii="Times New Roman" w:hAnsi="Times New Roman" w:cs="Times New Roman"/>
-          <w:b/>
-          <w:bCs/>
+        <w:t xml:space="preserve">Deoarece este o aplicație a unei case de schimb valutar este nevoie de un catalog de monede care sunt acceptate în această așa zisă companie. Entitatea </w:t>
+      </w:r>
+      <w:r>
+        <w:rPr>
+          <w:rFonts w:ascii="Times New Roman" w:hAnsi="Times New Roman" w:cs="Times New Roman"/>
+          <w:b/>
+          <w:bCs/>
+          <w:sz w:val="26"/>
+          <w:szCs w:val="26"/>
+        </w:rPr>
+        <w:t>Valută</w:t>
+      </w:r>
+      <w:r>
+        <w:rPr>
+          <w:rFonts w:ascii="Times New Roman" w:hAnsi="Times New Roman" w:cs="Times New Roman"/>
+          <w:sz w:val="26"/>
+          <w:szCs w:val="26"/>
+        </w:rPr>
+        <w:t>, va deține următoarele atribute</w:t>
+      </w:r>
+      <w:r>
+        <w:rPr>
+          <w:rFonts w:ascii="Times New Roman" w:hAnsi="Times New Roman" w:cs="Times New Roman"/>
+          <w:sz w:val="26"/>
+          <w:szCs w:val="26"/>
+        </w:rPr>
+        <w:t>:</w:t>
+      </w:r>
+      <w:r>
+        <w:rPr>
+          <w:rFonts w:ascii="Times New Roman" w:hAnsi="Times New Roman" w:cs="Times New Roman"/>
           <w:sz w:val="26"/>
           <w:szCs w:val="26"/>
         </w:rPr>
         <w:t xml:space="preserve"> </w:t>
       </w:r>
-      <w:r>
-        <w:rPr>
-          <w:rFonts w:ascii="Times New Roman" w:hAnsi="Times New Roman" w:cs="Times New Roman"/>
-          <w:sz w:val="26"/>
-          <w:szCs w:val="26"/>
-        </w:rPr>
-        <w:t>reprezintă o unitate filiala, unde se desfășoară activitatea unei case de schimb valutar. Aceasta va trebui să conțină atributele</w:t>
+      <w:proofErr w:type="spellStart"/>
+      <w:r>
+        <w:rPr>
+          <w:rFonts w:ascii="Times New Roman" w:hAnsi="Times New Roman" w:cs="Times New Roman"/>
+          <w:sz w:val="26"/>
+          <w:szCs w:val="26"/>
+        </w:rPr>
+        <w:t>I</w:t>
+      </w:r>
+      <w:r>
+        <w:rPr>
+          <w:rFonts w:ascii="Times New Roman" w:hAnsi="Times New Roman" w:cs="Times New Roman"/>
+          <w:sz w:val="26"/>
+          <w:szCs w:val="26"/>
+        </w:rPr>
+        <w:t>d</w:t>
+      </w:r>
+      <w:r>
+        <w:rPr>
+          <w:rFonts w:ascii="Times New Roman" w:hAnsi="Times New Roman" w:cs="Times New Roman"/>
+          <w:sz w:val="26"/>
+          <w:szCs w:val="26"/>
+        </w:rPr>
+        <w:t>_Valuta</w:t>
+      </w:r>
+      <w:proofErr w:type="spellEnd"/>
+      <w:r>
+        <w:rPr>
+          <w:rFonts w:ascii="Times New Roman" w:hAnsi="Times New Roman" w:cs="Times New Roman"/>
+          <w:sz w:val="26"/>
+          <w:szCs w:val="26"/>
+        </w:rPr>
+        <w:t xml:space="preserve">, Simbol, </w:t>
+      </w:r>
+      <w:proofErr w:type="spellStart"/>
+      <w:r>
+        <w:rPr>
+          <w:rFonts w:ascii="Times New Roman" w:hAnsi="Times New Roman" w:cs="Times New Roman"/>
+          <w:sz w:val="26"/>
+          <w:szCs w:val="26"/>
+        </w:rPr>
+        <w:t>Denumire_Valuta</w:t>
+      </w:r>
+      <w:proofErr w:type="spellEnd"/>
+      <w:r>
+        <w:rPr>
+          <w:rFonts w:ascii="Times New Roman" w:hAnsi="Times New Roman" w:cs="Times New Roman"/>
+          <w:sz w:val="26"/>
+          <w:szCs w:val="26"/>
+        </w:rPr>
+        <w:t xml:space="preserve">, </w:t>
+      </w:r>
+      <w:proofErr w:type="spellStart"/>
+      <w:r>
+        <w:rPr>
+          <w:rFonts w:ascii="Times New Roman" w:hAnsi="Times New Roman" w:cs="Times New Roman"/>
+          <w:sz w:val="26"/>
+          <w:szCs w:val="26"/>
+        </w:rPr>
+        <w:t>Tara_Origine</w:t>
+      </w:r>
+      <w:proofErr w:type="spellEnd"/>
+      <w:r>
+        <w:rPr>
+          <w:rFonts w:ascii="Times New Roman" w:hAnsi="Times New Roman" w:cs="Times New Roman"/>
+          <w:sz w:val="26"/>
+          <w:szCs w:val="26"/>
+        </w:rPr>
+        <w:t>.</w:t>
+      </w:r>
+    </w:p>
+    <w:p>
+      <w:pPr>
+        <w:spacing w:line="360" w:lineRule="auto"/>
+        <w:rPr>
+          <w:rFonts w:ascii="Times New Roman" w:hAnsi="Times New Roman" w:cs="Times New Roman"/>
+          <w:sz w:val="26"/>
+          <w:szCs w:val="26"/>
+        </w:rPr>
+      </w:pPr>
+      <w:proofErr w:type="spellStart"/>
+      <w:r>
+        <w:rPr>
+          <w:rFonts w:ascii="Times New Roman" w:hAnsi="Times New Roman" w:cs="Times New Roman"/>
+          <w:b/>
+          <w:bCs/>
+          <w:sz w:val="26"/>
+          <w:szCs w:val="26"/>
+        </w:rPr>
+        <w:t>Curs_Valutar</w:t>
+      </w:r>
+      <w:proofErr w:type="spellEnd"/>
+      <w:r>
+        <w:rPr>
+          <w:rFonts w:ascii="Times New Roman" w:hAnsi="Times New Roman" w:cs="Times New Roman"/>
+          <w:b/>
+          <w:bCs/>
+          <w:sz w:val="26"/>
+          <w:szCs w:val="26"/>
+        </w:rPr>
+        <w:t xml:space="preserve"> </w:t>
+      </w:r>
+      <w:r>
+        <w:rPr>
+          <w:rFonts w:ascii="Times New Roman" w:hAnsi="Times New Roman" w:cs="Times New Roman"/>
+          <w:sz w:val="26"/>
+          <w:szCs w:val="26"/>
+        </w:rPr>
+        <w:t>este entitatea care înregistrează prețul de vânzare si cumpărare pentru fiecare valută la o anumită oră. Tocmai pentru a permite păstrarea unui istoric complet al fluctuațiilor prețurilor. Atributele folosite vor fi</w:t>
       </w:r>
       <w:r>
         <w:rPr>
@@ -1526,7 +2822,16 @@
           <w:sz w:val="26"/>
           <w:szCs w:val="26"/>
         </w:rPr>
-        <w:t xml:space="preserve"> I</w:t>
+        <w:t xml:space="preserve"> </w:t>
+      </w:r>
+      <w:proofErr w:type="spellStart"/>
+      <w:r>
+        <w:rPr>
+          <w:rFonts w:ascii="Times New Roman" w:hAnsi="Times New Roman" w:cs="Times New Roman"/>
+          <w:sz w:val="26"/>
+          <w:szCs w:val="26"/>
+        </w:rPr>
+        <w:t>I</w:t>
       </w:r>
       <w:r>
         <w:rPr>
@@ -1542,828 +2847,1540 @@
           <w:sz w:val="26"/>
           <w:szCs w:val="26"/>
         </w:rPr>
-        <w:t>_Sucursala, Nume_Sucursala, Adresa, Oras, Telefon.</w:t>
-      </w:r>
-    </w:p>
-    <w:p>
-      <w:pPr>
-        <w:spacing w:line="360" w:lineRule="auto"/>
-        <w:rPr>
-          <w:rFonts w:ascii="Times New Roman" w:hAnsi="Times New Roman" w:cs="Times New Roman"/>
-          <w:sz w:val="26"/>
-          <w:szCs w:val="26"/>
-        </w:rPr>
-      </w:pPr>
-      <w:r>
-        <w:rPr>
-          <w:rFonts w:ascii="Times New Roman" w:hAnsi="Times New Roman" w:cs="Times New Roman"/>
-          <w:sz w:val="26"/>
-          <w:szCs w:val="26"/>
-        </w:rPr>
-        <w:t xml:space="preserve">Din moment ce am decis sa folosesc sucursale în urma unor studii pe acest domeniu, este nevoie și de entitatea </w:t>
-      </w:r>
-      <w:r>
-        <w:rPr>
-          <w:rFonts w:ascii="Times New Roman" w:hAnsi="Times New Roman" w:cs="Times New Roman"/>
-          <w:b/>
-          <w:bCs/>
-          <w:sz w:val="26"/>
-          <w:szCs w:val="26"/>
-        </w:rPr>
-        <w:t>Ghișeu</w:t>
-      </w:r>
-      <w:r>
-        <w:rPr>
-          <w:rFonts w:ascii="Times New Roman" w:hAnsi="Times New Roman" w:cs="Times New Roman"/>
-          <w:sz w:val="26"/>
-          <w:szCs w:val="26"/>
-        </w:rPr>
-        <w:t xml:space="preserve"> care reprezintă punctul de lucru în cadrul unei sucursale. Deoarece o sucursală poate avea mai multe gh</w:t>
-      </w:r>
-      <w:r>
-        <w:rPr>
-          <w:rFonts w:ascii="Times New Roman" w:hAnsi="Times New Roman" w:cs="Times New Roman"/>
-          <w:sz w:val="26"/>
-          <w:szCs w:val="26"/>
-        </w:rPr>
-        <w:t>i</w:t>
-      </w:r>
-      <w:r>
-        <w:rPr>
-          <w:rFonts w:ascii="Times New Roman" w:hAnsi="Times New Roman" w:cs="Times New Roman"/>
-          <w:sz w:val="26"/>
-          <w:szCs w:val="26"/>
-        </w:rPr>
-        <w:t>șee, iar un ghișeu aparține unei singure sucursale. Aceasta entitate va avea atributele</w:t>
-      </w:r>
-      <w:r>
-        <w:rPr>
-          <w:rFonts w:ascii="Times New Roman" w:hAnsi="Times New Roman" w:cs="Times New Roman"/>
-          <w:sz w:val="26"/>
-          <w:szCs w:val="26"/>
+        <w:t>_Curs</w:t>
+      </w:r>
+      <w:proofErr w:type="spellEnd"/>
+      <w:r>
+        <w:rPr>
+          <w:rFonts w:ascii="Times New Roman" w:hAnsi="Times New Roman" w:cs="Times New Roman"/>
+          <w:sz w:val="26"/>
+          <w:szCs w:val="26"/>
+        </w:rPr>
+        <w:t xml:space="preserve">, </w:t>
+      </w:r>
+      <w:proofErr w:type="spellStart"/>
+      <w:r>
+        <w:rPr>
+          <w:rFonts w:ascii="Times New Roman" w:hAnsi="Times New Roman" w:cs="Times New Roman"/>
+          <w:sz w:val="26"/>
+          <w:szCs w:val="26"/>
+        </w:rPr>
+        <w:t>Curs_Cumparare</w:t>
+      </w:r>
+      <w:proofErr w:type="spellEnd"/>
+      <w:r>
+        <w:rPr>
+          <w:rFonts w:ascii="Times New Roman" w:hAnsi="Times New Roman" w:cs="Times New Roman"/>
+          <w:sz w:val="26"/>
+          <w:szCs w:val="26"/>
+        </w:rPr>
+        <w:t xml:space="preserve">, </w:t>
+      </w:r>
+      <w:proofErr w:type="spellStart"/>
+      <w:r>
+        <w:rPr>
+          <w:rFonts w:ascii="Times New Roman" w:hAnsi="Times New Roman" w:cs="Times New Roman"/>
+          <w:sz w:val="26"/>
+          <w:szCs w:val="26"/>
+        </w:rPr>
+        <w:t>Curs_Vanzare</w:t>
+      </w:r>
+      <w:proofErr w:type="spellEnd"/>
+      <w:r>
+        <w:rPr>
+          <w:rFonts w:ascii="Times New Roman" w:hAnsi="Times New Roman" w:cs="Times New Roman"/>
+          <w:sz w:val="26"/>
+          <w:szCs w:val="26"/>
+        </w:rPr>
+        <w:t xml:space="preserve">, </w:t>
+      </w:r>
+      <w:proofErr w:type="spellStart"/>
+      <w:r>
+        <w:rPr>
+          <w:rFonts w:ascii="Times New Roman" w:hAnsi="Times New Roman" w:cs="Times New Roman"/>
+          <w:sz w:val="26"/>
+          <w:szCs w:val="26"/>
+        </w:rPr>
+        <w:t>Data_Ora</w:t>
+      </w:r>
+      <w:proofErr w:type="spellEnd"/>
+      <w:r>
+        <w:rPr>
+          <w:rFonts w:ascii="Times New Roman" w:hAnsi="Times New Roman" w:cs="Times New Roman"/>
+          <w:sz w:val="26"/>
+          <w:szCs w:val="26"/>
+        </w:rPr>
+        <w:t xml:space="preserve">, </w:t>
+      </w:r>
+      <w:proofErr w:type="spellStart"/>
+      <w:r>
+        <w:rPr>
+          <w:rFonts w:ascii="Times New Roman" w:hAnsi="Times New Roman" w:cs="Times New Roman"/>
+          <w:sz w:val="26"/>
+          <w:szCs w:val="26"/>
+        </w:rPr>
+        <w:t>I</w:t>
+      </w:r>
+      <w:r>
+        <w:rPr>
+          <w:rFonts w:ascii="Times New Roman" w:hAnsi="Times New Roman" w:cs="Times New Roman"/>
+          <w:sz w:val="26"/>
+          <w:szCs w:val="26"/>
+        </w:rPr>
+        <w:t>d</w:t>
+      </w:r>
+      <w:r>
+        <w:rPr>
+          <w:rFonts w:ascii="Times New Roman" w:hAnsi="Times New Roman" w:cs="Times New Roman"/>
+          <w:sz w:val="26"/>
+          <w:szCs w:val="26"/>
+        </w:rPr>
+        <w:t>_Valuta</w:t>
+      </w:r>
+      <w:proofErr w:type="spellEnd"/>
+      <w:r>
+        <w:rPr>
+          <w:rFonts w:ascii="Times New Roman" w:hAnsi="Times New Roman" w:cs="Times New Roman"/>
+          <w:sz w:val="26"/>
+          <w:szCs w:val="26"/>
+        </w:rPr>
+        <w:t xml:space="preserve">, </w:t>
+      </w:r>
+      <w:proofErr w:type="spellStart"/>
+      <w:r>
+        <w:rPr>
+          <w:rFonts w:ascii="Times New Roman" w:hAnsi="Times New Roman" w:cs="Times New Roman"/>
+          <w:sz w:val="26"/>
+          <w:szCs w:val="26"/>
+        </w:rPr>
+        <w:t>I</w:t>
+      </w:r>
+      <w:r>
+        <w:rPr>
+          <w:rFonts w:ascii="Times New Roman" w:hAnsi="Times New Roman" w:cs="Times New Roman"/>
+          <w:sz w:val="26"/>
+          <w:szCs w:val="26"/>
+        </w:rPr>
+        <w:t>d</w:t>
+      </w:r>
+      <w:r>
+        <w:rPr>
+          <w:rFonts w:ascii="Times New Roman" w:hAnsi="Times New Roman" w:cs="Times New Roman"/>
+          <w:sz w:val="26"/>
+          <w:szCs w:val="26"/>
+        </w:rPr>
+        <w:t>_Angajat</w:t>
+      </w:r>
+      <w:proofErr w:type="spellEnd"/>
+      <w:r>
+        <w:rPr>
+          <w:rFonts w:ascii="Times New Roman" w:hAnsi="Times New Roman" w:cs="Times New Roman"/>
+          <w:sz w:val="26"/>
+          <w:szCs w:val="26"/>
+        </w:rPr>
+        <w:t>.</w:t>
+      </w:r>
+    </w:p>
+    <w:p>
+      <w:pPr>
+        <w:spacing w:line="360" w:lineRule="auto"/>
+        <w:rPr>
+          <w:rFonts w:ascii="Times New Roman" w:hAnsi="Times New Roman" w:cs="Times New Roman"/>
+          <w:sz w:val="26"/>
+          <w:szCs w:val="26"/>
+        </w:rPr>
+      </w:pPr>
+      <w:r>
+        <w:rPr>
+          <w:rFonts w:ascii="Times New Roman" w:hAnsi="Times New Roman" w:cs="Times New Roman"/>
+          <w:sz w:val="26"/>
+          <w:szCs w:val="26"/>
+        </w:rPr>
+        <w:lastRenderedPageBreak/>
+        <w:t>În entitatea</w:t>
+      </w:r>
+      <w:r>
+        <w:rPr>
+          <w:rFonts w:ascii="Times New Roman" w:hAnsi="Times New Roman" w:cs="Times New Roman"/>
+          <w:b/>
+          <w:bCs/>
+          <w:sz w:val="26"/>
+          <w:szCs w:val="26"/>
+        </w:rPr>
+        <w:t xml:space="preserve"> Client</w:t>
+      </w:r>
+      <w:r>
+        <w:rPr>
+          <w:rFonts w:ascii="Times New Roman" w:hAnsi="Times New Roman" w:cs="Times New Roman"/>
+          <w:sz w:val="26"/>
+          <w:szCs w:val="26"/>
+        </w:rPr>
+        <w:t>,</w:t>
+      </w:r>
+      <w:r>
+        <w:rPr>
+          <w:rFonts w:ascii="Times New Roman" w:hAnsi="Times New Roman" w:cs="Times New Roman"/>
+          <w:b/>
+          <w:bCs/>
+          <w:sz w:val="26"/>
+          <w:szCs w:val="26"/>
+        </w:rPr>
+        <w:t xml:space="preserve"> </w:t>
+      </w:r>
+      <w:r>
+        <w:rPr>
+          <w:rFonts w:ascii="Times New Roman" w:hAnsi="Times New Roman" w:cs="Times New Roman"/>
+          <w:sz w:val="26"/>
+          <w:szCs w:val="26"/>
+        </w:rPr>
+        <w:t>se vor reține datele de identificare ale persoanelor care efectuează operațiuni de schimb valutar. Se va ține cont și dacă un schimb valutar a fost sau nu realizat de un turist prin următoarele atribute</w:t>
+      </w:r>
+      <w:r>
+        <w:rPr>
+          <w:rFonts w:ascii="Times New Roman" w:hAnsi="Times New Roman" w:cs="Times New Roman"/>
+          <w:sz w:val="26"/>
+          <w:szCs w:val="26"/>
+        </w:rPr>
+        <w:t>:</w:t>
+      </w:r>
+      <w:r>
+        <w:rPr>
+          <w:rFonts w:ascii="Times New Roman" w:hAnsi="Times New Roman" w:cs="Times New Roman"/>
+          <w:sz w:val="26"/>
+          <w:szCs w:val="26"/>
+        </w:rPr>
+        <w:t xml:space="preserve"> </w:t>
+      </w:r>
+      <w:proofErr w:type="spellStart"/>
+      <w:r>
+        <w:rPr>
+          <w:rFonts w:ascii="Times New Roman" w:hAnsi="Times New Roman" w:cs="Times New Roman"/>
+          <w:sz w:val="26"/>
+          <w:szCs w:val="26"/>
+        </w:rPr>
+        <w:t>Id_Client</w:t>
+      </w:r>
+      <w:proofErr w:type="spellEnd"/>
+      <w:r>
+        <w:rPr>
+          <w:rFonts w:ascii="Times New Roman" w:hAnsi="Times New Roman" w:cs="Times New Roman"/>
+          <w:sz w:val="26"/>
+          <w:szCs w:val="26"/>
+        </w:rPr>
+        <w:t xml:space="preserve">, Nume, Prenume, </w:t>
+      </w:r>
+      <w:proofErr w:type="spellStart"/>
+      <w:r>
+        <w:rPr>
+          <w:rFonts w:ascii="Times New Roman" w:hAnsi="Times New Roman" w:cs="Times New Roman"/>
+          <w:sz w:val="26"/>
+          <w:szCs w:val="26"/>
+        </w:rPr>
+        <w:t>CNP_Client</w:t>
+      </w:r>
+      <w:proofErr w:type="spellEnd"/>
+      <w:r>
+        <w:rPr>
+          <w:rFonts w:ascii="Times New Roman" w:hAnsi="Times New Roman" w:cs="Times New Roman"/>
+          <w:sz w:val="26"/>
+          <w:szCs w:val="26"/>
+        </w:rPr>
+        <w:t xml:space="preserve">, </w:t>
+      </w:r>
+      <w:proofErr w:type="spellStart"/>
+      <w:r>
+        <w:rPr>
+          <w:rFonts w:ascii="Times New Roman" w:hAnsi="Times New Roman" w:cs="Times New Roman"/>
+          <w:sz w:val="26"/>
+          <w:szCs w:val="26"/>
+        </w:rPr>
+        <w:t>Serie_Buletin</w:t>
+      </w:r>
+      <w:proofErr w:type="spellEnd"/>
+      <w:r>
+        <w:rPr>
+          <w:rFonts w:ascii="Times New Roman" w:hAnsi="Times New Roman" w:cs="Times New Roman"/>
+          <w:sz w:val="26"/>
+          <w:szCs w:val="26"/>
+        </w:rPr>
+        <w:t xml:space="preserve">, </w:t>
+      </w:r>
+      <w:proofErr w:type="spellStart"/>
+      <w:r>
+        <w:rPr>
+          <w:rFonts w:ascii="Times New Roman" w:hAnsi="Times New Roman" w:cs="Times New Roman"/>
+          <w:sz w:val="26"/>
+          <w:szCs w:val="26"/>
+        </w:rPr>
+        <w:t>Cetatenie</w:t>
+      </w:r>
+      <w:proofErr w:type="spellEnd"/>
+      <w:r>
+        <w:rPr>
+          <w:rFonts w:ascii="Times New Roman" w:hAnsi="Times New Roman" w:cs="Times New Roman"/>
+          <w:sz w:val="26"/>
+          <w:szCs w:val="26"/>
+        </w:rPr>
+        <w:t>.</w:t>
+      </w:r>
+    </w:p>
+    <w:p>
+      <w:pPr>
+        <w:spacing w:line="360" w:lineRule="auto"/>
+        <w:rPr>
+          <w:rFonts w:ascii="Times New Roman" w:hAnsi="Times New Roman" w:cs="Times New Roman"/>
+          <w:sz w:val="26"/>
+          <w:szCs w:val="26"/>
+        </w:rPr>
+      </w:pPr>
+      <w:r>
+        <w:rPr>
+          <w:rFonts w:ascii="Times New Roman" w:hAnsi="Times New Roman" w:cs="Times New Roman"/>
+          <w:sz w:val="26"/>
+          <w:szCs w:val="26"/>
+        </w:rPr>
+        <w:t xml:space="preserve">Entitatea </w:t>
+      </w:r>
+      <w:r>
+        <w:rPr>
+          <w:rFonts w:ascii="Times New Roman" w:hAnsi="Times New Roman" w:cs="Times New Roman"/>
+          <w:b/>
+          <w:bCs/>
+          <w:sz w:val="26"/>
+          <w:szCs w:val="26"/>
+        </w:rPr>
+        <w:t>Tranzacție</w:t>
+      </w:r>
+      <w:r>
+        <w:rPr>
+          <w:rFonts w:ascii="Times New Roman" w:hAnsi="Times New Roman" w:cs="Times New Roman"/>
+          <w:sz w:val="26"/>
+          <w:szCs w:val="26"/>
+        </w:rPr>
+        <w:t xml:space="preserve"> reprezintă antetul operațiunii efectua</w:t>
+      </w:r>
+      <w:r>
+        <w:rPr>
+          <w:rFonts w:ascii="Times New Roman" w:hAnsi="Times New Roman" w:cs="Times New Roman"/>
+          <w:sz w:val="26"/>
+          <w:szCs w:val="26"/>
+        </w:rPr>
+        <w:t>t</w:t>
+      </w:r>
+      <w:r>
+        <w:rPr>
+          <w:rFonts w:ascii="Times New Roman" w:hAnsi="Times New Roman" w:cs="Times New Roman"/>
+          <w:sz w:val="26"/>
+          <w:szCs w:val="26"/>
+        </w:rPr>
+        <w:t>e la ghișeu. A</w:t>
+      </w:r>
+      <w:r>
+        <w:rPr>
+          <w:rFonts w:ascii="Times New Roman" w:hAnsi="Times New Roman" w:cs="Times New Roman"/>
+          <w:sz w:val="26"/>
+          <w:szCs w:val="26"/>
+        </w:rPr>
+        <w:t>stfel</w:t>
+      </w:r>
+      <w:r>
+        <w:rPr>
+          <w:rFonts w:ascii="Times New Roman" w:hAnsi="Times New Roman" w:cs="Times New Roman"/>
+          <w:sz w:val="26"/>
+          <w:szCs w:val="26"/>
+        </w:rPr>
+        <w:t xml:space="preserve"> se va </w:t>
+      </w:r>
+      <w:r>
+        <w:rPr>
+          <w:rFonts w:ascii="Times New Roman" w:hAnsi="Times New Roman" w:cs="Times New Roman"/>
+          <w:sz w:val="26"/>
+          <w:szCs w:val="26"/>
+        </w:rPr>
+        <w:t>înregistra</w:t>
+      </w:r>
+      <w:r>
+        <w:rPr>
+          <w:rFonts w:ascii="Times New Roman" w:hAnsi="Times New Roman" w:cs="Times New Roman"/>
+          <w:sz w:val="26"/>
+          <w:szCs w:val="26"/>
+        </w:rPr>
+        <w:t xml:space="preserve"> momentul efectuării schimbului, tipul operațiunii, clientul și casierul implicat. Astfel atributele principale sunt</w:t>
+      </w:r>
+      <w:r>
+        <w:rPr>
+          <w:rFonts w:ascii="Times New Roman" w:hAnsi="Times New Roman" w:cs="Times New Roman"/>
+          <w:sz w:val="26"/>
+          <w:szCs w:val="26"/>
+        </w:rPr>
+        <w:t>:</w:t>
+      </w:r>
+      <w:r>
+        <w:rPr>
+          <w:rFonts w:ascii="Times New Roman" w:hAnsi="Times New Roman" w:cs="Times New Roman"/>
+          <w:sz w:val="26"/>
+          <w:szCs w:val="26"/>
+        </w:rPr>
+        <w:t xml:space="preserve"> </w:t>
+      </w:r>
+      <w:proofErr w:type="spellStart"/>
+      <w:r>
+        <w:rPr>
+          <w:rFonts w:ascii="Times New Roman" w:hAnsi="Times New Roman" w:cs="Times New Roman"/>
+          <w:sz w:val="26"/>
+          <w:szCs w:val="26"/>
+        </w:rPr>
+        <w:t>Id_Tranzactie</w:t>
+      </w:r>
+      <w:proofErr w:type="spellEnd"/>
+      <w:r>
+        <w:rPr>
+          <w:rFonts w:ascii="Times New Roman" w:hAnsi="Times New Roman" w:cs="Times New Roman"/>
+          <w:sz w:val="26"/>
+          <w:szCs w:val="26"/>
+        </w:rPr>
+        <w:t xml:space="preserve">, </w:t>
+      </w:r>
+      <w:proofErr w:type="spellStart"/>
+      <w:r>
+        <w:rPr>
+          <w:rFonts w:ascii="Times New Roman" w:hAnsi="Times New Roman" w:cs="Times New Roman"/>
+          <w:sz w:val="26"/>
+          <w:szCs w:val="26"/>
+        </w:rPr>
+        <w:t>Data_Ora</w:t>
+      </w:r>
+      <w:proofErr w:type="spellEnd"/>
+      <w:r>
+        <w:rPr>
+          <w:rFonts w:ascii="Times New Roman" w:hAnsi="Times New Roman" w:cs="Times New Roman"/>
+          <w:sz w:val="26"/>
+          <w:szCs w:val="26"/>
+        </w:rPr>
+        <w:t xml:space="preserve">, </w:t>
+      </w:r>
+      <w:proofErr w:type="spellStart"/>
+      <w:r>
+        <w:rPr>
+          <w:rFonts w:ascii="Times New Roman" w:hAnsi="Times New Roman" w:cs="Times New Roman"/>
+          <w:sz w:val="26"/>
+          <w:szCs w:val="26"/>
+        </w:rPr>
+        <w:t>Tip_Operatie</w:t>
+      </w:r>
+      <w:proofErr w:type="spellEnd"/>
+      <w:r>
+        <w:rPr>
+          <w:rFonts w:ascii="Times New Roman" w:hAnsi="Times New Roman" w:cs="Times New Roman"/>
+          <w:sz w:val="26"/>
+          <w:szCs w:val="26"/>
+        </w:rPr>
+        <w:t xml:space="preserve">, </w:t>
+      </w:r>
+      <w:proofErr w:type="spellStart"/>
+      <w:r>
+        <w:rPr>
+          <w:rFonts w:ascii="Times New Roman" w:hAnsi="Times New Roman" w:cs="Times New Roman"/>
+          <w:sz w:val="26"/>
+          <w:szCs w:val="26"/>
+        </w:rPr>
+        <w:t>Suma_Totala</w:t>
+      </w:r>
+      <w:proofErr w:type="spellEnd"/>
+      <w:r>
+        <w:rPr>
+          <w:rFonts w:ascii="Times New Roman" w:hAnsi="Times New Roman" w:cs="Times New Roman"/>
+          <w:sz w:val="26"/>
+          <w:szCs w:val="26"/>
+        </w:rPr>
+        <w:t xml:space="preserve">, </w:t>
+      </w:r>
+      <w:proofErr w:type="spellStart"/>
+      <w:r>
+        <w:rPr>
+          <w:rFonts w:ascii="Times New Roman" w:hAnsi="Times New Roman" w:cs="Times New Roman"/>
+          <w:sz w:val="26"/>
+          <w:szCs w:val="26"/>
+        </w:rPr>
+        <w:t>Id_Client</w:t>
+      </w:r>
+      <w:proofErr w:type="spellEnd"/>
+      <w:r>
+        <w:rPr>
+          <w:rFonts w:ascii="Times New Roman" w:hAnsi="Times New Roman" w:cs="Times New Roman"/>
+          <w:sz w:val="26"/>
+          <w:szCs w:val="26"/>
+        </w:rPr>
+        <w:t xml:space="preserve">, </w:t>
+      </w:r>
+      <w:proofErr w:type="spellStart"/>
+      <w:r>
+        <w:rPr>
+          <w:rFonts w:ascii="Times New Roman" w:hAnsi="Times New Roman" w:cs="Times New Roman"/>
+          <w:sz w:val="26"/>
+          <w:szCs w:val="26"/>
+        </w:rPr>
+        <w:t>Id_Angajat</w:t>
+      </w:r>
+      <w:proofErr w:type="spellEnd"/>
+      <w:r>
+        <w:rPr>
+          <w:rFonts w:ascii="Times New Roman" w:hAnsi="Times New Roman" w:cs="Times New Roman"/>
+          <w:sz w:val="26"/>
+          <w:szCs w:val="26"/>
+        </w:rPr>
+        <w:t xml:space="preserve">, </w:t>
+      </w:r>
+      <w:proofErr w:type="spellStart"/>
+      <w:r>
+        <w:rPr>
+          <w:rFonts w:ascii="Times New Roman" w:hAnsi="Times New Roman" w:cs="Times New Roman"/>
+          <w:sz w:val="26"/>
+          <w:szCs w:val="26"/>
+        </w:rPr>
+        <w:t>Id_Ghiseu</w:t>
+      </w:r>
+      <w:proofErr w:type="spellEnd"/>
+      <w:r>
+        <w:rPr>
+          <w:rFonts w:ascii="Times New Roman" w:hAnsi="Times New Roman" w:cs="Times New Roman"/>
+          <w:sz w:val="26"/>
+          <w:szCs w:val="26"/>
+        </w:rPr>
+        <w:t>.</w:t>
+      </w:r>
+    </w:p>
+    <w:p>
+      <w:pPr>
+        <w:spacing w:line="360" w:lineRule="auto"/>
+        <w:rPr>
+          <w:rFonts w:ascii="Times New Roman" w:hAnsi="Times New Roman" w:cs="Times New Roman"/>
+          <w:sz w:val="26"/>
+          <w:szCs w:val="26"/>
+        </w:rPr>
+      </w:pPr>
+      <w:r>
+        <w:rPr>
+          <w:rFonts w:ascii="Times New Roman" w:hAnsi="Times New Roman" w:cs="Times New Roman"/>
+          <w:sz w:val="26"/>
+          <w:szCs w:val="26"/>
+        </w:rPr>
+        <w:t xml:space="preserve">Entitatea </w:t>
+      </w:r>
+      <w:proofErr w:type="spellStart"/>
+      <w:r>
+        <w:rPr>
+          <w:rFonts w:ascii="Times New Roman" w:hAnsi="Times New Roman" w:cs="Times New Roman"/>
+          <w:b/>
+          <w:bCs/>
+          <w:sz w:val="26"/>
+          <w:szCs w:val="26"/>
+        </w:rPr>
+        <w:t>Detalii_Tranzacție</w:t>
+      </w:r>
+      <w:proofErr w:type="spellEnd"/>
+      <w:r>
+        <w:rPr>
+          <w:rFonts w:ascii="Times New Roman" w:hAnsi="Times New Roman" w:cs="Times New Roman"/>
+          <w:b/>
+          <w:bCs/>
+          <w:sz w:val="26"/>
+          <w:szCs w:val="26"/>
+        </w:rPr>
+        <w:t xml:space="preserve"> </w:t>
+      </w:r>
+      <w:r>
+        <w:rPr>
+          <w:rFonts w:ascii="Times New Roman" w:hAnsi="Times New Roman" w:cs="Times New Roman"/>
+          <w:sz w:val="26"/>
+          <w:szCs w:val="26"/>
+        </w:rPr>
+        <w:t xml:space="preserve">este o entitate de legătură care doar detaliază fiecare tranzacție în parte, precum un bon. Lucru care se observa prin atributele utilizate: </w:t>
+      </w:r>
+      <w:proofErr w:type="spellStart"/>
+      <w:r>
+        <w:rPr>
+          <w:rFonts w:ascii="Times New Roman" w:hAnsi="Times New Roman" w:cs="Times New Roman"/>
+          <w:sz w:val="26"/>
+          <w:szCs w:val="26"/>
+        </w:rPr>
+        <w:t>Id_Detalii</w:t>
+      </w:r>
+      <w:proofErr w:type="spellEnd"/>
+      <w:r>
+        <w:rPr>
+          <w:rFonts w:ascii="Times New Roman" w:hAnsi="Times New Roman" w:cs="Times New Roman"/>
+          <w:sz w:val="26"/>
+          <w:szCs w:val="26"/>
+        </w:rPr>
+        <w:t xml:space="preserve">, </w:t>
+      </w:r>
+      <w:proofErr w:type="spellStart"/>
+      <w:r>
+        <w:rPr>
+          <w:rFonts w:ascii="Times New Roman" w:hAnsi="Times New Roman" w:cs="Times New Roman"/>
+          <w:sz w:val="26"/>
+          <w:szCs w:val="26"/>
+        </w:rPr>
+        <w:t>Suma_Valuta</w:t>
+      </w:r>
+      <w:proofErr w:type="spellEnd"/>
+      <w:r>
+        <w:rPr>
+          <w:rFonts w:ascii="Times New Roman" w:hAnsi="Times New Roman" w:cs="Times New Roman"/>
+          <w:sz w:val="26"/>
+          <w:szCs w:val="26"/>
+        </w:rPr>
+        <w:t xml:space="preserve">, </w:t>
+      </w:r>
+      <w:proofErr w:type="spellStart"/>
+      <w:r>
+        <w:rPr>
+          <w:rFonts w:ascii="Times New Roman" w:hAnsi="Times New Roman" w:cs="Times New Roman"/>
+          <w:sz w:val="26"/>
+          <w:szCs w:val="26"/>
+        </w:rPr>
+        <w:t>Curs_Aplicant</w:t>
+      </w:r>
+      <w:proofErr w:type="spellEnd"/>
+      <w:r>
+        <w:rPr>
+          <w:rFonts w:ascii="Times New Roman" w:hAnsi="Times New Roman" w:cs="Times New Roman"/>
+          <w:sz w:val="26"/>
+          <w:szCs w:val="26"/>
+        </w:rPr>
+        <w:t xml:space="preserve">, </w:t>
+      </w:r>
+      <w:proofErr w:type="spellStart"/>
+      <w:r>
+        <w:rPr>
+          <w:rFonts w:ascii="Times New Roman" w:hAnsi="Times New Roman" w:cs="Times New Roman"/>
+          <w:sz w:val="26"/>
+          <w:szCs w:val="26"/>
+        </w:rPr>
+        <w:t>Valoare_Calculata</w:t>
+      </w:r>
+      <w:proofErr w:type="spellEnd"/>
+      <w:r>
+        <w:rPr>
+          <w:rFonts w:ascii="Times New Roman" w:hAnsi="Times New Roman" w:cs="Times New Roman"/>
+          <w:sz w:val="26"/>
+          <w:szCs w:val="26"/>
+        </w:rPr>
+        <w:t xml:space="preserve">, </w:t>
+      </w:r>
+      <w:proofErr w:type="spellStart"/>
+      <w:r>
+        <w:rPr>
+          <w:rFonts w:ascii="Times New Roman" w:hAnsi="Times New Roman" w:cs="Times New Roman"/>
+          <w:sz w:val="26"/>
+          <w:szCs w:val="26"/>
+        </w:rPr>
+        <w:t>Id_Tranzactie</w:t>
+      </w:r>
+      <w:proofErr w:type="spellEnd"/>
+      <w:r>
+        <w:rPr>
+          <w:rFonts w:ascii="Times New Roman" w:hAnsi="Times New Roman" w:cs="Times New Roman"/>
+          <w:sz w:val="26"/>
+          <w:szCs w:val="26"/>
+        </w:rPr>
+        <w:t xml:space="preserve">, </w:t>
+      </w:r>
+      <w:proofErr w:type="spellStart"/>
+      <w:r>
+        <w:rPr>
+          <w:rFonts w:ascii="Times New Roman" w:hAnsi="Times New Roman" w:cs="Times New Roman"/>
+          <w:sz w:val="26"/>
+          <w:szCs w:val="26"/>
+        </w:rPr>
+        <w:t>Id_Valuta</w:t>
+      </w:r>
+      <w:proofErr w:type="spellEnd"/>
+      <w:r>
+        <w:rPr>
+          <w:rFonts w:ascii="Times New Roman" w:hAnsi="Times New Roman" w:cs="Times New Roman"/>
+          <w:sz w:val="26"/>
+          <w:szCs w:val="26"/>
+        </w:rPr>
+        <w:t>.</w:t>
+      </w:r>
+    </w:p>
+    <w:p>
+      <w:pPr>
+        <w:spacing w:line="360" w:lineRule="auto"/>
+        <w:rPr>
+          <w:rFonts w:ascii="Times New Roman" w:hAnsi="Times New Roman" w:cs="Times New Roman"/>
+          <w:sz w:val="26"/>
+          <w:szCs w:val="26"/>
+          <w:lang w:val="en-US"/>
+        </w:rPr>
+      </w:pPr>
+      <w:r>
+        <w:rPr>
+          <w:rFonts w:ascii="Times New Roman" w:hAnsi="Times New Roman" w:cs="Times New Roman"/>
+          <w:sz w:val="26"/>
+          <w:szCs w:val="26"/>
+        </w:rPr>
+        <w:t xml:space="preserve">Este nevoie de entitatea </w:t>
+      </w:r>
+      <w:proofErr w:type="spellStart"/>
+      <w:r>
+        <w:rPr>
+          <w:rFonts w:ascii="Times New Roman" w:hAnsi="Times New Roman" w:cs="Times New Roman"/>
+          <w:b/>
+          <w:bCs/>
+          <w:sz w:val="26"/>
+          <w:szCs w:val="26"/>
+        </w:rPr>
+        <w:t>Sold_Ghiseu</w:t>
+      </w:r>
+      <w:proofErr w:type="spellEnd"/>
+      <w:r>
+        <w:rPr>
+          <w:rFonts w:ascii="Times New Roman" w:hAnsi="Times New Roman" w:cs="Times New Roman"/>
+          <w:sz w:val="26"/>
+          <w:szCs w:val="26"/>
+        </w:rPr>
+        <w:t>, pentru a monitoriza stocul fizic de bancnote pe care îl deține fiecare ghișeu. Acest lucru este necesar pentru a evita situația în care un angajat, ar realiza schimburi valutare fără a deține banii pentru schimburi. Astfel fiind spuse, atributele principale sunt</w:t>
+      </w:r>
+      <w:r>
+        <w:rPr>
+          <w:rFonts w:ascii="Times New Roman" w:hAnsi="Times New Roman" w:cs="Times New Roman"/>
+          <w:sz w:val="26"/>
+          <w:szCs w:val="26"/>
+          <w:lang w:val="en-US"/>
         </w:rPr>
         <w:t xml:space="preserve">: </w:t>
       </w:r>
-      <w:r>
-        <w:rPr>
-          <w:rFonts w:ascii="Times New Roman" w:hAnsi="Times New Roman" w:cs="Times New Roman"/>
-          <w:sz w:val="26"/>
-          <w:szCs w:val="26"/>
-        </w:rPr>
-        <w:t>I</w:t>
-      </w:r>
-      <w:r>
-        <w:rPr>
-          <w:rFonts w:ascii="Times New Roman" w:hAnsi="Times New Roman" w:cs="Times New Roman"/>
-          <w:sz w:val="26"/>
-          <w:szCs w:val="26"/>
-        </w:rPr>
-        <w:t>d</w:t>
-      </w:r>
-      <w:r>
-        <w:rPr>
-          <w:rFonts w:ascii="Times New Roman" w:hAnsi="Times New Roman" w:cs="Times New Roman"/>
-          <w:sz w:val="26"/>
-          <w:szCs w:val="26"/>
-        </w:rPr>
-        <w:t>_Ghiseu, Numar_Ghiseu, Stare_Ghiseu,</w:t>
-      </w:r>
-      <w:r>
-        <w:rPr>
-          <w:rFonts w:ascii="Times New Roman" w:hAnsi="Times New Roman" w:cs="Times New Roman"/>
-          <w:sz w:val="26"/>
-          <w:szCs w:val="26"/>
-        </w:rPr>
-        <w:t xml:space="preserve"> I</w:t>
-      </w:r>
-      <w:r>
-        <w:rPr>
-          <w:rFonts w:ascii="Times New Roman" w:hAnsi="Times New Roman" w:cs="Times New Roman"/>
-          <w:sz w:val="26"/>
-          <w:szCs w:val="26"/>
-        </w:rPr>
-        <w:t>d</w:t>
-      </w:r>
-      <w:r>
-        <w:rPr>
-          <w:rFonts w:ascii="Times New Roman" w:hAnsi="Times New Roman" w:cs="Times New Roman"/>
-          <w:sz w:val="26"/>
-          <w:szCs w:val="26"/>
-        </w:rPr>
-        <w:t>_Sucursala.</w:t>
-      </w:r>
-    </w:p>
-    <w:p>
-      <w:pPr>
-        <w:spacing w:line="360" w:lineRule="auto"/>
-        <w:rPr>
-          <w:rFonts w:ascii="Times New Roman" w:hAnsi="Times New Roman" w:cs="Times New Roman"/>
-          <w:sz w:val="26"/>
-          <w:szCs w:val="26"/>
-        </w:rPr>
-      </w:pPr>
-      <w:r>
-        <w:rPr>
-          <w:rFonts w:ascii="Times New Roman" w:hAnsi="Times New Roman" w:cs="Times New Roman"/>
-          <w:sz w:val="26"/>
-          <w:szCs w:val="26"/>
-        </w:rPr>
-        <w:t xml:space="preserve">Este nevoie de entitatea </w:t>
-      </w:r>
-      <w:r>
-        <w:rPr>
-          <w:rFonts w:ascii="Times New Roman" w:hAnsi="Times New Roman" w:cs="Times New Roman"/>
-          <w:b/>
-          <w:bCs/>
-          <w:sz w:val="26"/>
-          <w:szCs w:val="26"/>
-        </w:rPr>
-        <w:t>Angajat</w:t>
-      </w:r>
-      <w:r>
-        <w:rPr>
-          <w:rFonts w:ascii="Times New Roman" w:hAnsi="Times New Roman" w:cs="Times New Roman"/>
-          <w:sz w:val="26"/>
-          <w:szCs w:val="26"/>
-        </w:rPr>
-        <w:t>, care poate avea diferite roluri, de la muncitor la ghișeu, pana la administrator. Aici sunt păstrate datele de identificare și profesionale ale persoanelor care lucrează în cadrul companiei. Prin urmare, va avea atributele principale</w:t>
-      </w:r>
-      <w:r>
-        <w:rPr>
-          <w:rFonts w:ascii="Times New Roman" w:hAnsi="Times New Roman" w:cs="Times New Roman"/>
-          <w:sz w:val="26"/>
-          <w:szCs w:val="26"/>
+      <w:proofErr w:type="spellStart"/>
+      <w:r>
+        <w:rPr>
+          <w:rFonts w:ascii="Times New Roman" w:hAnsi="Times New Roman" w:cs="Times New Roman"/>
+          <w:sz w:val="26"/>
+          <w:szCs w:val="26"/>
+          <w:lang w:val="en-US"/>
+        </w:rPr>
+        <w:t>Id_Sold</w:t>
+      </w:r>
+      <w:proofErr w:type="spellEnd"/>
+      <w:r>
+        <w:rPr>
+          <w:rFonts w:ascii="Times New Roman" w:hAnsi="Times New Roman" w:cs="Times New Roman"/>
+          <w:sz w:val="26"/>
+          <w:szCs w:val="26"/>
+          <w:lang w:val="en-US"/>
+        </w:rPr>
+        <w:t xml:space="preserve">, </w:t>
+      </w:r>
+      <w:proofErr w:type="spellStart"/>
+      <w:r>
+        <w:rPr>
+          <w:rFonts w:ascii="Times New Roman" w:hAnsi="Times New Roman" w:cs="Times New Roman"/>
+          <w:sz w:val="26"/>
+          <w:szCs w:val="26"/>
+          <w:lang w:val="en-US"/>
+        </w:rPr>
+        <w:t>Suma_Disponibila</w:t>
+      </w:r>
+      <w:proofErr w:type="spellEnd"/>
+      <w:r>
+        <w:rPr>
+          <w:rFonts w:ascii="Times New Roman" w:hAnsi="Times New Roman" w:cs="Times New Roman"/>
+          <w:sz w:val="26"/>
+          <w:szCs w:val="26"/>
+          <w:lang w:val="en-US"/>
+        </w:rPr>
+        <w:t xml:space="preserve">, </w:t>
+      </w:r>
+      <w:proofErr w:type="spellStart"/>
+      <w:r>
+        <w:rPr>
+          <w:rFonts w:ascii="Times New Roman" w:hAnsi="Times New Roman" w:cs="Times New Roman"/>
+          <w:sz w:val="26"/>
+          <w:szCs w:val="26"/>
+          <w:lang w:val="en-US"/>
+        </w:rPr>
+        <w:t>Data_Ultima_Actualizare</w:t>
+      </w:r>
+      <w:proofErr w:type="spellEnd"/>
+      <w:r>
+        <w:rPr>
+          <w:rFonts w:ascii="Times New Roman" w:hAnsi="Times New Roman" w:cs="Times New Roman"/>
+          <w:sz w:val="26"/>
+          <w:szCs w:val="26"/>
+          <w:lang w:val="en-US"/>
+        </w:rPr>
+        <w:t xml:space="preserve">, </w:t>
+      </w:r>
+      <w:proofErr w:type="spellStart"/>
+      <w:r>
+        <w:rPr>
+          <w:rFonts w:ascii="Times New Roman" w:hAnsi="Times New Roman" w:cs="Times New Roman"/>
+          <w:sz w:val="26"/>
+          <w:szCs w:val="26"/>
+          <w:lang w:val="en-US"/>
+        </w:rPr>
+        <w:t>Id_Ghiseu</w:t>
+      </w:r>
+      <w:proofErr w:type="spellEnd"/>
+      <w:r>
+        <w:rPr>
+          <w:rFonts w:ascii="Times New Roman" w:hAnsi="Times New Roman" w:cs="Times New Roman"/>
+          <w:sz w:val="26"/>
+          <w:szCs w:val="26"/>
+          <w:lang w:val="en-US"/>
+        </w:rPr>
+        <w:t xml:space="preserve">, </w:t>
+      </w:r>
+      <w:proofErr w:type="spellStart"/>
+      <w:r>
+        <w:rPr>
+          <w:rFonts w:ascii="Times New Roman" w:hAnsi="Times New Roman" w:cs="Times New Roman"/>
+          <w:sz w:val="26"/>
+          <w:szCs w:val="26"/>
+          <w:lang w:val="en-US"/>
+        </w:rPr>
+        <w:t>Id_Valuta</w:t>
+      </w:r>
+      <w:proofErr w:type="spellEnd"/>
+      <w:r>
+        <w:rPr>
+          <w:rFonts w:ascii="Times New Roman" w:hAnsi="Times New Roman" w:cs="Times New Roman"/>
+          <w:sz w:val="26"/>
+          <w:szCs w:val="26"/>
+          <w:lang w:val="en-US"/>
+        </w:rPr>
+        <w:t>.</w:t>
+      </w:r>
+    </w:p>
+    <w:p>
+      <w:pPr>
+        <w:spacing w:line="360" w:lineRule="auto"/>
+        <w:rPr>
+          <w:rFonts w:ascii="Times New Roman" w:hAnsi="Times New Roman" w:cs="Times New Roman"/>
+          <w:sz w:val="26"/>
+          <w:szCs w:val="26"/>
+        </w:rPr>
+      </w:pPr>
+      <w:r>
+        <w:rPr>
+          <w:rFonts w:ascii="Times New Roman" w:hAnsi="Times New Roman" w:cs="Times New Roman"/>
+          <w:sz w:val="26"/>
+          <w:szCs w:val="26"/>
+          <w:lang w:val="en-US"/>
+        </w:rPr>
+        <w:t xml:space="preserve">De </w:t>
+      </w:r>
+      <w:proofErr w:type="spellStart"/>
+      <w:r>
+        <w:rPr>
+          <w:rFonts w:ascii="Times New Roman" w:hAnsi="Times New Roman" w:cs="Times New Roman"/>
+          <w:sz w:val="26"/>
+          <w:szCs w:val="26"/>
+          <w:lang w:val="en-US"/>
+        </w:rPr>
+        <w:t>asemenea</w:t>
+      </w:r>
+      <w:proofErr w:type="spellEnd"/>
+      <w:r>
+        <w:rPr>
+          <w:rFonts w:ascii="Times New Roman" w:hAnsi="Times New Roman" w:cs="Times New Roman"/>
+          <w:sz w:val="26"/>
+          <w:szCs w:val="26"/>
+          <w:lang w:val="en-US"/>
+        </w:rPr>
+        <w:t xml:space="preserve">, </w:t>
+      </w:r>
+      <w:proofErr w:type="spellStart"/>
+      <w:r>
+        <w:rPr>
+          <w:rFonts w:ascii="Times New Roman" w:hAnsi="Times New Roman" w:cs="Times New Roman"/>
+          <w:sz w:val="26"/>
+          <w:szCs w:val="26"/>
+          <w:lang w:val="en-US"/>
+        </w:rPr>
+        <w:t>entitatea</w:t>
+      </w:r>
+      <w:proofErr w:type="spellEnd"/>
+      <w:r>
+        <w:rPr>
+          <w:rFonts w:ascii="Times New Roman" w:hAnsi="Times New Roman" w:cs="Times New Roman"/>
+          <w:sz w:val="26"/>
+          <w:szCs w:val="26"/>
+          <w:lang w:val="en-US"/>
+        </w:rPr>
+        <w:t xml:space="preserve"> </w:t>
+      </w:r>
+      <w:proofErr w:type="spellStart"/>
+      <w:r>
+        <w:rPr>
+          <w:rFonts w:ascii="Times New Roman" w:hAnsi="Times New Roman" w:cs="Times New Roman"/>
+          <w:b/>
+          <w:bCs/>
+          <w:sz w:val="26"/>
+          <w:szCs w:val="26"/>
+          <w:lang w:val="en-US"/>
+        </w:rPr>
+        <w:t>Alimentare_Seif</w:t>
+      </w:r>
+      <w:proofErr w:type="spellEnd"/>
+      <w:r>
+        <w:rPr>
+          <w:rFonts w:ascii="Times New Roman" w:hAnsi="Times New Roman" w:cs="Times New Roman"/>
+          <w:sz w:val="26"/>
+          <w:szCs w:val="26"/>
+          <w:lang w:val="en-US"/>
+        </w:rPr>
+        <w:t xml:space="preserve"> </w:t>
+      </w:r>
+      <w:proofErr w:type="spellStart"/>
+      <w:r>
+        <w:rPr>
+          <w:rFonts w:ascii="Times New Roman" w:hAnsi="Times New Roman" w:cs="Times New Roman"/>
+          <w:sz w:val="26"/>
+          <w:szCs w:val="26"/>
+          <w:lang w:val="en-US"/>
+        </w:rPr>
+        <w:t>înregistrează</w:t>
+      </w:r>
+      <w:proofErr w:type="spellEnd"/>
+      <w:r>
+        <w:rPr>
+          <w:rFonts w:ascii="Times New Roman" w:hAnsi="Times New Roman" w:cs="Times New Roman"/>
+          <w:sz w:val="26"/>
+          <w:szCs w:val="26"/>
+          <w:lang w:val="en-US"/>
+        </w:rPr>
+        <w:t xml:space="preserve"> </w:t>
+      </w:r>
+      <w:proofErr w:type="spellStart"/>
+      <w:r>
+        <w:rPr>
+          <w:rFonts w:ascii="Times New Roman" w:hAnsi="Times New Roman" w:cs="Times New Roman"/>
+          <w:sz w:val="26"/>
+          <w:szCs w:val="26"/>
+          <w:lang w:val="en-US"/>
+        </w:rPr>
+        <w:t>transferurile</w:t>
+      </w:r>
+      <w:proofErr w:type="spellEnd"/>
+      <w:r>
+        <w:rPr>
+          <w:rFonts w:ascii="Times New Roman" w:hAnsi="Times New Roman" w:cs="Times New Roman"/>
+          <w:sz w:val="26"/>
+          <w:szCs w:val="26"/>
+          <w:lang w:val="en-US"/>
+        </w:rPr>
+        <w:t xml:space="preserve"> de </w:t>
+      </w:r>
+      <w:proofErr w:type="spellStart"/>
+      <w:r>
+        <w:rPr>
+          <w:rFonts w:ascii="Times New Roman" w:hAnsi="Times New Roman" w:cs="Times New Roman"/>
+          <w:sz w:val="26"/>
+          <w:szCs w:val="26"/>
+          <w:lang w:val="en-US"/>
+        </w:rPr>
+        <w:t>numerar</w:t>
+      </w:r>
+      <w:proofErr w:type="spellEnd"/>
+      <w:r>
+        <w:rPr>
+          <w:rFonts w:ascii="Times New Roman" w:hAnsi="Times New Roman" w:cs="Times New Roman"/>
+          <w:sz w:val="26"/>
+          <w:szCs w:val="26"/>
+          <w:lang w:val="en-US"/>
+        </w:rPr>
+        <w:t xml:space="preserve"> </w:t>
+      </w:r>
+      <w:proofErr w:type="spellStart"/>
+      <w:r>
+        <w:rPr>
+          <w:rFonts w:ascii="Times New Roman" w:hAnsi="Times New Roman" w:cs="Times New Roman"/>
+          <w:sz w:val="26"/>
+          <w:szCs w:val="26"/>
+          <w:lang w:val="en-US"/>
+        </w:rPr>
+        <w:t>efectuate</w:t>
+      </w:r>
+      <w:proofErr w:type="spellEnd"/>
+      <w:r>
+        <w:rPr>
+          <w:rFonts w:ascii="Times New Roman" w:hAnsi="Times New Roman" w:cs="Times New Roman"/>
+          <w:sz w:val="26"/>
+          <w:szCs w:val="26"/>
+          <w:lang w:val="en-US"/>
+        </w:rPr>
+        <w:t xml:space="preserve"> </w:t>
+      </w:r>
+      <w:proofErr w:type="spellStart"/>
+      <w:r>
+        <w:rPr>
+          <w:rFonts w:ascii="Times New Roman" w:hAnsi="Times New Roman" w:cs="Times New Roman"/>
+          <w:sz w:val="26"/>
+          <w:szCs w:val="26"/>
+          <w:lang w:val="en-US"/>
+        </w:rPr>
+        <w:t>între</w:t>
+      </w:r>
+      <w:proofErr w:type="spellEnd"/>
+      <w:r>
+        <w:rPr>
+          <w:rFonts w:ascii="Times New Roman" w:hAnsi="Times New Roman" w:cs="Times New Roman"/>
+          <w:sz w:val="26"/>
+          <w:szCs w:val="26"/>
+          <w:lang w:val="en-US"/>
+        </w:rPr>
+        <w:t xml:space="preserve"> </w:t>
+      </w:r>
+      <w:proofErr w:type="spellStart"/>
+      <w:r>
+        <w:rPr>
+          <w:rFonts w:ascii="Times New Roman" w:hAnsi="Times New Roman" w:cs="Times New Roman"/>
+          <w:sz w:val="26"/>
+          <w:szCs w:val="26"/>
+          <w:lang w:val="en-US"/>
+        </w:rPr>
+        <w:t>seiful</w:t>
+      </w:r>
+      <w:proofErr w:type="spellEnd"/>
+      <w:r>
+        <w:rPr>
+          <w:rFonts w:ascii="Times New Roman" w:hAnsi="Times New Roman" w:cs="Times New Roman"/>
+          <w:sz w:val="26"/>
+          <w:szCs w:val="26"/>
+          <w:lang w:val="en-US"/>
+        </w:rPr>
+        <w:t xml:space="preserve"> central </w:t>
+      </w:r>
+      <w:r>
+        <w:rPr>
+          <w:rFonts w:ascii="Times New Roman" w:hAnsi="Times New Roman" w:cs="Times New Roman"/>
+          <w:sz w:val="26"/>
+          <w:szCs w:val="26"/>
+          <w:lang w:val="en-US"/>
+        </w:rPr>
+        <w:t xml:space="preserve">al </w:t>
+      </w:r>
+      <w:proofErr w:type="spellStart"/>
+      <w:r>
+        <w:rPr>
+          <w:rFonts w:ascii="Times New Roman" w:hAnsi="Times New Roman" w:cs="Times New Roman"/>
+          <w:sz w:val="26"/>
+          <w:szCs w:val="26"/>
+          <w:lang w:val="en-US"/>
+        </w:rPr>
+        <w:t>sucursalei</w:t>
+      </w:r>
+      <w:proofErr w:type="spellEnd"/>
+      <w:r>
+        <w:rPr>
+          <w:rFonts w:ascii="Times New Roman" w:hAnsi="Times New Roman" w:cs="Times New Roman"/>
+          <w:sz w:val="26"/>
+          <w:szCs w:val="26"/>
+          <w:lang w:val="en-US"/>
+        </w:rPr>
+        <w:t xml:space="preserve"> </w:t>
+      </w:r>
+      <w:proofErr w:type="spellStart"/>
+      <w:proofErr w:type="gramStart"/>
+      <w:r>
+        <w:rPr>
+          <w:rFonts w:ascii="Times New Roman" w:hAnsi="Times New Roman" w:cs="Times New Roman"/>
+          <w:sz w:val="26"/>
+          <w:szCs w:val="26"/>
+          <w:lang w:val="en-US"/>
+        </w:rPr>
+        <w:t>și</w:t>
+      </w:r>
+      <w:proofErr w:type="spellEnd"/>
+      <w:r>
+        <w:rPr>
+          <w:rFonts w:ascii="Times New Roman" w:hAnsi="Times New Roman" w:cs="Times New Roman"/>
+          <w:sz w:val="26"/>
+          <w:szCs w:val="26"/>
+          <w:lang w:val="en-US"/>
+        </w:rPr>
+        <w:t xml:space="preserve">  </w:t>
+      </w:r>
+      <w:proofErr w:type="spellStart"/>
+      <w:r>
+        <w:rPr>
+          <w:rFonts w:ascii="Times New Roman" w:hAnsi="Times New Roman" w:cs="Times New Roman"/>
+          <w:sz w:val="26"/>
+          <w:szCs w:val="26"/>
+          <w:lang w:val="en-US"/>
+        </w:rPr>
+        <w:t>ghișeele</w:t>
+      </w:r>
+      <w:proofErr w:type="spellEnd"/>
+      <w:proofErr w:type="gramEnd"/>
+      <w:r>
+        <w:rPr>
+          <w:rFonts w:ascii="Times New Roman" w:hAnsi="Times New Roman" w:cs="Times New Roman"/>
+          <w:sz w:val="26"/>
+          <w:szCs w:val="26"/>
+          <w:lang w:val="en-US"/>
+        </w:rPr>
+        <w:t xml:space="preserve"> operative. </w:t>
+      </w:r>
+      <w:proofErr w:type="spellStart"/>
+      <w:r>
+        <w:rPr>
+          <w:rFonts w:ascii="Times New Roman" w:hAnsi="Times New Roman" w:cs="Times New Roman"/>
+          <w:sz w:val="26"/>
+          <w:szCs w:val="26"/>
+          <w:lang w:val="en-US"/>
+        </w:rPr>
+        <w:t>Atributele</w:t>
+      </w:r>
+      <w:proofErr w:type="spellEnd"/>
+      <w:r>
+        <w:rPr>
+          <w:rFonts w:ascii="Times New Roman" w:hAnsi="Times New Roman" w:cs="Times New Roman"/>
+          <w:sz w:val="26"/>
+          <w:szCs w:val="26"/>
+          <w:lang w:val="en-US"/>
+        </w:rPr>
+        <w:t xml:space="preserve"> </w:t>
+      </w:r>
+      <w:proofErr w:type="spellStart"/>
+      <w:r>
+        <w:rPr>
+          <w:rFonts w:ascii="Times New Roman" w:hAnsi="Times New Roman" w:cs="Times New Roman"/>
+          <w:sz w:val="26"/>
+          <w:szCs w:val="26"/>
+          <w:lang w:val="en-US"/>
+        </w:rPr>
+        <w:t>principale</w:t>
+      </w:r>
+      <w:proofErr w:type="spellEnd"/>
+      <w:r>
+        <w:rPr>
+          <w:rFonts w:ascii="Times New Roman" w:hAnsi="Times New Roman" w:cs="Times New Roman"/>
+          <w:sz w:val="26"/>
+          <w:szCs w:val="26"/>
+          <w:lang w:val="en-US"/>
+        </w:rPr>
+        <w:t xml:space="preserve"> </w:t>
+      </w:r>
+      <w:proofErr w:type="spellStart"/>
+      <w:r>
+        <w:rPr>
+          <w:rFonts w:ascii="Times New Roman" w:hAnsi="Times New Roman" w:cs="Times New Roman"/>
+          <w:sz w:val="26"/>
+          <w:szCs w:val="26"/>
+          <w:lang w:val="en-US"/>
+        </w:rPr>
+        <w:t>fiind</w:t>
+      </w:r>
+      <w:proofErr w:type="spellEnd"/>
+      <w:r>
+        <w:rPr>
+          <w:rFonts w:ascii="Times New Roman" w:hAnsi="Times New Roman" w:cs="Times New Roman"/>
+          <w:sz w:val="26"/>
+          <w:szCs w:val="26"/>
+          <w:lang w:val="en-US"/>
+        </w:rPr>
+        <w:t xml:space="preserve">: </w:t>
+      </w:r>
+      <w:proofErr w:type="spellStart"/>
+      <w:r>
+        <w:rPr>
+          <w:rFonts w:ascii="Times New Roman" w:hAnsi="Times New Roman" w:cs="Times New Roman"/>
+          <w:sz w:val="26"/>
+          <w:szCs w:val="26"/>
+          <w:lang w:val="en-US"/>
+        </w:rPr>
+        <w:t>Id_Alimentare</w:t>
+      </w:r>
+      <w:proofErr w:type="spellEnd"/>
+      <w:r>
+        <w:rPr>
+          <w:rFonts w:ascii="Times New Roman" w:hAnsi="Times New Roman" w:cs="Times New Roman"/>
+          <w:sz w:val="26"/>
+          <w:szCs w:val="26"/>
+          <w:lang w:val="en-US"/>
+        </w:rPr>
+        <w:t xml:space="preserve">, </w:t>
+      </w:r>
+      <w:proofErr w:type="spellStart"/>
+      <w:r>
+        <w:rPr>
+          <w:rFonts w:ascii="Times New Roman" w:hAnsi="Times New Roman" w:cs="Times New Roman"/>
+          <w:sz w:val="26"/>
+          <w:szCs w:val="26"/>
+          <w:lang w:val="en-US"/>
+        </w:rPr>
+        <w:t>Tip_Transfer</w:t>
+      </w:r>
+      <w:proofErr w:type="spellEnd"/>
+      <w:r>
+        <w:rPr>
+          <w:rFonts w:ascii="Times New Roman" w:hAnsi="Times New Roman" w:cs="Times New Roman"/>
+          <w:sz w:val="26"/>
+          <w:szCs w:val="26"/>
+          <w:lang w:val="en-US"/>
+        </w:rPr>
+        <w:t xml:space="preserve">, </w:t>
+      </w:r>
+      <w:proofErr w:type="spellStart"/>
+      <w:r>
+        <w:rPr>
+          <w:rFonts w:ascii="Times New Roman" w:hAnsi="Times New Roman" w:cs="Times New Roman"/>
+          <w:sz w:val="26"/>
+          <w:szCs w:val="26"/>
+          <w:lang w:val="en-US"/>
+        </w:rPr>
+        <w:t>Suma_Transferata</w:t>
+      </w:r>
+      <w:proofErr w:type="spellEnd"/>
+      <w:r>
+        <w:rPr>
+          <w:rFonts w:ascii="Times New Roman" w:hAnsi="Times New Roman" w:cs="Times New Roman"/>
+          <w:sz w:val="26"/>
+          <w:szCs w:val="26"/>
+          <w:lang w:val="en-US"/>
+        </w:rPr>
+        <w:t xml:space="preserve">, </w:t>
+      </w:r>
+      <w:proofErr w:type="spellStart"/>
+      <w:r>
+        <w:rPr>
+          <w:rFonts w:ascii="Times New Roman" w:hAnsi="Times New Roman" w:cs="Times New Roman"/>
+          <w:sz w:val="26"/>
+          <w:szCs w:val="26"/>
+          <w:lang w:val="en-US"/>
+        </w:rPr>
+        <w:t>Data_Ora</w:t>
+      </w:r>
+      <w:proofErr w:type="spellEnd"/>
+      <w:r>
+        <w:rPr>
+          <w:rFonts w:ascii="Times New Roman" w:hAnsi="Times New Roman" w:cs="Times New Roman"/>
+          <w:sz w:val="26"/>
+          <w:szCs w:val="26"/>
+          <w:lang w:val="en-US"/>
+        </w:rPr>
+        <w:t xml:space="preserve">, </w:t>
+      </w:r>
+      <w:proofErr w:type="spellStart"/>
+      <w:r>
+        <w:rPr>
+          <w:rFonts w:ascii="Times New Roman" w:hAnsi="Times New Roman" w:cs="Times New Roman"/>
+          <w:sz w:val="26"/>
+          <w:szCs w:val="26"/>
+          <w:lang w:val="en-US"/>
+        </w:rPr>
+        <w:t>Id_Ghiseu</w:t>
+      </w:r>
+      <w:proofErr w:type="spellEnd"/>
+      <w:r>
+        <w:rPr>
+          <w:rFonts w:ascii="Times New Roman" w:hAnsi="Times New Roman" w:cs="Times New Roman"/>
+          <w:sz w:val="26"/>
+          <w:szCs w:val="26"/>
+          <w:lang w:val="en-US"/>
+        </w:rPr>
+        <w:t xml:space="preserve">, </w:t>
+      </w:r>
+      <w:proofErr w:type="spellStart"/>
+      <w:r>
+        <w:rPr>
+          <w:rFonts w:ascii="Times New Roman" w:hAnsi="Times New Roman" w:cs="Times New Roman"/>
+          <w:sz w:val="26"/>
+          <w:szCs w:val="26"/>
+          <w:lang w:val="en-US"/>
+        </w:rPr>
+        <w:t>Id_Valuta</w:t>
+      </w:r>
+      <w:proofErr w:type="spellEnd"/>
+      <w:r>
+        <w:rPr>
+          <w:rFonts w:ascii="Times New Roman" w:hAnsi="Times New Roman" w:cs="Times New Roman"/>
+          <w:sz w:val="26"/>
+          <w:szCs w:val="26"/>
+          <w:lang w:val="en-US"/>
+        </w:rPr>
+        <w:t xml:space="preserve">, </w:t>
+      </w:r>
+      <w:proofErr w:type="spellStart"/>
+      <w:r>
+        <w:rPr>
+          <w:rFonts w:ascii="Times New Roman" w:hAnsi="Times New Roman" w:cs="Times New Roman"/>
+          <w:sz w:val="26"/>
+          <w:szCs w:val="26"/>
+          <w:lang w:val="en-US"/>
+        </w:rPr>
+        <w:t>Id_Angajat</w:t>
+      </w:r>
+      <w:proofErr w:type="spellEnd"/>
+      <w:r>
+        <w:rPr>
+          <w:rFonts w:ascii="Times New Roman" w:hAnsi="Times New Roman" w:cs="Times New Roman"/>
+          <w:sz w:val="26"/>
+          <w:szCs w:val="26"/>
+          <w:lang w:val="en-US"/>
+        </w:rPr>
+        <w:t>.</w:t>
+      </w:r>
+    </w:p>
+    <w:p>
+      <w:pPr>
+        <w:spacing w:line="360" w:lineRule="auto"/>
+        <w:rPr>
+          <w:rFonts w:ascii="Times New Roman" w:hAnsi="Times New Roman" w:cs="Times New Roman"/>
+          <w:sz w:val="26"/>
+          <w:szCs w:val="26"/>
+        </w:rPr>
+      </w:pPr>
+      <w:r>
+        <w:rPr>
+          <w:rFonts w:ascii="Times New Roman" w:hAnsi="Times New Roman" w:cs="Times New Roman"/>
+          <w:sz w:val="26"/>
+          <w:szCs w:val="26"/>
+        </w:rPr>
+        <w:t xml:space="preserve">Entitatea </w:t>
+      </w:r>
+      <w:r>
+        <w:rPr>
+          <w:rFonts w:ascii="Times New Roman" w:hAnsi="Times New Roman" w:cs="Times New Roman"/>
+          <w:b/>
+          <w:bCs/>
+          <w:sz w:val="26"/>
+          <w:szCs w:val="26"/>
+        </w:rPr>
+        <w:t>Discount</w:t>
+      </w:r>
+      <w:r>
+        <w:rPr>
+          <w:rFonts w:ascii="Times New Roman" w:hAnsi="Times New Roman" w:cs="Times New Roman"/>
+          <w:sz w:val="26"/>
+          <w:szCs w:val="26"/>
+        </w:rPr>
+        <w:t xml:space="preserve"> a fost adăugată pentru a realiza un discount/reducere clienților care realizează o tranzacție peste o anumită sumă.</w:t>
+      </w:r>
+    </w:p>
+    <w:p>
+      <w:pPr>
+        <w:spacing w:line="360" w:lineRule="auto"/>
+        <w:rPr>
+          <w:rFonts w:ascii="Times New Roman" w:hAnsi="Times New Roman" w:cs="Times New Roman"/>
+          <w:sz w:val="26"/>
+          <w:szCs w:val="26"/>
+        </w:rPr>
+      </w:pPr>
+      <w:r>
+        <w:rPr>
+          <w:rFonts w:ascii="Times New Roman" w:hAnsi="Times New Roman" w:cs="Times New Roman"/>
+          <w:sz w:val="26"/>
+          <w:szCs w:val="26"/>
+        </w:rPr>
+        <w:t xml:space="preserve">Iar </w:t>
+      </w:r>
+      <w:proofErr w:type="spellStart"/>
+      <w:r>
+        <w:rPr>
+          <w:rFonts w:ascii="Times New Roman" w:hAnsi="Times New Roman" w:cs="Times New Roman"/>
+          <w:b/>
+          <w:bCs/>
+          <w:sz w:val="26"/>
+          <w:szCs w:val="26"/>
+        </w:rPr>
+        <w:t>Cerere_Transfer_Bani_Sucursale</w:t>
+      </w:r>
+      <w:proofErr w:type="spellEnd"/>
+      <w:r>
+        <w:rPr>
+          <w:rFonts w:ascii="Times New Roman" w:hAnsi="Times New Roman" w:cs="Times New Roman"/>
+          <w:sz w:val="26"/>
+          <w:szCs w:val="26"/>
+        </w:rPr>
+        <w:t xml:space="preserve"> a fost realizată pentru a trata cazul în care un client dorește să realizeze o tranzacție uriașă și nu exista suficienți bani în seif. Astfel se realizează o cerere către o altă sucursală care s</w:t>
+      </w:r>
+      <w:r>
+        <w:rPr>
+          <w:rFonts w:ascii="Times New Roman" w:hAnsi="Times New Roman" w:cs="Times New Roman"/>
+          <w:sz w:val="26"/>
+          <w:szCs w:val="26"/>
+        </w:rPr>
+        <w:t>ă</w:t>
+      </w:r>
+      <w:r>
+        <w:rPr>
+          <w:rFonts w:ascii="Times New Roman" w:hAnsi="Times New Roman" w:cs="Times New Roman"/>
+          <w:sz w:val="26"/>
+          <w:szCs w:val="26"/>
+        </w:rPr>
+        <w:t xml:space="preserve"> împrumute bani sucursalei respective.</w:t>
+      </w:r>
+    </w:p>
+    <w:p>
+      <w:pPr>
+        <w:spacing w:line="360" w:lineRule="auto"/>
+        <w:rPr>
+          <w:rFonts w:ascii="Times New Roman" w:hAnsi="Times New Roman" w:cs="Times New Roman"/>
+          <w:sz w:val="26"/>
+          <w:szCs w:val="26"/>
+          <w:lang w:val="en-US"/>
+        </w:rPr>
+      </w:pPr>
+    </w:p>
+    <w:p>
+      <w:pPr>
+        <w:spacing w:line="360" w:lineRule="auto"/>
+        <w:rPr>
+          <w:rFonts w:ascii="Times New Roman" w:hAnsi="Times New Roman" w:cs="Times New Roman"/>
+          <w:sz w:val="26"/>
+          <w:szCs w:val="26"/>
+          <w:lang w:val="en-US"/>
+        </w:rPr>
+      </w:pPr>
+    </w:p>
+    <w:p>
+      <w:pPr>
+        <w:spacing w:line="360" w:lineRule="auto"/>
+        <w:rPr>
+          <w:rFonts w:ascii="Times New Roman" w:hAnsi="Times New Roman" w:cs="Times New Roman"/>
+          <w:sz w:val="26"/>
+          <w:szCs w:val="26"/>
+          <w:lang w:val="en-US"/>
+        </w:rPr>
+      </w:pPr>
+    </w:p>
+    <w:p>
+      <w:pPr>
+        <w:spacing w:line="360" w:lineRule="auto"/>
+        <w:rPr>
+          <w:rFonts w:ascii="Times New Roman" w:hAnsi="Times New Roman" w:cs="Times New Roman"/>
+          <w:b/>
+          <w:bCs/>
+          <w:sz w:val="26"/>
+          <w:szCs w:val="26"/>
+          <w:lang w:val="en-US"/>
+        </w:rPr>
+      </w:pPr>
+      <w:r>
+        <w:rPr>
+          <w:rFonts w:ascii="Times New Roman" w:hAnsi="Times New Roman" w:cs="Times New Roman"/>
+          <w:b/>
+          <w:bCs/>
+          <w:sz w:val="26"/>
+          <w:szCs w:val="26"/>
+          <w:lang w:val="en-US"/>
+        </w:rPr>
+        <w:t xml:space="preserve">4. </w:t>
+      </w:r>
+      <w:proofErr w:type="spellStart"/>
+      <w:r>
+        <w:rPr>
+          <w:rFonts w:ascii="Times New Roman" w:hAnsi="Times New Roman" w:cs="Times New Roman"/>
+          <w:b/>
+          <w:bCs/>
+          <w:sz w:val="26"/>
+          <w:szCs w:val="26"/>
+          <w:lang w:val="en-US"/>
+        </w:rPr>
+        <w:t>Modelul</w:t>
+      </w:r>
+      <w:proofErr w:type="spellEnd"/>
+      <w:r>
+        <w:rPr>
+          <w:rFonts w:ascii="Times New Roman" w:hAnsi="Times New Roman" w:cs="Times New Roman"/>
+          <w:b/>
+          <w:bCs/>
+          <w:sz w:val="26"/>
+          <w:szCs w:val="26"/>
+          <w:lang w:val="en-US"/>
+        </w:rPr>
+        <w:t xml:space="preserve"> Conceptual</w:t>
+      </w:r>
+      <w:r>
+        <w:rPr>
+          <w:rFonts w:ascii="Times New Roman" w:hAnsi="Times New Roman" w:cs="Times New Roman"/>
+          <w:b/>
+          <w:bCs/>
+          <w:sz w:val="26"/>
+          <w:szCs w:val="26"/>
+          <w:lang w:val="en-US"/>
         </w:rPr>
         <w:t>:</w:t>
       </w:r>
-      <w:r>
-        <w:rPr>
-          <w:rFonts w:ascii="Times New Roman" w:hAnsi="Times New Roman" w:cs="Times New Roman"/>
-          <w:sz w:val="26"/>
-          <w:szCs w:val="26"/>
-        </w:rPr>
-        <w:t xml:space="preserve"> I</w:t>
-      </w:r>
-      <w:r>
-        <w:rPr>
-          <w:rFonts w:ascii="Times New Roman" w:hAnsi="Times New Roman" w:cs="Times New Roman"/>
-          <w:sz w:val="26"/>
-          <w:szCs w:val="26"/>
-        </w:rPr>
-        <w:t>d</w:t>
-      </w:r>
-      <w:r>
-        <w:rPr>
-          <w:rFonts w:ascii="Times New Roman" w:hAnsi="Times New Roman" w:cs="Times New Roman"/>
-          <w:sz w:val="26"/>
-          <w:szCs w:val="26"/>
-        </w:rPr>
-        <w:t>_Angajat, Nume, Prenume, CNP</w:t>
-      </w:r>
-      <w:r>
-        <w:rPr>
-          <w:rFonts w:ascii="Times New Roman" w:hAnsi="Times New Roman" w:cs="Times New Roman"/>
-          <w:sz w:val="26"/>
-          <w:szCs w:val="26"/>
-        </w:rPr>
-        <w:t>_Angajat</w:t>
-      </w:r>
-      <w:r>
-        <w:rPr>
-          <w:rFonts w:ascii="Times New Roman" w:hAnsi="Times New Roman" w:cs="Times New Roman"/>
-          <w:sz w:val="26"/>
-          <w:szCs w:val="26"/>
-        </w:rPr>
-        <w:t>, Functie, Data_Angajarii, I</w:t>
-      </w:r>
-      <w:r>
-        <w:rPr>
-          <w:rFonts w:ascii="Times New Roman" w:hAnsi="Times New Roman" w:cs="Times New Roman"/>
-          <w:sz w:val="26"/>
-          <w:szCs w:val="26"/>
-        </w:rPr>
-        <w:t>d</w:t>
-      </w:r>
-      <w:r>
-        <w:rPr>
-          <w:rFonts w:ascii="Times New Roman" w:hAnsi="Times New Roman" w:cs="Times New Roman"/>
-          <w:sz w:val="26"/>
-          <w:szCs w:val="26"/>
-        </w:rPr>
-        <w:t>_Ghiseu.</w:t>
-      </w:r>
-    </w:p>
-    <w:p>
-      <w:pPr>
-        <w:spacing w:line="360" w:lineRule="auto"/>
-        <w:rPr>
-          <w:rFonts w:ascii="Times New Roman" w:hAnsi="Times New Roman" w:cs="Times New Roman"/>
-          <w:sz w:val="26"/>
-          <w:szCs w:val="26"/>
-        </w:rPr>
-      </w:pPr>
-      <w:r>
-        <w:rPr>
-          <w:rFonts w:ascii="Times New Roman" w:hAnsi="Times New Roman" w:cs="Times New Roman"/>
-          <w:sz w:val="26"/>
-          <w:szCs w:val="26"/>
-        </w:rPr>
-        <w:t xml:space="preserve">Deoarece este o aplicație a unei case de schimb valutar este nevoie de un catalog de monede care sunt acceptate în această așa zisă companie. Entitatea </w:t>
-      </w:r>
-      <w:r>
-        <w:rPr>
-          <w:rFonts w:ascii="Times New Roman" w:hAnsi="Times New Roman" w:cs="Times New Roman"/>
-          <w:b/>
-          <w:bCs/>
-          <w:sz w:val="26"/>
-          <w:szCs w:val="26"/>
-        </w:rPr>
-        <w:t>Valută</w:t>
-      </w:r>
-      <w:r>
-        <w:rPr>
-          <w:rFonts w:ascii="Times New Roman" w:hAnsi="Times New Roman" w:cs="Times New Roman"/>
-          <w:sz w:val="26"/>
-          <w:szCs w:val="26"/>
-        </w:rPr>
-        <w:t>, va deține următoarele atribute</w:t>
-      </w:r>
-      <w:r>
-        <w:rPr>
-          <w:rFonts w:ascii="Times New Roman" w:hAnsi="Times New Roman" w:cs="Times New Roman"/>
-          <w:sz w:val="26"/>
-          <w:szCs w:val="26"/>
-        </w:rPr>
-        <w:t>:</w:t>
-      </w:r>
-      <w:r>
-        <w:rPr>
-          <w:rFonts w:ascii="Times New Roman" w:hAnsi="Times New Roman" w:cs="Times New Roman"/>
-          <w:sz w:val="26"/>
-          <w:szCs w:val="26"/>
-        </w:rPr>
-        <w:t xml:space="preserve"> I</w:t>
-      </w:r>
-      <w:r>
-        <w:rPr>
-          <w:rFonts w:ascii="Times New Roman" w:hAnsi="Times New Roman" w:cs="Times New Roman"/>
-          <w:sz w:val="26"/>
-          <w:szCs w:val="26"/>
-        </w:rPr>
-        <w:t>d</w:t>
-      </w:r>
-      <w:r>
-        <w:rPr>
-          <w:rFonts w:ascii="Times New Roman" w:hAnsi="Times New Roman" w:cs="Times New Roman"/>
-          <w:sz w:val="26"/>
-          <w:szCs w:val="26"/>
-        </w:rPr>
-        <w:t xml:space="preserve">_Valuta, Simbol, </w:t>
-      </w:r>
-      <w:r>
-        <w:rPr>
-          <w:rFonts w:ascii="Times New Roman" w:hAnsi="Times New Roman" w:cs="Times New Roman"/>
-          <w:sz w:val="26"/>
-          <w:szCs w:val="26"/>
-        </w:rPr>
-        <w:t>Denumire_Valuta, Tara_Origine.</w:t>
-      </w:r>
-    </w:p>
-    <w:p>
-      <w:pPr>
-        <w:spacing w:line="360" w:lineRule="auto"/>
-        <w:rPr>
-          <w:rFonts w:ascii="Times New Roman" w:hAnsi="Times New Roman" w:cs="Times New Roman"/>
-          <w:sz w:val="26"/>
-          <w:szCs w:val="26"/>
-        </w:rPr>
-      </w:pPr>
-      <w:r>
-        <w:rPr>
-          <w:rFonts w:ascii="Times New Roman" w:hAnsi="Times New Roman" w:cs="Times New Roman"/>
-          <w:b/>
-          <w:bCs/>
-          <w:sz w:val="26"/>
-          <w:szCs w:val="26"/>
-        </w:rPr>
-        <w:t xml:space="preserve">Curs_Valutar </w:t>
-      </w:r>
-      <w:r>
-        <w:rPr>
-          <w:rFonts w:ascii="Times New Roman" w:hAnsi="Times New Roman" w:cs="Times New Roman"/>
-          <w:sz w:val="26"/>
-          <w:szCs w:val="26"/>
-        </w:rPr>
-        <w:t>este entitatea care înregistrează prețul de vânzare si cumpărare pentru fiecare valută la o anumită oră. Tocmai pentru a permite păstrarea unui istoric complet al fluctuațiilor prețurilor. Atributele folosite vor fi</w:t>
-      </w:r>
-      <w:r>
-        <w:rPr>
-          <w:rFonts w:ascii="Times New Roman" w:hAnsi="Times New Roman" w:cs="Times New Roman"/>
-          <w:sz w:val="26"/>
-          <w:szCs w:val="26"/>
-        </w:rPr>
-        <w:t>:</w:t>
-      </w:r>
-      <w:r>
-        <w:rPr>
-          <w:rFonts w:ascii="Times New Roman" w:hAnsi="Times New Roman" w:cs="Times New Roman"/>
-          <w:sz w:val="26"/>
-          <w:szCs w:val="26"/>
-        </w:rPr>
-        <w:t xml:space="preserve"> I</w:t>
-      </w:r>
-      <w:r>
-        <w:rPr>
-          <w:rFonts w:ascii="Times New Roman" w:hAnsi="Times New Roman" w:cs="Times New Roman"/>
-          <w:sz w:val="26"/>
-          <w:szCs w:val="26"/>
-        </w:rPr>
-        <w:t>d</w:t>
-      </w:r>
-      <w:r>
-        <w:rPr>
-          <w:rFonts w:ascii="Times New Roman" w:hAnsi="Times New Roman" w:cs="Times New Roman"/>
-          <w:sz w:val="26"/>
-          <w:szCs w:val="26"/>
-        </w:rPr>
-        <w:t>_Curs, Curs_Cumparare, Curs_Vanzare, Data_Ora, I</w:t>
-      </w:r>
-      <w:r>
-        <w:rPr>
-          <w:rFonts w:ascii="Times New Roman" w:hAnsi="Times New Roman" w:cs="Times New Roman"/>
-          <w:sz w:val="26"/>
-          <w:szCs w:val="26"/>
-        </w:rPr>
-        <w:t>d</w:t>
-      </w:r>
-      <w:r>
-        <w:rPr>
-          <w:rFonts w:ascii="Times New Roman" w:hAnsi="Times New Roman" w:cs="Times New Roman"/>
-          <w:sz w:val="26"/>
-          <w:szCs w:val="26"/>
-        </w:rPr>
-        <w:t>_Valuta, I</w:t>
-      </w:r>
-      <w:r>
-        <w:rPr>
-          <w:rFonts w:ascii="Times New Roman" w:hAnsi="Times New Roman" w:cs="Times New Roman"/>
-          <w:sz w:val="26"/>
-          <w:szCs w:val="26"/>
-        </w:rPr>
-        <w:t>d</w:t>
-      </w:r>
-      <w:r>
-        <w:rPr>
-          <w:rFonts w:ascii="Times New Roman" w:hAnsi="Times New Roman" w:cs="Times New Roman"/>
-          <w:sz w:val="26"/>
-          <w:szCs w:val="26"/>
-        </w:rPr>
-        <w:t>_Angajat.</w:t>
-      </w:r>
-    </w:p>
-    <w:p>
-      <w:pPr>
-        <w:spacing w:line="360" w:lineRule="auto"/>
-        <w:rPr>
-          <w:rFonts w:ascii="Times New Roman" w:hAnsi="Times New Roman" w:cs="Times New Roman"/>
-          <w:sz w:val="26"/>
-          <w:szCs w:val="26"/>
-        </w:rPr>
-      </w:pPr>
-      <w:r>
-        <w:rPr>
-          <w:rFonts w:ascii="Times New Roman" w:hAnsi="Times New Roman" w:cs="Times New Roman"/>
-          <w:sz w:val="26"/>
-          <w:szCs w:val="26"/>
-        </w:rPr>
-        <w:t>În entitatea</w:t>
-      </w:r>
-      <w:r>
-        <w:rPr>
-          <w:rFonts w:ascii="Times New Roman" w:hAnsi="Times New Roman" w:cs="Times New Roman"/>
-          <w:b/>
-          <w:bCs/>
-          <w:sz w:val="26"/>
-          <w:szCs w:val="26"/>
-        </w:rPr>
-        <w:t xml:space="preserve"> Client</w:t>
-      </w:r>
-      <w:r>
-        <w:rPr>
-          <w:rFonts w:ascii="Times New Roman" w:hAnsi="Times New Roman" w:cs="Times New Roman"/>
-          <w:sz w:val="26"/>
-          <w:szCs w:val="26"/>
-        </w:rPr>
-        <w:t>,</w:t>
-      </w:r>
-      <w:r>
-        <w:rPr>
-          <w:rFonts w:ascii="Times New Roman" w:hAnsi="Times New Roman" w:cs="Times New Roman"/>
-          <w:b/>
-          <w:bCs/>
-          <w:sz w:val="26"/>
-          <w:szCs w:val="26"/>
-        </w:rPr>
-        <w:t xml:space="preserve"> </w:t>
-      </w:r>
-      <w:r>
-        <w:rPr>
-          <w:rFonts w:ascii="Times New Roman" w:hAnsi="Times New Roman" w:cs="Times New Roman"/>
-          <w:sz w:val="26"/>
-          <w:szCs w:val="26"/>
-        </w:rPr>
-        <w:t xml:space="preserve">se vor reține datele de identificare ale persoanelor care efectuează operațiuni de schimb valutar. Se va ține cont și dacă un schimb valutar a fost sau nu </w:t>
-      </w:r>
-      <w:r>
-        <w:rPr>
-          <w:rFonts w:ascii="Times New Roman" w:hAnsi="Times New Roman" w:cs="Times New Roman"/>
-          <w:sz w:val="26"/>
-          <w:szCs w:val="26"/>
-        </w:rPr>
-        <w:lastRenderedPageBreak/>
-        <w:t>realizat de un turist prin următoarele atribute</w:t>
-      </w:r>
-      <w:r>
-        <w:rPr>
-          <w:rFonts w:ascii="Times New Roman" w:hAnsi="Times New Roman" w:cs="Times New Roman"/>
-          <w:sz w:val="26"/>
-          <w:szCs w:val="26"/>
-        </w:rPr>
-        <w:t>:</w:t>
-      </w:r>
-      <w:r>
-        <w:rPr>
-          <w:rFonts w:ascii="Times New Roman" w:hAnsi="Times New Roman" w:cs="Times New Roman"/>
-          <w:sz w:val="26"/>
-          <w:szCs w:val="26"/>
-        </w:rPr>
-        <w:t xml:space="preserve"> Id_Client, Nume, Prenume, CNP_Client, Serie_Buletin, Cetatenie.</w:t>
-      </w:r>
-    </w:p>
-    <w:p>
-      <w:pPr>
-        <w:spacing w:line="360" w:lineRule="auto"/>
-        <w:rPr>
-          <w:rFonts w:ascii="Times New Roman" w:hAnsi="Times New Roman" w:cs="Times New Roman"/>
-          <w:sz w:val="26"/>
-          <w:szCs w:val="26"/>
-        </w:rPr>
-      </w:pPr>
-      <w:r>
-        <w:rPr>
-          <w:rFonts w:ascii="Times New Roman" w:hAnsi="Times New Roman" w:cs="Times New Roman"/>
-          <w:sz w:val="26"/>
-          <w:szCs w:val="26"/>
-        </w:rPr>
-        <w:t xml:space="preserve">Entitatea </w:t>
-      </w:r>
-      <w:r>
-        <w:rPr>
-          <w:rFonts w:ascii="Times New Roman" w:hAnsi="Times New Roman" w:cs="Times New Roman"/>
-          <w:b/>
-          <w:bCs/>
-          <w:sz w:val="26"/>
-          <w:szCs w:val="26"/>
-        </w:rPr>
-        <w:t>Tranzacție</w:t>
-      </w:r>
-      <w:r>
-        <w:rPr>
-          <w:rFonts w:ascii="Times New Roman" w:hAnsi="Times New Roman" w:cs="Times New Roman"/>
-          <w:sz w:val="26"/>
-          <w:szCs w:val="26"/>
-        </w:rPr>
-        <w:t xml:space="preserve"> reprezintă antetul operațiunii efectuare la ghișeu. Așa se va sesiza momentul efectuării schimbului, tipul operațiunii, clientul și casierul implicat. Astfel atributele principale sunt</w:t>
-      </w:r>
-      <w:r>
-        <w:rPr>
-          <w:rFonts w:ascii="Times New Roman" w:hAnsi="Times New Roman" w:cs="Times New Roman"/>
-          <w:sz w:val="26"/>
-          <w:szCs w:val="26"/>
-        </w:rPr>
-        <w:t>:</w:t>
-      </w:r>
-      <w:r>
-        <w:rPr>
-          <w:rFonts w:ascii="Times New Roman" w:hAnsi="Times New Roman" w:cs="Times New Roman"/>
-          <w:sz w:val="26"/>
-          <w:szCs w:val="26"/>
-        </w:rPr>
-        <w:t xml:space="preserve"> Id_Tranzactie, Data_Ora, Tip_Operatie, Suma_Totala, Id_Client, Id_Angajat, Id_Ghiseu.</w:t>
-      </w:r>
-    </w:p>
-    <w:p>
-      <w:pPr>
-        <w:spacing w:line="360" w:lineRule="auto"/>
-        <w:rPr>
-          <w:rFonts w:ascii="Times New Roman" w:hAnsi="Times New Roman" w:cs="Times New Roman"/>
-          <w:sz w:val="26"/>
-          <w:szCs w:val="26"/>
-        </w:rPr>
-      </w:pPr>
-      <w:r>
-        <w:rPr>
-          <w:rFonts w:ascii="Times New Roman" w:hAnsi="Times New Roman" w:cs="Times New Roman"/>
-          <w:sz w:val="26"/>
-          <w:szCs w:val="26"/>
-        </w:rPr>
-        <w:t xml:space="preserve">Entitatea </w:t>
-      </w:r>
-      <w:r>
-        <w:rPr>
-          <w:rFonts w:ascii="Times New Roman" w:hAnsi="Times New Roman" w:cs="Times New Roman"/>
-          <w:b/>
-          <w:bCs/>
-          <w:sz w:val="26"/>
-          <w:szCs w:val="26"/>
-        </w:rPr>
-        <w:t>Detalii_Tranzacție</w:t>
-      </w:r>
-      <w:r>
-        <w:rPr>
-          <w:rFonts w:ascii="Times New Roman" w:hAnsi="Times New Roman" w:cs="Times New Roman"/>
-          <w:b/>
-          <w:bCs/>
-          <w:sz w:val="26"/>
-          <w:szCs w:val="26"/>
-        </w:rPr>
-        <w:t xml:space="preserve"> </w:t>
-      </w:r>
-      <w:r>
-        <w:rPr>
-          <w:rFonts w:ascii="Times New Roman" w:hAnsi="Times New Roman" w:cs="Times New Roman"/>
-          <w:sz w:val="26"/>
-          <w:szCs w:val="26"/>
-        </w:rPr>
-        <w:t>este o entitate de legătură care doar detaliază fiecare tranzacție în parte, precum un bon. Lucru care se observa prin atributele utilizate: Id_Detalii, Suma_Valuta, Curs_Aplicant, Valoare_Calculata, Id_Tranzactie, Id_Valuta.</w:t>
-      </w:r>
-    </w:p>
-    <w:p>
-      <w:pPr>
-        <w:spacing w:line="360" w:lineRule="auto"/>
-        <w:rPr>
-          <w:rFonts w:ascii="Times New Roman" w:hAnsi="Times New Roman" w:cs="Times New Roman"/>
-          <w:sz w:val="26"/>
-          <w:szCs w:val="26"/>
-          <w:lang w:val="en-US"/>
-        </w:rPr>
-      </w:pPr>
-      <w:r>
-        <w:rPr>
-          <w:rFonts w:ascii="Times New Roman" w:hAnsi="Times New Roman" w:cs="Times New Roman"/>
-          <w:sz w:val="26"/>
-          <w:szCs w:val="26"/>
-        </w:rPr>
-        <w:t xml:space="preserve">Este nevoie de entitatea </w:t>
-      </w:r>
-      <w:r>
-        <w:rPr>
-          <w:rFonts w:ascii="Times New Roman" w:hAnsi="Times New Roman" w:cs="Times New Roman"/>
-          <w:b/>
-          <w:bCs/>
-          <w:sz w:val="26"/>
-          <w:szCs w:val="26"/>
-        </w:rPr>
-        <w:t>Sold_Ghiseu</w:t>
-      </w:r>
-      <w:r>
-        <w:rPr>
-          <w:rFonts w:ascii="Times New Roman" w:hAnsi="Times New Roman" w:cs="Times New Roman"/>
-          <w:sz w:val="26"/>
-          <w:szCs w:val="26"/>
-        </w:rPr>
-        <w:t>, pentru a monitoriza stocul fizic de bancnote pe care îl deține fiecare ghișeu. Acest lucru este necesar pentru a evita situația în care un angajat, ar realiza schimburi valutare fără a deține banii pentru schimburi. Astfel fiind spuse, atributele principale sunt</w:t>
-      </w:r>
-      <w:r>
-        <w:rPr>
-          <w:rFonts w:ascii="Times New Roman" w:hAnsi="Times New Roman" w:cs="Times New Roman"/>
-          <w:sz w:val="26"/>
-          <w:szCs w:val="26"/>
-          <w:lang w:val="en-US"/>
-        </w:rPr>
-        <w:t>: Id_Sold, Suma_Disponibila, Data_Ultima_Actualizare, Id_Ghiseu, Id_Valuta.</w:t>
-      </w:r>
-    </w:p>
-    <w:p>
-      <w:pPr>
-        <w:spacing w:line="360" w:lineRule="auto"/>
-        <w:rPr>
-          <w:rFonts w:ascii="Times New Roman" w:hAnsi="Times New Roman" w:cs="Times New Roman"/>
-          <w:sz w:val="26"/>
-          <w:szCs w:val="26"/>
-          <w:lang w:val="en-US"/>
-        </w:rPr>
-      </w:pPr>
-      <w:r>
-        <w:rPr>
-          <w:rFonts w:ascii="Times New Roman" w:hAnsi="Times New Roman" w:cs="Times New Roman"/>
-          <w:sz w:val="26"/>
-          <w:szCs w:val="26"/>
-          <w:lang w:val="en-US"/>
-        </w:rPr>
-        <w:t xml:space="preserve">De asemenea, entitatea </w:t>
-      </w:r>
-      <w:r>
-        <w:rPr>
-          <w:rFonts w:ascii="Times New Roman" w:hAnsi="Times New Roman" w:cs="Times New Roman"/>
-          <w:b/>
-          <w:bCs/>
-          <w:sz w:val="26"/>
-          <w:szCs w:val="26"/>
-          <w:lang w:val="en-US"/>
-        </w:rPr>
-        <w:t>Alimentare_Seif</w:t>
-      </w:r>
-      <w:r>
-        <w:rPr>
-          <w:rFonts w:ascii="Times New Roman" w:hAnsi="Times New Roman" w:cs="Times New Roman"/>
-          <w:sz w:val="26"/>
-          <w:szCs w:val="26"/>
-          <w:lang w:val="en-US"/>
-        </w:rPr>
-        <w:t xml:space="preserve"> înregistrează transferurile de numerar effectuate între seiful central </w:t>
-      </w:r>
-      <w:r>
-        <w:rPr>
-          <w:rFonts w:ascii="Times New Roman" w:hAnsi="Times New Roman" w:cs="Times New Roman"/>
-          <w:sz w:val="26"/>
-          <w:szCs w:val="26"/>
-          <w:lang w:val="en-US"/>
-        </w:rPr>
-        <w:t>al sucursalei și  ghișeele operative. Atributele principale fiind: Id_Alimentare, Tip_Transfer, Suma_Transferata, Data_Ora, Id_Ghiseu, Id_Valuta, Id_Angajat.</w:t>
-      </w:r>
-    </w:p>
-    <w:p>
-      <w:pPr>
-        <w:spacing w:line="360" w:lineRule="auto"/>
-        <w:rPr>
-          <w:rFonts w:ascii="Times New Roman" w:hAnsi="Times New Roman" w:cs="Times New Roman"/>
-          <w:sz w:val="26"/>
-          <w:szCs w:val="26"/>
-          <w:lang w:val="en-US"/>
-        </w:rPr>
-      </w:pPr>
-    </w:p>
-    <w:p>
-      <w:pPr>
-        <w:spacing w:line="360" w:lineRule="auto"/>
-        <w:rPr>
-          <w:rFonts w:ascii="Times New Roman" w:hAnsi="Times New Roman" w:cs="Times New Roman"/>
-          <w:sz w:val="26"/>
-          <w:szCs w:val="26"/>
-          <w:lang w:val="en-US"/>
-        </w:rPr>
-      </w:pPr>
-    </w:p>
-    <w:p>
-      <w:pPr>
-        <w:spacing w:line="360" w:lineRule="auto"/>
-        <w:rPr>
-          <w:rFonts w:ascii="Times New Roman" w:hAnsi="Times New Roman" w:cs="Times New Roman"/>
-          <w:sz w:val="26"/>
-          <w:szCs w:val="26"/>
-          <w:lang w:val="en-US"/>
-        </w:rPr>
-      </w:pPr>
-    </w:p>
-    <w:p>
-      <w:pPr>
-        <w:spacing w:line="360" w:lineRule="auto"/>
-        <w:rPr>
-          <w:rFonts w:ascii="Times New Roman" w:hAnsi="Times New Roman" w:cs="Times New Roman"/>
-          <w:sz w:val="26"/>
-          <w:szCs w:val="26"/>
-          <w:lang w:val="en-US"/>
-        </w:rPr>
-      </w:pPr>
-    </w:p>
-    <w:p>
-      <w:pPr>
-        <w:spacing w:line="360" w:lineRule="auto"/>
-        <w:rPr>
-          <w:rFonts w:ascii="Times New Roman" w:hAnsi="Times New Roman" w:cs="Times New Roman"/>
-          <w:sz w:val="26"/>
-          <w:szCs w:val="26"/>
-          <w:lang w:val="en-US"/>
-        </w:rPr>
-      </w:pPr>
-    </w:p>
-    <w:p>
-      <w:pPr>
-        <w:spacing w:line="360" w:lineRule="auto"/>
-        <w:rPr>
-          <w:rFonts w:ascii="Times New Roman" w:hAnsi="Times New Roman" w:cs="Times New Roman"/>
-          <w:sz w:val="26"/>
-          <w:szCs w:val="26"/>
-          <w:lang w:val="en-US"/>
-        </w:rPr>
-      </w:pPr>
-    </w:p>
-    <w:p>
-      <w:pPr>
-        <w:spacing w:line="360" w:lineRule="auto"/>
-        <w:rPr>
-          <w:rFonts w:ascii="Times New Roman" w:hAnsi="Times New Roman" w:cs="Times New Roman"/>
-          <w:sz w:val="26"/>
-          <w:szCs w:val="26"/>
-          <w:lang w:val="en-US"/>
-        </w:rPr>
-      </w:pPr>
-    </w:p>
-    <w:p>
-      <w:pPr>
-        <w:spacing w:line="360" w:lineRule="auto"/>
-        <w:rPr>
-          <w:rFonts w:ascii="Times New Roman" w:hAnsi="Times New Roman" w:cs="Times New Roman"/>
-          <w:sz w:val="26"/>
-          <w:szCs w:val="26"/>
-          <w:lang w:val="en-US"/>
-        </w:rPr>
-      </w:pPr>
-    </w:p>
-    <w:p>
-      <w:pPr>
-        <w:spacing w:line="360" w:lineRule="auto"/>
-        <w:rPr>
-          <w:rFonts w:ascii="Times New Roman" w:hAnsi="Times New Roman" w:cs="Times New Roman"/>
-          <w:b/>
-          <w:bCs/>
-          <w:sz w:val="26"/>
-          <w:szCs w:val="26"/>
-        </w:rPr>
-      </w:pPr>
-      <w:r>
-        <w:rPr>
-          <w:rFonts w:ascii="Times New Roman" w:hAnsi="Times New Roman" w:cs="Times New Roman"/>
-          <w:b/>
-          <w:bCs/>
-          <w:sz w:val="26"/>
-          <w:szCs w:val="26"/>
-        </w:rPr>
-        <w:lastRenderedPageBreak/>
-        <w:t>4. Diagram</w:t>
-      </w:r>
-      <w:r>
-        <w:rPr>
-          <w:rFonts w:ascii="Times New Roman" w:hAnsi="Times New Roman" w:cs="Times New Roman"/>
-          <w:b/>
-          <w:bCs/>
-          <w:sz w:val="26"/>
-          <w:szCs w:val="26"/>
-        </w:rPr>
-        <w:t>ă</w:t>
-      </w:r>
-      <w:r>
-        <w:rPr>
-          <w:rFonts w:ascii="Times New Roman" w:hAnsi="Times New Roman" w:cs="Times New Roman"/>
-          <w:b/>
-          <w:bCs/>
-          <w:sz w:val="26"/>
-          <w:szCs w:val="26"/>
-        </w:rPr>
-        <w:t xml:space="preserve"> EA</w:t>
-      </w:r>
-    </w:p>
-    <w:p>
-      <w:pPr>
-        <w:spacing w:line="360" w:lineRule="auto"/>
-        <w:rPr>
-          <w:rFonts w:ascii="Times New Roman" w:hAnsi="Times New Roman" w:cs="Times New Roman"/>
-          <w:sz w:val="26"/>
-          <w:szCs w:val="26"/>
-          <w:lang w:val="en-US"/>
-        </w:rPr>
-      </w:pPr>
-      <w:r>
-        <w:rPr>
-          <w:rFonts w:ascii="Times New Roman" w:hAnsi="Times New Roman" w:cs="Times New Roman"/>
-          <w:sz w:val="26"/>
-          <w:szCs w:val="26"/>
-        </w:rPr>
-        <w:t>A fost proiectată o diagramă pentru a face înțelegerea și vizualizarea entităților mult mai ușoară</w:t>
-      </w:r>
-      <w:r>
-        <w:rPr>
-          <w:rFonts w:ascii="Times New Roman" w:hAnsi="Times New Roman" w:cs="Times New Roman"/>
-          <w:sz w:val="26"/>
-          <w:szCs w:val="26"/>
-          <w:lang w:val="en-US"/>
-        </w:rPr>
-        <w:t>:</w:t>
-      </w:r>
+    </w:p>
+    <w:p>
+      <w:pPr>
+        <w:spacing w:line="360" w:lineRule="auto"/>
+        <w:rPr>
+          <w:rFonts w:ascii="Times New Roman" w:hAnsi="Times New Roman" w:cs="Times New Roman"/>
+          <w:sz w:val="26"/>
+          <w:szCs w:val="26"/>
+        </w:rPr>
+      </w:pPr>
+      <w:r>
+        <w:rPr>
+          <w:rFonts w:ascii="Times New Roman" w:hAnsi="Times New Roman" w:cs="Times New Roman"/>
+          <w:sz w:val="26"/>
+          <w:szCs w:val="26"/>
+        </w:rPr>
+        <w:t>Modelul conceptual transpune cerințele analizate într-o reprezentare grafică. În diagramă, dreptunghiurile reprezintă entitățile principale, elipsele reprezintă atributele, iar hexagoanele indică relațiile și legăturile dintre entități. Așadar, după analiza cerințelor a fost realizată această diagram</w:t>
+      </w:r>
+      <w:r>
+        <w:rPr>
+          <w:rFonts w:ascii="Times New Roman" w:hAnsi="Times New Roman" w:cs="Times New Roman"/>
+          <w:sz w:val="26"/>
+          <w:szCs w:val="26"/>
+        </w:rPr>
+        <w:t>ă pentru a ușura vizualizarea lor.</w:t>
+      </w:r>
+    </w:p>
+    <w:p>
+      <w:pPr>
+        <w:spacing w:line="360" w:lineRule="auto"/>
+        <w:rPr>
+          <w:rFonts w:ascii="Times New Roman" w:hAnsi="Times New Roman" w:cs="Times New Roman"/>
+          <w:sz w:val="26"/>
+          <w:szCs w:val="26"/>
+          <w:lang w:val="en-US"/>
+        </w:rPr>
+      </w:pPr>
+    </w:p>
+    <w:p>
+      <w:pPr>
+        <w:pStyle w:val="Listparagraf"/>
+        <w:spacing w:line="360" w:lineRule="auto"/>
+        <w:rPr>
+          <w:rFonts w:ascii="Times New Roman" w:hAnsi="Times New Roman" w:cs="Times New Roman"/>
+          <w:b/>
+          <w:bCs/>
+          <w:sz w:val="26"/>
+          <w:szCs w:val="26"/>
+          <w:lang w:val="en-US"/>
+        </w:rPr>
+      </w:pPr>
+    </w:p>
+    <w:p>
+      <w:pPr>
+        <w:spacing w:line="360" w:lineRule="auto"/>
+        <w:rPr>
+          <w:rFonts w:ascii="Times New Roman" w:hAnsi="Times New Roman" w:cs="Times New Roman"/>
+          <w:b/>
+          <w:bCs/>
+          <w:sz w:val="26"/>
+          <w:szCs w:val="26"/>
+          <w:lang w:val="en-US"/>
+        </w:rPr>
+      </w:pPr>
       <w:r>
         <w:rPr>
           <w:rFonts w:ascii="Times New Roman" w:hAnsi="Times New Roman" w:cs="Times New Roman"/>
           <w:noProof/>
-          <w:sz w:val="26"/>
-          <w:szCs w:val="26"/>
-          <w:lang w:val="en-US"/>
         </w:rPr>
         <w:drawing>
-          <wp:inline distT="0" distB="0" distL="0" distR="0" wp14:anchorId="5766BEDE" wp14:editId="4F890E0C">
-            <wp:extent cx="5753100" cy="7033260"/>
-            <wp:effectExtent l="0" t="0" r="0" b="0"/>
-            <wp:docPr id="75750881" name="Imagine 2"/>
+          <wp:inline distT="0" distB="0" distL="0" distR="0" wp14:anchorId="446529C1" wp14:editId="482CFFD7">
+            <wp:extent cx="6499860" cy="3520440"/>
+            <wp:effectExtent l="0" t="0" r="0" b="3810"/>
+            <wp:docPr id="78562224" name="Imagine 1"/>
             <wp:cNvGraphicFramePr>
               <a:graphicFrameLocks xmlns:a="http://schemas.openxmlformats.org/drawingml/2006/main" noChangeAspect="1"/>
             </wp:cNvGraphicFramePr>
@@ -2371,13 +4388,13 @@
               <a:graphicData uri="http://schemas.openxmlformats.org/drawingml/2006/picture">
                 <pic:pic xmlns:pic="http://schemas.openxmlformats.org/drawingml/2006/picture">
                   <pic:nvPicPr>
-                    <pic:cNvPr id="0" name="Picture 2"/>
+                    <pic:cNvPr id="0" name="Picture 1"/>
                     <pic:cNvPicPr>
                       <a:picLocks noChangeAspect="1" noChangeArrowheads="1"/>
                     </pic:cNvPicPr>
                   </pic:nvPicPr>
                   <pic:blipFill>
-                    <a:blip r:embed="rId8">
+                    <a:blip r:embed="rId8" cstate="print">
                       <a:extLst>
                         <a:ext uri="{28A0092B-C50C-407E-A947-70E740481C1C}">
                           <a14:useLocalDpi xmlns:a14="http://schemas.microsoft.com/office/drawing/2010/main" val="0"/>
@@ -2392,7 +4409,7 @@
                   <pic:spPr bwMode="auto">
                     <a:xfrm>
                       <a:off x="0" y="0"/>
-                      <a:ext cx="5753100" cy="7033260"/>
+                      <a:ext cx="6499860" cy="3520440"/>
                     </a:xfrm>
                     <a:prstGeom prst="rect">
                       <a:avLst/>
@@ -2409,8 +4426,2286 @@
         </w:drawing>
       </w:r>
     </w:p>
+    <w:p>
+      <w:pPr>
+        <w:spacing w:line="360" w:lineRule="auto"/>
+        <w:rPr>
+          <w:rFonts w:ascii="Times New Roman" w:hAnsi="Times New Roman" w:cs="Times New Roman"/>
+          <w:sz w:val="26"/>
+          <w:szCs w:val="26"/>
+          <w:lang w:val="en-US"/>
+        </w:rPr>
+      </w:pPr>
+    </w:p>
+    <w:p>
+      <w:pPr>
+        <w:spacing w:line="360" w:lineRule="auto"/>
+        <w:rPr>
+          <w:rFonts w:ascii="Times New Roman" w:hAnsi="Times New Roman" w:cs="Times New Roman"/>
+          <w:sz w:val="26"/>
+          <w:szCs w:val="26"/>
+          <w:lang w:val="en-US"/>
+        </w:rPr>
+      </w:pPr>
+    </w:p>
+    <w:p>
+      <w:pPr>
+        <w:spacing w:line="360" w:lineRule="auto"/>
+        <w:rPr>
+          <w:rFonts w:ascii="Times New Roman" w:hAnsi="Times New Roman" w:cs="Times New Roman"/>
+          <w:sz w:val="26"/>
+          <w:szCs w:val="26"/>
+          <w:lang w:val="en-US"/>
+        </w:rPr>
+      </w:pPr>
+    </w:p>
+    <w:p>
+      <w:pPr>
+        <w:spacing w:line="360" w:lineRule="auto"/>
+        <w:rPr>
+          <w:rFonts w:ascii="Times New Roman" w:hAnsi="Times New Roman" w:cs="Times New Roman"/>
+          <w:sz w:val="26"/>
+          <w:szCs w:val="26"/>
+          <w:lang w:val="en-US"/>
+        </w:rPr>
+      </w:pPr>
+    </w:p>
+    <w:p>
+      <w:pPr>
+        <w:spacing w:line="360" w:lineRule="auto"/>
+        <w:rPr>
+          <w:rFonts w:ascii="Times New Roman" w:hAnsi="Times New Roman" w:cs="Times New Roman"/>
+          <w:sz w:val="26"/>
+          <w:szCs w:val="26"/>
+          <w:lang w:val="en-US"/>
+        </w:rPr>
+      </w:pPr>
+    </w:p>
+    <w:p>
+      <w:pPr>
+        <w:spacing w:line="360" w:lineRule="auto"/>
+        <w:rPr>
+          <w:rFonts w:ascii="Times New Roman" w:hAnsi="Times New Roman" w:cs="Times New Roman"/>
+          <w:sz w:val="26"/>
+          <w:szCs w:val="26"/>
+          <w:lang w:val="en-US"/>
+        </w:rPr>
+      </w:pPr>
+    </w:p>
+    <w:p>
+      <w:pPr>
+        <w:spacing w:line="360" w:lineRule="auto"/>
+        <w:rPr>
+          <w:rFonts w:ascii="Times New Roman" w:hAnsi="Times New Roman" w:cs="Times New Roman"/>
+          <w:b/>
+          <w:bCs/>
+          <w:sz w:val="26"/>
+          <w:szCs w:val="26"/>
+          <w:lang w:val="en-US"/>
+        </w:rPr>
+      </w:pPr>
+      <w:r>
+        <w:rPr>
+          <w:rFonts w:ascii="Times New Roman" w:hAnsi="Times New Roman" w:cs="Times New Roman"/>
+          <w:b/>
+          <w:bCs/>
+          <w:sz w:val="26"/>
+          <w:szCs w:val="26"/>
+        </w:rPr>
+        <w:lastRenderedPageBreak/>
+        <w:t>5</w:t>
+      </w:r>
+      <w:r>
+        <w:rPr>
+          <w:rFonts w:ascii="Times New Roman" w:hAnsi="Times New Roman" w:cs="Times New Roman"/>
+          <w:b/>
+          <w:bCs/>
+          <w:sz w:val="26"/>
+          <w:szCs w:val="26"/>
+        </w:rPr>
+        <w:t xml:space="preserve">. </w:t>
+      </w:r>
+      <w:r>
+        <w:rPr>
+          <w:rFonts w:ascii="Times New Roman" w:hAnsi="Times New Roman" w:cs="Times New Roman"/>
+          <w:b/>
+          <w:bCs/>
+          <w:sz w:val="26"/>
+          <w:szCs w:val="26"/>
+        </w:rPr>
+        <w:t>Modelul Logic / Relațional</w:t>
+      </w:r>
+      <w:r>
+        <w:rPr>
+          <w:rFonts w:ascii="Times New Roman" w:hAnsi="Times New Roman" w:cs="Times New Roman"/>
+          <w:b/>
+          <w:bCs/>
+          <w:sz w:val="26"/>
+          <w:szCs w:val="26"/>
+          <w:lang w:val="en-US"/>
+        </w:rPr>
+        <w:t>:</w:t>
+      </w:r>
+    </w:p>
+    <w:p>
+      <w:pPr>
+        <w:spacing w:line="360" w:lineRule="auto"/>
+        <w:rPr>
+          <w:rFonts w:ascii="Times New Roman" w:hAnsi="Times New Roman" w:cs="Times New Roman"/>
+          <w:sz w:val="26"/>
+          <w:szCs w:val="26"/>
+          <w:lang w:val="en-US"/>
+        </w:rPr>
+      </w:pPr>
+      <w:r>
+        <w:rPr>
+          <w:rFonts w:ascii="Times New Roman" w:hAnsi="Times New Roman" w:cs="Times New Roman"/>
+          <w:sz w:val="26"/>
+          <w:szCs w:val="26"/>
+        </w:rPr>
+        <w:t>Modelul relațional transpune entitățile din diagrama ER în scheme de tabele</w:t>
+      </w:r>
+      <w:r>
+        <w:rPr>
+          <w:rFonts w:ascii="Times New Roman" w:hAnsi="Times New Roman" w:cs="Times New Roman"/>
+          <w:sz w:val="26"/>
+          <w:szCs w:val="26"/>
+          <w:lang w:val="en-US"/>
+        </w:rPr>
+        <w:t>.</w:t>
+      </w:r>
+      <w:r>
+        <w:rPr>
+          <w:rFonts w:ascii="Times New Roman" w:hAnsi="Times New Roman" w:cs="Times New Roman"/>
+          <w:sz w:val="26"/>
+          <w:szCs w:val="26"/>
+          <w:lang w:val="en-US"/>
+        </w:rPr>
+        <w:t xml:space="preserve"> </w:t>
+      </w:r>
+      <w:proofErr w:type="spellStart"/>
+      <w:r>
+        <w:rPr>
+          <w:rFonts w:ascii="Times New Roman" w:hAnsi="Times New Roman" w:cs="Times New Roman"/>
+          <w:sz w:val="26"/>
+          <w:szCs w:val="26"/>
+          <w:lang w:val="en-US"/>
+        </w:rPr>
+        <w:t>În</w:t>
+      </w:r>
+      <w:proofErr w:type="spellEnd"/>
+      <w:r>
+        <w:rPr>
+          <w:rFonts w:ascii="Times New Roman" w:hAnsi="Times New Roman" w:cs="Times New Roman"/>
+          <w:sz w:val="26"/>
+          <w:szCs w:val="26"/>
+          <w:lang w:val="en-US"/>
+        </w:rPr>
+        <w:t xml:space="preserve"> </w:t>
+      </w:r>
+      <w:proofErr w:type="spellStart"/>
+      <w:r>
+        <w:rPr>
+          <w:rFonts w:ascii="Times New Roman" w:hAnsi="Times New Roman" w:cs="Times New Roman"/>
+          <w:sz w:val="26"/>
+          <w:szCs w:val="26"/>
+          <w:lang w:val="en-US"/>
+        </w:rPr>
+        <w:t>această</w:t>
+      </w:r>
+      <w:proofErr w:type="spellEnd"/>
+      <w:r>
+        <w:rPr>
+          <w:rFonts w:ascii="Times New Roman" w:hAnsi="Times New Roman" w:cs="Times New Roman"/>
+          <w:sz w:val="26"/>
+          <w:szCs w:val="26"/>
+          <w:lang w:val="en-US"/>
+        </w:rPr>
+        <w:t xml:space="preserve"> </w:t>
+      </w:r>
+      <w:proofErr w:type="spellStart"/>
+      <w:r>
+        <w:rPr>
+          <w:rFonts w:ascii="Times New Roman" w:hAnsi="Times New Roman" w:cs="Times New Roman"/>
+          <w:sz w:val="26"/>
+          <w:szCs w:val="26"/>
+          <w:lang w:val="en-US"/>
+        </w:rPr>
+        <w:t>etapă</w:t>
+      </w:r>
+      <w:proofErr w:type="spellEnd"/>
+      <w:r>
+        <w:rPr>
+          <w:rFonts w:ascii="Times New Roman" w:hAnsi="Times New Roman" w:cs="Times New Roman"/>
+          <w:sz w:val="26"/>
+          <w:szCs w:val="26"/>
+          <w:lang w:val="en-US"/>
+        </w:rPr>
+        <w:t xml:space="preserve">, </w:t>
+      </w:r>
+      <w:proofErr w:type="spellStart"/>
+      <w:r>
+        <w:rPr>
+          <w:rFonts w:ascii="Times New Roman" w:hAnsi="Times New Roman" w:cs="Times New Roman"/>
+          <w:sz w:val="26"/>
+          <w:szCs w:val="26"/>
+          <w:lang w:val="en-US"/>
+        </w:rPr>
+        <w:t>entitățile</w:t>
+      </w:r>
+      <w:proofErr w:type="spellEnd"/>
+      <w:r>
+        <w:rPr>
+          <w:rFonts w:ascii="Times New Roman" w:hAnsi="Times New Roman" w:cs="Times New Roman"/>
+          <w:sz w:val="26"/>
+          <w:szCs w:val="26"/>
+          <w:lang w:val="en-US"/>
+        </w:rPr>
+        <w:t xml:space="preserve"> </w:t>
+      </w:r>
+      <w:proofErr w:type="spellStart"/>
+      <w:r>
+        <w:rPr>
+          <w:rFonts w:ascii="Times New Roman" w:hAnsi="Times New Roman" w:cs="Times New Roman"/>
+          <w:sz w:val="26"/>
+          <w:szCs w:val="26"/>
+          <w:lang w:val="en-US"/>
+        </w:rPr>
+        <w:t>devin</w:t>
+      </w:r>
+      <w:proofErr w:type="spellEnd"/>
+      <w:r>
+        <w:rPr>
+          <w:rFonts w:ascii="Times New Roman" w:hAnsi="Times New Roman" w:cs="Times New Roman"/>
+          <w:sz w:val="26"/>
+          <w:szCs w:val="26"/>
+          <w:lang w:val="en-US"/>
+        </w:rPr>
+        <w:t xml:space="preserve"> </w:t>
+      </w:r>
+      <w:proofErr w:type="spellStart"/>
+      <w:r>
+        <w:rPr>
+          <w:rFonts w:ascii="Times New Roman" w:hAnsi="Times New Roman" w:cs="Times New Roman"/>
+          <w:sz w:val="26"/>
+          <w:szCs w:val="26"/>
+          <w:lang w:val="en-US"/>
+        </w:rPr>
+        <w:t>tabele</w:t>
+      </w:r>
+      <w:proofErr w:type="spellEnd"/>
+      <w:r>
+        <w:rPr>
+          <w:rFonts w:ascii="Times New Roman" w:hAnsi="Times New Roman" w:cs="Times New Roman"/>
+          <w:sz w:val="26"/>
+          <w:szCs w:val="26"/>
+          <w:lang w:val="en-US"/>
+        </w:rPr>
+        <w:t xml:space="preserve">, </w:t>
+      </w:r>
+      <w:proofErr w:type="spellStart"/>
+      <w:r>
+        <w:rPr>
+          <w:rFonts w:ascii="Times New Roman" w:hAnsi="Times New Roman" w:cs="Times New Roman"/>
+          <w:sz w:val="26"/>
+          <w:szCs w:val="26"/>
+          <w:lang w:val="en-US"/>
+        </w:rPr>
+        <w:t>atributele</w:t>
+      </w:r>
+      <w:proofErr w:type="spellEnd"/>
+      <w:r>
+        <w:rPr>
+          <w:rFonts w:ascii="Times New Roman" w:hAnsi="Times New Roman" w:cs="Times New Roman"/>
+          <w:sz w:val="26"/>
+          <w:szCs w:val="26"/>
+          <w:lang w:val="en-US"/>
+        </w:rPr>
+        <w:t xml:space="preserve"> </w:t>
+      </w:r>
+      <w:proofErr w:type="spellStart"/>
+      <w:r>
+        <w:rPr>
+          <w:rFonts w:ascii="Times New Roman" w:hAnsi="Times New Roman" w:cs="Times New Roman"/>
+          <w:sz w:val="26"/>
+          <w:szCs w:val="26"/>
+          <w:lang w:val="en-US"/>
+        </w:rPr>
+        <w:t>devin</w:t>
+      </w:r>
+      <w:proofErr w:type="spellEnd"/>
+      <w:r>
+        <w:rPr>
+          <w:rFonts w:ascii="Times New Roman" w:hAnsi="Times New Roman" w:cs="Times New Roman"/>
+          <w:sz w:val="26"/>
+          <w:szCs w:val="26"/>
+          <w:lang w:val="en-US"/>
+        </w:rPr>
+        <w:t xml:space="preserve"> </w:t>
+      </w:r>
+      <w:proofErr w:type="spellStart"/>
+      <w:r>
+        <w:rPr>
+          <w:rFonts w:ascii="Times New Roman" w:hAnsi="Times New Roman" w:cs="Times New Roman"/>
+          <w:sz w:val="26"/>
+          <w:szCs w:val="26"/>
+          <w:lang w:val="en-US"/>
+        </w:rPr>
+        <w:t>coloane</w:t>
+      </w:r>
+      <w:proofErr w:type="spellEnd"/>
+      <w:r>
+        <w:rPr>
+          <w:rFonts w:ascii="Times New Roman" w:hAnsi="Times New Roman" w:cs="Times New Roman"/>
+          <w:sz w:val="26"/>
+          <w:szCs w:val="26"/>
+          <w:lang w:val="en-US"/>
+        </w:rPr>
+        <w:t xml:space="preserve">, </w:t>
+      </w:r>
+      <w:proofErr w:type="spellStart"/>
+      <w:r>
+        <w:rPr>
+          <w:rFonts w:ascii="Times New Roman" w:hAnsi="Times New Roman" w:cs="Times New Roman"/>
+          <w:sz w:val="26"/>
+          <w:szCs w:val="26"/>
+          <w:lang w:val="en-US"/>
+        </w:rPr>
+        <w:t>iar</w:t>
+      </w:r>
+      <w:proofErr w:type="spellEnd"/>
+      <w:r>
+        <w:rPr>
+          <w:rFonts w:ascii="Times New Roman" w:hAnsi="Times New Roman" w:cs="Times New Roman"/>
+          <w:sz w:val="26"/>
+          <w:szCs w:val="26"/>
+          <w:lang w:val="en-US"/>
+        </w:rPr>
+        <w:t xml:space="preserve"> </w:t>
+      </w:r>
+      <w:r>
+        <w:rPr>
+          <w:rFonts w:ascii="Times New Roman" w:hAnsi="Times New Roman" w:cs="Times New Roman"/>
+          <w:sz w:val="26"/>
+          <w:szCs w:val="26"/>
+        </w:rPr>
+        <w:t>asocierile dintre entități sunt transpuse prin legături de integritate.</w:t>
+      </w:r>
+    </w:p>
+    <w:p>
+      <w:pPr>
+        <w:spacing w:line="360" w:lineRule="auto"/>
+        <w:rPr>
+          <w:rFonts w:ascii="Times New Roman" w:hAnsi="Times New Roman" w:cs="Times New Roman"/>
+          <w:b/>
+          <w:bCs/>
+          <w:sz w:val="26"/>
+          <w:szCs w:val="26"/>
+        </w:rPr>
+      </w:pPr>
+    </w:p>
+    <w:p>
+      <w:pPr>
+        <w:spacing w:line="360" w:lineRule="auto"/>
+        <w:rPr>
+          <w:rFonts w:ascii="Times New Roman" w:hAnsi="Times New Roman" w:cs="Times New Roman"/>
+          <w:sz w:val="26"/>
+          <w:szCs w:val="26"/>
+        </w:rPr>
+      </w:pPr>
+      <w:r>
+        <w:rPr>
+          <w:rFonts w:ascii="Times New Roman" w:hAnsi="Times New Roman" w:cs="Times New Roman"/>
+          <w:b/>
+          <w:bCs/>
+          <w:sz w:val="26"/>
+          <w:szCs w:val="26"/>
+        </w:rPr>
+        <w:t>SUCURSALA</w:t>
+      </w:r>
+      <w:r>
+        <w:rPr>
+          <w:rFonts w:ascii="Times New Roman" w:hAnsi="Times New Roman" w:cs="Times New Roman"/>
+          <w:sz w:val="26"/>
+          <w:szCs w:val="26"/>
+        </w:rPr>
+        <w:t xml:space="preserve"> (</w:t>
+      </w:r>
+      <w:proofErr w:type="spellStart"/>
+      <w:r>
+        <w:rPr>
+          <w:rFonts w:ascii="Times New Roman" w:hAnsi="Times New Roman" w:cs="Times New Roman"/>
+          <w:sz w:val="26"/>
+          <w:szCs w:val="26"/>
+        </w:rPr>
+        <w:t>Id_Sucursala</w:t>
+      </w:r>
+      <w:proofErr w:type="spellEnd"/>
+      <w:r>
+        <w:rPr>
+          <w:rFonts w:ascii="Times New Roman" w:hAnsi="Times New Roman" w:cs="Times New Roman"/>
+          <w:sz w:val="26"/>
+          <w:szCs w:val="26"/>
+        </w:rPr>
+        <w:t xml:space="preserve">, </w:t>
+      </w:r>
+      <w:proofErr w:type="spellStart"/>
+      <w:r>
+        <w:rPr>
+          <w:rFonts w:ascii="Times New Roman" w:hAnsi="Times New Roman" w:cs="Times New Roman"/>
+          <w:sz w:val="26"/>
+          <w:szCs w:val="26"/>
+        </w:rPr>
+        <w:t>Nume_Sucursala</w:t>
+      </w:r>
+      <w:proofErr w:type="spellEnd"/>
+      <w:r>
+        <w:rPr>
+          <w:rFonts w:ascii="Times New Roman" w:hAnsi="Times New Roman" w:cs="Times New Roman"/>
+          <w:sz w:val="26"/>
+          <w:szCs w:val="26"/>
+        </w:rPr>
+        <w:t xml:space="preserve">, Adresa, </w:t>
+      </w:r>
+      <w:proofErr w:type="spellStart"/>
+      <w:r>
+        <w:rPr>
+          <w:rFonts w:ascii="Times New Roman" w:hAnsi="Times New Roman" w:cs="Times New Roman"/>
+          <w:sz w:val="26"/>
+          <w:szCs w:val="26"/>
+        </w:rPr>
+        <w:t>Oras</w:t>
+      </w:r>
+      <w:proofErr w:type="spellEnd"/>
+      <w:r>
+        <w:rPr>
+          <w:rFonts w:ascii="Times New Roman" w:hAnsi="Times New Roman" w:cs="Times New Roman"/>
+          <w:sz w:val="26"/>
+          <w:szCs w:val="26"/>
+        </w:rPr>
+        <w:t xml:space="preserve">, Telefon) </w:t>
+      </w:r>
+    </w:p>
+    <w:p>
+      <w:pPr>
+        <w:spacing w:line="360" w:lineRule="auto"/>
+        <w:rPr>
+          <w:rFonts w:ascii="Times New Roman" w:hAnsi="Times New Roman" w:cs="Times New Roman"/>
+          <w:sz w:val="26"/>
+          <w:szCs w:val="26"/>
+        </w:rPr>
+      </w:pPr>
+      <w:r>
+        <w:rPr>
+          <w:rFonts w:ascii="Times New Roman" w:hAnsi="Times New Roman" w:cs="Times New Roman"/>
+          <w:b/>
+          <w:bCs/>
+          <w:sz w:val="26"/>
+          <w:szCs w:val="26"/>
+        </w:rPr>
+        <w:t>GHISEU</w:t>
+      </w:r>
+      <w:r>
+        <w:rPr>
+          <w:rFonts w:ascii="Times New Roman" w:hAnsi="Times New Roman" w:cs="Times New Roman"/>
+          <w:sz w:val="26"/>
+          <w:szCs w:val="26"/>
+        </w:rPr>
+        <w:t xml:space="preserve"> (</w:t>
+      </w:r>
+      <w:proofErr w:type="spellStart"/>
+      <w:r>
+        <w:rPr>
+          <w:rFonts w:ascii="Times New Roman" w:hAnsi="Times New Roman" w:cs="Times New Roman"/>
+          <w:sz w:val="26"/>
+          <w:szCs w:val="26"/>
+        </w:rPr>
+        <w:t>Id_Ghiseu</w:t>
+      </w:r>
+      <w:proofErr w:type="spellEnd"/>
+      <w:r>
+        <w:rPr>
+          <w:rFonts w:ascii="Times New Roman" w:hAnsi="Times New Roman" w:cs="Times New Roman"/>
+          <w:sz w:val="26"/>
+          <w:szCs w:val="26"/>
+        </w:rPr>
+        <w:t xml:space="preserve">, </w:t>
+      </w:r>
+      <w:proofErr w:type="spellStart"/>
+      <w:r>
+        <w:rPr>
+          <w:rFonts w:ascii="Times New Roman" w:hAnsi="Times New Roman" w:cs="Times New Roman"/>
+          <w:sz w:val="26"/>
+          <w:szCs w:val="26"/>
+        </w:rPr>
+        <w:t>Numar_Ghiseu</w:t>
+      </w:r>
+      <w:proofErr w:type="spellEnd"/>
+      <w:r>
+        <w:rPr>
+          <w:rFonts w:ascii="Times New Roman" w:hAnsi="Times New Roman" w:cs="Times New Roman"/>
+          <w:sz w:val="26"/>
+          <w:szCs w:val="26"/>
+        </w:rPr>
+        <w:t xml:space="preserve">, </w:t>
+      </w:r>
+      <w:proofErr w:type="spellStart"/>
+      <w:r>
+        <w:rPr>
+          <w:rFonts w:ascii="Times New Roman" w:hAnsi="Times New Roman" w:cs="Times New Roman"/>
+          <w:sz w:val="26"/>
+          <w:szCs w:val="26"/>
+        </w:rPr>
+        <w:t>Stare_Ghiseu</w:t>
+      </w:r>
+      <w:proofErr w:type="spellEnd"/>
+      <w:r>
+        <w:rPr>
+          <w:rFonts w:ascii="Times New Roman" w:hAnsi="Times New Roman" w:cs="Times New Roman"/>
+          <w:sz w:val="26"/>
+          <w:szCs w:val="26"/>
+        </w:rPr>
+        <w:t xml:space="preserve">, </w:t>
+      </w:r>
+      <w:proofErr w:type="spellStart"/>
+      <w:r>
+        <w:rPr>
+          <w:rFonts w:ascii="Times New Roman" w:hAnsi="Times New Roman" w:cs="Times New Roman"/>
+          <w:sz w:val="26"/>
+          <w:szCs w:val="26"/>
+        </w:rPr>
+        <w:t>Id_Sucursala</w:t>
+      </w:r>
+      <w:proofErr w:type="spellEnd"/>
+      <w:r>
+        <w:rPr>
+          <w:rFonts w:ascii="Times New Roman" w:hAnsi="Times New Roman" w:cs="Times New Roman"/>
+          <w:sz w:val="26"/>
+          <w:szCs w:val="26"/>
+        </w:rPr>
+        <w:t xml:space="preserve">) </w:t>
+      </w:r>
+    </w:p>
+    <w:p>
+      <w:pPr>
+        <w:spacing w:line="360" w:lineRule="auto"/>
+        <w:rPr>
+          <w:rFonts w:ascii="Times New Roman" w:hAnsi="Times New Roman" w:cs="Times New Roman"/>
+          <w:sz w:val="26"/>
+          <w:szCs w:val="26"/>
+        </w:rPr>
+      </w:pPr>
+      <w:r>
+        <w:rPr>
+          <w:rFonts w:ascii="Times New Roman" w:hAnsi="Times New Roman" w:cs="Times New Roman"/>
+          <w:b/>
+          <w:bCs/>
+          <w:sz w:val="26"/>
+          <w:szCs w:val="26"/>
+        </w:rPr>
+        <w:t>ANGAJAT</w:t>
+      </w:r>
+      <w:r>
+        <w:rPr>
+          <w:rFonts w:ascii="Times New Roman" w:hAnsi="Times New Roman" w:cs="Times New Roman"/>
+          <w:sz w:val="26"/>
+          <w:szCs w:val="26"/>
+        </w:rPr>
+        <w:t xml:space="preserve"> (</w:t>
+      </w:r>
+      <w:proofErr w:type="spellStart"/>
+      <w:r>
+        <w:rPr>
+          <w:rFonts w:ascii="Times New Roman" w:hAnsi="Times New Roman" w:cs="Times New Roman"/>
+          <w:sz w:val="26"/>
+          <w:szCs w:val="26"/>
+        </w:rPr>
+        <w:t>Id_Angajat</w:t>
+      </w:r>
+      <w:proofErr w:type="spellEnd"/>
+      <w:r>
+        <w:rPr>
+          <w:rFonts w:ascii="Times New Roman" w:hAnsi="Times New Roman" w:cs="Times New Roman"/>
+          <w:sz w:val="26"/>
+          <w:szCs w:val="26"/>
+        </w:rPr>
+        <w:t xml:space="preserve">, Nume, Prenume, </w:t>
+      </w:r>
+      <w:proofErr w:type="spellStart"/>
+      <w:r>
+        <w:rPr>
+          <w:rFonts w:ascii="Times New Roman" w:hAnsi="Times New Roman" w:cs="Times New Roman"/>
+          <w:sz w:val="26"/>
+          <w:szCs w:val="26"/>
+        </w:rPr>
+        <w:t>CNP_Angajat</w:t>
+      </w:r>
+      <w:proofErr w:type="spellEnd"/>
+      <w:r>
+        <w:rPr>
+          <w:rFonts w:ascii="Times New Roman" w:hAnsi="Times New Roman" w:cs="Times New Roman"/>
+          <w:sz w:val="26"/>
+          <w:szCs w:val="26"/>
+        </w:rPr>
+        <w:t xml:space="preserve">, </w:t>
+      </w:r>
+      <w:proofErr w:type="spellStart"/>
+      <w:r>
+        <w:rPr>
+          <w:rFonts w:ascii="Times New Roman" w:hAnsi="Times New Roman" w:cs="Times New Roman"/>
+          <w:sz w:val="26"/>
+          <w:szCs w:val="26"/>
+        </w:rPr>
+        <w:t>Functie</w:t>
+      </w:r>
+      <w:proofErr w:type="spellEnd"/>
+      <w:r>
+        <w:rPr>
+          <w:rFonts w:ascii="Times New Roman" w:hAnsi="Times New Roman" w:cs="Times New Roman"/>
+          <w:sz w:val="26"/>
+          <w:szCs w:val="26"/>
+        </w:rPr>
+        <w:t xml:space="preserve">, </w:t>
+      </w:r>
+      <w:proofErr w:type="spellStart"/>
+      <w:r>
+        <w:rPr>
+          <w:rFonts w:ascii="Times New Roman" w:hAnsi="Times New Roman" w:cs="Times New Roman"/>
+          <w:sz w:val="26"/>
+          <w:szCs w:val="26"/>
+        </w:rPr>
+        <w:t>Data_Angajarii</w:t>
+      </w:r>
+      <w:proofErr w:type="spellEnd"/>
+      <w:r>
+        <w:rPr>
+          <w:rFonts w:ascii="Times New Roman" w:hAnsi="Times New Roman" w:cs="Times New Roman"/>
+          <w:sz w:val="26"/>
+          <w:szCs w:val="26"/>
+        </w:rPr>
+        <w:t xml:space="preserve">, </w:t>
+      </w:r>
+      <w:proofErr w:type="spellStart"/>
+      <w:r>
+        <w:rPr>
+          <w:rFonts w:ascii="Times New Roman" w:hAnsi="Times New Roman" w:cs="Times New Roman"/>
+          <w:sz w:val="26"/>
+          <w:szCs w:val="26"/>
+        </w:rPr>
+        <w:t>Id_Ghiseu</w:t>
+      </w:r>
+      <w:proofErr w:type="spellEnd"/>
+      <w:r>
+        <w:rPr>
+          <w:rFonts w:ascii="Times New Roman" w:hAnsi="Times New Roman" w:cs="Times New Roman"/>
+          <w:sz w:val="26"/>
+          <w:szCs w:val="26"/>
+        </w:rPr>
+        <w:t xml:space="preserve">) </w:t>
+      </w:r>
+    </w:p>
+    <w:p>
+      <w:pPr>
+        <w:spacing w:line="360" w:lineRule="auto"/>
+        <w:rPr>
+          <w:rFonts w:ascii="Times New Roman" w:hAnsi="Times New Roman" w:cs="Times New Roman"/>
+          <w:sz w:val="26"/>
+          <w:szCs w:val="26"/>
+        </w:rPr>
+      </w:pPr>
+      <w:r>
+        <w:rPr>
+          <w:rFonts w:ascii="Times New Roman" w:hAnsi="Times New Roman" w:cs="Times New Roman"/>
+          <w:b/>
+          <w:bCs/>
+          <w:sz w:val="26"/>
+          <w:szCs w:val="26"/>
+        </w:rPr>
+        <w:t>VALUTA</w:t>
+      </w:r>
+      <w:r>
+        <w:rPr>
+          <w:rFonts w:ascii="Times New Roman" w:hAnsi="Times New Roman" w:cs="Times New Roman"/>
+          <w:sz w:val="26"/>
+          <w:szCs w:val="26"/>
+        </w:rPr>
+        <w:t xml:space="preserve"> (</w:t>
+      </w:r>
+      <w:proofErr w:type="spellStart"/>
+      <w:r>
+        <w:rPr>
+          <w:rFonts w:ascii="Times New Roman" w:hAnsi="Times New Roman" w:cs="Times New Roman"/>
+          <w:sz w:val="26"/>
+          <w:szCs w:val="26"/>
+        </w:rPr>
+        <w:t>Id_Valuta</w:t>
+      </w:r>
+      <w:proofErr w:type="spellEnd"/>
+      <w:r>
+        <w:rPr>
+          <w:rFonts w:ascii="Times New Roman" w:hAnsi="Times New Roman" w:cs="Times New Roman"/>
+          <w:sz w:val="26"/>
+          <w:szCs w:val="26"/>
+        </w:rPr>
+        <w:t xml:space="preserve">, Simbol, </w:t>
+      </w:r>
+      <w:proofErr w:type="spellStart"/>
+      <w:r>
+        <w:rPr>
+          <w:rFonts w:ascii="Times New Roman" w:hAnsi="Times New Roman" w:cs="Times New Roman"/>
+          <w:sz w:val="26"/>
+          <w:szCs w:val="26"/>
+        </w:rPr>
+        <w:t>Denumire_Valuta</w:t>
+      </w:r>
+      <w:proofErr w:type="spellEnd"/>
+      <w:r>
+        <w:rPr>
+          <w:rFonts w:ascii="Times New Roman" w:hAnsi="Times New Roman" w:cs="Times New Roman"/>
+          <w:sz w:val="26"/>
+          <w:szCs w:val="26"/>
+        </w:rPr>
+        <w:t xml:space="preserve">, </w:t>
+      </w:r>
+      <w:proofErr w:type="spellStart"/>
+      <w:r>
+        <w:rPr>
+          <w:rFonts w:ascii="Times New Roman" w:hAnsi="Times New Roman" w:cs="Times New Roman"/>
+          <w:sz w:val="26"/>
+          <w:szCs w:val="26"/>
+        </w:rPr>
+        <w:t>Tara_Origine</w:t>
+      </w:r>
+      <w:proofErr w:type="spellEnd"/>
+      <w:r>
+        <w:rPr>
+          <w:rFonts w:ascii="Times New Roman" w:hAnsi="Times New Roman" w:cs="Times New Roman"/>
+          <w:sz w:val="26"/>
+          <w:szCs w:val="26"/>
+        </w:rPr>
+        <w:t xml:space="preserve">) </w:t>
+      </w:r>
+    </w:p>
+    <w:p>
+      <w:pPr>
+        <w:spacing w:line="360" w:lineRule="auto"/>
+        <w:rPr>
+          <w:rFonts w:ascii="Times New Roman" w:hAnsi="Times New Roman" w:cs="Times New Roman"/>
+          <w:sz w:val="26"/>
+          <w:szCs w:val="26"/>
+        </w:rPr>
+      </w:pPr>
+      <w:r>
+        <w:rPr>
+          <w:rFonts w:ascii="Times New Roman" w:hAnsi="Times New Roman" w:cs="Times New Roman"/>
+          <w:b/>
+          <w:bCs/>
+          <w:sz w:val="26"/>
+          <w:szCs w:val="26"/>
+        </w:rPr>
+        <w:t>CURS_VALUTAR</w:t>
+      </w:r>
+      <w:r>
+        <w:rPr>
+          <w:rFonts w:ascii="Times New Roman" w:hAnsi="Times New Roman" w:cs="Times New Roman"/>
+          <w:sz w:val="26"/>
+          <w:szCs w:val="26"/>
+        </w:rPr>
+        <w:t xml:space="preserve"> (</w:t>
+      </w:r>
+      <w:proofErr w:type="spellStart"/>
+      <w:r>
+        <w:rPr>
+          <w:rFonts w:ascii="Times New Roman" w:hAnsi="Times New Roman" w:cs="Times New Roman"/>
+          <w:sz w:val="26"/>
+          <w:szCs w:val="26"/>
+        </w:rPr>
+        <w:t>Id_Curs</w:t>
+      </w:r>
+      <w:proofErr w:type="spellEnd"/>
+      <w:r>
+        <w:rPr>
+          <w:rFonts w:ascii="Times New Roman" w:hAnsi="Times New Roman" w:cs="Times New Roman"/>
+          <w:sz w:val="26"/>
+          <w:szCs w:val="26"/>
+        </w:rPr>
+        <w:t xml:space="preserve">, </w:t>
+      </w:r>
+      <w:proofErr w:type="spellStart"/>
+      <w:r>
+        <w:rPr>
+          <w:rFonts w:ascii="Times New Roman" w:hAnsi="Times New Roman" w:cs="Times New Roman"/>
+          <w:sz w:val="26"/>
+          <w:szCs w:val="26"/>
+        </w:rPr>
+        <w:t>Curs_Cumparare</w:t>
+      </w:r>
+      <w:proofErr w:type="spellEnd"/>
+      <w:r>
+        <w:rPr>
+          <w:rFonts w:ascii="Times New Roman" w:hAnsi="Times New Roman" w:cs="Times New Roman"/>
+          <w:sz w:val="26"/>
+          <w:szCs w:val="26"/>
+        </w:rPr>
+        <w:t xml:space="preserve">, </w:t>
+      </w:r>
+      <w:proofErr w:type="spellStart"/>
+      <w:r>
+        <w:rPr>
+          <w:rFonts w:ascii="Times New Roman" w:hAnsi="Times New Roman" w:cs="Times New Roman"/>
+          <w:sz w:val="26"/>
+          <w:szCs w:val="26"/>
+        </w:rPr>
+        <w:t>Curs_Vanzare</w:t>
+      </w:r>
+      <w:proofErr w:type="spellEnd"/>
+      <w:r>
+        <w:rPr>
+          <w:rFonts w:ascii="Times New Roman" w:hAnsi="Times New Roman" w:cs="Times New Roman"/>
+          <w:sz w:val="26"/>
+          <w:szCs w:val="26"/>
+        </w:rPr>
+        <w:t xml:space="preserve">, </w:t>
+      </w:r>
+      <w:proofErr w:type="spellStart"/>
+      <w:r>
+        <w:rPr>
+          <w:rFonts w:ascii="Times New Roman" w:hAnsi="Times New Roman" w:cs="Times New Roman"/>
+          <w:sz w:val="26"/>
+          <w:szCs w:val="26"/>
+        </w:rPr>
+        <w:t>Curs_BNR</w:t>
+      </w:r>
+      <w:proofErr w:type="spellEnd"/>
+      <w:r>
+        <w:rPr>
+          <w:rFonts w:ascii="Times New Roman" w:hAnsi="Times New Roman" w:cs="Times New Roman"/>
+          <w:sz w:val="26"/>
+          <w:szCs w:val="26"/>
+        </w:rPr>
+        <w:t xml:space="preserve">, </w:t>
+      </w:r>
+      <w:proofErr w:type="spellStart"/>
+      <w:r>
+        <w:rPr>
+          <w:rFonts w:ascii="Times New Roman" w:hAnsi="Times New Roman" w:cs="Times New Roman"/>
+          <w:sz w:val="26"/>
+          <w:szCs w:val="26"/>
+        </w:rPr>
+        <w:t>Data_Ora</w:t>
+      </w:r>
+      <w:proofErr w:type="spellEnd"/>
+      <w:r>
+        <w:rPr>
+          <w:rFonts w:ascii="Times New Roman" w:hAnsi="Times New Roman" w:cs="Times New Roman"/>
+          <w:sz w:val="26"/>
+          <w:szCs w:val="26"/>
+        </w:rPr>
+        <w:t xml:space="preserve">, </w:t>
+      </w:r>
+      <w:proofErr w:type="spellStart"/>
+      <w:r>
+        <w:rPr>
+          <w:rFonts w:ascii="Times New Roman" w:hAnsi="Times New Roman" w:cs="Times New Roman"/>
+          <w:sz w:val="26"/>
+          <w:szCs w:val="26"/>
+        </w:rPr>
+        <w:t>Id_Valuta</w:t>
+      </w:r>
+      <w:proofErr w:type="spellEnd"/>
+      <w:r>
+        <w:rPr>
+          <w:rFonts w:ascii="Times New Roman" w:hAnsi="Times New Roman" w:cs="Times New Roman"/>
+          <w:sz w:val="26"/>
+          <w:szCs w:val="26"/>
+        </w:rPr>
+        <w:t xml:space="preserve">, </w:t>
+      </w:r>
+      <w:proofErr w:type="spellStart"/>
+      <w:r>
+        <w:rPr>
+          <w:rFonts w:ascii="Times New Roman" w:hAnsi="Times New Roman" w:cs="Times New Roman"/>
+          <w:sz w:val="26"/>
+          <w:szCs w:val="26"/>
+        </w:rPr>
+        <w:t>Id_Angajat</w:t>
+      </w:r>
+      <w:proofErr w:type="spellEnd"/>
+      <w:r>
+        <w:rPr>
+          <w:rFonts w:ascii="Times New Roman" w:hAnsi="Times New Roman" w:cs="Times New Roman"/>
+          <w:sz w:val="26"/>
+          <w:szCs w:val="26"/>
+        </w:rPr>
+        <w:t xml:space="preserve">) </w:t>
+      </w:r>
+    </w:p>
+    <w:p>
+      <w:pPr>
+        <w:spacing w:line="360" w:lineRule="auto"/>
+        <w:rPr>
+          <w:rFonts w:ascii="Times New Roman" w:hAnsi="Times New Roman" w:cs="Times New Roman"/>
+          <w:sz w:val="26"/>
+          <w:szCs w:val="26"/>
+        </w:rPr>
+      </w:pPr>
+      <w:r>
+        <w:rPr>
+          <w:rFonts w:ascii="Times New Roman" w:hAnsi="Times New Roman" w:cs="Times New Roman"/>
+          <w:b/>
+          <w:bCs/>
+          <w:sz w:val="26"/>
+          <w:szCs w:val="26"/>
+        </w:rPr>
+        <w:t>CLIENT</w:t>
+      </w:r>
+      <w:r>
+        <w:rPr>
+          <w:rFonts w:ascii="Times New Roman" w:hAnsi="Times New Roman" w:cs="Times New Roman"/>
+          <w:sz w:val="26"/>
+          <w:szCs w:val="26"/>
+        </w:rPr>
+        <w:t xml:space="preserve"> (</w:t>
+      </w:r>
+      <w:proofErr w:type="spellStart"/>
+      <w:r>
+        <w:rPr>
+          <w:rFonts w:ascii="Times New Roman" w:hAnsi="Times New Roman" w:cs="Times New Roman"/>
+          <w:sz w:val="26"/>
+          <w:szCs w:val="26"/>
+        </w:rPr>
+        <w:t>Id_Client</w:t>
+      </w:r>
+      <w:proofErr w:type="spellEnd"/>
+      <w:r>
+        <w:rPr>
+          <w:rFonts w:ascii="Times New Roman" w:hAnsi="Times New Roman" w:cs="Times New Roman"/>
+          <w:sz w:val="26"/>
+          <w:szCs w:val="26"/>
+        </w:rPr>
+        <w:t xml:space="preserve">, Nume, Prenume, </w:t>
+      </w:r>
+      <w:proofErr w:type="spellStart"/>
+      <w:r>
+        <w:rPr>
+          <w:rFonts w:ascii="Times New Roman" w:hAnsi="Times New Roman" w:cs="Times New Roman"/>
+          <w:sz w:val="26"/>
+          <w:szCs w:val="26"/>
+        </w:rPr>
+        <w:t>CNP_Client</w:t>
+      </w:r>
+      <w:proofErr w:type="spellEnd"/>
+      <w:r>
+        <w:rPr>
+          <w:rFonts w:ascii="Times New Roman" w:hAnsi="Times New Roman" w:cs="Times New Roman"/>
+          <w:sz w:val="26"/>
+          <w:szCs w:val="26"/>
+        </w:rPr>
+        <w:t xml:space="preserve">, </w:t>
+      </w:r>
+      <w:proofErr w:type="spellStart"/>
+      <w:r>
+        <w:rPr>
+          <w:rFonts w:ascii="Times New Roman" w:hAnsi="Times New Roman" w:cs="Times New Roman"/>
+          <w:sz w:val="26"/>
+          <w:szCs w:val="26"/>
+        </w:rPr>
+        <w:t>Serie_Buletin</w:t>
+      </w:r>
+      <w:proofErr w:type="spellEnd"/>
+      <w:r>
+        <w:rPr>
+          <w:rFonts w:ascii="Times New Roman" w:hAnsi="Times New Roman" w:cs="Times New Roman"/>
+          <w:sz w:val="26"/>
+          <w:szCs w:val="26"/>
+        </w:rPr>
+        <w:t xml:space="preserve">, </w:t>
+      </w:r>
+      <w:proofErr w:type="spellStart"/>
+      <w:r>
+        <w:rPr>
+          <w:rFonts w:ascii="Times New Roman" w:hAnsi="Times New Roman" w:cs="Times New Roman"/>
+          <w:sz w:val="26"/>
+          <w:szCs w:val="26"/>
+        </w:rPr>
+        <w:t>Cetatenie</w:t>
+      </w:r>
+      <w:proofErr w:type="spellEnd"/>
+      <w:r>
+        <w:rPr>
+          <w:rFonts w:ascii="Times New Roman" w:hAnsi="Times New Roman" w:cs="Times New Roman"/>
+          <w:sz w:val="26"/>
+          <w:szCs w:val="26"/>
+        </w:rPr>
+        <w:t xml:space="preserve">) </w:t>
+      </w:r>
+    </w:p>
+    <w:p>
+      <w:pPr>
+        <w:spacing w:line="360" w:lineRule="auto"/>
+        <w:rPr>
+          <w:rFonts w:ascii="Times New Roman" w:hAnsi="Times New Roman" w:cs="Times New Roman"/>
+          <w:sz w:val="26"/>
+          <w:szCs w:val="26"/>
+        </w:rPr>
+      </w:pPr>
+      <w:r>
+        <w:rPr>
+          <w:rFonts w:ascii="Times New Roman" w:hAnsi="Times New Roman" w:cs="Times New Roman"/>
+          <w:b/>
+          <w:bCs/>
+          <w:sz w:val="26"/>
+          <w:szCs w:val="26"/>
+        </w:rPr>
+        <w:t>TRANZACTIE</w:t>
+      </w:r>
+      <w:r>
+        <w:rPr>
+          <w:rFonts w:ascii="Times New Roman" w:hAnsi="Times New Roman" w:cs="Times New Roman"/>
+          <w:sz w:val="26"/>
+          <w:szCs w:val="26"/>
+        </w:rPr>
+        <w:t xml:space="preserve"> (</w:t>
+      </w:r>
+      <w:proofErr w:type="spellStart"/>
+      <w:r>
+        <w:rPr>
+          <w:rFonts w:ascii="Times New Roman" w:hAnsi="Times New Roman" w:cs="Times New Roman"/>
+          <w:sz w:val="26"/>
+          <w:szCs w:val="26"/>
+        </w:rPr>
+        <w:t>Id_Tranzactie</w:t>
+      </w:r>
+      <w:proofErr w:type="spellEnd"/>
+      <w:r>
+        <w:rPr>
+          <w:rFonts w:ascii="Times New Roman" w:hAnsi="Times New Roman" w:cs="Times New Roman"/>
+          <w:sz w:val="26"/>
+          <w:szCs w:val="26"/>
+        </w:rPr>
+        <w:t xml:space="preserve">, </w:t>
+      </w:r>
+      <w:proofErr w:type="spellStart"/>
+      <w:r>
+        <w:rPr>
+          <w:rFonts w:ascii="Times New Roman" w:hAnsi="Times New Roman" w:cs="Times New Roman"/>
+          <w:sz w:val="26"/>
+          <w:szCs w:val="26"/>
+        </w:rPr>
+        <w:t>Data_Ora</w:t>
+      </w:r>
+      <w:proofErr w:type="spellEnd"/>
+      <w:r>
+        <w:rPr>
+          <w:rFonts w:ascii="Times New Roman" w:hAnsi="Times New Roman" w:cs="Times New Roman"/>
+          <w:sz w:val="26"/>
+          <w:szCs w:val="26"/>
+        </w:rPr>
+        <w:t xml:space="preserve">, </w:t>
+      </w:r>
+      <w:proofErr w:type="spellStart"/>
+      <w:r>
+        <w:rPr>
+          <w:rFonts w:ascii="Times New Roman" w:hAnsi="Times New Roman" w:cs="Times New Roman"/>
+          <w:sz w:val="26"/>
+          <w:szCs w:val="26"/>
+        </w:rPr>
+        <w:t>Tip_Operatie</w:t>
+      </w:r>
+      <w:proofErr w:type="spellEnd"/>
+      <w:r>
+        <w:rPr>
+          <w:rFonts w:ascii="Times New Roman" w:hAnsi="Times New Roman" w:cs="Times New Roman"/>
+          <w:sz w:val="26"/>
+          <w:szCs w:val="26"/>
+        </w:rPr>
+        <w:t xml:space="preserve">, </w:t>
+      </w:r>
+      <w:proofErr w:type="spellStart"/>
+      <w:r>
+        <w:rPr>
+          <w:rFonts w:ascii="Times New Roman" w:hAnsi="Times New Roman" w:cs="Times New Roman"/>
+          <w:sz w:val="26"/>
+          <w:szCs w:val="26"/>
+        </w:rPr>
+        <w:t>Suma_Totala</w:t>
+      </w:r>
+      <w:proofErr w:type="spellEnd"/>
+      <w:r>
+        <w:rPr>
+          <w:rFonts w:ascii="Times New Roman" w:hAnsi="Times New Roman" w:cs="Times New Roman"/>
+          <w:sz w:val="26"/>
+          <w:szCs w:val="26"/>
+        </w:rPr>
+        <w:t xml:space="preserve">, </w:t>
+      </w:r>
+      <w:proofErr w:type="spellStart"/>
+      <w:r>
+        <w:rPr>
+          <w:rFonts w:ascii="Times New Roman" w:hAnsi="Times New Roman" w:cs="Times New Roman"/>
+          <w:sz w:val="26"/>
+          <w:szCs w:val="26"/>
+        </w:rPr>
+        <w:t>Id_Client</w:t>
+      </w:r>
+      <w:proofErr w:type="spellEnd"/>
+      <w:r>
+        <w:rPr>
+          <w:rFonts w:ascii="Times New Roman" w:hAnsi="Times New Roman" w:cs="Times New Roman"/>
+          <w:sz w:val="26"/>
+          <w:szCs w:val="26"/>
+        </w:rPr>
+        <w:t xml:space="preserve">, </w:t>
+      </w:r>
+      <w:proofErr w:type="spellStart"/>
+      <w:r>
+        <w:rPr>
+          <w:rFonts w:ascii="Times New Roman" w:hAnsi="Times New Roman" w:cs="Times New Roman"/>
+          <w:sz w:val="26"/>
+          <w:szCs w:val="26"/>
+        </w:rPr>
+        <w:t>Id_Angajat</w:t>
+      </w:r>
+      <w:proofErr w:type="spellEnd"/>
+      <w:r>
+        <w:rPr>
+          <w:rFonts w:ascii="Times New Roman" w:hAnsi="Times New Roman" w:cs="Times New Roman"/>
+          <w:sz w:val="26"/>
+          <w:szCs w:val="26"/>
+        </w:rPr>
+        <w:t xml:space="preserve">, </w:t>
+      </w:r>
+      <w:proofErr w:type="spellStart"/>
+      <w:r>
+        <w:rPr>
+          <w:rFonts w:ascii="Times New Roman" w:hAnsi="Times New Roman" w:cs="Times New Roman"/>
+          <w:sz w:val="26"/>
+          <w:szCs w:val="26"/>
+        </w:rPr>
+        <w:t>Id_Ghiseu</w:t>
+      </w:r>
+      <w:proofErr w:type="spellEnd"/>
+      <w:r>
+        <w:rPr>
+          <w:rFonts w:ascii="Times New Roman" w:hAnsi="Times New Roman" w:cs="Times New Roman"/>
+          <w:sz w:val="26"/>
+          <w:szCs w:val="26"/>
+        </w:rPr>
+        <w:t xml:space="preserve">) </w:t>
+      </w:r>
+    </w:p>
+    <w:p>
+      <w:pPr>
+        <w:spacing w:line="360" w:lineRule="auto"/>
+        <w:rPr>
+          <w:rFonts w:ascii="Times New Roman" w:hAnsi="Times New Roman" w:cs="Times New Roman"/>
+          <w:sz w:val="26"/>
+          <w:szCs w:val="26"/>
+        </w:rPr>
+      </w:pPr>
+      <w:r>
+        <w:rPr>
+          <w:rFonts w:ascii="Times New Roman" w:hAnsi="Times New Roman" w:cs="Times New Roman"/>
+          <w:b/>
+          <w:bCs/>
+          <w:sz w:val="26"/>
+          <w:szCs w:val="26"/>
+        </w:rPr>
+        <w:t>DETALII_TRANZACTIE</w:t>
+      </w:r>
+      <w:r>
+        <w:rPr>
+          <w:rFonts w:ascii="Times New Roman" w:hAnsi="Times New Roman" w:cs="Times New Roman"/>
+          <w:sz w:val="26"/>
+          <w:szCs w:val="26"/>
+        </w:rPr>
+        <w:t xml:space="preserve"> (</w:t>
+      </w:r>
+      <w:proofErr w:type="spellStart"/>
+      <w:r>
+        <w:rPr>
+          <w:rFonts w:ascii="Times New Roman" w:hAnsi="Times New Roman" w:cs="Times New Roman"/>
+          <w:sz w:val="26"/>
+          <w:szCs w:val="26"/>
+        </w:rPr>
+        <w:t>Id_Detalii</w:t>
+      </w:r>
+      <w:proofErr w:type="spellEnd"/>
+      <w:r>
+        <w:rPr>
+          <w:rFonts w:ascii="Times New Roman" w:hAnsi="Times New Roman" w:cs="Times New Roman"/>
+          <w:sz w:val="26"/>
+          <w:szCs w:val="26"/>
+        </w:rPr>
+        <w:t xml:space="preserve">, </w:t>
+      </w:r>
+      <w:proofErr w:type="spellStart"/>
+      <w:r>
+        <w:rPr>
+          <w:rFonts w:ascii="Times New Roman" w:hAnsi="Times New Roman" w:cs="Times New Roman"/>
+          <w:sz w:val="26"/>
+          <w:szCs w:val="26"/>
+        </w:rPr>
+        <w:t>Suma_Valuta</w:t>
+      </w:r>
+      <w:proofErr w:type="spellEnd"/>
+      <w:r>
+        <w:rPr>
+          <w:rFonts w:ascii="Times New Roman" w:hAnsi="Times New Roman" w:cs="Times New Roman"/>
+          <w:sz w:val="26"/>
+          <w:szCs w:val="26"/>
+        </w:rPr>
+        <w:t xml:space="preserve">, </w:t>
+      </w:r>
+      <w:proofErr w:type="spellStart"/>
+      <w:r>
+        <w:rPr>
+          <w:rFonts w:ascii="Times New Roman" w:hAnsi="Times New Roman" w:cs="Times New Roman"/>
+          <w:sz w:val="26"/>
+          <w:szCs w:val="26"/>
+        </w:rPr>
+        <w:t>Curs_Aplicant</w:t>
+      </w:r>
+      <w:proofErr w:type="spellEnd"/>
+      <w:r>
+        <w:rPr>
+          <w:rFonts w:ascii="Times New Roman" w:hAnsi="Times New Roman" w:cs="Times New Roman"/>
+          <w:sz w:val="26"/>
+          <w:szCs w:val="26"/>
+        </w:rPr>
+        <w:t xml:space="preserve">, </w:t>
+      </w:r>
+      <w:proofErr w:type="spellStart"/>
+      <w:r>
+        <w:rPr>
+          <w:rFonts w:ascii="Times New Roman" w:hAnsi="Times New Roman" w:cs="Times New Roman"/>
+          <w:sz w:val="26"/>
+          <w:szCs w:val="26"/>
+        </w:rPr>
+        <w:t>Valoare_Calculata</w:t>
+      </w:r>
+      <w:proofErr w:type="spellEnd"/>
+      <w:r>
+        <w:rPr>
+          <w:rFonts w:ascii="Times New Roman" w:hAnsi="Times New Roman" w:cs="Times New Roman"/>
+          <w:sz w:val="26"/>
+          <w:szCs w:val="26"/>
+        </w:rPr>
+        <w:t xml:space="preserve">, </w:t>
+      </w:r>
+      <w:proofErr w:type="spellStart"/>
+      <w:r>
+        <w:rPr>
+          <w:rFonts w:ascii="Times New Roman" w:hAnsi="Times New Roman" w:cs="Times New Roman"/>
+          <w:sz w:val="26"/>
+          <w:szCs w:val="26"/>
+        </w:rPr>
+        <w:t>Id_Tranzactie</w:t>
+      </w:r>
+      <w:proofErr w:type="spellEnd"/>
+      <w:r>
+        <w:rPr>
+          <w:rFonts w:ascii="Times New Roman" w:hAnsi="Times New Roman" w:cs="Times New Roman"/>
+          <w:sz w:val="26"/>
+          <w:szCs w:val="26"/>
+        </w:rPr>
+        <w:t xml:space="preserve">, </w:t>
+      </w:r>
+      <w:proofErr w:type="spellStart"/>
+      <w:r>
+        <w:rPr>
+          <w:rFonts w:ascii="Times New Roman" w:hAnsi="Times New Roman" w:cs="Times New Roman"/>
+          <w:sz w:val="26"/>
+          <w:szCs w:val="26"/>
+        </w:rPr>
+        <w:t>Id_Valuta</w:t>
+      </w:r>
+      <w:proofErr w:type="spellEnd"/>
+      <w:r>
+        <w:rPr>
+          <w:rFonts w:ascii="Times New Roman" w:hAnsi="Times New Roman" w:cs="Times New Roman"/>
+          <w:sz w:val="26"/>
+          <w:szCs w:val="26"/>
+        </w:rPr>
+        <w:t xml:space="preserve">) </w:t>
+      </w:r>
+    </w:p>
+    <w:p>
+      <w:pPr>
+        <w:spacing w:line="360" w:lineRule="auto"/>
+        <w:rPr>
+          <w:rFonts w:ascii="Times New Roman" w:hAnsi="Times New Roman" w:cs="Times New Roman"/>
+          <w:sz w:val="26"/>
+          <w:szCs w:val="26"/>
+        </w:rPr>
+      </w:pPr>
+      <w:r>
+        <w:rPr>
+          <w:rFonts w:ascii="Times New Roman" w:hAnsi="Times New Roman" w:cs="Times New Roman"/>
+          <w:b/>
+          <w:bCs/>
+          <w:sz w:val="26"/>
+          <w:szCs w:val="26"/>
+        </w:rPr>
+        <w:t>SOLD_GHISEU</w:t>
+      </w:r>
+      <w:r>
+        <w:rPr>
+          <w:rFonts w:ascii="Times New Roman" w:hAnsi="Times New Roman" w:cs="Times New Roman"/>
+          <w:sz w:val="26"/>
+          <w:szCs w:val="26"/>
+        </w:rPr>
+        <w:t xml:space="preserve"> (</w:t>
+      </w:r>
+      <w:proofErr w:type="spellStart"/>
+      <w:r>
+        <w:rPr>
+          <w:rFonts w:ascii="Times New Roman" w:hAnsi="Times New Roman" w:cs="Times New Roman"/>
+          <w:sz w:val="26"/>
+          <w:szCs w:val="26"/>
+        </w:rPr>
+        <w:t>Id_Sold</w:t>
+      </w:r>
+      <w:proofErr w:type="spellEnd"/>
+      <w:r>
+        <w:rPr>
+          <w:rFonts w:ascii="Times New Roman" w:hAnsi="Times New Roman" w:cs="Times New Roman"/>
+          <w:sz w:val="26"/>
+          <w:szCs w:val="26"/>
+        </w:rPr>
+        <w:t xml:space="preserve">, </w:t>
+      </w:r>
+      <w:proofErr w:type="spellStart"/>
+      <w:r>
+        <w:rPr>
+          <w:rFonts w:ascii="Times New Roman" w:hAnsi="Times New Roman" w:cs="Times New Roman"/>
+          <w:sz w:val="26"/>
+          <w:szCs w:val="26"/>
+        </w:rPr>
+        <w:t>Suma_Disponibila</w:t>
+      </w:r>
+      <w:proofErr w:type="spellEnd"/>
+      <w:r>
+        <w:rPr>
+          <w:rFonts w:ascii="Times New Roman" w:hAnsi="Times New Roman" w:cs="Times New Roman"/>
+          <w:sz w:val="26"/>
+          <w:szCs w:val="26"/>
+        </w:rPr>
+        <w:t xml:space="preserve">, </w:t>
+      </w:r>
+      <w:proofErr w:type="spellStart"/>
+      <w:r>
+        <w:rPr>
+          <w:rFonts w:ascii="Times New Roman" w:hAnsi="Times New Roman" w:cs="Times New Roman"/>
+          <w:sz w:val="26"/>
+          <w:szCs w:val="26"/>
+        </w:rPr>
+        <w:t>Data_Ultima_Actualizare</w:t>
+      </w:r>
+      <w:proofErr w:type="spellEnd"/>
+      <w:r>
+        <w:rPr>
+          <w:rFonts w:ascii="Times New Roman" w:hAnsi="Times New Roman" w:cs="Times New Roman"/>
+          <w:sz w:val="26"/>
+          <w:szCs w:val="26"/>
+        </w:rPr>
+        <w:t xml:space="preserve">, </w:t>
+      </w:r>
+      <w:proofErr w:type="spellStart"/>
+      <w:r>
+        <w:rPr>
+          <w:rFonts w:ascii="Times New Roman" w:hAnsi="Times New Roman" w:cs="Times New Roman"/>
+          <w:sz w:val="26"/>
+          <w:szCs w:val="26"/>
+        </w:rPr>
+        <w:t>Id_Ghiseu</w:t>
+      </w:r>
+      <w:proofErr w:type="spellEnd"/>
+      <w:r>
+        <w:rPr>
+          <w:rFonts w:ascii="Times New Roman" w:hAnsi="Times New Roman" w:cs="Times New Roman"/>
+          <w:sz w:val="26"/>
+          <w:szCs w:val="26"/>
+        </w:rPr>
+        <w:t xml:space="preserve">, </w:t>
+      </w:r>
+      <w:proofErr w:type="spellStart"/>
+      <w:r>
+        <w:rPr>
+          <w:rFonts w:ascii="Times New Roman" w:hAnsi="Times New Roman" w:cs="Times New Roman"/>
+          <w:sz w:val="26"/>
+          <w:szCs w:val="26"/>
+        </w:rPr>
+        <w:t>Id_Valuta</w:t>
+      </w:r>
+      <w:proofErr w:type="spellEnd"/>
+      <w:r>
+        <w:rPr>
+          <w:rFonts w:ascii="Times New Roman" w:hAnsi="Times New Roman" w:cs="Times New Roman"/>
+          <w:sz w:val="26"/>
+          <w:szCs w:val="26"/>
+        </w:rPr>
+        <w:t xml:space="preserve">) </w:t>
+      </w:r>
+    </w:p>
+    <w:p>
+      <w:pPr>
+        <w:spacing w:line="360" w:lineRule="auto"/>
+        <w:rPr>
+          <w:rFonts w:ascii="Times New Roman" w:hAnsi="Times New Roman" w:cs="Times New Roman"/>
+          <w:sz w:val="26"/>
+          <w:szCs w:val="26"/>
+        </w:rPr>
+      </w:pPr>
+      <w:r>
+        <w:rPr>
+          <w:rFonts w:ascii="Times New Roman" w:hAnsi="Times New Roman" w:cs="Times New Roman"/>
+          <w:b/>
+          <w:bCs/>
+          <w:sz w:val="26"/>
+          <w:szCs w:val="26"/>
+        </w:rPr>
+        <w:t>ALIMENTARE_SEIF</w:t>
+      </w:r>
+      <w:r>
+        <w:rPr>
+          <w:rFonts w:ascii="Times New Roman" w:hAnsi="Times New Roman" w:cs="Times New Roman"/>
+          <w:sz w:val="26"/>
+          <w:szCs w:val="26"/>
+        </w:rPr>
+        <w:t xml:space="preserve"> (</w:t>
+      </w:r>
+      <w:proofErr w:type="spellStart"/>
+      <w:r>
+        <w:rPr>
+          <w:rFonts w:ascii="Times New Roman" w:hAnsi="Times New Roman" w:cs="Times New Roman"/>
+          <w:sz w:val="26"/>
+          <w:szCs w:val="26"/>
+        </w:rPr>
+        <w:t>Id_Alimentare</w:t>
+      </w:r>
+      <w:proofErr w:type="spellEnd"/>
+      <w:r>
+        <w:rPr>
+          <w:rFonts w:ascii="Times New Roman" w:hAnsi="Times New Roman" w:cs="Times New Roman"/>
+          <w:sz w:val="26"/>
+          <w:szCs w:val="26"/>
+        </w:rPr>
+        <w:t xml:space="preserve">, </w:t>
+      </w:r>
+      <w:proofErr w:type="spellStart"/>
+      <w:r>
+        <w:rPr>
+          <w:rFonts w:ascii="Times New Roman" w:hAnsi="Times New Roman" w:cs="Times New Roman"/>
+          <w:sz w:val="26"/>
+          <w:szCs w:val="26"/>
+        </w:rPr>
+        <w:t>Tip_Transfer</w:t>
+      </w:r>
+      <w:proofErr w:type="spellEnd"/>
+      <w:r>
+        <w:rPr>
+          <w:rFonts w:ascii="Times New Roman" w:hAnsi="Times New Roman" w:cs="Times New Roman"/>
+          <w:sz w:val="26"/>
+          <w:szCs w:val="26"/>
+        </w:rPr>
+        <w:t xml:space="preserve">, </w:t>
+      </w:r>
+      <w:proofErr w:type="spellStart"/>
+      <w:r>
+        <w:rPr>
+          <w:rFonts w:ascii="Times New Roman" w:hAnsi="Times New Roman" w:cs="Times New Roman"/>
+          <w:sz w:val="26"/>
+          <w:szCs w:val="26"/>
+        </w:rPr>
+        <w:t>Suma_Transferata</w:t>
+      </w:r>
+      <w:proofErr w:type="spellEnd"/>
+      <w:r>
+        <w:rPr>
+          <w:rFonts w:ascii="Times New Roman" w:hAnsi="Times New Roman" w:cs="Times New Roman"/>
+          <w:sz w:val="26"/>
+          <w:szCs w:val="26"/>
+        </w:rPr>
+        <w:t xml:space="preserve">, </w:t>
+      </w:r>
+      <w:proofErr w:type="spellStart"/>
+      <w:r>
+        <w:rPr>
+          <w:rFonts w:ascii="Times New Roman" w:hAnsi="Times New Roman" w:cs="Times New Roman"/>
+          <w:sz w:val="26"/>
+          <w:szCs w:val="26"/>
+        </w:rPr>
+        <w:t>Data_Ora</w:t>
+      </w:r>
+      <w:proofErr w:type="spellEnd"/>
+      <w:r>
+        <w:rPr>
+          <w:rFonts w:ascii="Times New Roman" w:hAnsi="Times New Roman" w:cs="Times New Roman"/>
+          <w:sz w:val="26"/>
+          <w:szCs w:val="26"/>
+        </w:rPr>
+        <w:t xml:space="preserve">, </w:t>
+      </w:r>
+      <w:proofErr w:type="spellStart"/>
+      <w:r>
+        <w:rPr>
+          <w:rFonts w:ascii="Times New Roman" w:hAnsi="Times New Roman" w:cs="Times New Roman"/>
+          <w:sz w:val="26"/>
+          <w:szCs w:val="26"/>
+        </w:rPr>
+        <w:t>Id_Ghiseu</w:t>
+      </w:r>
+      <w:proofErr w:type="spellEnd"/>
+      <w:r>
+        <w:rPr>
+          <w:rFonts w:ascii="Times New Roman" w:hAnsi="Times New Roman" w:cs="Times New Roman"/>
+          <w:sz w:val="26"/>
+          <w:szCs w:val="26"/>
+        </w:rPr>
+        <w:t xml:space="preserve">, </w:t>
+      </w:r>
+      <w:proofErr w:type="spellStart"/>
+      <w:r>
+        <w:rPr>
+          <w:rFonts w:ascii="Times New Roman" w:hAnsi="Times New Roman" w:cs="Times New Roman"/>
+          <w:sz w:val="26"/>
+          <w:szCs w:val="26"/>
+        </w:rPr>
+        <w:t>Id_Valuta</w:t>
+      </w:r>
+      <w:proofErr w:type="spellEnd"/>
+      <w:r>
+        <w:rPr>
+          <w:rFonts w:ascii="Times New Roman" w:hAnsi="Times New Roman" w:cs="Times New Roman"/>
+          <w:sz w:val="26"/>
+          <w:szCs w:val="26"/>
+        </w:rPr>
+        <w:t xml:space="preserve">, </w:t>
+      </w:r>
+      <w:proofErr w:type="spellStart"/>
+      <w:r>
+        <w:rPr>
+          <w:rFonts w:ascii="Times New Roman" w:hAnsi="Times New Roman" w:cs="Times New Roman"/>
+          <w:sz w:val="26"/>
+          <w:szCs w:val="26"/>
+        </w:rPr>
+        <w:t>Id_Angajat</w:t>
+      </w:r>
+      <w:proofErr w:type="spellEnd"/>
+      <w:r>
+        <w:rPr>
+          <w:rFonts w:ascii="Times New Roman" w:hAnsi="Times New Roman" w:cs="Times New Roman"/>
+          <w:sz w:val="26"/>
+          <w:szCs w:val="26"/>
+        </w:rPr>
+        <w:t xml:space="preserve">) </w:t>
+      </w:r>
+    </w:p>
+    <w:p>
+      <w:pPr>
+        <w:spacing w:line="360" w:lineRule="auto"/>
+        <w:rPr>
+          <w:rFonts w:ascii="Times New Roman" w:hAnsi="Times New Roman" w:cs="Times New Roman"/>
+          <w:sz w:val="26"/>
+          <w:szCs w:val="26"/>
+          <w:lang w:val="en-US"/>
+        </w:rPr>
+      </w:pPr>
+      <w:r>
+        <w:rPr>
+          <w:rFonts w:ascii="Times New Roman" w:hAnsi="Times New Roman" w:cs="Times New Roman"/>
+          <w:b/>
+          <w:bCs/>
+          <w:sz w:val="26"/>
+          <w:szCs w:val="26"/>
+        </w:rPr>
+        <w:t>DISCOUNT</w:t>
+      </w:r>
+      <w:r>
+        <w:rPr>
+          <w:rFonts w:ascii="Times New Roman" w:hAnsi="Times New Roman" w:cs="Times New Roman"/>
+          <w:sz w:val="26"/>
+          <w:szCs w:val="26"/>
+        </w:rPr>
+        <w:t xml:space="preserve"> (</w:t>
+      </w:r>
+      <w:proofErr w:type="spellStart"/>
+      <w:r>
+        <w:rPr>
+          <w:rFonts w:ascii="Times New Roman" w:hAnsi="Times New Roman" w:cs="Times New Roman"/>
+          <w:sz w:val="26"/>
+          <w:szCs w:val="26"/>
+        </w:rPr>
+        <w:t>Id_Discount</w:t>
+      </w:r>
+      <w:proofErr w:type="spellEnd"/>
+      <w:r>
+        <w:rPr>
+          <w:rFonts w:ascii="Times New Roman" w:hAnsi="Times New Roman" w:cs="Times New Roman"/>
+          <w:sz w:val="26"/>
+          <w:szCs w:val="26"/>
+        </w:rPr>
+        <w:t xml:space="preserve">, </w:t>
+      </w:r>
+      <w:proofErr w:type="spellStart"/>
+      <w:r>
+        <w:rPr>
+          <w:rFonts w:ascii="Times New Roman" w:hAnsi="Times New Roman" w:cs="Times New Roman"/>
+          <w:sz w:val="26"/>
+          <w:szCs w:val="26"/>
+        </w:rPr>
+        <w:t>Suma_Minima</w:t>
+      </w:r>
+      <w:proofErr w:type="spellEnd"/>
+      <w:r>
+        <w:rPr>
+          <w:rFonts w:ascii="Times New Roman" w:hAnsi="Times New Roman" w:cs="Times New Roman"/>
+          <w:sz w:val="26"/>
+          <w:szCs w:val="26"/>
+        </w:rPr>
+        <w:t xml:space="preserve">, </w:t>
+      </w:r>
+      <w:proofErr w:type="spellStart"/>
+      <w:r>
+        <w:rPr>
+          <w:rFonts w:ascii="Times New Roman" w:hAnsi="Times New Roman" w:cs="Times New Roman"/>
+          <w:sz w:val="26"/>
+          <w:szCs w:val="26"/>
+        </w:rPr>
+        <w:t>Suma_Maxima</w:t>
+      </w:r>
+      <w:proofErr w:type="spellEnd"/>
+      <w:r>
+        <w:rPr>
+          <w:rFonts w:ascii="Times New Roman" w:hAnsi="Times New Roman" w:cs="Times New Roman"/>
+          <w:sz w:val="26"/>
+          <w:szCs w:val="26"/>
+        </w:rPr>
+        <w:t xml:space="preserve">, </w:t>
+      </w:r>
+      <w:proofErr w:type="spellStart"/>
+      <w:r>
+        <w:rPr>
+          <w:rFonts w:ascii="Times New Roman" w:hAnsi="Times New Roman" w:cs="Times New Roman"/>
+          <w:sz w:val="26"/>
+          <w:szCs w:val="26"/>
+        </w:rPr>
+        <w:t>Procent_Discount</w:t>
+      </w:r>
+      <w:proofErr w:type="spellEnd"/>
+      <w:r>
+        <w:rPr>
+          <w:rFonts w:ascii="Times New Roman" w:hAnsi="Times New Roman" w:cs="Times New Roman"/>
+          <w:sz w:val="26"/>
+          <w:szCs w:val="26"/>
+        </w:rPr>
+        <w:t xml:space="preserve">, </w:t>
+      </w:r>
+      <w:proofErr w:type="spellStart"/>
+      <w:r>
+        <w:rPr>
+          <w:rFonts w:ascii="Times New Roman" w:hAnsi="Times New Roman" w:cs="Times New Roman"/>
+          <w:sz w:val="26"/>
+          <w:szCs w:val="26"/>
+        </w:rPr>
+        <w:t>Necesita_Aprobare_Manager</w:t>
+      </w:r>
+      <w:proofErr w:type="spellEnd"/>
+      <w:r>
+        <w:rPr>
+          <w:rFonts w:ascii="Times New Roman" w:hAnsi="Times New Roman" w:cs="Times New Roman"/>
+          <w:sz w:val="26"/>
+          <w:szCs w:val="26"/>
+        </w:rPr>
+        <w:t xml:space="preserve">, </w:t>
+      </w:r>
+      <w:proofErr w:type="spellStart"/>
+      <w:r>
+        <w:rPr>
+          <w:rFonts w:ascii="Times New Roman" w:hAnsi="Times New Roman" w:cs="Times New Roman"/>
+          <w:sz w:val="26"/>
+          <w:szCs w:val="26"/>
+        </w:rPr>
+        <w:t>Id_Valuta</w:t>
+      </w:r>
+      <w:proofErr w:type="spellEnd"/>
+      <w:r>
+        <w:rPr>
+          <w:rFonts w:ascii="Times New Roman" w:hAnsi="Times New Roman" w:cs="Times New Roman"/>
+          <w:sz w:val="26"/>
+          <w:szCs w:val="26"/>
+        </w:rPr>
+        <w:t xml:space="preserve">, </w:t>
+      </w:r>
+      <w:proofErr w:type="spellStart"/>
+      <w:r>
+        <w:rPr>
+          <w:rFonts w:ascii="Times New Roman" w:hAnsi="Times New Roman" w:cs="Times New Roman"/>
+          <w:sz w:val="26"/>
+          <w:szCs w:val="26"/>
+        </w:rPr>
+        <w:t>Id_Angajat</w:t>
+      </w:r>
+      <w:proofErr w:type="spellEnd"/>
+      <w:r>
+        <w:rPr>
+          <w:rFonts w:ascii="Times New Roman" w:hAnsi="Times New Roman" w:cs="Times New Roman"/>
+          <w:sz w:val="26"/>
+          <w:szCs w:val="26"/>
+        </w:rPr>
+        <w:t xml:space="preserve">) </w:t>
+      </w:r>
+    </w:p>
+    <w:p>
+      <w:pPr>
+        <w:spacing w:line="360" w:lineRule="auto"/>
+        <w:rPr>
+          <w:rFonts w:ascii="Times New Roman" w:hAnsi="Times New Roman" w:cs="Times New Roman"/>
+          <w:sz w:val="26"/>
+          <w:szCs w:val="26"/>
+        </w:rPr>
+      </w:pPr>
+      <w:r>
+        <w:rPr>
+          <w:rFonts w:ascii="Times New Roman" w:hAnsi="Times New Roman" w:cs="Times New Roman"/>
+          <w:b/>
+          <w:bCs/>
+          <w:sz w:val="26"/>
+          <w:szCs w:val="26"/>
+        </w:rPr>
+        <w:t xml:space="preserve">CERERE_TRANSFER_BANI_SUCURSALE </w:t>
+      </w:r>
+      <w:r>
+        <w:rPr>
+          <w:rFonts w:ascii="Times New Roman" w:hAnsi="Times New Roman" w:cs="Times New Roman"/>
+          <w:sz w:val="26"/>
+          <w:szCs w:val="26"/>
+        </w:rPr>
+        <w:t>(</w:t>
+      </w:r>
+      <w:proofErr w:type="spellStart"/>
+      <w:r>
+        <w:rPr>
+          <w:rFonts w:ascii="Times New Roman" w:hAnsi="Times New Roman" w:cs="Times New Roman"/>
+          <w:sz w:val="26"/>
+          <w:szCs w:val="26"/>
+        </w:rPr>
+        <w:t>Id_Cerere</w:t>
+      </w:r>
+      <w:proofErr w:type="spellEnd"/>
+      <w:r>
+        <w:rPr>
+          <w:rFonts w:ascii="Times New Roman" w:hAnsi="Times New Roman" w:cs="Times New Roman"/>
+          <w:sz w:val="26"/>
+          <w:szCs w:val="26"/>
+        </w:rPr>
+        <w:t xml:space="preserve">, </w:t>
+      </w:r>
+      <w:proofErr w:type="spellStart"/>
+      <w:r>
+        <w:rPr>
+          <w:rFonts w:ascii="Times New Roman" w:hAnsi="Times New Roman" w:cs="Times New Roman"/>
+          <w:sz w:val="26"/>
+          <w:szCs w:val="26"/>
+        </w:rPr>
+        <w:t>Data_Ora_Cerere</w:t>
+      </w:r>
+      <w:proofErr w:type="spellEnd"/>
+      <w:r>
+        <w:rPr>
+          <w:rFonts w:ascii="Times New Roman" w:hAnsi="Times New Roman" w:cs="Times New Roman"/>
+          <w:sz w:val="26"/>
+          <w:szCs w:val="26"/>
+        </w:rPr>
+        <w:t xml:space="preserve">, Status, </w:t>
+      </w:r>
+      <w:proofErr w:type="spellStart"/>
+      <w:r>
+        <w:rPr>
+          <w:rFonts w:ascii="Times New Roman" w:hAnsi="Times New Roman" w:cs="Times New Roman"/>
+          <w:sz w:val="26"/>
+          <w:szCs w:val="26"/>
+        </w:rPr>
+        <w:t>Suma_Solicitata</w:t>
+      </w:r>
+      <w:proofErr w:type="spellEnd"/>
+      <w:r>
+        <w:rPr>
+          <w:rFonts w:ascii="Times New Roman" w:hAnsi="Times New Roman" w:cs="Times New Roman"/>
+          <w:sz w:val="26"/>
+          <w:szCs w:val="26"/>
+        </w:rPr>
+        <w:t xml:space="preserve">, </w:t>
+      </w:r>
+      <w:proofErr w:type="spellStart"/>
+      <w:r>
+        <w:rPr>
+          <w:rFonts w:ascii="Times New Roman" w:hAnsi="Times New Roman" w:cs="Times New Roman"/>
+          <w:sz w:val="26"/>
+          <w:szCs w:val="26"/>
+        </w:rPr>
+        <w:t>Id_Sucursala_Sursa</w:t>
+      </w:r>
+      <w:proofErr w:type="spellEnd"/>
+      <w:r>
+        <w:rPr>
+          <w:rFonts w:ascii="Times New Roman" w:hAnsi="Times New Roman" w:cs="Times New Roman"/>
+          <w:sz w:val="26"/>
+          <w:szCs w:val="26"/>
+        </w:rPr>
+        <w:t xml:space="preserve">, </w:t>
+      </w:r>
+      <w:proofErr w:type="spellStart"/>
+      <w:r>
+        <w:rPr>
+          <w:rFonts w:ascii="Times New Roman" w:hAnsi="Times New Roman" w:cs="Times New Roman"/>
+          <w:sz w:val="26"/>
+          <w:szCs w:val="26"/>
+        </w:rPr>
+        <w:t>Id_Sucursala_Destinatie</w:t>
+      </w:r>
+      <w:proofErr w:type="spellEnd"/>
+      <w:r>
+        <w:rPr>
+          <w:rFonts w:ascii="Times New Roman" w:hAnsi="Times New Roman" w:cs="Times New Roman"/>
+          <w:sz w:val="26"/>
+          <w:szCs w:val="26"/>
+        </w:rPr>
+        <w:t xml:space="preserve">, </w:t>
+      </w:r>
+      <w:proofErr w:type="spellStart"/>
+      <w:r>
+        <w:rPr>
+          <w:rFonts w:ascii="Times New Roman" w:hAnsi="Times New Roman" w:cs="Times New Roman"/>
+          <w:sz w:val="26"/>
+          <w:szCs w:val="26"/>
+        </w:rPr>
+        <w:t>Id_Valuta</w:t>
+      </w:r>
+      <w:proofErr w:type="spellEnd"/>
+      <w:r>
+        <w:rPr>
+          <w:rFonts w:ascii="Times New Roman" w:hAnsi="Times New Roman" w:cs="Times New Roman"/>
+          <w:sz w:val="26"/>
+          <w:szCs w:val="26"/>
+        </w:rPr>
+        <w:t xml:space="preserve">, </w:t>
+      </w:r>
+      <w:proofErr w:type="spellStart"/>
+      <w:r>
+        <w:rPr>
+          <w:rFonts w:ascii="Times New Roman" w:hAnsi="Times New Roman" w:cs="Times New Roman"/>
+          <w:sz w:val="26"/>
+          <w:szCs w:val="26"/>
+        </w:rPr>
+        <w:t>Id_Angajat_Solicitant</w:t>
+      </w:r>
+      <w:proofErr w:type="spellEnd"/>
+      <w:r>
+        <w:rPr>
+          <w:rFonts w:ascii="Times New Roman" w:hAnsi="Times New Roman" w:cs="Times New Roman"/>
+          <w:sz w:val="26"/>
+          <w:szCs w:val="26"/>
+        </w:rPr>
+        <w:t xml:space="preserve">) </w:t>
+      </w:r>
+    </w:p>
+    <w:p>
+      <w:pPr>
+        <w:spacing w:line="360" w:lineRule="auto"/>
+        <w:rPr>
+          <w:rFonts w:ascii="Times New Roman" w:hAnsi="Times New Roman" w:cs="Times New Roman"/>
+          <w:sz w:val="26"/>
+          <w:szCs w:val="26"/>
+          <w:lang w:val="en-US"/>
+        </w:rPr>
+      </w:pPr>
+    </w:p>
+    <w:p>
+      <w:pPr>
+        <w:spacing w:line="360" w:lineRule="auto"/>
+        <w:rPr>
+          <w:rFonts w:ascii="Times New Roman" w:hAnsi="Times New Roman" w:cs="Times New Roman"/>
+          <w:sz w:val="26"/>
+          <w:szCs w:val="26"/>
+          <w:lang w:val="en-US"/>
+        </w:rPr>
+      </w:pPr>
+      <w:r>
+        <w:rPr>
+          <w:rFonts w:ascii="Times New Roman" w:hAnsi="Times New Roman" w:cs="Times New Roman"/>
+          <w:noProof/>
+          <w:sz w:val="26"/>
+          <w:szCs w:val="26"/>
+          <w:lang w:val="en-US"/>
+        </w:rPr>
+        <w:drawing>
+          <wp:inline distT="0" distB="0" distL="0" distR="0" wp14:anchorId="7756DE24" wp14:editId="5A950F53">
+            <wp:extent cx="5753100" cy="6835140"/>
+            <wp:effectExtent l="0" t="0" r="0" b="3810"/>
+            <wp:docPr id="61669207" name="Imagine 1"/>
+            <wp:cNvGraphicFramePr>
+              <a:graphicFrameLocks xmlns:a="http://schemas.openxmlformats.org/drawingml/2006/main" noChangeAspect="1"/>
+            </wp:cNvGraphicFramePr>
+            <a:graphic xmlns:a="http://schemas.openxmlformats.org/drawingml/2006/main">
+              <a:graphicData uri="http://schemas.openxmlformats.org/drawingml/2006/picture">
+                <pic:pic xmlns:pic="http://schemas.openxmlformats.org/drawingml/2006/picture">
+                  <pic:nvPicPr>
+                    <pic:cNvPr id="0" name="Picture 1"/>
+                    <pic:cNvPicPr>
+                      <a:picLocks noChangeAspect="1" noChangeArrowheads="1"/>
+                    </pic:cNvPicPr>
+                  </pic:nvPicPr>
+                  <pic:blipFill>
+                    <a:blip r:embed="rId9" cstate="print">
+                      <a:extLst>
+                        <a:ext uri="{28A0092B-C50C-407E-A947-70E740481C1C}">
+                          <a14:useLocalDpi xmlns:a14="http://schemas.microsoft.com/office/drawing/2010/main" val="0"/>
+                        </a:ext>
+                      </a:extLst>
+                    </a:blip>
+                    <a:srcRect/>
+                    <a:stretch>
+                      <a:fillRect/>
+                    </a:stretch>
+                  </pic:blipFill>
+                  <pic:spPr bwMode="auto">
+                    <a:xfrm>
+                      <a:off x="0" y="0"/>
+                      <a:ext cx="5753100" cy="6835140"/>
+                    </a:xfrm>
+                    <a:prstGeom prst="rect">
+                      <a:avLst/>
+                    </a:prstGeom>
+                    <a:noFill/>
+                    <a:ln>
+                      <a:noFill/>
+                    </a:ln>
+                  </pic:spPr>
+                </pic:pic>
+              </a:graphicData>
+            </a:graphic>
+          </wp:inline>
+        </w:drawing>
+      </w:r>
+    </w:p>
+    <w:p>
+      <w:pPr>
+        <w:spacing w:line="360" w:lineRule="auto"/>
+        <w:rPr>
+          <w:rFonts w:ascii="Times New Roman" w:hAnsi="Times New Roman" w:cs="Times New Roman"/>
+          <w:sz w:val="26"/>
+          <w:szCs w:val="26"/>
+          <w:lang w:val="en-US"/>
+        </w:rPr>
+      </w:pPr>
+    </w:p>
+    <w:p>
+      <w:pPr>
+        <w:spacing w:line="360" w:lineRule="auto"/>
+        <w:rPr>
+          <w:rFonts w:ascii="Times New Roman" w:hAnsi="Times New Roman" w:cs="Times New Roman"/>
+          <w:sz w:val="26"/>
+          <w:szCs w:val="26"/>
+          <w:lang w:val="en-US"/>
+        </w:rPr>
+      </w:pPr>
+    </w:p>
+    <w:p>
+      <w:pPr>
+        <w:spacing w:line="360" w:lineRule="auto"/>
+        <w:rPr>
+          <w:rFonts w:ascii="Times New Roman" w:hAnsi="Times New Roman" w:cs="Times New Roman"/>
+          <w:sz w:val="26"/>
+          <w:szCs w:val="26"/>
+          <w:lang w:val="en-US"/>
+        </w:rPr>
+      </w:pPr>
+    </w:p>
+    <w:p>
+      <w:pPr>
+        <w:spacing w:line="360" w:lineRule="auto"/>
+        <w:rPr>
+          <w:rFonts w:ascii="Times New Roman" w:hAnsi="Times New Roman" w:cs="Times New Roman"/>
+          <w:sz w:val="26"/>
+          <w:szCs w:val="26"/>
+          <w:lang w:val="en-US"/>
+        </w:rPr>
+      </w:pPr>
+    </w:p>
+    <w:p>
+      <w:pPr>
+        <w:spacing w:line="360" w:lineRule="auto"/>
+        <w:rPr>
+          <w:rFonts w:ascii="Times New Roman" w:hAnsi="Times New Roman" w:cs="Times New Roman"/>
+          <w:sz w:val="26"/>
+          <w:szCs w:val="26"/>
+          <w:lang w:val="en-US"/>
+        </w:rPr>
+      </w:pPr>
+    </w:p>
+    <w:p>
+      <w:pPr>
+        <w:spacing w:line="360" w:lineRule="auto"/>
+        <w:rPr>
+          <w:rFonts w:ascii="Times New Roman" w:hAnsi="Times New Roman" w:cs="Times New Roman"/>
+          <w:b/>
+          <w:bCs/>
+          <w:sz w:val="26"/>
+          <w:szCs w:val="26"/>
+          <w:lang w:val="en-US"/>
+        </w:rPr>
+      </w:pPr>
+      <w:r>
+        <w:rPr>
+          <w:rFonts w:ascii="Times New Roman" w:hAnsi="Times New Roman" w:cs="Times New Roman"/>
+          <w:b/>
+          <w:bCs/>
+          <w:sz w:val="26"/>
+          <w:szCs w:val="26"/>
+          <w:lang w:val="en-US"/>
+        </w:rPr>
+        <w:t xml:space="preserve">6. </w:t>
+      </w:r>
+      <w:proofErr w:type="spellStart"/>
+      <w:r>
+        <w:rPr>
+          <w:rFonts w:ascii="Times New Roman" w:hAnsi="Times New Roman" w:cs="Times New Roman"/>
+          <w:b/>
+          <w:bCs/>
+          <w:sz w:val="26"/>
+          <w:szCs w:val="26"/>
+          <w:lang w:val="en-US"/>
+        </w:rPr>
+        <w:t>Normalizarea</w:t>
+      </w:r>
+      <w:proofErr w:type="spellEnd"/>
+      <w:r>
+        <w:rPr>
+          <w:rFonts w:ascii="Times New Roman" w:hAnsi="Times New Roman" w:cs="Times New Roman"/>
+          <w:b/>
+          <w:bCs/>
+          <w:sz w:val="26"/>
+          <w:szCs w:val="26"/>
+          <w:lang w:val="en-US"/>
+        </w:rPr>
+        <w:t xml:space="preserve"> </w:t>
+      </w:r>
+      <w:proofErr w:type="spellStart"/>
+      <w:r>
+        <w:rPr>
+          <w:rFonts w:ascii="Times New Roman" w:hAnsi="Times New Roman" w:cs="Times New Roman"/>
+          <w:b/>
+          <w:bCs/>
+          <w:sz w:val="26"/>
+          <w:szCs w:val="26"/>
+          <w:lang w:val="en-US"/>
+        </w:rPr>
+        <w:t>Bazei</w:t>
+      </w:r>
+      <w:proofErr w:type="spellEnd"/>
+      <w:r>
+        <w:rPr>
+          <w:rFonts w:ascii="Times New Roman" w:hAnsi="Times New Roman" w:cs="Times New Roman"/>
+          <w:b/>
+          <w:bCs/>
+          <w:sz w:val="26"/>
+          <w:szCs w:val="26"/>
+          <w:lang w:val="en-US"/>
+        </w:rPr>
+        <w:t xml:space="preserve"> de Date:</w:t>
+      </w:r>
+    </w:p>
+    <w:p>
+      <w:pPr>
+        <w:spacing w:line="360" w:lineRule="auto"/>
+        <w:ind w:left="360"/>
+        <w:rPr>
+          <w:rFonts w:ascii="Times New Roman" w:hAnsi="Times New Roman" w:cs="Times New Roman"/>
+          <w:sz w:val="26"/>
+          <w:szCs w:val="26"/>
+          <w:lang w:val="en-US"/>
+        </w:rPr>
+      </w:pPr>
+    </w:p>
+    <w:p>
+      <w:pPr>
+        <w:spacing w:line="360" w:lineRule="auto"/>
+        <w:rPr>
+          <w:rFonts w:ascii="Times New Roman" w:hAnsi="Times New Roman" w:cs="Times New Roman"/>
+          <w:sz w:val="26"/>
+          <w:szCs w:val="26"/>
+        </w:rPr>
+      </w:pPr>
+      <w:r>
+        <w:rPr>
+          <w:rFonts w:ascii="Times New Roman" w:hAnsi="Times New Roman" w:cs="Times New Roman"/>
+          <w:b/>
+          <w:bCs/>
+          <w:sz w:val="26"/>
+          <w:szCs w:val="26"/>
+        </w:rPr>
+        <w:t>Forma Normală 1:</w:t>
+      </w:r>
+      <w:r>
+        <w:rPr>
+          <w:rFonts w:ascii="Times New Roman" w:hAnsi="Times New Roman" w:cs="Times New Roman"/>
+          <w:sz w:val="26"/>
+          <w:szCs w:val="26"/>
+        </w:rPr>
+        <w:t xml:space="preserve"> Toate atributele din tabele conțin valori atomice. Nu există grupuri de atribute repetitive în cadrul aceleiași mase de date. Fiecare tabelă are o cheie primară unică definită. </w:t>
+      </w:r>
+    </w:p>
+    <w:p>
+      <w:pPr>
+        <w:spacing w:line="360" w:lineRule="auto"/>
+        <w:rPr>
+          <w:rFonts w:ascii="Times New Roman" w:hAnsi="Times New Roman" w:cs="Times New Roman"/>
+          <w:sz w:val="26"/>
+          <w:szCs w:val="26"/>
+        </w:rPr>
+      </w:pPr>
+      <w:r>
+        <w:rPr>
+          <w:rFonts w:ascii="Times New Roman" w:hAnsi="Times New Roman" w:cs="Times New Roman"/>
+          <w:b/>
+          <w:bCs/>
+          <w:sz w:val="26"/>
+          <w:szCs w:val="26"/>
+        </w:rPr>
+        <w:t>Forma Normală 2:</w:t>
+      </w:r>
+      <w:r>
+        <w:rPr>
+          <w:rFonts w:ascii="Times New Roman" w:hAnsi="Times New Roman" w:cs="Times New Roman"/>
+          <w:sz w:val="26"/>
+          <w:szCs w:val="26"/>
+        </w:rPr>
+        <w:t xml:space="preserve"> Baza de date respectă FN1. Toate atributele ne-cheie depind în întregime de cheia primară. Nu există dependențe parțiale față de cheie, deoarece fiecare tabelă utilizează o cheie primară simplă</w:t>
+      </w:r>
+      <w:r>
+        <w:rPr>
+          <w:rFonts w:ascii="Times New Roman" w:hAnsi="Times New Roman" w:cs="Times New Roman"/>
+          <w:sz w:val="26"/>
+          <w:szCs w:val="26"/>
+        </w:rPr>
+        <w:t xml:space="preserve">, </w:t>
+      </w:r>
+      <w:r>
+        <w:rPr>
+          <w:rFonts w:ascii="Times New Roman" w:hAnsi="Times New Roman" w:cs="Times New Roman"/>
+          <w:sz w:val="26"/>
+          <w:szCs w:val="26"/>
+        </w:rPr>
+        <w:t>un singur identificator numeric unic</w:t>
+      </w:r>
+      <w:r>
+        <w:rPr>
+          <w:rFonts w:ascii="Times New Roman" w:hAnsi="Times New Roman" w:cs="Times New Roman"/>
+          <w:sz w:val="26"/>
+          <w:szCs w:val="26"/>
+        </w:rPr>
+        <w:t xml:space="preserve">. </w:t>
+      </w:r>
+    </w:p>
+    <w:p>
+      <w:pPr>
+        <w:spacing w:line="360" w:lineRule="auto"/>
+        <w:rPr>
+          <w:rFonts w:ascii="Times New Roman" w:hAnsi="Times New Roman" w:cs="Times New Roman"/>
+          <w:sz w:val="26"/>
+          <w:szCs w:val="26"/>
+        </w:rPr>
+      </w:pPr>
+      <w:r>
+        <w:rPr>
+          <w:rFonts w:ascii="Times New Roman" w:hAnsi="Times New Roman" w:cs="Times New Roman"/>
+          <w:b/>
+          <w:bCs/>
+          <w:sz w:val="26"/>
+          <w:szCs w:val="26"/>
+        </w:rPr>
+        <w:t>Forma Normală 3:</w:t>
+      </w:r>
+      <w:r>
+        <w:rPr>
+          <w:rFonts w:ascii="Times New Roman" w:hAnsi="Times New Roman" w:cs="Times New Roman"/>
+          <w:sz w:val="26"/>
+          <w:szCs w:val="26"/>
+        </w:rPr>
+        <w:t xml:space="preserve"> Baza de date respectă FN2. Toate atributele ne-cheie depind direct și exclusiv de cheia primară, eliminându-se dependențele tranzitive. Spre exemplu, datele despre sucursală se păstrează doar în tabela </w:t>
+      </w:r>
+      <w:r>
+        <w:rPr>
+          <w:rFonts w:ascii="Times New Roman" w:hAnsi="Times New Roman" w:cs="Times New Roman"/>
+          <w:b/>
+          <w:bCs/>
+          <w:sz w:val="26"/>
+          <w:szCs w:val="26"/>
+        </w:rPr>
+        <w:t>Sucursala</w:t>
+      </w:r>
+      <w:r>
+        <w:rPr>
+          <w:rFonts w:ascii="Times New Roman" w:hAnsi="Times New Roman" w:cs="Times New Roman"/>
+          <w:sz w:val="26"/>
+          <w:szCs w:val="26"/>
+        </w:rPr>
+        <w:t xml:space="preserve">, iar tabela </w:t>
+      </w:r>
+      <w:proofErr w:type="spellStart"/>
+      <w:r>
+        <w:rPr>
+          <w:rFonts w:ascii="Times New Roman" w:hAnsi="Times New Roman" w:cs="Times New Roman"/>
+          <w:b/>
+          <w:bCs/>
+          <w:sz w:val="26"/>
+          <w:szCs w:val="26"/>
+        </w:rPr>
+        <w:t>Ghiseu</w:t>
+      </w:r>
+      <w:proofErr w:type="spellEnd"/>
+      <w:r>
+        <w:rPr>
+          <w:rFonts w:ascii="Times New Roman" w:hAnsi="Times New Roman" w:cs="Times New Roman"/>
+          <w:sz w:val="26"/>
+          <w:szCs w:val="26"/>
+        </w:rPr>
+        <w:t xml:space="preserve"> reține doar cheia străină </w:t>
+      </w:r>
+      <w:proofErr w:type="spellStart"/>
+      <w:r>
+        <w:rPr>
+          <w:rFonts w:ascii="Times New Roman" w:hAnsi="Times New Roman" w:cs="Times New Roman"/>
+          <w:sz w:val="26"/>
+          <w:szCs w:val="26"/>
+        </w:rPr>
+        <w:t>Id_Sucursala</w:t>
+      </w:r>
+      <w:proofErr w:type="spellEnd"/>
+      <w:r>
+        <w:rPr>
+          <w:rFonts w:ascii="Times New Roman" w:hAnsi="Times New Roman" w:cs="Times New Roman"/>
+          <w:sz w:val="26"/>
+          <w:szCs w:val="26"/>
+        </w:rPr>
+        <w:t xml:space="preserve">, evitând redundanța datelor. </w:t>
+      </w:r>
+    </w:p>
+    <w:p>
+      <w:pPr>
+        <w:spacing w:line="360" w:lineRule="auto"/>
+        <w:rPr>
+          <w:rFonts w:ascii="Times New Roman" w:hAnsi="Times New Roman" w:cs="Times New Roman"/>
+          <w:sz w:val="26"/>
+          <w:szCs w:val="26"/>
+          <w:lang w:val="en-US"/>
+        </w:rPr>
+      </w:pPr>
+    </w:p>
     <w:sectPr>
-      <w:footerReference w:type="default" r:id="rId9"/>
+      <w:footerReference w:type="default" r:id="rId10"/>
       <w:pgSz w:w="11906" w:h="16838"/>
       <w:pgMar w:top="1417" w:right="1417" w:bottom="1417" w:left="1417" w:header="708" w:footer="708" w:gutter="0"/>
       <w:cols w:space="708"/>
@@ -2774,11 +7069,11 @@
     </w:lvl>
   </w:abstractNum>
   <w:abstractNum w:abstractNumId="2" w15:restartNumberingAfterBreak="0">
-    <w:nsid w:val="5A6F0AD6"/>
+    <w:nsid w:val="457E312C"/>
     <w:multiLevelType w:val="hybridMultilevel"/>
-    <w:tmpl w:val="0332129C"/>
+    <w:tmpl w:val="AAF406CE"/>
     <w:lvl w:ilvl="0" w:tplc="0418000F">
-      <w:start w:val="1"/>
+      <w:start w:val="4"/>
       <w:numFmt w:val="decimal"/>
       <w:lvlText w:val="%1."/>
       <w:lvlJc w:val="left"/>
@@ -2863,9 +7158,9 @@
     </w:lvl>
   </w:abstractNum>
   <w:abstractNum w:abstractNumId="3" w15:restartNumberingAfterBreak="0">
-    <w:nsid w:val="5BD77F48"/>
+    <w:nsid w:val="5A6F0AD6"/>
     <w:multiLevelType w:val="hybridMultilevel"/>
-    <w:tmpl w:val="1D26C040"/>
+    <w:tmpl w:val="0332129C"/>
     <w:lvl w:ilvl="0" w:tplc="0418000F">
       <w:start w:val="1"/>
       <w:numFmt w:val="decimal"/>
@@ -2952,9 +7247,9 @@
     </w:lvl>
   </w:abstractNum>
   <w:abstractNum w:abstractNumId="4" w15:restartNumberingAfterBreak="0">
-    <w:nsid w:val="5E756FBB"/>
+    <w:nsid w:val="5BD77F48"/>
     <w:multiLevelType w:val="hybridMultilevel"/>
-    <w:tmpl w:val="AE406D60"/>
+    <w:tmpl w:val="1D26C040"/>
     <w:lvl w:ilvl="0" w:tplc="0418000F">
       <w:start w:val="1"/>
       <w:numFmt w:val="decimal"/>
@@ -3041,6 +7336,95 @@
     </w:lvl>
   </w:abstractNum>
   <w:abstractNum w:abstractNumId="5" w15:restartNumberingAfterBreak="0">
+    <w:nsid w:val="5E756FBB"/>
+    <w:multiLevelType w:val="hybridMultilevel"/>
+    <w:tmpl w:val="AE406D60"/>
+    <w:lvl w:ilvl="0" w:tplc="0418000F">
+      <w:start w:val="1"/>
+      <w:numFmt w:val="decimal"/>
+      <w:lvlText w:val="%1."/>
+      <w:lvlJc w:val="left"/>
+      <w:pPr>
+        <w:ind w:left="720" w:hanging="360"/>
+      </w:pPr>
+      <w:rPr>
+        <w:rFonts w:hint="default"/>
+      </w:rPr>
+    </w:lvl>
+    <w:lvl w:ilvl="1" w:tplc="04180019" w:tentative="1">
+      <w:start w:val="1"/>
+      <w:numFmt w:val="lowerLetter"/>
+      <w:lvlText w:val="%2."/>
+      <w:lvlJc w:val="left"/>
+      <w:pPr>
+        <w:ind w:left="1440" w:hanging="360"/>
+      </w:pPr>
+    </w:lvl>
+    <w:lvl w:ilvl="2" w:tplc="0418001B" w:tentative="1">
+      <w:start w:val="1"/>
+      <w:numFmt w:val="lowerRoman"/>
+      <w:lvlText w:val="%3."/>
+      <w:lvlJc w:val="right"/>
+      <w:pPr>
+        <w:ind w:left="2160" w:hanging="180"/>
+      </w:pPr>
+    </w:lvl>
+    <w:lvl w:ilvl="3" w:tplc="0418000F" w:tentative="1">
+      <w:start w:val="1"/>
+      <w:numFmt w:val="decimal"/>
+      <w:lvlText w:val="%4."/>
+      <w:lvlJc w:val="left"/>
+      <w:pPr>
+        <w:ind w:left="2880" w:hanging="360"/>
+      </w:pPr>
+    </w:lvl>
+    <w:lvl w:ilvl="4" w:tplc="04180019" w:tentative="1">
+      <w:start w:val="1"/>
+      <w:numFmt w:val="lowerLetter"/>
+      <w:lvlText w:val="%5."/>
+      <w:lvlJc w:val="left"/>
+      <w:pPr>
+        <w:ind w:left="3600" w:hanging="360"/>
+      </w:pPr>
+    </w:lvl>
+    <w:lvl w:ilvl="5" w:tplc="0418001B" w:tentative="1">
+      <w:start w:val="1"/>
+      <w:numFmt w:val="lowerRoman"/>
+      <w:lvlText w:val="%6."/>
+      <w:lvlJc w:val="right"/>
+      <w:pPr>
+        <w:ind w:left="4320" w:hanging="180"/>
+      </w:pPr>
+    </w:lvl>
+    <w:lvl w:ilvl="6" w:tplc="0418000F" w:tentative="1">
+      <w:start w:val="1"/>
+      <w:numFmt w:val="decimal"/>
+      <w:lvlText w:val="%7."/>
+      <w:lvlJc w:val="left"/>
+      <w:pPr>
+        <w:ind w:left="5040" w:hanging="360"/>
+      </w:pPr>
+    </w:lvl>
+    <w:lvl w:ilvl="7" w:tplc="04180019" w:tentative="1">
+      <w:start w:val="1"/>
+      <w:numFmt w:val="lowerLetter"/>
+      <w:lvlText w:val="%8."/>
+      <w:lvlJc w:val="left"/>
+      <w:pPr>
+        <w:ind w:left="5760" w:hanging="360"/>
+      </w:pPr>
+    </w:lvl>
+    <w:lvl w:ilvl="8" w:tplc="0418001B" w:tentative="1">
+      <w:start w:val="1"/>
+      <w:numFmt w:val="lowerRoman"/>
+      <w:lvlText w:val="%9."/>
+      <w:lvlJc w:val="right"/>
+      <w:pPr>
+        <w:ind w:left="6480" w:hanging="180"/>
+      </w:pPr>
+    </w:lvl>
+  </w:abstractNum>
+  <w:abstractNum w:abstractNumId="6" w15:restartNumberingAfterBreak="0">
     <w:nsid w:val="66884E40"/>
     <w:multiLevelType w:val="multilevel"/>
     <w:tmpl w:val="8CAAD69C"/>
@@ -3189,7 +7573,7 @@
       </w:rPr>
     </w:lvl>
   </w:abstractNum>
-  <w:abstractNum w:abstractNumId="6" w15:restartNumberingAfterBreak="0">
+  <w:abstractNum w:abstractNumId="7" w15:restartNumberingAfterBreak="0">
     <w:nsid w:val="6DA23859"/>
     <w:multiLevelType w:val="hybridMultilevel"/>
     <w:tmpl w:val="DB7A6934"/>
@@ -3303,24 +7687,27 @@
     </w:lvl>
   </w:abstractNum>
   <w:num w:numId="1" w16cid:durableId="916401044">
-    <w:abstractNumId w:val="5"/>
+    <w:abstractNumId w:val="6"/>
   </w:num>
   <w:num w:numId="2" w16cid:durableId="44106648">
     <w:abstractNumId w:val="1"/>
   </w:num>
   <w:num w:numId="3" w16cid:durableId="1830752099">
-    <w:abstractNumId w:val="6"/>
+    <w:abstractNumId w:val="7"/>
   </w:num>
   <w:num w:numId="4" w16cid:durableId="420031137">
-    <w:abstractNumId w:val="3"/>
+    <w:abstractNumId w:val="4"/>
   </w:num>
   <w:num w:numId="5" w16cid:durableId="1265570822">
-    <w:abstractNumId w:val="4"/>
+    <w:abstractNumId w:val="5"/>
   </w:num>
   <w:num w:numId="6" w16cid:durableId="1516650251">
     <w:abstractNumId w:val="0"/>
   </w:num>
   <w:num w:numId="7" w16cid:durableId="2031566878">
+    <w:abstractNumId w:val="3"/>
+  </w:num>
+  <w:num w:numId="8" w16cid:durableId="1985890424">
     <w:abstractNumId w:val="2"/>
   </w:num>
 </w:numbering>
@@ -3929,7 +8316,6 @@
   <w:style w:type="character" w:default="1" w:styleId="Fontdeparagrafimplicit">
     <w:name w:val="Default Paragraph Font"/>
     <w:uiPriority w:val="1"/>
-    <w:semiHidden/>
     <w:unhideWhenUsed/>
   </w:style>
   <w:style w:type="table" w:default="1" w:styleId="TabelNormal">
